--- a/00-首页/学生讲义Word/统计热力学与Maxwell关系-超级充实版（自学完整）.docx
+++ b/00-首页/学生讲义Word/统计热力学与Maxwell关系-超级充实版（自学完整）.docx
@@ -2,7 +2,7 @@
 <file path=word/document.xml><?xml version="1.0" encoding="utf-8"?>
 <w:document xmlns:w="http://schemas.openxmlformats.org/wordprocessingml/2006/main" xmlns:m="http://schemas.openxmlformats.org/officeDocument/2006/math" xmlns:r="http://schemas.openxmlformats.org/officeDocument/2006/relationships" xmlns:o="urn:schemas-microsoft-com:office:office" xmlns:v="urn:schemas-microsoft-com:vml" xmlns:w10="urn:schemas-microsoft-com:office:word" xmlns:a="http://schemas.openxmlformats.org/drawingml/2006/main" xmlns:pic="http://schemas.openxmlformats.org/drawingml/2006/picture" xmlns:wp="http://schemas.openxmlformats.org/drawingml/2006/wordprocessingDrawing">
   <w:body>
-    <w:bookmarkStart w:id="53" w:name="第四轮4-7-统计热力学与-maxwell-关系冲刺班-自学完整"/>
+    <w:bookmarkStart w:id="44" w:name="第四轮4-7-统计热力学与-maxwell-关系冲刺班-自学完整"/>
     <w:p>
       <w:pPr>
         <w:pStyle w:val="Heading1"/>
@@ -217,7 +217,7 @@
             </w:pPr>
             <w:r>
               <w:rPr>
-                <w:rFonts w:hint="eastAsia" w:ascii="Times New Roman" w:hAnsi="Times New Roman" w:eastAsia="SimSun" w:cs="Times New Roman"/>
+                <w:rFonts w:hint="eastAsia" w:ascii="Times New Roman" w:hAnsi="Times New Roman" w:eastAsia="FangSong" w:cs="Times New Roman"/>
               </w:rPr>
               <w:t xml:space="preserve">从</w:t>
             </w:r>
@@ -229,7 +229,7 @@
             </w:r>
             <w:r>
               <w:rPr>
-                <w:rFonts w:hint="eastAsia" w:ascii="Times New Roman" w:hAnsi="Times New Roman" w:eastAsia="SimSun" w:cs="Times New Roman"/>
+                <w:rFonts w:hint="eastAsia" w:ascii="Times New Roman" w:hAnsi="Times New Roman" w:eastAsia="FangSong" w:cs="Times New Roman"/>
               </w:rPr>
               <w:t xml:space="preserve">经</w:t>
             </w:r>
@@ -241,7 +241,7 @@
             </w:r>
             <w:r>
               <w:rPr>
-                <w:rFonts w:hint="eastAsia" w:ascii="Times New Roman" w:hAnsi="Times New Roman" w:eastAsia="SimSun" w:cs="Times New Roman"/>
+                <w:rFonts w:hint="eastAsia" w:ascii="Times New Roman" w:hAnsi="Times New Roman" w:eastAsia="FangSong" w:cs="Times New Roman"/>
               </w:rPr>
               <w:t xml:space="preserve">变换得到四大基本方程</w:t>
             </w:r>
@@ -256,7 +256,7 @@
             </w:pPr>
             <w:r>
               <w:rPr>
-                <w:rFonts w:hint="eastAsia" w:ascii="Times New Roman" w:hAnsi="Times New Roman" w:eastAsia="SimSun" w:cs="Times New Roman"/>
+                <w:rFonts w:hint="eastAsia" w:ascii="Times New Roman" w:hAnsi="Times New Roman" w:eastAsia="FangSong" w:cs="Times New Roman"/>
               </w:rPr>
               <w:t xml:space="preserve">能写出</w:t>
             </w:r>
@@ -268,7 +268,7 @@
             </w:r>
             <w:r>
               <w:rPr>
-                <w:rFonts w:hint="eastAsia" w:ascii="Times New Roman" w:hAnsi="Times New Roman" w:eastAsia="SimSun" w:cs="Times New Roman"/>
+                <w:rFonts w:hint="eastAsia" w:ascii="Times New Roman" w:hAnsi="Times New Roman" w:eastAsia="FangSong" w:cs="Times New Roman"/>
               </w:rPr>
               <w:t xml:space="preserve">的全微分</w:t>
             </w:r>
@@ -300,7 +300,7 @@
             </w:pPr>
             <w:r>
               <w:rPr>
-                <w:rFonts w:hint="eastAsia" w:ascii="Times New Roman" w:hAnsi="Times New Roman" w:eastAsia="SimSun" w:cs="Times New Roman"/>
+                <w:rFonts w:hint="eastAsia" w:ascii="Times New Roman" w:hAnsi="Times New Roman" w:eastAsia="FangSong" w:cs="Times New Roman"/>
               </w:rPr>
               <w:t xml:space="preserve">记住四条</w:t>
             </w:r>
@@ -312,7 +312,7 @@
             </w:r>
             <w:r>
               <w:rPr>
-                <w:rFonts w:hint="eastAsia" w:ascii="Times New Roman" w:hAnsi="Times New Roman" w:eastAsia="SimSun" w:cs="Times New Roman"/>
+                <w:rFonts w:hint="eastAsia" w:ascii="Times New Roman" w:hAnsi="Times New Roman" w:eastAsia="FangSong" w:cs="Times New Roman"/>
               </w:rPr>
               <w:t xml:space="preserve">关系并会用记忆口诀</w:t>
             </w:r>
@@ -327,7 +327,7 @@
             </w:pPr>
             <w:r>
               <w:rPr>
-                <w:rFonts w:hint="eastAsia" w:ascii="Times New Roman" w:hAnsi="Times New Roman" w:eastAsia="SimSun" w:cs="Times New Roman"/>
+                <w:rFonts w:hint="eastAsia" w:ascii="Times New Roman" w:hAnsi="Times New Roman" w:eastAsia="FangSong" w:cs="Times New Roman"/>
               </w:rPr>
               <w:t xml:space="preserve">能由任一基本方程推出对应</w:t>
             </w:r>
@@ -339,7 +339,7 @@
             </w:r>
             <w:r>
               <w:rPr>
-                <w:rFonts w:hint="eastAsia" w:ascii="Times New Roman" w:hAnsi="Times New Roman" w:eastAsia="SimSun" w:cs="Times New Roman"/>
+                <w:rFonts w:hint="eastAsia" w:ascii="Times New Roman" w:hAnsi="Times New Roman" w:eastAsia="FangSong" w:cs="Times New Roman"/>
               </w:rPr>
               <w:t xml:space="preserve">式</w:t>
             </w:r>
@@ -371,7 +371,7 @@
             </w:pPr>
             <w:r>
               <w:rPr>
-                <w:rFonts w:hint="eastAsia" w:ascii="Times New Roman" w:hAnsi="Times New Roman" w:eastAsia="SimSun" w:cs="Times New Roman"/>
+                <w:rFonts w:hint="eastAsia" w:ascii="Times New Roman" w:hAnsi="Times New Roman" w:eastAsia="FangSong" w:cs="Times New Roman"/>
               </w:rPr>
               <w:t xml:space="preserve">用</w:t>
             </w:r>
@@ -383,7 +383,7 @@
             </w:r>
             <w:r>
               <w:rPr>
-                <w:rFonts w:hint="eastAsia" w:ascii="Times New Roman" w:hAnsi="Times New Roman" w:eastAsia="SimSun" w:cs="Times New Roman"/>
+                <w:rFonts w:hint="eastAsia" w:ascii="Times New Roman" w:hAnsi="Times New Roman" w:eastAsia="FangSong" w:cs="Times New Roman"/>
               </w:rPr>
               <w:t xml:space="preserve">关系推导热容差</w:t>
             </w:r>
@@ -435,7 +435,7 @@
             </w:r>
             <w:r>
               <w:rPr>
-                <w:rFonts w:hint="eastAsia" w:ascii="Times New Roman" w:hAnsi="Times New Roman" w:eastAsia="SimSun" w:cs="Times New Roman"/>
+                <w:rFonts w:hint="eastAsia" w:ascii="Times New Roman" w:hAnsi="Times New Roman" w:eastAsia="FangSong" w:cs="Times New Roman"/>
               </w:rPr>
               <w:t xml:space="preserve">公式</w:t>
             </w:r>
@@ -456,7 +456,7 @@
             </w:r>
             <w:r>
               <w:rPr>
-                <w:rFonts w:hint="eastAsia" w:ascii="Times New Roman" w:hAnsi="Times New Roman" w:eastAsia="SimSun" w:cs="Times New Roman"/>
+                <w:rFonts w:hint="eastAsia" w:ascii="Times New Roman" w:hAnsi="Times New Roman" w:eastAsia="FangSong" w:cs="Times New Roman"/>
               </w:rPr>
               <w:t xml:space="preserve">正确</w:t>
             </w:r>
@@ -488,7 +488,7 @@
             </w:pPr>
             <w:r>
               <w:rPr>
-                <w:rFonts w:hint="eastAsia" w:ascii="Times New Roman" w:hAnsi="Times New Roman" w:eastAsia="SimSun" w:cs="Times New Roman"/>
+                <w:rFonts w:hint="eastAsia" w:ascii="Times New Roman" w:hAnsi="Times New Roman" w:eastAsia="FangSong" w:cs="Times New Roman"/>
               </w:rPr>
               <w:t xml:space="preserve">理解配分函数</w:t>
             </w:r>
@@ -500,7 +500,7 @@
             </w:r>
             <w:r>
               <w:rPr>
-                <w:rFonts w:hint="eastAsia" w:ascii="Times New Roman" w:hAnsi="Times New Roman" w:eastAsia="SimSun" w:cs="Times New Roman"/>
+                <w:rFonts w:hint="eastAsia" w:ascii="Times New Roman" w:hAnsi="Times New Roman" w:eastAsia="FangSong" w:cs="Times New Roman"/>
               </w:rPr>
               <w:t xml:space="preserve">的定义与分解</w:t>
             </w:r>
@@ -515,7 +515,7 @@
             </w:pPr>
             <w:r>
               <w:rPr>
-                <w:rFonts w:hint="eastAsia" w:ascii="Times New Roman" w:hAnsi="Times New Roman" w:eastAsia="SimSun" w:cs="Times New Roman"/>
+                <w:rFonts w:hint="eastAsia" w:ascii="Times New Roman" w:hAnsi="Times New Roman" w:eastAsia="FangSong" w:cs="Times New Roman"/>
               </w:rPr>
               <w:t xml:space="preserve">能写</w:t>
             </w:r>
@@ -627,7 +627,7 @@
             </w:pPr>
             <w:r>
               <w:rPr>
-                <w:rFonts w:hint="eastAsia" w:ascii="Times New Roman" w:hAnsi="Times New Roman" w:eastAsia="SimSun" w:cs="Times New Roman"/>
+                <w:rFonts w:hint="eastAsia" w:ascii="Times New Roman" w:hAnsi="Times New Roman" w:eastAsia="FangSong" w:cs="Times New Roman"/>
               </w:rPr>
               <w:t xml:space="preserve">由</w:t>
             </w:r>
@@ -639,7 +639,7 @@
             </w:r>
             <w:r>
               <w:rPr>
-                <w:rFonts w:hint="eastAsia" w:ascii="Times New Roman" w:hAnsi="Times New Roman" w:eastAsia="SimSun" w:cs="Times New Roman"/>
+                <w:rFonts w:hint="eastAsia" w:ascii="Times New Roman" w:hAnsi="Times New Roman" w:eastAsia="FangSong" w:cs="Times New Roman"/>
               </w:rPr>
               <w:t xml:space="preserve">求内能</w:t>
             </w:r>
@@ -651,7 +651,7 @@
             </w:r>
             <w:r>
               <w:rPr>
-                <w:rFonts w:hint="eastAsia" w:ascii="Times New Roman" w:hAnsi="Times New Roman" w:eastAsia="SimSun" w:cs="Times New Roman"/>
+                <w:rFonts w:hint="eastAsia" w:ascii="Times New Roman" w:hAnsi="Times New Roman" w:eastAsia="FangSong" w:cs="Times New Roman"/>
               </w:rPr>
               <w:t xml:space="preserve">和熵</w:t>
             </w:r>
@@ -672,7 +672,7 @@
             </w:pPr>
             <w:r>
               <w:rPr>
-                <w:rFonts w:hint="eastAsia" w:ascii="Times New Roman" w:hAnsi="Times New Roman" w:eastAsia="SimSun" w:cs="Times New Roman"/>
+                <w:rFonts w:hint="eastAsia" w:ascii="Times New Roman" w:hAnsi="Times New Roman" w:eastAsia="FangSong" w:cs="Times New Roman"/>
               </w:rPr>
               <w:t>定域</w:t>
             </w:r>
@@ -684,7 +684,7 @@
             </w:r>
             <w:r>
               <w:rPr>
-                <w:rFonts w:hint="eastAsia" w:ascii="Times New Roman" w:hAnsi="Times New Roman" w:eastAsia="SimSun" w:cs="Times New Roman"/>
+                <w:rFonts w:hint="eastAsia" w:ascii="Times New Roman" w:hAnsi="Times New Roman" w:eastAsia="FangSong" w:cs="Times New Roman"/>
               </w:rPr>
               <w:t>离域熵差</w:t>
             </w:r>
@@ -696,7 +696,7 @@
             </w:r>
             <w:r>
               <w:rPr>
-                <w:rFonts w:hint="eastAsia" w:ascii="Times New Roman" w:hAnsi="Times New Roman" w:eastAsia="SimSun" w:cs="Times New Roman"/>
+                <w:rFonts w:hint="eastAsia" w:ascii="Times New Roman" w:hAnsi="Times New Roman" w:eastAsia="FangSong" w:cs="Times New Roman"/>
               </w:rPr>
               <w:t xml:space="preserve">脱口而出</w:t>
             </w:r>
@@ -752,7 +752,7 @@
       </w:pPr>
       <w:r>
         <w:rPr>
-          <w:rFonts w:hint="eastAsia" w:ascii="Times New Roman" w:hAnsi="Times New Roman" w:eastAsia="SimSun" w:cs="Times New Roman"/>
+          <w:rFonts w:hint="eastAsia" w:ascii="Times New Roman" w:hAnsi="Times New Roman" w:eastAsia="FangSong" w:cs="Times New Roman"/>
         </w:rPr>
         <w:t>冲突一</w:t>
       </w:r>
@@ -770,7 +770,7 @@
       </w:r>
       <w:r>
         <w:rPr>
-          <w:rFonts w:hint="eastAsia" w:ascii="Times New Roman" w:hAnsi="Times New Roman" w:eastAsia="SimSun" w:cs="Times New Roman"/>
+          <w:rFonts w:hint="eastAsia" w:ascii="Times New Roman" w:hAnsi="Times New Roman" w:eastAsia="FangSong" w:cs="Times New Roman"/>
         </w:rPr>
         <w:t>关系不是</w:t>
       </w:r>
@@ -782,7 +782,7 @@
       </w:r>
       <w:r>
         <w:rPr>
-          <w:rFonts w:hint="eastAsia" w:ascii="Times New Roman" w:hAnsi="Times New Roman" w:eastAsia="SimSun" w:cs="Times New Roman"/>
+          <w:rFonts w:hint="eastAsia" w:ascii="Times New Roman" w:hAnsi="Times New Roman" w:eastAsia="FangSong" w:cs="Times New Roman"/>
         </w:rPr>
         <w:t>新知识</w:t>
       </w:r>
@@ -794,7 +794,7 @@
       </w:r>
       <w:r>
         <w:rPr>
-          <w:rFonts w:hint="eastAsia" w:ascii="Times New Roman" w:hAnsi="Times New Roman" w:eastAsia="SimSun" w:cs="Times New Roman"/>
+          <w:rFonts w:hint="eastAsia" w:ascii="Times New Roman" w:hAnsi="Times New Roman" w:eastAsia="FangSong" w:cs="Times New Roman"/>
         </w:rPr>
         <w:t>是</w:t>
       </w:r>
@@ -806,7 +806,7 @@
       </w:r>
       <w:r>
         <w:rPr>
-          <w:rFonts w:hint="eastAsia" w:ascii="Times New Roman" w:hAnsi="Times New Roman" w:eastAsia="SimSun" w:cs="Times New Roman"/>
+          <w:rFonts w:hint="eastAsia" w:ascii="Times New Roman" w:hAnsi="Times New Roman" w:eastAsia="FangSong" w:cs="Times New Roman"/>
         </w:rPr>
         <w:t>同一批偏导数的不同写法</w:t>
       </w:r>
@@ -824,7 +824,7 @@
       </w:r>
       <w:r>
         <w:rPr>
-          <w:rFonts w:hint="eastAsia" w:ascii="Times New Roman" w:hAnsi="Times New Roman" w:eastAsia="SimSun" w:cs="Times New Roman"/>
+          <w:rFonts w:hint="eastAsia" w:ascii="Times New Roman" w:hAnsi="Times New Roman" w:eastAsia="FangSong" w:cs="Times New Roman"/>
         </w:rPr>
         <w:t xml:space="preserve">你觉得四条</w:t>
       </w:r>
@@ -836,7 +836,7 @@
       </w:r>
       <w:r>
         <w:rPr>
-          <w:rFonts w:hint="eastAsia" w:ascii="Times New Roman" w:hAnsi="Times New Roman" w:eastAsia="SimSun" w:cs="Times New Roman"/>
+          <w:rFonts w:hint="eastAsia" w:ascii="Times New Roman" w:hAnsi="Times New Roman" w:eastAsia="FangSong" w:cs="Times New Roman"/>
         </w:rPr>
         <w:t>关系是要背的四个新公式</w:t>
       </w:r>
@@ -848,7 +848,7 @@
       </w:r>
       <w:r>
         <w:rPr>
-          <w:rFonts w:hint="eastAsia" w:ascii="Times New Roman" w:hAnsi="Times New Roman" w:eastAsia="SimSun" w:cs="Times New Roman"/>
+          <w:rFonts w:hint="eastAsia" w:ascii="Times New Roman" w:hAnsi="Times New Roman" w:eastAsia="FangSong" w:cs="Times New Roman"/>
           <w:b/>
           <w:bCs/>
         </w:rPr>
@@ -862,7 +862,7 @@
       </w:r>
       <w:r>
         <w:rPr>
-          <w:rFonts w:hint="eastAsia" w:ascii="Times New Roman" w:hAnsi="Times New Roman" w:eastAsia="SimSun" w:cs="Times New Roman"/>
+          <w:rFonts w:hint="eastAsia" w:ascii="Times New Roman" w:hAnsi="Times New Roman" w:eastAsia="FangSong" w:cs="Times New Roman"/>
         </w:rPr>
         <w:t>它们是从四大基本方程</w:t>
       </w:r>
@@ -874,7 +874,7 @@
       </w:r>
       <w:r>
         <w:rPr>
-          <w:rFonts w:hint="eastAsia" w:ascii="Times New Roman" w:hAnsi="Times New Roman" w:eastAsia="SimSun" w:cs="Times New Roman"/>
+          <w:rFonts w:hint="eastAsia" w:ascii="Times New Roman" w:hAnsi="Times New Roman" w:eastAsia="FangSong" w:cs="Times New Roman"/>
         </w:rPr>
         <w:t>全是</w:t>
       </w:r>
@@ -886,7 +886,7 @@
       </w:r>
       <w:r>
         <w:rPr>
-          <w:rFonts w:hint="eastAsia" w:ascii="Times New Roman" w:hAnsi="Times New Roman" w:eastAsia="SimSun" w:cs="Times New Roman"/>
+          <w:rFonts w:hint="eastAsia" w:ascii="Times New Roman" w:hAnsi="Times New Roman" w:eastAsia="FangSong" w:cs="Times New Roman"/>
         </w:rPr>
         <w:t>的变形</w:t>
       </w:r>
@@ -898,7 +898,7 @@
       </w:r>
       <w:r>
         <w:rPr>
-          <w:rFonts w:hint="eastAsia" w:ascii="Times New Roman" w:hAnsi="Times New Roman" w:eastAsia="SimSun" w:cs="Times New Roman"/>
+          <w:rFonts w:hint="eastAsia" w:ascii="Times New Roman" w:hAnsi="Times New Roman" w:eastAsia="FangSong" w:cs="Times New Roman"/>
         </w:rPr>
         <w:t>用</w:t>
       </w:r>
@@ -910,7 +910,7 @@
       </w:r>
       <w:r>
         <w:rPr>
-          <w:rFonts w:hint="eastAsia" w:ascii="Times New Roman" w:hAnsi="Times New Roman" w:eastAsia="SimSun" w:cs="Times New Roman"/>
+          <w:rFonts w:hint="eastAsia" w:ascii="Times New Roman" w:hAnsi="Times New Roman" w:eastAsia="FangSong" w:cs="Times New Roman"/>
         </w:rPr>
         <w:t>二阶混合偏导数相等</w:t>
       </w:r>
@@ -922,7 +922,7 @@
       </w:r>
       <w:r>
         <w:rPr>
-          <w:rFonts w:hint="eastAsia" w:ascii="Times New Roman" w:hAnsi="Times New Roman" w:eastAsia="SimSun" w:cs="Times New Roman"/>
+          <w:rFonts w:hint="eastAsia" w:ascii="Times New Roman" w:hAnsi="Times New Roman" w:eastAsia="FangSong" w:cs="Times New Roman"/>
         </w:rPr>
         <w:t>推出来的</w:t>
       </w:r>
@@ -934,7 +934,7 @@
       </w:r>
       <w:r>
         <w:rPr>
-          <w:rFonts w:hint="eastAsia" w:ascii="Times New Roman" w:hAnsi="Times New Roman" w:eastAsia="SimSun" w:cs="Times New Roman"/>
+          <w:rFonts w:hint="eastAsia" w:ascii="Times New Roman" w:hAnsi="Times New Roman" w:eastAsia="FangSong" w:cs="Times New Roman"/>
         </w:rPr>
         <w:t>背会四大基本方程</w:t>
       </w:r>
@@ -946,7 +946,7 @@
       </w:r>
       <w:r>
         <w:rPr>
-          <w:rFonts w:hint="eastAsia" w:ascii="Times New Roman" w:hAnsi="Times New Roman" w:eastAsia="SimSun" w:cs="Times New Roman"/>
+          <w:rFonts w:hint="eastAsia" w:ascii="Times New Roman" w:hAnsi="Times New Roman" w:eastAsia="FangSong" w:cs="Times New Roman"/>
         </w:rPr>
         <w:t xml:space="preserve">四条</w:t>
       </w:r>
@@ -958,7 +958,7 @@
       </w:r>
       <w:r>
         <w:rPr>
-          <w:rFonts w:hint="eastAsia" w:ascii="Times New Roman" w:hAnsi="Times New Roman" w:eastAsia="SimSun" w:cs="Times New Roman"/>
+          <w:rFonts w:hint="eastAsia" w:ascii="Times New Roman" w:hAnsi="Times New Roman" w:eastAsia="FangSong" w:cs="Times New Roman"/>
         </w:rPr>
         <w:t>自动出来</w:t>
       </w:r>
@@ -970,7 +970,7 @@
       </w:r>
       <w:r>
         <w:rPr>
-          <w:rFonts w:hint="eastAsia" w:ascii="Times New Roman" w:hAnsi="Times New Roman" w:eastAsia="SimSun" w:cs="Times New Roman"/>
+          <w:rFonts w:hint="eastAsia" w:ascii="Times New Roman" w:hAnsi="Times New Roman" w:eastAsia="FangSong" w:cs="Times New Roman"/>
         </w:rPr>
         <w:t>突破</w:t>
       </w:r>
@@ -982,7 +982,7 @@
       </w:r>
       <w:r>
         <w:rPr>
-          <w:rFonts w:hint="eastAsia" w:ascii="Times New Roman" w:hAnsi="Times New Roman" w:eastAsia="SimSun" w:cs="Times New Roman"/>
+          <w:rFonts w:hint="eastAsia" w:ascii="Times New Roman" w:hAnsi="Times New Roman" w:eastAsia="FangSong" w:cs="Times New Roman"/>
           <w:b/>
           <w:bCs/>
         </w:rPr>
@@ -998,7 +998,7 @@
       </w:r>
       <w:r>
         <w:rPr>
-          <w:rFonts w:hint="eastAsia" w:ascii="Times New Roman" w:hAnsi="Times New Roman" w:eastAsia="SimSun" w:cs="Times New Roman"/>
+          <w:rFonts w:hint="eastAsia" w:ascii="Times New Roman" w:hAnsi="Times New Roman" w:eastAsia="FangSong" w:cs="Times New Roman"/>
           <w:b/>
           <w:bCs/>
         </w:rPr>
@@ -1014,7 +1014,7 @@
       </w:r>
       <w:r>
         <w:rPr>
-          <w:rFonts w:hint="eastAsia" w:ascii="Times New Roman" w:hAnsi="Times New Roman" w:eastAsia="SimSun" w:cs="Times New Roman"/>
+          <w:rFonts w:hint="eastAsia" w:ascii="Times New Roman" w:hAnsi="Times New Roman" w:eastAsia="FangSong" w:cs="Times New Roman"/>
           <w:b/>
           <w:bCs/>
         </w:rPr>
@@ -1033,7 +1033,7 @@
       </w:pPr>
       <w:r>
         <w:rPr>
-          <w:rFonts w:hint="eastAsia" w:ascii="Times New Roman" w:hAnsi="Times New Roman" w:eastAsia="SimSun" w:cs="Times New Roman"/>
+          <w:rFonts w:hint="eastAsia" w:ascii="Times New Roman" w:hAnsi="Times New Roman" w:eastAsia="FangSong" w:cs="Times New Roman"/>
         </w:rPr>
         <w:t>冲突二</w:t>
       </w:r>
@@ -1045,7 +1045,7 @@
       </w:r>
       <w:r>
         <w:rPr>
-          <w:rFonts w:hint="eastAsia" w:ascii="Times New Roman" w:hAnsi="Times New Roman" w:eastAsia="SimSun" w:cs="Times New Roman"/>
+          <w:rFonts w:hint="eastAsia" w:ascii="Times New Roman" w:hAnsi="Times New Roman" w:eastAsia="FangSong" w:cs="Times New Roman"/>
         </w:rPr>
         <w:t>配分函数是</w:t>
       </w:r>
@@ -1057,7 +1057,7 @@
       </w:r>
       <w:r>
         <w:rPr>
-          <w:rFonts w:hint="eastAsia" w:ascii="Times New Roman" w:hAnsi="Times New Roman" w:eastAsia="SimSun" w:cs="Times New Roman"/>
+          <w:rFonts w:hint="eastAsia" w:ascii="Times New Roman" w:hAnsi="Times New Roman" w:eastAsia="FangSong" w:cs="Times New Roman"/>
         </w:rPr>
         <w:t>统计热力学的宝典</w:t>
       </w:r>
@@ -1075,7 +1075,7 @@
       </w:r>
       <w:r>
         <w:rPr>
-          <w:rFonts w:hint="eastAsia" w:ascii="Times New Roman" w:hAnsi="Times New Roman" w:eastAsia="SimSun" w:cs="Times New Roman"/>
+          <w:rFonts w:hint="eastAsia" w:ascii="Times New Roman" w:hAnsi="Times New Roman" w:eastAsia="FangSong" w:cs="Times New Roman"/>
         </w:rPr>
         <w:t>你也许会问</w:t>
       </w:r>
@@ -1087,7 +1087,7 @@
       </w:r>
       <w:r>
         <w:rPr>
-          <w:rFonts w:hint="eastAsia" w:ascii="Times New Roman" w:hAnsi="Times New Roman" w:eastAsia="SimSun" w:cs="Times New Roman"/>
+          <w:rFonts w:hint="eastAsia" w:ascii="Times New Roman" w:hAnsi="Times New Roman" w:eastAsia="FangSong" w:cs="Times New Roman"/>
         </w:rPr>
         <w:t>配分函数到底有什么用</w:t>
       </w:r>
@@ -1099,7 +1099,7 @@
       </w:r>
       <w:r>
         <w:rPr>
-          <w:rFonts w:hint="eastAsia" w:ascii="Times New Roman" w:hAnsi="Times New Roman" w:eastAsia="SimSun" w:cs="Times New Roman"/>
+          <w:rFonts w:hint="eastAsia" w:ascii="Times New Roman" w:hAnsi="Times New Roman" w:eastAsia="FangSong" w:cs="Times New Roman"/>
           <w:b/>
           <w:bCs/>
         </w:rPr>
@@ -1113,7 +1113,7 @@
       </w:r>
       <w:r>
         <w:rPr>
-          <w:rFonts w:hint="eastAsia" w:ascii="Times New Roman" w:hAnsi="Times New Roman" w:eastAsia="SimSun" w:cs="Times New Roman"/>
+          <w:rFonts w:hint="eastAsia" w:ascii="Times New Roman" w:hAnsi="Times New Roman" w:eastAsia="FangSong" w:cs="Times New Roman"/>
         </w:rPr>
         <w:t>内能</w:t>
       </w:r>
@@ -1125,7 +1125,7 @@
       </w:r>
       <w:r>
         <w:rPr>
-          <w:rFonts w:hint="eastAsia" w:ascii="Times New Roman" w:hAnsi="Times New Roman" w:eastAsia="SimSun" w:cs="Times New Roman"/>
+          <w:rFonts w:hint="eastAsia" w:ascii="Times New Roman" w:hAnsi="Times New Roman" w:eastAsia="FangSong" w:cs="Times New Roman"/>
         </w:rPr>
         <w:t>熵</w:t>
       </w:r>
@@ -1143,7 +1143,7 @@
       </w:r>
       <w:r>
         <w:rPr>
-          <w:rFonts w:hint="eastAsia" w:ascii="Times New Roman" w:hAnsi="Times New Roman" w:eastAsia="SimSun" w:cs="Times New Roman"/>
+          <w:rFonts w:hint="eastAsia" w:ascii="Times New Roman" w:hAnsi="Times New Roman" w:eastAsia="FangSong" w:cs="Times New Roman"/>
         </w:rPr>
         <w:t>自由能</w:t>
       </w:r>
@@ -1155,7 +1155,7 @@
       </w:r>
       <w:r>
         <w:rPr>
-          <w:rFonts w:hint="eastAsia" w:ascii="Times New Roman" w:hAnsi="Times New Roman" w:eastAsia="SimSun" w:cs="Times New Roman"/>
+          <w:rFonts w:hint="eastAsia" w:ascii="Times New Roman" w:hAnsi="Times New Roman" w:eastAsia="FangSong" w:cs="Times New Roman"/>
         </w:rPr>
         <w:t>压强</w:t>
       </w:r>
@@ -1167,7 +1167,7 @@
       </w:r>
       <w:r>
         <w:rPr>
-          <w:rFonts w:hint="eastAsia" w:ascii="Times New Roman" w:hAnsi="Times New Roman" w:eastAsia="SimSun" w:cs="Times New Roman"/>
+          <w:rFonts w:hint="eastAsia" w:ascii="Times New Roman" w:hAnsi="Times New Roman" w:eastAsia="FangSong" w:cs="Times New Roman"/>
         </w:rPr>
         <w:t>平衡常数全部能从</w:t>
       </w:r>
@@ -1179,7 +1179,7 @@
       </w:r>
       <w:r>
         <w:rPr>
-          <w:rFonts w:hint="eastAsia" w:ascii="Times New Roman" w:hAnsi="Times New Roman" w:eastAsia="SimSun" w:cs="Times New Roman"/>
+          <w:rFonts w:hint="eastAsia" w:ascii="Times New Roman" w:hAnsi="Times New Roman" w:eastAsia="FangSong" w:cs="Times New Roman"/>
         </w:rPr>
         <w:t>求出来</w:t>
       </w:r>
@@ -1191,7 +1191,7 @@
       </w:r>
       <w:r>
         <w:rPr>
-          <w:rFonts w:hint="eastAsia" w:ascii="Times New Roman" w:hAnsi="Times New Roman" w:eastAsia="SimSun" w:cs="Times New Roman"/>
+          <w:rFonts w:hint="eastAsia" w:ascii="Times New Roman" w:hAnsi="Times New Roman" w:eastAsia="FangSong" w:cs="Times New Roman"/>
         </w:rPr>
         <w:t>竞赛只需记住</w:t>
       </w:r>
@@ -1209,7 +1209,7 @@
       </w:r>
       <w:r>
         <w:rPr>
-          <w:rFonts w:hint="eastAsia" w:ascii="Times New Roman" w:hAnsi="Times New Roman" w:eastAsia="SimSun" w:cs="Times New Roman"/>
+          <w:rFonts w:hint="eastAsia" w:ascii="Times New Roman" w:hAnsi="Times New Roman" w:eastAsia="FangSong" w:cs="Times New Roman"/>
         </w:rPr>
         <w:t xml:space="preserve">和</w:t>
       </w:r>
@@ -1221,7 +1221,7 @@
       </w:r>
       <w:r>
         <w:rPr>
-          <w:rFonts w:hint="eastAsia" w:ascii="Times New Roman" w:hAnsi="Times New Roman" w:eastAsia="SimSun" w:cs="Times New Roman"/>
+          <w:rFonts w:hint="eastAsia" w:ascii="Times New Roman" w:hAnsi="Times New Roman" w:eastAsia="FangSong" w:cs="Times New Roman"/>
         </w:rPr>
         <w:t xml:space="preserve">怎么从</w:t>
       </w:r>
@@ -1233,7 +1233,7 @@
       </w:r>
       <w:r>
         <w:rPr>
-          <w:rFonts w:hint="eastAsia" w:ascii="Times New Roman" w:hAnsi="Times New Roman" w:eastAsia="SimSun" w:cs="Times New Roman"/>
+          <w:rFonts w:hint="eastAsia" w:ascii="Times New Roman" w:hAnsi="Times New Roman" w:eastAsia="FangSong" w:cs="Times New Roman"/>
         </w:rPr>
         <w:t>求</w:t>
       </w:r>
@@ -1245,7 +1245,7 @@
       </w:r>
       <w:r>
         <w:rPr>
-          <w:rFonts w:hint="eastAsia" w:ascii="Times New Roman" w:hAnsi="Times New Roman" w:eastAsia="SimSun" w:cs="Times New Roman"/>
+          <w:rFonts w:hint="eastAsia" w:ascii="Times New Roman" w:hAnsi="Times New Roman" w:eastAsia="FangSong" w:cs="Times New Roman"/>
         </w:rPr>
         <w:t>两条主线</w:t>
       </w:r>
@@ -1257,7 +1257,7 @@
       </w:r>
       <w:r>
         <w:rPr>
-          <w:rFonts w:hint="eastAsia" w:ascii="Times New Roman" w:hAnsi="Times New Roman" w:eastAsia="SimSun" w:cs="Times New Roman"/>
+          <w:rFonts w:hint="eastAsia" w:ascii="Times New Roman" w:hAnsi="Times New Roman" w:eastAsia="FangSong" w:cs="Times New Roman"/>
         </w:rPr>
         <w:t>突破</w:t>
       </w:r>
@@ -1269,7 +1269,7 @@
       </w:r>
       <w:r>
         <w:rPr>
-          <w:rFonts w:hint="eastAsia" w:ascii="Times New Roman" w:hAnsi="Times New Roman" w:eastAsia="SimSun" w:cs="Times New Roman"/>
+          <w:rFonts w:hint="eastAsia" w:ascii="Times New Roman" w:hAnsi="Times New Roman" w:eastAsia="FangSong" w:cs="Times New Roman"/>
         </w:rPr>
         <w:t>把</w:t>
       </w:r>
@@ -1281,7 +1281,7 @@
       </w:r>
       <w:r>
         <w:rPr>
-          <w:rFonts w:hint="eastAsia" w:ascii="Times New Roman" w:hAnsi="Times New Roman" w:eastAsia="SimSun" w:cs="Times New Roman"/>
+          <w:rFonts w:hint="eastAsia" w:ascii="Times New Roman" w:hAnsi="Times New Roman" w:eastAsia="FangSong" w:cs="Times New Roman"/>
         </w:rPr>
         <w:t>看成</w:t>
       </w:r>
@@ -1293,7 +1293,7 @@
       </w:r>
       <w:r>
         <w:rPr>
-          <w:rFonts w:hint="eastAsia" w:ascii="Times New Roman" w:hAnsi="Times New Roman" w:eastAsia="SimSun" w:cs="Times New Roman"/>
+          <w:rFonts w:hint="eastAsia" w:ascii="Times New Roman" w:hAnsi="Times New Roman" w:eastAsia="FangSong" w:cs="Times New Roman"/>
         </w:rPr>
         <w:t>一张牌</w:t>
       </w:r>
@@ -1311,7 +1311,7 @@
       </w:r>
       <w:r>
         <w:rPr>
-          <w:rFonts w:hint="eastAsia" w:ascii="Times New Roman" w:hAnsi="Times New Roman" w:eastAsia="SimSun" w:cs="Times New Roman"/>
+          <w:rFonts w:hint="eastAsia" w:ascii="Times New Roman" w:hAnsi="Times New Roman" w:eastAsia="FangSong" w:cs="Times New Roman"/>
         </w:rPr>
         <w:t>都是从它翻出来的</w:t>
       </w:r>
@@ -1323,7 +1323,7 @@
       </w:r>
       <w:r>
         <w:rPr>
-          <w:rFonts w:hint="eastAsia" w:ascii="Times New Roman" w:hAnsi="Times New Roman" w:eastAsia="SimSun" w:cs="Times New Roman"/>
+          <w:rFonts w:hint="eastAsia" w:ascii="Times New Roman" w:hAnsi="Times New Roman" w:eastAsia="FangSong" w:cs="Times New Roman"/>
         </w:rPr>
         <w:t>牌面</w:t>
       </w:r>
@@ -1340,7 +1340,7 @@
       </w:pPr>
       <w:r>
         <w:rPr>
-          <w:rFonts w:hint="eastAsia" w:ascii="Times New Roman" w:hAnsi="Times New Roman" w:eastAsia="SimSun" w:cs="Times New Roman"/>
+          <w:rFonts w:hint="eastAsia" w:ascii="Times New Roman" w:hAnsi="Times New Roman" w:eastAsia="FangSong" w:cs="Times New Roman"/>
         </w:rPr>
         <w:t>冲突三</w:t>
       </w:r>
@@ -1358,7 +1358,7 @@
       </w:r>
       <w:r>
         <w:rPr>
-          <w:rFonts w:hint="eastAsia" w:ascii="Times New Roman" w:hAnsi="Times New Roman" w:eastAsia="SimSun" w:cs="Times New Roman"/>
+          <w:rFonts w:hint="eastAsia" w:ascii="Times New Roman" w:hAnsi="Times New Roman" w:eastAsia="FangSong" w:cs="Times New Roman"/>
         </w:rPr>
         <w:t>与热力学熵是</w:t>
       </w:r>
@@ -1370,7 +1370,7 @@
       </w:r>
       <w:r>
         <w:rPr>
-          <w:rFonts w:hint="eastAsia" w:ascii="Times New Roman" w:hAnsi="Times New Roman" w:eastAsia="SimSun" w:cs="Times New Roman"/>
+          <w:rFonts w:hint="eastAsia" w:ascii="Times New Roman" w:hAnsi="Times New Roman" w:eastAsia="FangSong" w:cs="Times New Roman"/>
         </w:rPr>
         <w:t>同一件事</w:t>
       </w:r>
@@ -1388,7 +1388,7 @@
       </w:r>
       <w:r>
         <w:rPr>
-          <w:rFonts w:hint="eastAsia" w:ascii="Times New Roman" w:hAnsi="Times New Roman" w:eastAsia="SimSun" w:cs="Times New Roman"/>
+          <w:rFonts w:hint="eastAsia" w:ascii="Times New Roman" w:hAnsi="Times New Roman" w:eastAsia="FangSong" w:cs="Times New Roman"/>
         </w:rPr>
         <w:t>你也许会把统计熵和热力学熵当成两个概念</w:t>
       </w:r>
@@ -1400,7 +1400,7 @@
       </w:r>
       <w:r>
         <w:rPr>
-          <w:rFonts w:hint="eastAsia" w:ascii="Times New Roman" w:hAnsi="Times New Roman" w:eastAsia="SimSun" w:cs="Times New Roman"/>
+          <w:rFonts w:hint="eastAsia" w:ascii="Times New Roman" w:hAnsi="Times New Roman" w:eastAsia="FangSong" w:cs="Times New Roman"/>
           <w:b/>
           <w:bCs/>
         </w:rPr>
@@ -1414,7 +1414,7 @@
       </w:r>
       <w:r>
         <w:rPr>
-          <w:rFonts w:hint="eastAsia" w:ascii="Times New Roman" w:hAnsi="Times New Roman" w:eastAsia="SimSun" w:cs="Times New Roman"/>
+          <w:rFonts w:hint="eastAsia" w:ascii="Times New Roman" w:hAnsi="Times New Roman" w:eastAsia="FangSong" w:cs="Times New Roman"/>
         </w:rPr>
         <w:t>统计熵是</w:t>
       </w:r>
@@ -1426,7 +1426,7 @@
       </w:r>
       <w:r>
         <w:rPr>
-          <w:rFonts w:hint="eastAsia" w:ascii="Times New Roman" w:hAnsi="Times New Roman" w:eastAsia="SimSun" w:cs="Times New Roman"/>
+          <w:rFonts w:hint="eastAsia" w:ascii="Times New Roman" w:hAnsi="Times New Roman" w:eastAsia="FangSong" w:cs="Times New Roman"/>
         </w:rPr>
         <w:t>微观起源</w:t>
       </w:r>
@@ -1438,7 +1438,7 @@
       </w:r>
       <w:r>
         <w:rPr>
-          <w:rFonts w:hint="eastAsia" w:ascii="Times New Roman" w:hAnsi="Times New Roman" w:eastAsia="SimSun" w:cs="Times New Roman"/>
+          <w:rFonts w:hint="eastAsia" w:ascii="Times New Roman" w:hAnsi="Times New Roman" w:eastAsia="FangSong" w:cs="Times New Roman"/>
         </w:rPr>
         <w:t>热力学熵是</w:t>
       </w:r>
@@ -1450,7 +1450,7 @@
       </w:r>
       <w:r>
         <w:rPr>
-          <w:rFonts w:hint="eastAsia" w:ascii="Times New Roman" w:hAnsi="Times New Roman" w:eastAsia="SimSun" w:cs="Times New Roman"/>
+          <w:rFonts w:hint="eastAsia" w:ascii="Times New Roman" w:hAnsi="Times New Roman" w:eastAsia="FangSong" w:cs="Times New Roman"/>
         </w:rPr>
         <w:t>宏观测量</w:t>
       </w:r>
@@ -1468,7 +1468,7 @@
       </w:r>
       <w:r>
         <w:rPr>
-          <w:rFonts w:hint="eastAsia" w:ascii="Times New Roman" w:hAnsi="Times New Roman" w:eastAsia="SimSun" w:cs="Times New Roman"/>
+          <w:rFonts w:hint="eastAsia" w:ascii="Times New Roman" w:hAnsi="Times New Roman" w:eastAsia="FangSong" w:cs="Times New Roman"/>
         </w:rPr>
         <w:t xml:space="preserve">的</w:t>
       </w:r>
@@ -1480,7 +1480,7 @@
       </w:r>
       <w:r>
         <w:rPr>
-          <w:rFonts w:hint="eastAsia" w:ascii="Times New Roman" w:hAnsi="Times New Roman" w:eastAsia="SimSun" w:cs="Times New Roman"/>
+          <w:rFonts w:hint="eastAsia" w:ascii="Times New Roman" w:hAnsi="Times New Roman" w:eastAsia="FangSong" w:cs="Times New Roman"/>
         </w:rPr>
         <w:t xml:space="preserve">与</w:t>
       </w:r>
@@ -1492,7 +1492,7 @@
       </w:r>
       <w:r>
         <w:rPr>
-          <w:rFonts w:hint="eastAsia" w:ascii="Times New Roman" w:hAnsi="Times New Roman" w:eastAsia="SimSun" w:cs="Times New Roman"/>
+          <w:rFonts w:hint="eastAsia" w:ascii="Times New Roman" w:hAnsi="Times New Roman" w:eastAsia="FangSong" w:cs="Times New Roman"/>
         </w:rPr>
         <w:t xml:space="preserve">的</w:t>
       </w:r>
@@ -1504,7 +1504,7 @@
       </w:r>
       <w:r>
         <w:rPr>
-          <w:rFonts w:hint="eastAsia" w:ascii="Times New Roman" w:hAnsi="Times New Roman" w:eastAsia="SimSun" w:cs="Times New Roman"/>
+          <w:rFonts w:hint="eastAsia" w:ascii="Times New Roman" w:hAnsi="Times New Roman" w:eastAsia="FangSong" w:cs="Times New Roman"/>
         </w:rPr>
         <w:t>描述同一个量</w:t>
       </w:r>
@@ -1516,7 +1516,7 @@
       </w:r>
       <w:r>
         <w:rPr>
-          <w:rFonts w:hint="eastAsia" w:ascii="Times New Roman" w:hAnsi="Times New Roman" w:eastAsia="SimSun" w:cs="Times New Roman"/>
+          <w:rFonts w:hint="eastAsia" w:ascii="Times New Roman" w:hAnsi="Times New Roman" w:eastAsia="FangSong" w:cs="Times New Roman"/>
         </w:rPr>
         <w:t>突破</w:t>
       </w:r>
@@ -1528,7 +1528,7 @@
       </w:r>
       <w:r>
         <w:rPr>
-          <w:rFonts w:hint="eastAsia" w:ascii="Times New Roman" w:hAnsi="Times New Roman" w:eastAsia="SimSun" w:cs="Times New Roman"/>
+          <w:rFonts w:hint="eastAsia" w:ascii="Times New Roman" w:hAnsi="Times New Roman" w:eastAsia="FangSong" w:cs="Times New Roman"/>
         </w:rPr>
         <w:t>残余熵就是两者连接的证据</w:t>
       </w:r>
@@ -1546,7 +1546,7 @@
       </w:r>
       <w:r>
         <w:rPr>
-          <w:rFonts w:hint="eastAsia" w:ascii="Times New Roman" w:hAnsi="Times New Roman" w:eastAsia="SimSun" w:cs="Times New Roman"/>
+          <w:rFonts w:hint="eastAsia" w:ascii="Times New Roman" w:hAnsi="Times New Roman" w:eastAsia="FangSong" w:cs="Times New Roman"/>
         </w:rPr>
         <w:t xml:space="preserve">下热力学熵趋</w:t>
       </w:r>
@@ -1558,7 +1558,7 @@
       </w:r>
       <w:r>
         <w:rPr>
-          <w:rFonts w:hint="eastAsia" w:ascii="Times New Roman" w:hAnsi="Times New Roman" w:eastAsia="SimSun" w:cs="Times New Roman"/>
+          <w:rFonts w:hint="eastAsia" w:ascii="Times New Roman" w:hAnsi="Times New Roman" w:eastAsia="FangSong" w:cs="Times New Roman"/>
         </w:rPr>
         <w:t xml:space="preserve">而统计熵不为</w:t>
       </w:r>
@@ -1581,7 +1581,7 @@
       </w:pPr>
       <w:r>
         <w:rPr>
-          <w:rFonts w:hint="eastAsia" w:ascii="Times New Roman" w:hAnsi="Times New Roman" w:eastAsia="SimSun" w:cs="Times New Roman"/>
+          <w:rFonts w:hint="eastAsia" w:ascii="Times New Roman" w:hAnsi="Times New Roman" w:eastAsia="FangSong" w:cs="Times New Roman"/>
         </w:rPr>
         <w:t>冲突四</w:t>
       </w:r>
@@ -1593,7 +1593,7 @@
       </w:r>
       <w:r>
         <w:rPr>
-          <w:rFonts w:hint="eastAsia" w:ascii="Times New Roman" w:hAnsi="Times New Roman" w:eastAsia="SimSun" w:cs="Times New Roman"/>
+          <w:rFonts w:hint="eastAsia" w:ascii="Times New Roman" w:hAnsi="Times New Roman" w:eastAsia="FangSong" w:cs="Times New Roman"/>
         </w:rPr>
         <w:t>定域子与离域子的熵差</w:t>
       </w:r>
@@ -1611,7 +1611,7 @@
       </w:r>
       <w:r>
         <w:rPr>
-          <w:rFonts w:hint="eastAsia" w:ascii="Times New Roman" w:hAnsi="Times New Roman" w:eastAsia="SimSun" w:cs="Times New Roman"/>
+          <w:rFonts w:hint="eastAsia" w:ascii="Times New Roman" w:hAnsi="Times New Roman" w:eastAsia="FangSong" w:cs="Times New Roman"/>
         </w:rPr>
         <w:t xml:space="preserve">同温同压下</w:t>
       </w:r>
@@ -1623,7 +1623,7 @@
       </w:r>
       <w:r>
         <w:rPr>
-          <w:rFonts w:hint="eastAsia" w:ascii="Times New Roman" w:hAnsi="Times New Roman" w:eastAsia="SimSun" w:cs="Times New Roman"/>
+          <w:rFonts w:hint="eastAsia" w:ascii="Times New Roman" w:hAnsi="Times New Roman" w:eastAsia="FangSong" w:cs="Times New Roman"/>
         </w:rPr>
         <w:t>固体</w:t>
       </w:r>
@@ -1635,7 +1635,7 @@
       </w:r>
       <w:r>
         <w:rPr>
-          <w:rFonts w:hint="eastAsia" w:ascii="Times New Roman" w:hAnsi="Times New Roman" w:eastAsia="SimSun" w:cs="Times New Roman"/>
+          <w:rFonts w:hint="eastAsia" w:ascii="Times New Roman" w:hAnsi="Times New Roman" w:eastAsia="FangSong" w:cs="Times New Roman"/>
         </w:rPr>
         <w:t>定域</w:t>
       </w:r>
@@ -1647,7 +1647,7 @@
       </w:r>
       <w:r>
         <w:rPr>
-          <w:rFonts w:hint="eastAsia" w:ascii="Times New Roman" w:hAnsi="Times New Roman" w:eastAsia="SimSun" w:cs="Times New Roman"/>
+          <w:rFonts w:hint="eastAsia" w:ascii="Times New Roman" w:hAnsi="Times New Roman" w:eastAsia="FangSong" w:cs="Times New Roman"/>
         </w:rPr>
         <w:t>与</w:t>
       </w:r>
@@ -1659,7 +1659,7 @@
       </w:r>
       <w:r>
         <w:rPr>
-          <w:rFonts w:hint="eastAsia" w:ascii="Times New Roman" w:hAnsi="Times New Roman" w:eastAsia="SimSun" w:cs="Times New Roman"/>
+          <w:rFonts w:hint="eastAsia" w:ascii="Times New Roman" w:hAnsi="Times New Roman" w:eastAsia="FangSong" w:cs="Times New Roman"/>
         </w:rPr>
         <w:t>理想气体</w:t>
       </w:r>
@@ -1671,7 +1671,7 @@
       </w:r>
       <w:r>
         <w:rPr>
-          <w:rFonts w:hint="eastAsia" w:ascii="Times New Roman" w:hAnsi="Times New Roman" w:eastAsia="SimSun" w:cs="Times New Roman"/>
+          <w:rFonts w:hint="eastAsia" w:ascii="Times New Roman" w:hAnsi="Times New Roman" w:eastAsia="FangSong" w:cs="Times New Roman"/>
         </w:rPr>
         <w:t>离域</w:t>
       </w:r>
@@ -1683,7 +1683,7 @@
       </w:r>
       <w:r>
         <w:rPr>
-          <w:rFonts w:hint="eastAsia" w:ascii="Times New Roman" w:hAnsi="Times New Roman" w:eastAsia="SimSun" w:cs="Times New Roman"/>
+          <w:rFonts w:hint="eastAsia" w:ascii="Times New Roman" w:hAnsi="Times New Roman" w:eastAsia="FangSong" w:cs="Times New Roman"/>
         </w:rPr>
         <w:t>的熵公式差一项</w:t>
       </w:r>
@@ -1701,7 +1701,7 @@
       </w:r>
       <w:r>
         <w:rPr>
-          <w:rFonts w:hint="eastAsia" w:ascii="Times New Roman" w:hAnsi="Times New Roman" w:eastAsia="SimSun" w:cs="Times New Roman"/>
+          <w:rFonts w:hint="eastAsia" w:ascii="Times New Roman" w:hAnsi="Times New Roman" w:eastAsia="FangSong" w:cs="Times New Roman"/>
         </w:rPr>
         <w:t>离域粒子</w:t>
       </w:r>
@@ -1713,7 +1713,7 @@
       </w:r>
       <w:r>
         <w:rPr>
-          <w:rFonts w:hint="eastAsia" w:ascii="Times New Roman" w:hAnsi="Times New Roman" w:eastAsia="SimSun" w:cs="Times New Roman"/>
+          <w:rFonts w:hint="eastAsia" w:ascii="Times New Roman" w:hAnsi="Times New Roman" w:eastAsia="FangSong" w:cs="Times New Roman"/>
         </w:rPr>
         <w:t>不可区分</w:t>
       </w:r>
@@ -1725,7 +1725,7 @@
       </w:r>
       <w:r>
         <w:rPr>
-          <w:rFonts w:hint="eastAsia" w:ascii="Times New Roman" w:hAnsi="Times New Roman" w:eastAsia="SimSun" w:cs="Times New Roman"/>
+          <w:rFonts w:hint="eastAsia" w:ascii="Times New Roman" w:hAnsi="Times New Roman" w:eastAsia="FangSong" w:cs="Times New Roman"/>
         </w:rPr>
         <w:t>全同粒子</w:t>
       </w:r>
@@ -1737,7 +1737,7 @@
       </w:r>
       <w:r>
         <w:rPr>
-          <w:rFonts w:hint="eastAsia" w:ascii="Times New Roman" w:hAnsi="Times New Roman" w:eastAsia="SimSun" w:cs="Times New Roman"/>
+          <w:rFonts w:hint="eastAsia" w:ascii="Times New Roman" w:hAnsi="Times New Roman" w:eastAsia="FangSong" w:cs="Times New Roman"/>
         </w:rPr>
         <w:t>除以</w:t>
       </w:r>
@@ -1749,7 +1749,7 @@
       </w:r>
       <w:r>
         <w:rPr>
-          <w:rFonts w:hint="eastAsia" w:ascii="Times New Roman" w:hAnsi="Times New Roman" w:eastAsia="SimSun" w:cs="Times New Roman"/>
+          <w:rFonts w:hint="eastAsia" w:ascii="Times New Roman" w:hAnsi="Times New Roman" w:eastAsia="FangSong" w:cs="Times New Roman"/>
         </w:rPr>
         <w:t>使熵减小这一项</w:t>
       </w:r>
@@ -1761,7 +1761,7 @@
       </w:r>
       <w:r>
         <w:rPr>
-          <w:rFonts w:hint="eastAsia" w:ascii="Times New Roman" w:hAnsi="Times New Roman" w:eastAsia="SimSun" w:cs="Times New Roman"/>
+          <w:rFonts w:hint="eastAsia" w:ascii="Times New Roman" w:hAnsi="Times New Roman" w:eastAsia="FangSong" w:cs="Times New Roman"/>
         </w:rPr>
         <w:t>是</w:t>
       </w:r>
@@ -1773,7 +1773,7 @@
       </w:r>
       <w:r>
         <w:rPr>
-          <w:rFonts w:hint="eastAsia" w:ascii="Times New Roman" w:hAnsi="Times New Roman" w:eastAsia="SimSun" w:cs="Times New Roman"/>
+          <w:rFonts w:hint="eastAsia" w:ascii="Times New Roman" w:hAnsi="Times New Roman" w:eastAsia="FangSong" w:cs="Times New Roman"/>
         </w:rPr>
         <w:t>悖论</w:t>
       </w:r>
@@ -1785,7 +1785,7 @@
       </w:r>
       <w:r>
         <w:rPr>
-          <w:rFonts w:hint="eastAsia" w:ascii="Times New Roman" w:hAnsi="Times New Roman" w:eastAsia="SimSun" w:cs="Times New Roman"/>
+          <w:rFonts w:hint="eastAsia" w:ascii="Times New Roman" w:hAnsi="Times New Roman" w:eastAsia="FangSong" w:cs="Times New Roman"/>
         </w:rPr>
         <w:t>混合熵消失</w:t>
       </w:r>
@@ -1797,7 +1797,7 @@
       </w:r>
       <w:r>
         <w:rPr>
-          <w:rFonts w:hint="eastAsia" w:ascii="Times New Roman" w:hAnsi="Times New Roman" w:eastAsia="SimSun" w:cs="Times New Roman"/>
+          <w:rFonts w:hint="eastAsia" w:ascii="Times New Roman" w:hAnsi="Times New Roman" w:eastAsia="FangSong" w:cs="Times New Roman"/>
         </w:rPr>
         <w:t>的解法</w:t>
       </w:r>
@@ -1829,7 +1829,7 @@
       </w:r>
     </w:p>
     <w:bookmarkEnd w:id="10"/>
-    <w:bookmarkStart w:id="17" w:name="一热力学四大基本方程与-legendre-变换"/>
+    <w:bookmarkStart w:id="14" w:name="一热力学四大基本方程与-legendre-变换"/>
     <w:p>
       <w:pPr>
         <w:pStyle w:val="Heading2"/>
@@ -1903,7 +1903,7 @@
       </w:pPr>
       <w:r>
         <w:rPr>
-          <w:rFonts w:hint="eastAsia" w:ascii="Times New Roman" w:hAnsi="Times New Roman" w:eastAsia="SimSun" w:cs="Times New Roman"/>
+          <w:rFonts w:hint="eastAsia" w:ascii="Times New Roman" w:hAnsi="Times New Roman" w:eastAsia="FangSong" w:cs="Times New Roman"/>
         </w:rPr>
         <w:t>热力学第一定律</w:t>
       </w:r>
@@ -1915,7 +1915,7 @@
       </w:r>
       <w:r>
         <w:rPr>
-          <w:rFonts w:hint="eastAsia" w:ascii="Times New Roman" w:hAnsi="Times New Roman" w:eastAsia="SimSun" w:cs="Times New Roman"/>
+          <w:rFonts w:hint="eastAsia" w:ascii="Times New Roman" w:hAnsi="Times New Roman" w:eastAsia="FangSong" w:cs="Times New Roman"/>
         </w:rPr>
         <w:t>可逆</w:t>
       </w:r>
@@ -1933,7 +1933,7 @@
       </w:r>
       <w:r>
         <w:rPr>
-          <w:rFonts w:hint="eastAsia" w:ascii="Times New Roman" w:hAnsi="Times New Roman" w:eastAsia="SimSun" w:cs="Times New Roman"/>
+          <w:rFonts w:hint="eastAsia" w:ascii="Times New Roman" w:hAnsi="Times New Roman" w:eastAsia="FangSong" w:cs="Times New Roman"/>
         </w:rPr>
         <w:t>第二定律合并</w:t>
       </w:r>
@@ -1959,7 +1959,7 @@
       </w:r>
       <w:r>
         <w:rPr>
-          <w:rFonts w:hint="eastAsia" w:ascii="Times New Roman" w:hAnsi="Times New Roman" w:eastAsia="SimSun" w:cs="Times New Roman"/>
+          <w:rFonts w:hint="eastAsia" w:ascii="Times New Roman" w:hAnsi="Times New Roman" w:eastAsia="FangSong" w:cs="Times New Roman"/>
         </w:rPr>
         <w:t>这是热力学的</w:t>
       </w:r>
@@ -1971,7 +1971,7 @@
       </w:r>
       <w:r>
         <w:rPr>
-          <w:rFonts w:hint="eastAsia" w:ascii="Times New Roman" w:hAnsi="Times New Roman" w:eastAsia="SimSun" w:cs="Times New Roman"/>
+          <w:rFonts w:hint="eastAsia" w:ascii="Times New Roman" w:hAnsi="Times New Roman" w:eastAsia="FangSong" w:cs="Times New Roman"/>
         </w:rPr>
         <w:t>母方程</w:t>
       </w:r>
@@ -1998,7 +1998,7 @@
       </w:r>
       <w:r>
         <w:rPr>
-          <w:rFonts w:hint="eastAsia" w:ascii="Times New Roman" w:hAnsi="Times New Roman" w:eastAsia="SimSun" w:cs="Times New Roman"/>
+          <w:rFonts w:hint="eastAsia" w:ascii="Times New Roman" w:hAnsi="Times New Roman" w:eastAsia="FangSong" w:cs="Times New Roman"/>
         </w:rPr>
         <w:t xml:space="preserve">的自然变量是</w:t>
       </w:r>
@@ -2031,7 +2031,7 @@
       </w:pPr>
       <w:r>
         <w:rPr>
-          <w:rFonts w:hint="eastAsia" w:ascii="Times New Roman" w:hAnsi="Times New Roman" w:eastAsia="SimSun" w:cs="Times New Roman"/>
+          <w:rFonts w:hint="eastAsia" w:ascii="Times New Roman" w:hAnsi="Times New Roman" w:eastAsia="FangSong" w:cs="Times New Roman"/>
         </w:rPr>
         <w:t xml:space="preserve">但实际过程常在恒</w:t>
       </w:r>
@@ -2043,7 +2043,7 @@
       </w:r>
       <w:r>
         <w:rPr>
-          <w:rFonts w:hint="eastAsia" w:ascii="Times New Roman" w:hAnsi="Times New Roman" w:eastAsia="SimSun" w:cs="Times New Roman"/>
+          <w:rFonts w:hint="eastAsia" w:ascii="Times New Roman" w:hAnsi="Times New Roman" w:eastAsia="FangSong" w:cs="Times New Roman"/>
         </w:rPr>
         <w:t xml:space="preserve">或恒</w:t>
       </w:r>
@@ -2055,7 +2055,7 @@
       </w:r>
       <w:r>
         <w:rPr>
-          <w:rFonts w:hint="eastAsia" w:ascii="Times New Roman" w:hAnsi="Times New Roman" w:eastAsia="SimSun" w:cs="Times New Roman"/>
+          <w:rFonts w:hint="eastAsia" w:ascii="Times New Roman" w:hAnsi="Times New Roman" w:eastAsia="FangSong" w:cs="Times New Roman"/>
         </w:rPr>
         <w:t>下进行</w:t>
       </w:r>
@@ -2067,7 +2067,7 @@
       </w:r>
       <w:r>
         <w:rPr>
-          <w:rFonts w:hint="eastAsia" w:ascii="Times New Roman" w:hAnsi="Times New Roman" w:eastAsia="SimSun" w:cs="Times New Roman"/>
+          <w:rFonts w:hint="eastAsia" w:ascii="Times New Roman" w:hAnsi="Times New Roman" w:eastAsia="FangSong" w:cs="Times New Roman"/>
         </w:rPr>
         <w:t>直接以</w:t>
       </w:r>
@@ -2079,7 +2079,7 @@
       </w:r>
       <w:r>
         <w:rPr>
-          <w:rFonts w:hint="eastAsia" w:ascii="Times New Roman" w:hAnsi="Times New Roman" w:eastAsia="SimSun" w:cs="Times New Roman"/>
+          <w:rFonts w:hint="eastAsia" w:ascii="Times New Roman" w:hAnsi="Times New Roman" w:eastAsia="FangSong" w:cs="Times New Roman"/>
         </w:rPr>
         <w:t xml:space="preserve">为变量不方便</w:t>
       </w:r>
@@ -2091,7 +2091,7 @@
       </w:r>
       <w:r>
         <w:rPr>
-          <w:rFonts w:hint="eastAsia" w:ascii="Times New Roman" w:hAnsi="Times New Roman" w:eastAsia="SimSun" w:cs="Times New Roman"/>
+          <w:rFonts w:hint="eastAsia" w:ascii="Times New Roman" w:hAnsi="Times New Roman" w:eastAsia="FangSong" w:cs="Times New Roman"/>
         </w:rPr>
         <w:t xml:space="preserve">用</w:t>
       </w:r>
@@ -2111,7 +2111,7 @@
       </w:r>
       <w:r>
         <w:rPr>
-          <w:rFonts w:hint="eastAsia" w:ascii="Times New Roman" w:hAnsi="Times New Roman" w:eastAsia="SimSun" w:cs="Times New Roman"/>
+          <w:rFonts w:hint="eastAsia" w:ascii="Times New Roman" w:hAnsi="Times New Roman" w:eastAsia="FangSong" w:cs="Times New Roman"/>
           <w:b/>
           <w:bCs/>
         </w:rPr>
@@ -2119,7 +2119,7 @@
       </w:r>
       <w:r>
         <w:rPr>
-          <w:rFonts w:hint="eastAsia" w:ascii="Times New Roman" w:hAnsi="Times New Roman" w:eastAsia="SimSun" w:cs="Times New Roman"/>
+          <w:rFonts w:hint="eastAsia" w:ascii="Times New Roman" w:hAnsi="Times New Roman" w:eastAsia="FangSong" w:cs="Times New Roman"/>
         </w:rPr>
         <w:t>换自变量</w:t>
       </w:r>
@@ -2157,13 +2157,13 @@
       </w:pPr>
       <w:r>
         <w:rPr>
-          <w:rFonts w:hint="eastAsia" w:ascii="Times New Roman" w:hAnsi="Times New Roman" w:eastAsia="SimSun" w:cs="Times New Roman"/>
+          <w:rFonts w:hint="eastAsia" w:ascii="Times New Roman" w:hAnsi="Times New Roman" w:eastAsia="FangSong" w:cs="Times New Roman"/>
         </w:rPr>
         <w:t xml:space="preserve">每次变换</w:t>
       </w:r>
       <w:r>
         <w:rPr>
-          <w:rFonts w:hint="eastAsia" w:ascii="Times New Roman" w:hAnsi="Times New Roman" w:eastAsia="SimSun" w:cs="Times New Roman"/>
+          <w:rFonts w:hint="eastAsia" w:ascii="Times New Roman" w:hAnsi="Times New Roman" w:eastAsia="FangSong" w:cs="Times New Roman"/>
           <w:b/>
           <w:bCs/>
         </w:rPr>
@@ -2177,7 +2177,7 @@
       </w:r>
       <w:r>
         <w:rPr>
-          <w:rFonts w:hint="eastAsia" w:ascii="Times New Roman" w:hAnsi="Times New Roman" w:eastAsia="SimSun" w:cs="Times New Roman"/>
+          <w:rFonts w:hint="eastAsia" w:ascii="Times New Roman" w:hAnsi="Times New Roman" w:eastAsia="FangSong" w:cs="Times New Roman"/>
         </w:rPr>
         <w:t>新函数</w:t>
       </w:r>
@@ -2189,7 +2189,7 @@
       </w:r>
       <w:r>
         <w:rPr>
-          <w:rFonts w:hint="eastAsia" w:ascii="Times New Roman" w:hAnsi="Times New Roman" w:eastAsia="SimSun" w:cs="Times New Roman"/>
+          <w:rFonts w:hint="eastAsia" w:ascii="Times New Roman" w:hAnsi="Times New Roman" w:eastAsia="FangSong" w:cs="Times New Roman"/>
         </w:rPr>
         <w:t xml:space="preserve">原函数</w:t>
       </w:r>
@@ -2207,7 +2207,7 @@
       </w:r>
       <w:r>
         <w:rPr>
-          <w:rFonts w:hint="eastAsia" w:ascii="Times New Roman" w:hAnsi="Times New Roman" w:eastAsia="SimSun" w:cs="Times New Roman"/>
+          <w:rFonts w:hint="eastAsia" w:ascii="Times New Roman" w:hAnsi="Times New Roman" w:eastAsia="FangSong" w:cs="Times New Roman"/>
         </w:rPr>
         <w:t>要换掉的变量</w:t>
       </w:r>
@@ -2219,7 +2219,7 @@
       </w:r>
       <w:r>
         <w:rPr>
-          <w:rFonts w:hint="eastAsia" w:ascii="Times New Roman" w:hAnsi="Times New Roman" w:eastAsia="SimSun" w:cs="Times New Roman"/>
+          <w:rFonts w:hint="eastAsia" w:ascii="Times New Roman" w:hAnsi="Times New Roman" w:eastAsia="FangSong" w:cs="Times New Roman"/>
         </w:rPr>
         <w:t>其共轭量</w:t>
       </w:r>
@@ -2321,7 +2321,7 @@
             </w:pPr>
             <w:r>
               <w:rPr>
-                <w:rFonts w:hint="eastAsia" w:ascii="Times New Roman" w:hAnsi="Times New Roman" w:eastAsia="SimSun" w:cs="Times New Roman"/>
+                <w:rFonts w:hint="eastAsia" w:ascii="Times New Roman" w:hAnsi="Times New Roman" w:eastAsia="FangSong" w:cs="Times New Roman"/>
               </w:rPr>
               <w:t xml:space="preserve">焓</w:t>
             </w:r>
@@ -2395,7 +2395,7 @@
             </w:r>
             <w:r>
               <w:rPr>
-                <w:rFonts w:hint="eastAsia" w:ascii="Times New Roman" w:hAnsi="Times New Roman" w:eastAsia="SimSun" w:cs="Times New Roman"/>
+                <w:rFonts w:hint="eastAsia" w:ascii="Times New Roman" w:hAnsi="Times New Roman" w:eastAsia="FangSong" w:cs="Times New Roman"/>
               </w:rPr>
               <w:t xml:space="preserve">自由能</w:t>
             </w:r>
@@ -2469,7 +2469,7 @@
             </w:r>
             <w:r>
               <w:rPr>
-                <w:rFonts w:hint="eastAsia" w:ascii="Times New Roman" w:hAnsi="Times New Roman" w:eastAsia="SimSun" w:cs="Times New Roman"/>
+                <w:rFonts w:hint="eastAsia" w:ascii="Times New Roman" w:hAnsi="Times New Roman" w:eastAsia="FangSong" w:cs="Times New Roman"/>
               </w:rPr>
               <w:t xml:space="preserve">自由能</w:t>
             </w:r>
@@ -2529,7 +2529,7 @@
       </w:tr>
     </w:tbl>
     <w:bookmarkEnd w:id="12"/>
-    <w:bookmarkStart w:id="16" w:name="四大基本方程"/>
+    <w:bookmarkStart w:id="13" w:name="四大基本方程"/>
     <w:p>
       <w:pPr>
         <w:pStyle w:val="Heading3"/>
@@ -2776,7 +2776,7 @@
       </w:pPr>
       <w:r>
         <w:rPr>
-          <w:rFonts w:hint="eastAsia" w:ascii="Times New Roman" w:hAnsi="Times New Roman" w:eastAsia="SimSun" w:cs="Times New Roman"/>
+          <w:rFonts w:hint="eastAsia" w:ascii="Times New Roman" w:hAnsi="Times New Roman" w:eastAsia="FangSong" w:cs="Times New Roman"/>
         </w:rPr>
         <w:t>从这四个方程可直接读出对应偏导数</w:t>
       </w:r>
@@ -2788,7 +2788,7 @@
       </w:r>
       <w:r>
         <w:rPr>
-          <w:rFonts w:hint="eastAsia" w:ascii="Times New Roman" w:hAnsi="Times New Roman" w:eastAsia="SimSun" w:cs="Times New Roman"/>
+          <w:rFonts w:hint="eastAsia" w:ascii="Times New Roman" w:hAnsi="Times New Roman" w:eastAsia="FangSong" w:cs="Times New Roman"/>
         </w:rPr>
         <w:t>如</w:t>
       </w:r>
@@ -2947,260 +2947,191 @@
     </w:p>
     <w:p>
       <w:pPr>
-        <w:pStyle w:val="BlockText"/>
-        <w:spacing w:before="160" w:after="80"/>
-        <w:jc w:val="center"/>
+        <w:pStyle w:val="BodyText"/>
       </w:pPr>
       <w:r>
         <w:rPr>
-          <w:rFonts w:ascii="Times New Roman" w:hAnsi="Times New Roman" w:eastAsia="FangSong" w:cs="Times New Roman"/>
-          <w:b w:val="0"/>
-          <w:i w:val="0"/>
-          <w:sz w:val="21"/>
-        </w:rPr>
-        <w:drawing>
-          <wp:inline>
-            <wp:extent cx="1800000" cy="2426785"/>
-            <wp:effectExtent b="0" l="0" r="0" t="0"/>
-            <wp:docPr descr="" title="" id="14" name="Picture"/>
-            <a:graphic>
-              <a:graphicData uri="http://schemas.openxmlformats.org/drawingml/2006/picture">
-                <pic:pic>
-                  <pic:nvPicPr>
-                    <pic:cNvPr descr="4139b1fc7b31fe6f3b88daa5f719beaf05521ab0f86196d4c1d9259f7e76ca44.jpg" id="15" name="Picture"/>
-                    <pic:cNvPicPr>
-                      <a:picLocks noChangeArrowheads="1" noChangeAspect="1"/>
-                    </pic:cNvPicPr>
-                  </pic:nvPicPr>
-                  <pic:blipFill>
-                    <a:blip r:embed="rId13"/>
-                    <a:stretch>
-                      <a:fillRect/>
-                    </a:stretch>
-                  </pic:blipFill>
-                  <pic:spPr bwMode="auto">
-                    <a:xfrm>
-                      <a:off x="0" y="0"/>
-                      <a:ext cx="1800000" cy="2426785"/>
-                    </a:xfrm>
-                    <a:prstGeom prst="rect">
-                      <a:avLst/>
-                    </a:prstGeom>
-                    <a:noFill/>
-                    <a:ln w="9525">
-                      <a:noFill/>
-                      <a:headEnd/>
-                      <a:tailEnd/>
-                    </a:ln>
-                  </pic:spPr>
-                </pic:pic>
-              </a:graphicData>
-            </a:graphic>
-          </wp:inline>
-        </w:drawing>
-      </w:r>
-      <w:r>
-        <w:rPr>
-          <w:rFonts w:ascii="Times New Roman" w:hAnsi="Times New Roman" w:eastAsia="FangSong" w:cs="Times New Roman"/>
-          <w:b w:val="0"/>
-          <w:i w:val="0"/>
-          <w:sz w:val="21"/>
+          <w:rFonts w:hint="eastAsia" w:ascii="Times New Roman" w:hAnsi="Times New Roman" w:eastAsia="FangSong" w:cs="Times New Roman"/>
+        </w:rPr>
+        <w:t xml:space="preserve">热力学四边形</w:t>
+      </w:r>
+      <w:r>
+        <w:rPr>
+          <w:rFonts w:ascii="Times New Roman" w:hAnsi="Times New Roman" w:eastAsia="Times New Roman" w:cs="Times New Roman"/>
+        </w:rPr>
+        <w:t xml:space="preserve"> (Born Square) </w:t>
+      </w:r>
+      <w:r>
+        <w:rPr>
+          <w:rFonts w:hint="eastAsia" w:ascii="Times New Roman" w:hAnsi="Times New Roman" w:eastAsia="FangSong" w:cs="Times New Roman"/>
+        </w:rPr>
+        <w:t xml:space="preserve">与</w:t>
+      </w:r>
+      <w:r>
+        <w:rPr>
+          <w:rFonts w:ascii="Times New Roman" w:hAnsi="Times New Roman" w:eastAsia="Times New Roman" w:cs="Times New Roman"/>
+        </w:rPr>
+        <w:t xml:space="preserve"> Maxwell </w:t>
+      </w:r>
+      <w:r>
+        <w:rPr>
+          <w:rFonts w:hint="eastAsia" w:ascii="Times New Roman" w:hAnsi="Times New Roman" w:eastAsia="FangSong" w:cs="Times New Roman"/>
+        </w:rPr>
+        <w:t xml:space="preserve">关系</w:t>
+      </w:r>
+      <w:r>
+        <w:rPr>
+          <w:rFonts w:ascii="Times New Roman" w:hAnsi="Times New Roman" w:eastAsia="Times New Roman" w:cs="Times New Roman"/>
         </w:rPr>
         <w:t xml:space="preserve"> </w:t>
       </w:r>
       <w:r>
         <w:rPr>
-          <w:rFonts w:hint="eastAsia" w:ascii="Times New Roman" w:hAnsi="Times New Roman" w:eastAsia="FangSong" w:cs="Times New Roman"/>
-          <w:b w:val="0"/>
-          <w:i w:val="0"/>
-          <w:iCs/>
-          <w:sz w:val="21"/>
-        </w:rPr>
-        <w:t xml:space="preserve">图</w:t>
-      </w:r>
-      <w:r>
-        <w:rPr>
-          <w:rFonts w:ascii="Times New Roman" w:hAnsi="Times New Roman" w:eastAsia="FangSong" w:cs="Times New Roman"/>
-          <w:b w:val="0"/>
-          <w:i w:val="0"/>
-          <w:iCs/>
-          <w:sz w:val="21"/>
-        </w:rPr>
-        <w:t xml:space="preserve"> 1 </w:t>
-      </w:r>
-      <w:r>
-        <w:rPr>
-          <w:rFonts w:hint="eastAsia" w:ascii="Times New Roman" w:hAnsi="Times New Roman" w:eastAsia="FangSong" w:cs="Times New Roman"/>
-          <w:b w:val="0"/>
-          <w:i w:val="0"/>
-          <w:iCs/>
-          <w:sz w:val="21"/>
-        </w:rPr>
-        <w:t xml:space="preserve">热力学四边形</w:t>
-      </w:r>
-      <w:r>
-        <w:rPr>
-          <w:rFonts w:ascii="Times New Roman" w:hAnsi="Times New Roman" w:eastAsia="FangSong" w:cs="Times New Roman"/>
-          <w:b w:val="0"/>
-          <w:i w:val="0"/>
-          <w:iCs/>
-          <w:sz w:val="21"/>
-        </w:rPr>
-        <w:t xml:space="preserve"> (Born Square) </w:t>
-      </w:r>
-      <w:r>
-        <w:rPr>
-          <w:rFonts w:hint="eastAsia" w:ascii="Times New Roman" w:hAnsi="Times New Roman" w:eastAsia="FangSong" w:cs="Times New Roman"/>
-          <w:b w:val="0"/>
-          <w:i w:val="0"/>
-          <w:iCs/>
-          <w:sz w:val="21"/>
-        </w:rPr>
-        <w:t xml:space="preserve">与</w:t>
-      </w:r>
-      <w:r>
-        <w:rPr>
-          <w:rFonts w:ascii="Times New Roman" w:hAnsi="Times New Roman" w:eastAsia="FangSong" w:cs="Times New Roman"/>
-          <w:b w:val="0"/>
-          <w:i w:val="0"/>
-          <w:iCs/>
-          <w:sz w:val="21"/>
+          <w:rFonts w:ascii="Times New Roman" w:hAnsi="Times New Roman" w:eastAsia="Times New Roman" w:cs="Times New Roman"/>
+        </w:rPr>
+        <w:t xml:space="preserve">U/H/A/G </w:t>
+      </w:r>
+      <w:r>
+        <w:rPr>
+          <w:rFonts w:hint="eastAsia" w:ascii="Times New Roman" w:hAnsi="Times New Roman" w:eastAsia="FangSong" w:cs="Times New Roman"/>
+        </w:rPr>
+        <w:t>四角方阵</w:t>
+      </w:r>
+      <w:r>
+        <w:rPr>
+          <w:rFonts w:hint="eastAsia" w:ascii="Times New Roman" w:hAnsi="Times New Roman" w:eastAsia="Times New Roman" w:cs="Times New Roman"/>
+        </w:rPr>
+        <w:t>：</w:t>
+      </w:r>
+      <w:r>
+        <w:rPr>
+          <w:rFonts w:hint="eastAsia" w:ascii="Times New Roman" w:hAnsi="Times New Roman" w:eastAsia="FangSong" w:cs="Times New Roman"/>
+        </w:rPr>
+        <w:t>左上</w:t>
+      </w:r>
+      <w:r>
+        <w:rPr>
+          <w:rFonts w:ascii="Times New Roman" w:hAnsi="Times New Roman" w:eastAsia="Times New Roman" w:cs="Times New Roman"/>
+        </w:rPr>
+        <w:t xml:space="preserve"> U(S,V) → </w:t>
+      </w:r>
+      <w:r>
+        <w:rPr>
+          <w:rFonts w:hint="eastAsia" w:ascii="Times New Roman" w:hAnsi="Times New Roman" w:eastAsia="FangSong" w:cs="Times New Roman"/>
+        </w:rPr>
+        <w:t xml:space="preserve">右上</w:t>
+      </w:r>
+      <w:r>
+        <w:rPr>
+          <w:rFonts w:ascii="Times New Roman" w:hAnsi="Times New Roman" w:eastAsia="Times New Roman" w:cs="Times New Roman"/>
+        </w:rPr>
+        <w:t xml:space="preserve"> </w:t>
+      </w:r>
+      <w:r>
+        <w:rPr>
+          <w:rFonts w:hint="eastAsia" w:ascii="Times New Roman" w:hAnsi="Times New Roman" w:eastAsia="Times New Roman" w:cs="Times New Roman"/>
+        </w:rPr>
+        <w:t xml:space="preserve">H(S,p)（Legendre</w:t>
+      </w:r>
+      <w:r>
+        <w:rPr>
+          <w:rFonts w:ascii="Times New Roman" w:hAnsi="Times New Roman" w:eastAsia="Times New Roman" w:cs="Times New Roman"/>
+        </w:rPr>
+        <w:t xml:space="preserve"> </w:t>
+      </w:r>
+      <w:r>
+        <w:rPr>
+          <w:rFonts w:hint="eastAsia" w:ascii="Times New Roman" w:hAnsi="Times New Roman" w:eastAsia="Times New Roman" w:cs="Times New Roman"/>
+        </w:rPr>
+        <w:t>V→p）；</w:t>
+      </w:r>
+      <w:r>
+        <w:rPr>
+          <w:rFonts w:hint="eastAsia" w:ascii="Times New Roman" w:hAnsi="Times New Roman" w:eastAsia="FangSong" w:cs="Times New Roman"/>
+        </w:rPr>
+        <w:t>左下</w:t>
+      </w:r>
+      <w:r>
+        <w:rPr>
+          <w:rFonts w:ascii="Times New Roman" w:hAnsi="Times New Roman" w:eastAsia="Times New Roman" w:cs="Times New Roman"/>
+        </w:rPr>
+        <w:t xml:space="preserve"> </w:t>
+      </w:r>
+      <w:r>
+        <w:rPr>
+          <w:rFonts w:hint="eastAsia" w:ascii="Times New Roman" w:hAnsi="Times New Roman" w:eastAsia="Times New Roman" w:cs="Times New Roman"/>
+        </w:rPr>
+        <w:t xml:space="preserve">A(T,V)（Legendre</w:t>
+      </w:r>
+      <w:r>
+        <w:rPr>
+          <w:rFonts w:ascii="Times New Roman" w:hAnsi="Times New Roman" w:eastAsia="Times New Roman" w:cs="Times New Roman"/>
+        </w:rPr>
+        <w:t xml:space="preserve"> </w:t>
+      </w:r>
+      <w:r>
+        <w:rPr>
+          <w:rFonts w:hint="eastAsia" w:ascii="Times New Roman" w:hAnsi="Times New Roman" w:eastAsia="Times New Roman" w:cs="Times New Roman"/>
+        </w:rPr>
+        <w:t xml:space="preserve">S→T）→</w:t>
+      </w:r>
+      <w:r>
+        <w:rPr>
+          <w:rFonts w:ascii="Times New Roman" w:hAnsi="Times New Roman" w:eastAsia="Times New Roman" w:cs="Times New Roman"/>
+        </w:rPr>
+        <w:t xml:space="preserve"> </w:t>
+      </w:r>
+      <w:r>
+        <w:rPr>
+          <w:rFonts w:hint="eastAsia" w:ascii="Times New Roman" w:hAnsi="Times New Roman" w:eastAsia="FangSong" w:cs="Times New Roman"/>
+        </w:rPr>
+        <w:t xml:space="preserve">右下</w:t>
+      </w:r>
+      <w:r>
+        <w:rPr>
+          <w:rFonts w:ascii="Times New Roman" w:hAnsi="Times New Roman" w:eastAsia="Times New Roman" w:cs="Times New Roman"/>
+        </w:rPr>
+        <w:t xml:space="preserve"> </w:t>
+      </w:r>
+      <w:r>
+        <w:rPr>
+          <w:rFonts w:hint="eastAsia" w:ascii="Times New Roman" w:hAnsi="Times New Roman" w:eastAsia="Times New Roman" w:cs="Times New Roman"/>
+        </w:rPr>
+        <w:t>G(T,p)。</w:t>
+      </w:r>
+      <w:r>
+        <w:rPr>
+          <w:rFonts w:hint="eastAsia" w:ascii="Times New Roman" w:hAnsi="Times New Roman" w:eastAsia="FangSong" w:cs="Times New Roman"/>
+        </w:rPr>
+        <w:t>四条边标注自然变量</w:t>
+      </w:r>
+      <w:r>
+        <w:rPr>
+          <w:rFonts w:hint="eastAsia" w:ascii="Times New Roman" w:hAnsi="Times New Roman" w:eastAsia="Times New Roman" w:cs="Times New Roman"/>
+        </w:rPr>
+        <w:t>，</w:t>
+      </w:r>
+      <w:r>
+        <w:rPr>
+          <w:rFonts w:hint="eastAsia" w:ascii="Times New Roman" w:hAnsi="Times New Roman" w:eastAsia="FangSong" w:cs="Times New Roman"/>
+        </w:rPr>
+        <w:t>对角箭头标注</w:t>
+      </w:r>
+      <w:r>
+        <w:rPr>
+          <w:rFonts w:ascii="Times New Roman" w:hAnsi="Times New Roman" w:eastAsia="Times New Roman" w:cs="Times New Roman"/>
         </w:rPr>
         <w:t xml:space="preserve"> Maxwell </w:t>
       </w:r>
       <w:r>
         <w:rPr>
           <w:rFonts w:hint="eastAsia" w:ascii="Times New Roman" w:hAnsi="Times New Roman" w:eastAsia="FangSong" w:cs="Times New Roman"/>
-          <w:b w:val="0"/>
-          <w:i w:val="0"/>
-          <w:iCs/>
-          <w:sz w:val="21"/>
-        </w:rPr>
-        <w:t xml:space="preserve">关系转换</w:t>
-      </w:r>
-      <w:r>
-        <w:rPr>
-          <w:rFonts w:hint="eastAsia" w:ascii="Times New Roman" w:hAnsi="Times New Roman" w:eastAsia="FangSong" w:cs="Times New Roman"/>
-          <w:b w:val="0"/>
-          <w:i w:val="0"/>
-          <w:sz w:val="21"/>
-        </w:rPr>
-        <w:t>：</w:t>
-      </w:r>
-      <w:r>
-        <w:rPr>
-          <w:rFonts w:hint="eastAsia" w:ascii="Times New Roman" w:hAnsi="Times New Roman" w:eastAsia="FangSong" w:cs="Times New Roman"/>
-          <w:b w:val="0"/>
-          <w:i w:val="0"/>
-          <w:sz w:val="21"/>
-        </w:rPr>
-        <w:t>热力学四边形</w:t>
-      </w:r>
-      <w:r>
-        <w:rPr>
-          <w:rFonts w:hint="eastAsia" w:ascii="Times New Roman" w:hAnsi="Times New Roman" w:eastAsia="FangSong" w:cs="Times New Roman"/>
-          <w:b w:val="0"/>
-          <w:i w:val="0"/>
-          <w:sz w:val="21"/>
-        </w:rPr>
-        <w:t>——U/H/A/G</w:t>
-      </w:r>
-      <w:r>
-        <w:rPr>
-          <w:rFonts w:ascii="Times New Roman" w:hAnsi="Times New Roman" w:eastAsia="FangSong" w:cs="Times New Roman"/>
-          <w:b w:val="0"/>
-          <w:i w:val="0"/>
-          <w:sz w:val="21"/>
-        </w:rPr>
-        <w:t xml:space="preserve"> </w:t>
-      </w:r>
-      <w:r>
-        <w:rPr>
-          <w:rFonts w:hint="eastAsia" w:ascii="Times New Roman" w:hAnsi="Times New Roman" w:eastAsia="FangSong" w:cs="Times New Roman"/>
-          <w:b w:val="0"/>
-          <w:i w:val="0"/>
-          <w:sz w:val="21"/>
-        </w:rPr>
-        <w:t>四角</w:t>
-      </w:r>
-      <w:r>
-        <w:rPr>
-          <w:rFonts w:hint="eastAsia" w:ascii="Times New Roman" w:hAnsi="Times New Roman" w:eastAsia="FangSong" w:cs="Times New Roman"/>
-          <w:b w:val="0"/>
-          <w:i w:val="0"/>
-          <w:sz w:val="21"/>
-        </w:rPr>
-        <w:t>，</w:t>
-      </w:r>
-      <w:r>
-        <w:rPr>
-          <w:rFonts w:hint="eastAsia" w:ascii="Times New Roman" w:hAnsi="Times New Roman" w:eastAsia="FangSong" w:cs="Times New Roman"/>
-          <w:b w:val="0"/>
-          <w:i w:val="0"/>
-          <w:sz w:val="21"/>
-        </w:rPr>
-        <w:t>相邻函数关系</w:t>
-      </w:r>
-      <w:r>
-        <w:rPr>
-          <w:rFonts w:hint="eastAsia" w:ascii="Times New Roman" w:hAnsi="Times New Roman" w:eastAsia="FangSong" w:cs="Times New Roman"/>
-          <w:b w:val="0"/>
-          <w:i w:val="0"/>
-          <w:sz w:val="21"/>
-        </w:rPr>
-        <w:t>，</w:t>
-      </w:r>
-      <w:r>
-        <w:rPr>
-          <w:rFonts w:hint="eastAsia" w:ascii="Times New Roman" w:hAnsi="Times New Roman" w:eastAsia="FangSong" w:cs="Times New Roman"/>
-          <w:b w:val="0"/>
-          <w:i w:val="0"/>
-          <w:sz w:val="21"/>
-        </w:rPr>
-        <w:t>箭头标注</w:t>
-      </w:r>
-      <w:r>
-        <w:rPr>
-          <w:rFonts w:ascii="Times New Roman" w:hAnsi="Times New Roman" w:eastAsia="FangSong" w:cs="Times New Roman"/>
-          <w:b w:val="0"/>
-          <w:i w:val="0"/>
-          <w:sz w:val="21"/>
-        </w:rPr>
-        <w:t xml:space="preserve"> Legendre </w:t>
-      </w:r>
-      <w:r>
-        <w:rPr>
-          <w:rFonts w:hint="eastAsia" w:ascii="Times New Roman" w:hAnsi="Times New Roman" w:eastAsia="FangSong" w:cs="Times New Roman"/>
-          <w:b w:val="0"/>
-          <w:i w:val="0"/>
-          <w:sz w:val="21"/>
-        </w:rPr>
-        <w:t>变换方向</w:t>
-      </w:r>
-      <w:r>
-        <w:rPr>
-          <w:rFonts w:hint="eastAsia" w:ascii="Times New Roman" w:hAnsi="Times New Roman" w:eastAsia="FangSong" w:cs="Times New Roman"/>
-          <w:b w:val="0"/>
-          <w:i w:val="0"/>
-          <w:sz w:val="21"/>
-        </w:rPr>
-        <w:t>，</w:t>
-      </w:r>
-      <w:r>
-        <w:rPr>
-          <w:rFonts w:hint="eastAsia" w:ascii="Times New Roman" w:hAnsi="Times New Roman" w:eastAsia="FangSong" w:cs="Times New Roman"/>
-          <w:b w:val="0"/>
-          <w:i w:val="0"/>
-          <w:sz w:val="21"/>
-        </w:rPr>
-        <w:t>自然变量标注在边上</w:t>
-      </w:r>
-      <w:r>
-        <w:rPr>
-          <w:rFonts w:hint="eastAsia" w:ascii="Times New Roman" w:hAnsi="Times New Roman" w:eastAsia="FangSong" w:cs="Times New Roman"/>
-          <w:b w:val="0"/>
-          <w:i w:val="0"/>
-          <w:sz w:val="21"/>
+        </w:rPr>
+        <w:t>关系推导方向</w:t>
+      </w:r>
+      <w:r>
+        <w:rPr>
+          <w:rFonts w:hint="eastAsia" w:ascii="Times New Roman" w:hAnsi="Times New Roman" w:eastAsia="Times New Roman" w:cs="Times New Roman"/>
         </w:rPr>
         <w:t>。</w:t>
       </w:r>
@@ -3215,9 +3146,9 @@
         </w:pict>
       </w:r>
     </w:p>
-    <w:bookmarkEnd w:id="16"/>
-    <w:bookmarkEnd w:id="17"/>
-    <w:bookmarkStart w:id="21" w:name="二maxwell-关系"/>
+    <w:bookmarkEnd w:id="13"/>
+    <w:bookmarkEnd w:id="14"/>
+    <w:bookmarkStart w:id="18" w:name="二maxwell-关系"/>
     <w:p>
       <w:pPr>
         <w:pStyle w:val="Heading2"/>
@@ -3248,7 +3179,7 @@
         <w:t xml:space="preserve">关系</w:t>
       </w:r>
     </w:p>
-    <w:bookmarkStart w:id="18" w:name="四条关系式"/>
+    <w:bookmarkStart w:id="15" w:name="四条关系式"/>
     <w:p>
       <w:pPr>
         <w:pStyle w:val="Heading3"/>
@@ -3273,13 +3204,13 @@
       </w:pPr>
       <w:r>
         <w:rPr>
-          <w:rFonts w:hint="eastAsia" w:ascii="Times New Roman" w:hAnsi="Times New Roman" w:eastAsia="SimSun" w:cs="Times New Roman"/>
+          <w:rFonts w:hint="eastAsia" w:ascii="Times New Roman" w:hAnsi="Times New Roman" w:eastAsia="FangSong" w:cs="Times New Roman"/>
         </w:rPr>
         <w:t xml:space="preserve">由四大基本方程的</w:t>
       </w:r>
       <w:r>
         <w:rPr>
-          <w:rFonts w:hint="eastAsia" w:ascii="Times New Roman" w:hAnsi="Times New Roman" w:eastAsia="SimSun" w:cs="Times New Roman"/>
+          <w:rFonts w:hint="eastAsia" w:ascii="Times New Roman" w:hAnsi="Times New Roman" w:eastAsia="FangSong" w:cs="Times New Roman"/>
           <w:b/>
           <w:bCs/>
         </w:rPr>
@@ -3293,7 +3224,7 @@
       </w:r>
       <w:r>
         <w:rPr>
-          <w:rFonts w:hint="eastAsia" w:ascii="Times New Roman" w:hAnsi="Times New Roman" w:eastAsia="SimSun" w:cs="Times New Roman"/>
+          <w:rFonts w:hint="eastAsia" w:ascii="Times New Roman" w:hAnsi="Times New Roman" w:eastAsia="FangSong" w:cs="Times New Roman"/>
         </w:rPr>
         <w:t>如</w:t>
       </w:r>
@@ -3417,7 +3348,7 @@
       </w:r>
       <w:r>
         <w:rPr>
-          <w:rFonts w:hint="eastAsia" w:ascii="Times New Roman" w:hAnsi="Times New Roman" w:eastAsia="SimSun" w:cs="Times New Roman"/>
+          <w:rFonts w:hint="eastAsia" w:ascii="Times New Roman" w:hAnsi="Times New Roman" w:eastAsia="FangSong" w:cs="Times New Roman"/>
         </w:rPr>
         <w:t>自动推出</w:t>
       </w:r>
@@ -3874,8 +3805,8 @@
         </m:oMath>
       </m:oMathPara>
     </w:p>
-    <w:bookmarkEnd w:id="18"/>
-    <w:bookmarkStart w:id="19" w:name="记忆口诀"/>
+    <w:bookmarkEnd w:id="15"/>
+    <w:bookmarkStart w:id="16" w:name="记忆口诀"/>
     <w:p>
       <w:pPr>
         <w:pStyle w:val="Heading3"/>
@@ -3900,7 +3831,7 @@
       </w:pPr>
       <w:r>
         <w:rPr>
-          <w:rFonts w:hint="eastAsia" w:ascii="Times New Roman" w:hAnsi="Times New Roman" w:eastAsia="SimSun" w:cs="Times New Roman"/>
+          <w:rFonts w:hint="eastAsia" w:ascii="Times New Roman" w:hAnsi="Times New Roman" w:eastAsia="FangSong" w:cs="Times New Roman"/>
           <w:b/>
           <w:bCs/>
         </w:rPr>
@@ -3916,7 +3847,7 @@
       </w:r>
       <w:r>
         <w:rPr>
-          <w:rFonts w:hint="eastAsia" w:ascii="Times New Roman" w:hAnsi="Times New Roman" w:eastAsia="SimSun" w:cs="Times New Roman"/>
+          <w:rFonts w:hint="eastAsia" w:ascii="Times New Roman" w:hAnsi="Times New Roman" w:eastAsia="FangSong" w:cs="Times New Roman"/>
           <w:b/>
           <w:bCs/>
         </w:rPr>
@@ -3930,7 +3861,7 @@
       </w:r>
       <w:r>
         <w:rPr>
-          <w:rFonts w:hint="eastAsia" w:ascii="Times New Roman" w:hAnsi="Times New Roman" w:eastAsia="SimSun" w:cs="Times New Roman"/>
+          <w:rFonts w:hint="eastAsia" w:ascii="Times New Roman" w:hAnsi="Times New Roman" w:eastAsia="FangSong" w:cs="Times New Roman"/>
         </w:rPr>
         <w:t>横着看每个方程</w:t>
       </w:r>
@@ -3942,7 +3873,7 @@
       </w:r>
       <w:r>
         <w:rPr>
-          <w:rFonts w:hint="eastAsia" w:ascii="Times New Roman" w:hAnsi="Times New Roman" w:eastAsia="SimSun" w:cs="Times New Roman"/>
+          <w:rFonts w:hint="eastAsia" w:ascii="Times New Roman" w:hAnsi="Times New Roman" w:eastAsia="FangSong" w:cs="Times New Roman"/>
         </w:rPr>
         <w:t>若两个偏导数的</w:t>
       </w:r>
@@ -3954,7 +3885,7 @@
       </w:r>
       <w:r>
         <w:rPr>
-          <w:rFonts w:hint="eastAsia" w:ascii="Times New Roman" w:hAnsi="Times New Roman" w:eastAsia="SimSun" w:cs="Times New Roman"/>
+          <w:rFonts w:hint="eastAsia" w:ascii="Times New Roman" w:hAnsi="Times New Roman" w:eastAsia="FangSong" w:cs="Times New Roman"/>
         </w:rPr>
         <w:t>固定量</w:t>
       </w:r>
@@ -3966,7 +3897,7 @@
       </w:r>
       <w:r>
         <w:rPr>
-          <w:rFonts w:hint="eastAsia" w:ascii="Times New Roman" w:hAnsi="Times New Roman" w:eastAsia="SimSun" w:cs="Times New Roman"/>
+          <w:rFonts w:hint="eastAsia" w:ascii="Times New Roman" w:hAnsi="Times New Roman" w:eastAsia="FangSong" w:cs="Times New Roman"/>
         </w:rPr>
         <w:t>下标</w:t>
       </w:r>
@@ -3978,7 +3909,7 @@
       </w:r>
       <w:r>
         <w:rPr>
-          <w:rFonts w:hint="eastAsia" w:ascii="Times New Roman" w:hAnsi="Times New Roman" w:eastAsia="SimSun" w:cs="Times New Roman"/>
+          <w:rFonts w:hint="eastAsia" w:ascii="Times New Roman" w:hAnsi="Times New Roman" w:eastAsia="FangSong" w:cs="Times New Roman"/>
         </w:rPr>
         <w:t>与被求偏导的变量在函数符号</w:t>
       </w:r>
@@ -3990,13 +3921,13 @@
       </w:r>
       <w:r>
         <w:rPr>
-          <w:rFonts w:hint="eastAsia" w:ascii="Times New Roman" w:hAnsi="Times New Roman" w:eastAsia="SimSun" w:cs="Times New Roman"/>
+          <w:rFonts w:hint="eastAsia" w:ascii="Times New Roman" w:hAnsi="Times New Roman" w:eastAsia="FangSong" w:cs="Times New Roman"/>
         </w:rPr>
         <w:t>上</w:t>
       </w:r>
       <w:r>
         <w:rPr>
-          <w:rFonts w:hint="eastAsia" w:ascii="Times New Roman" w:hAnsi="Times New Roman" w:eastAsia="SimSun" w:cs="Times New Roman"/>
+          <w:rFonts w:hint="eastAsia" w:ascii="Times New Roman" w:hAnsi="Times New Roman" w:eastAsia="FangSong" w:cs="Times New Roman"/>
           <w:b/>
           <w:bCs/>
         </w:rPr>
@@ -4004,7 +3935,7 @@
       </w:r>
       <w:r>
         <w:rPr>
-          <w:rFonts w:hint="eastAsia" w:ascii="Times New Roman" w:hAnsi="Times New Roman" w:eastAsia="SimSun" w:cs="Times New Roman"/>
+          <w:rFonts w:hint="eastAsia" w:ascii="Times New Roman" w:hAnsi="Times New Roman" w:eastAsia="FangSong" w:cs="Times New Roman"/>
         </w:rPr>
         <w:t>则同号</w:t>
       </w:r>
@@ -4016,7 +3947,7 @@
       </w:r>
       <w:r>
         <w:rPr>
-          <w:rFonts w:hint="eastAsia" w:ascii="Times New Roman" w:hAnsi="Times New Roman" w:eastAsia="SimSun" w:cs="Times New Roman"/>
+          <w:rFonts w:hint="eastAsia" w:ascii="Times New Roman" w:hAnsi="Times New Roman" w:eastAsia="FangSong" w:cs="Times New Roman"/>
           <w:b/>
           <w:bCs/>
         </w:rPr>
@@ -4024,7 +3955,7 @@
       </w:r>
       <w:r>
         <w:rPr>
-          <w:rFonts w:hint="eastAsia" w:ascii="Times New Roman" w:hAnsi="Times New Roman" w:eastAsia="SimSun" w:cs="Times New Roman"/>
+          <w:rFonts w:hint="eastAsia" w:ascii="Times New Roman" w:hAnsi="Times New Roman" w:eastAsia="FangSong" w:cs="Times New Roman"/>
         </w:rPr>
         <w:t>则异号</w:t>
       </w:r>
@@ -4041,7 +3972,7 @@
       </w:pPr>
       <w:r>
         <w:rPr>
-          <w:rFonts w:hint="eastAsia" w:ascii="Times New Roman" w:hAnsi="Times New Roman" w:eastAsia="SimSun" w:cs="Times New Roman"/>
+          <w:rFonts w:hint="eastAsia" w:ascii="Times New Roman" w:hAnsi="Times New Roman" w:eastAsia="FangSong" w:cs="Times New Roman"/>
         </w:rPr>
         <w:t xml:space="preserve">最常用的是</w:t>
       </w:r>
@@ -4053,7 +3984,7 @@
       </w:r>
       <w:r>
         <w:rPr>
-          <w:rFonts w:hint="eastAsia" w:ascii="Times New Roman" w:hAnsi="Times New Roman" w:eastAsia="SimSun" w:cs="Times New Roman"/>
+          <w:rFonts w:hint="eastAsia" w:ascii="Times New Roman" w:hAnsi="Times New Roman" w:eastAsia="FangSong" w:cs="Times New Roman"/>
           <w:b/>
           <w:bCs/>
         </w:rPr>
@@ -4069,7 +4000,7 @@
       </w:r>
       <w:r>
         <w:rPr>
-          <w:rFonts w:hint="eastAsia" w:ascii="Times New Roman" w:hAnsi="Times New Roman" w:eastAsia="SimSun" w:cs="Times New Roman"/>
+          <w:rFonts w:hint="eastAsia" w:ascii="Times New Roman" w:hAnsi="Times New Roman" w:eastAsia="FangSong" w:cs="Times New Roman"/>
           <w:b/>
           <w:bCs/>
         </w:rPr>
@@ -4083,7 +4014,7 @@
       </w:r>
       <w:r>
         <w:rPr>
-          <w:rFonts w:hint="eastAsia" w:ascii="Times New Roman" w:hAnsi="Times New Roman" w:eastAsia="SimSun" w:cs="Times New Roman"/>
+          <w:rFonts w:hint="eastAsia" w:ascii="Times New Roman" w:hAnsi="Times New Roman" w:eastAsia="FangSong" w:cs="Times New Roman"/>
         </w:rPr>
         <w:t>把难以实验测量的</w:t>
       </w:r>
@@ -4217,7 +4148,7 @@
       </w:r>
       <w:r>
         <w:rPr>
-          <w:rFonts w:hint="eastAsia" w:ascii="Times New Roman" w:hAnsi="Times New Roman" w:eastAsia="SimSun" w:cs="Times New Roman"/>
+          <w:rFonts w:hint="eastAsia" w:ascii="Times New Roman" w:hAnsi="Times New Roman" w:eastAsia="FangSong" w:cs="Times New Roman"/>
         </w:rPr>
         <w:t xml:space="preserve">换成可测的</w:t>
       </w:r>
@@ -4351,7 +4282,7 @@
       </w:r>
       <w:r>
         <w:rPr>
-          <w:rFonts w:hint="eastAsia" w:ascii="Times New Roman" w:hAnsi="Times New Roman" w:eastAsia="SimSun" w:cs="Times New Roman"/>
+          <w:rFonts w:hint="eastAsia" w:ascii="Times New Roman" w:hAnsi="Times New Roman" w:eastAsia="FangSong" w:cs="Times New Roman"/>
         </w:rPr>
         <w:t>竞赛不要求背</w:t>
       </w:r>
@@ -4363,7 +4294,7 @@
       </w:r>
       <w:r>
         <w:rPr>
-          <w:rFonts w:hint="eastAsia" w:ascii="Times New Roman" w:hAnsi="Times New Roman" w:eastAsia="SimSun" w:cs="Times New Roman"/>
+          <w:rFonts w:hint="eastAsia" w:ascii="Times New Roman" w:hAnsi="Times New Roman" w:eastAsia="FangSong" w:cs="Times New Roman"/>
         </w:rPr>
         <w:t>条</w:t>
       </w:r>
@@ -4375,7 +4306,7 @@
       </w:r>
       <w:r>
         <w:rPr>
-          <w:rFonts w:hint="eastAsia" w:ascii="Times New Roman" w:hAnsi="Times New Roman" w:eastAsia="SimSun" w:cs="Times New Roman"/>
+          <w:rFonts w:hint="eastAsia" w:ascii="Times New Roman" w:hAnsi="Times New Roman" w:eastAsia="FangSong" w:cs="Times New Roman"/>
         </w:rPr>
         <w:t>但要求会用这</w:t>
       </w:r>
@@ -4387,7 +4318,7 @@
       </w:r>
       <w:r>
         <w:rPr>
-          <w:rFonts w:hint="eastAsia" w:ascii="Times New Roman" w:hAnsi="Times New Roman" w:eastAsia="SimSun" w:cs="Times New Roman"/>
+          <w:rFonts w:hint="eastAsia" w:ascii="Times New Roman" w:hAnsi="Times New Roman" w:eastAsia="FangSong" w:cs="Times New Roman"/>
         </w:rPr>
         <w:t>条</w:t>
       </w:r>
@@ -4398,8 +4329,8 @@
         <w:t>。</w:t>
       </w:r>
     </w:p>
-    <w:bookmarkEnd w:id="19"/>
-    <w:bookmarkStart w:id="20" w:name="应用热容差与-joule-thomson"/>
+    <w:bookmarkEnd w:id="16"/>
+    <w:bookmarkStart w:id="17" w:name="应用热容差与-joule-thomson"/>
     <w:p>
       <w:pPr>
         <w:pStyle w:val="Heading3"/>
@@ -4442,7 +4373,7 @@
       </w:pPr>
       <w:r>
         <w:rPr>
-          <w:rFonts w:hint="eastAsia" w:ascii="Times New Roman" w:hAnsi="Times New Roman" w:eastAsia="SimSun" w:cs="Times New Roman"/>
+          <w:rFonts w:hint="eastAsia" w:ascii="Times New Roman" w:hAnsi="Times New Roman" w:eastAsia="FangSong" w:cs="Times New Roman"/>
           <w:b/>
           <w:bCs/>
         </w:rPr>
@@ -4462,7 +4393,7 @@
       </w:r>
       <w:r>
         <w:rPr>
-          <w:rFonts w:hint="eastAsia" w:ascii="Times New Roman" w:hAnsi="Times New Roman" w:eastAsia="SimSun" w:cs="Times New Roman"/>
+          <w:rFonts w:hint="eastAsia" w:ascii="Times New Roman" w:hAnsi="Times New Roman" w:eastAsia="FangSong" w:cs="Times New Roman"/>
         </w:rPr>
         <w:t xml:space="preserve">第</w:t>
       </w:r>
@@ -4474,7 +4405,7 @@
       </w:r>
       <w:r>
         <w:rPr>
-          <w:rFonts w:hint="eastAsia" w:ascii="Times New Roman" w:hAnsi="Times New Roman" w:eastAsia="SimSun" w:cs="Times New Roman"/>
+          <w:rFonts w:hint="eastAsia" w:ascii="Times New Roman" w:hAnsi="Times New Roman" w:eastAsia="FangSong" w:cs="Times New Roman"/>
         </w:rPr>
         <w:t xml:space="preserve">条</w:t>
       </w:r>
@@ -4486,7 +4417,7 @@
       </w:r>
       <w:r>
         <w:rPr>
-          <w:rFonts w:hint="eastAsia" w:ascii="Times New Roman" w:hAnsi="Times New Roman" w:eastAsia="SimSun" w:cs="Times New Roman"/>
+          <w:rFonts w:hint="eastAsia" w:ascii="Times New Roman" w:hAnsi="Times New Roman" w:eastAsia="FangSong" w:cs="Times New Roman"/>
         </w:rPr>
         <w:t>熵的全微分</w:t>
       </w:r>
@@ -4697,7 +4628,7 @@
       </w:pPr>
       <w:r>
         <w:rPr>
-          <w:rFonts w:hint="eastAsia" w:ascii="Times New Roman" w:hAnsi="Times New Roman" w:eastAsia="SimSun" w:cs="Times New Roman"/>
+          <w:rFonts w:hint="eastAsia" w:ascii="Times New Roman" w:hAnsi="Times New Roman" w:eastAsia="FangSong" w:cs="Times New Roman"/>
         </w:rPr>
         <w:t xml:space="preserve">其中</w:t>
       </w:r>
@@ -4794,7 +4725,7 @@
       </w:r>
       <w:r>
         <w:rPr>
-          <w:rFonts w:hint="eastAsia" w:ascii="Times New Roman" w:hAnsi="Times New Roman" w:eastAsia="SimSun" w:cs="Times New Roman"/>
+          <w:rFonts w:hint="eastAsia" w:ascii="Times New Roman" w:hAnsi="Times New Roman" w:eastAsia="FangSong" w:cs="Times New Roman"/>
         </w:rPr>
         <w:t>体膨胀系数</w:t>
       </w:r>
@@ -4906,7 +4837,7 @@
       </w:r>
       <w:r>
         <w:rPr>
-          <w:rFonts w:hint="eastAsia" w:ascii="Times New Roman" w:hAnsi="Times New Roman" w:eastAsia="SimSun" w:cs="Times New Roman"/>
+          <w:rFonts w:hint="eastAsia" w:ascii="Times New Roman" w:hAnsi="Times New Roman" w:eastAsia="FangSong" w:cs="Times New Roman"/>
         </w:rPr>
         <w:t>等温压缩系数</w:t>
       </w:r>
@@ -4918,7 +4849,7 @@
       </w:r>
       <w:r>
         <w:rPr>
-          <w:rFonts w:hint="eastAsia" w:ascii="Times New Roman" w:hAnsi="Times New Roman" w:eastAsia="SimSun" w:cs="Times New Roman"/>
+          <w:rFonts w:hint="eastAsia" w:ascii="Times New Roman" w:hAnsi="Times New Roman" w:eastAsia="FangSong" w:cs="Times New Roman"/>
         </w:rPr>
         <w:t>理想气体</w:t>
       </w:r>
@@ -5088,7 +5019,7 @@
       </w:r>
       <w:r>
         <w:rPr>
-          <w:rFonts w:hint="eastAsia" w:ascii="Times New Roman" w:hAnsi="Times New Roman" w:eastAsia="SimSun" w:cs="Times New Roman"/>
+          <w:rFonts w:hint="eastAsia" w:ascii="Times New Roman" w:hAnsi="Times New Roman" w:eastAsia="FangSong" w:cs="Times New Roman"/>
           <w:b/>
           <w:bCs/>
         </w:rPr>
@@ -5108,7 +5039,7 @@
       </w:r>
       <w:r>
         <w:rPr>
-          <w:rFonts w:hint="eastAsia" w:ascii="Times New Roman" w:hAnsi="Times New Roman" w:eastAsia="SimSun" w:cs="Times New Roman"/>
+          <w:rFonts w:hint="eastAsia" w:ascii="Times New Roman" w:hAnsi="Times New Roman" w:eastAsia="FangSong" w:cs="Times New Roman"/>
         </w:rPr>
         <w:t xml:space="preserve">第</w:t>
       </w:r>
@@ -5120,7 +5051,7 @@
       </w:r>
       <w:r>
         <w:rPr>
-          <w:rFonts w:hint="eastAsia" w:ascii="Times New Roman" w:hAnsi="Times New Roman" w:eastAsia="SimSun" w:cs="Times New Roman"/>
+          <w:rFonts w:hint="eastAsia" w:ascii="Times New Roman" w:hAnsi="Times New Roman" w:eastAsia="FangSong" w:cs="Times New Roman"/>
         </w:rPr>
         <w:t>条</w:t>
       </w:r>
@@ -5272,7 +5203,7 @@
       </w:r>
       <w:r>
         <w:rPr>
-          <w:rFonts w:hint="eastAsia" w:ascii="Times New Roman" w:hAnsi="Times New Roman" w:eastAsia="SimSun" w:cs="Times New Roman"/>
+          <w:rFonts w:hint="eastAsia" w:ascii="Times New Roman" w:hAnsi="Times New Roman" w:eastAsia="FangSong" w:cs="Times New Roman"/>
         </w:rPr>
         <w:t>判断节流膨胀致冷</w:t>
       </w:r>
@@ -5284,7 +5215,7 @@
       </w:r>
       <w:r>
         <w:rPr>
-          <w:rFonts w:hint="eastAsia" w:ascii="Times New Roman" w:hAnsi="Times New Roman" w:eastAsia="SimSun" w:cs="Times New Roman"/>
+          <w:rFonts w:hint="eastAsia" w:ascii="Times New Roman" w:hAnsi="Times New Roman" w:eastAsia="FangSong" w:cs="Times New Roman"/>
         </w:rPr>
         <w:t>致热</w:t>
       </w:r>
@@ -5301,7 +5232,7 @@
       </w:pPr>
       <w:r>
         <w:rPr>
-          <w:rFonts w:hint="eastAsia" w:ascii="Times New Roman" w:hAnsi="Times New Roman" w:eastAsia="SimSun" w:cs="Times New Roman"/>
+          <w:rFonts w:hint="eastAsia" w:ascii="Times New Roman" w:hAnsi="Times New Roman" w:eastAsia="FangSong" w:cs="Times New Roman"/>
         </w:rPr>
         <w:t>决赛考点</w:t>
       </w:r>
@@ -5313,7 +5244,7 @@
       </w:r>
       <w:r>
         <w:rPr>
-          <w:rFonts w:hint="eastAsia" w:ascii="Times New Roman" w:hAnsi="Times New Roman" w:eastAsia="SimSun" w:cs="Times New Roman"/>
+          <w:rFonts w:hint="eastAsia" w:ascii="Times New Roman" w:hAnsi="Times New Roman" w:eastAsia="FangSong" w:cs="Times New Roman"/>
           <w:b/>
           <w:bCs/>
         </w:rPr>
@@ -5327,7 +5258,7 @@
       </w:r>
       <w:r>
         <w:rPr>
-          <w:rFonts w:hint="eastAsia" w:ascii="Times New Roman" w:hAnsi="Times New Roman" w:eastAsia="SimSun" w:cs="Times New Roman"/>
+          <w:rFonts w:hint="eastAsia" w:ascii="Times New Roman" w:hAnsi="Times New Roman" w:eastAsia="FangSong" w:cs="Times New Roman"/>
         </w:rPr>
         <w:t>这就是</w:t>
       </w:r>
@@ -5339,7 +5270,7 @@
       </w:r>
       <w:r>
         <w:rPr>
-          <w:rFonts w:hint="eastAsia" w:ascii="Times New Roman" w:hAnsi="Times New Roman" w:eastAsia="SimSun" w:cs="Times New Roman"/>
+          <w:rFonts w:hint="eastAsia" w:ascii="Times New Roman" w:hAnsi="Times New Roman" w:eastAsia="FangSong" w:cs="Times New Roman"/>
         </w:rPr>
         <w:t>关系的全部价值</w:t>
       </w:r>
@@ -5360,9 +5291,9 @@
         </w:pict>
       </w:r>
     </w:p>
-    <w:bookmarkEnd w:id="20"/>
-    <w:bookmarkEnd w:id="21"/>
-    <w:bookmarkStart w:id="24" w:name="三gibbs-helmholtz-方程"/>
+    <w:bookmarkEnd w:id="17"/>
+    <w:bookmarkEnd w:id="18"/>
+    <w:bookmarkStart w:id="21" w:name="三gibbs-helmholtz-方程"/>
     <w:p>
       <w:pPr>
         <w:pStyle w:val="Heading2"/>
@@ -5393,7 +5324,7 @@
         <w:t xml:space="preserve">方程</w:t>
       </w:r>
     </w:p>
-    <w:bookmarkStart w:id="22" w:name="微分形式"/>
+    <w:bookmarkStart w:id="19" w:name="微分形式"/>
     <w:p>
       <w:pPr>
         <w:pStyle w:val="Heading3"/>
@@ -5539,7 +5470,7 @@
       </w:pPr>
       <w:r>
         <w:rPr>
-          <w:rFonts w:hint="eastAsia" w:ascii="Times New Roman" w:hAnsi="Times New Roman" w:eastAsia="SimSun" w:cs="Times New Roman"/>
+          <w:rFonts w:hint="eastAsia" w:ascii="Times New Roman" w:hAnsi="Times New Roman" w:eastAsia="FangSong" w:cs="Times New Roman"/>
         </w:rPr>
         <w:t>等价形式</w:t>
       </w:r>
@@ -5643,7 +5574,7 @@
       </w:r>
       <w:r>
         <w:rPr>
-          <w:rFonts w:hint="eastAsia" w:ascii="Times New Roman" w:hAnsi="Times New Roman" w:eastAsia="SimSun" w:cs="Times New Roman"/>
+          <w:rFonts w:hint="eastAsia" w:ascii="Times New Roman" w:hAnsi="Times New Roman" w:eastAsia="FangSong" w:cs="Times New Roman"/>
         </w:rPr>
         <w:t>由</w:t>
       </w:r>
@@ -5771,7 +5702,7 @@
       </w:r>
       <w:r>
         <w:rPr>
-          <w:rFonts w:hint="eastAsia" w:ascii="Times New Roman" w:hAnsi="Times New Roman" w:eastAsia="SimSun" w:cs="Times New Roman"/>
+          <w:rFonts w:hint="eastAsia" w:ascii="Times New Roman" w:hAnsi="Times New Roman" w:eastAsia="FangSong" w:cs="Times New Roman"/>
         </w:rPr>
         <w:t>推出</w:t>
       </w:r>
@@ -5782,8 +5713,8 @@
         <w:t>）。</w:t>
       </w:r>
     </w:p>
-    <w:bookmarkEnd w:id="22"/>
-    <w:bookmarkStart w:id="23" w:name="变温应用"/>
+    <w:bookmarkEnd w:id="19"/>
+    <w:bookmarkStart w:id="20" w:name="变温应用"/>
     <w:p>
       <w:pPr>
         <w:pStyle w:val="Heading3"/>
@@ -5808,7 +5739,7 @@
       </w:pPr>
       <w:r>
         <w:rPr>
-          <w:rFonts w:hint="eastAsia" w:ascii="Times New Roman" w:hAnsi="Times New Roman" w:eastAsia="SimSun" w:cs="Times New Roman"/>
+          <w:rFonts w:hint="eastAsia" w:ascii="Times New Roman" w:hAnsi="Times New Roman" w:eastAsia="FangSong" w:cs="Times New Roman"/>
         </w:rPr>
         <w:t>对反应</w:t>
       </w:r>
@@ -5855,7 +5786,7 @@
       </w:r>
       <w:r>
         <w:rPr>
-          <w:rFonts w:hint="eastAsia" w:ascii="Times New Roman" w:hAnsi="Times New Roman" w:eastAsia="SimSun" w:cs="Times New Roman"/>
+          <w:rFonts w:hint="eastAsia" w:ascii="Times New Roman" w:hAnsi="Times New Roman" w:eastAsia="FangSong" w:cs="Times New Roman"/>
         </w:rPr>
         <w:t xml:space="preserve">随温度变化</w:t>
       </w:r>
@@ -6114,7 +6045,7 @@
       </w:pPr>
       <w:r>
         <w:rPr>
-          <w:rFonts w:hint="eastAsia" w:ascii="Times New Roman" w:hAnsi="Times New Roman" w:eastAsia="SimSun" w:cs="Times New Roman"/>
+          <w:rFonts w:hint="eastAsia" w:ascii="Times New Roman" w:hAnsi="Times New Roman" w:eastAsia="FangSong" w:cs="Times New Roman"/>
         </w:rPr>
         <w:t xml:space="preserve">已知某温度</w:t>
       </w:r>
@@ -6139,7 +6070,7 @@
       </w:r>
       <w:r>
         <w:rPr>
-          <w:rFonts w:hint="eastAsia" w:ascii="Times New Roman" w:hAnsi="Times New Roman" w:eastAsia="SimSun" w:cs="Times New Roman"/>
+          <w:rFonts w:hint="eastAsia" w:ascii="Times New Roman" w:hAnsi="Times New Roman" w:eastAsia="FangSong" w:cs="Times New Roman"/>
         </w:rPr>
         <w:t xml:space="preserve">的</w:t>
       </w:r>
@@ -6177,7 +6108,7 @@
       </w:r>
       <w:r>
         <w:rPr>
-          <w:rFonts w:hint="eastAsia" w:ascii="Times New Roman" w:hAnsi="Times New Roman" w:eastAsia="SimSun" w:cs="Times New Roman"/>
+          <w:rFonts w:hint="eastAsia" w:ascii="Times New Roman" w:hAnsi="Times New Roman" w:eastAsia="FangSong" w:cs="Times New Roman"/>
         </w:rPr>
         <w:t>可用上式求另一温度</w:t>
       </w:r>
@@ -6202,7 +6133,7 @@
       </w:r>
       <w:r>
         <w:rPr>
-          <w:rFonts w:hint="eastAsia" w:ascii="Times New Roman" w:hAnsi="Times New Roman" w:eastAsia="SimSun" w:cs="Times New Roman"/>
+          <w:rFonts w:hint="eastAsia" w:ascii="Times New Roman" w:hAnsi="Times New Roman" w:eastAsia="FangSong" w:cs="Times New Roman"/>
         </w:rPr>
         <w:t xml:space="preserve">的</w:t>
       </w:r>
@@ -6240,7 +6171,7 @@
       </w:r>
       <w:r>
         <w:rPr>
-          <w:rFonts w:hint="eastAsia" w:ascii="Times New Roman" w:hAnsi="Times New Roman" w:eastAsia="SimSun" w:cs="Times New Roman"/>
+          <w:rFonts w:hint="eastAsia" w:ascii="Times New Roman" w:hAnsi="Times New Roman" w:eastAsia="FangSong" w:cs="Times New Roman"/>
         </w:rPr>
         <w:t>假设</w:t>
       </w:r>
@@ -6278,7 +6209,7 @@
       </w:r>
       <w:r>
         <w:rPr>
-          <w:rFonts w:hint="eastAsia" w:ascii="Times New Roman" w:hAnsi="Times New Roman" w:eastAsia="SimSun" w:cs="Times New Roman"/>
+          <w:rFonts w:hint="eastAsia" w:ascii="Times New Roman" w:hAnsi="Times New Roman" w:eastAsia="FangSong" w:cs="Times New Roman"/>
         </w:rPr>
         <w:t>不随温度变</w:t>
       </w:r>
@@ -6299,7 +6230,7 @@
       </w:pPr>
       <w:r>
         <w:rPr>
-          <w:rFonts w:hint="eastAsia" w:ascii="Times New Roman" w:hAnsi="Times New Roman" w:eastAsia="SimSun" w:cs="Times New Roman"/>
+          <w:rFonts w:hint="eastAsia" w:ascii="Times New Roman" w:hAnsi="Times New Roman" w:eastAsia="FangSong" w:cs="Times New Roman"/>
         </w:rPr>
         <w:t xml:space="preserve">若</w:t>
       </w:r>
@@ -6337,7 +6268,7 @@
       </w:r>
       <w:r>
         <w:rPr>
-          <w:rFonts w:hint="eastAsia" w:ascii="Times New Roman" w:hAnsi="Times New Roman" w:eastAsia="SimSun" w:cs="Times New Roman"/>
+          <w:rFonts w:hint="eastAsia" w:ascii="Times New Roman" w:hAnsi="Times New Roman" w:eastAsia="FangSong" w:cs="Times New Roman"/>
         </w:rPr>
         <w:t>随温度变化</w:t>
       </w:r>
@@ -6349,7 +6280,7 @@
       </w:r>
       <w:r>
         <w:rPr>
-          <w:rFonts w:hint="eastAsia" w:ascii="Times New Roman" w:hAnsi="Times New Roman" w:eastAsia="SimSun" w:cs="Times New Roman"/>
+          <w:rFonts w:hint="eastAsia" w:ascii="Times New Roman" w:hAnsi="Times New Roman" w:eastAsia="FangSong" w:cs="Times New Roman"/>
         </w:rPr>
         <w:t>先用</w:t>
       </w:r>
@@ -6369,7 +6300,7 @@
       </w:r>
       <w:r>
         <w:rPr>
-          <w:rFonts w:hint="eastAsia" w:ascii="Times New Roman" w:hAnsi="Times New Roman" w:eastAsia="SimSun" w:cs="Times New Roman"/>
+          <w:rFonts w:hint="eastAsia" w:ascii="Times New Roman" w:hAnsi="Times New Roman" w:eastAsia="FangSong" w:cs="Times New Roman"/>
           <w:b/>
           <w:bCs/>
         </w:rPr>
@@ -6592,7 +6523,7 @@
       </w:r>
       <w:r>
         <w:rPr>
-          <w:rFonts w:hint="eastAsia" w:ascii="Times New Roman" w:hAnsi="Times New Roman" w:eastAsia="SimSun" w:cs="Times New Roman"/>
+          <w:rFonts w:hint="eastAsia" w:ascii="Times New Roman" w:hAnsi="Times New Roman" w:eastAsia="FangSong" w:cs="Times New Roman"/>
         </w:rPr>
         <w:t xml:space="preserve">求出对应温度的</w:t>
       </w:r>
@@ -6630,7 +6561,7 @@
       </w:r>
       <w:r>
         <w:rPr>
-          <w:rFonts w:hint="eastAsia" w:ascii="Times New Roman" w:hAnsi="Times New Roman" w:eastAsia="SimSun" w:cs="Times New Roman"/>
+          <w:rFonts w:hint="eastAsia" w:ascii="Times New Roman" w:hAnsi="Times New Roman" w:eastAsia="FangSong" w:cs="Times New Roman"/>
         </w:rPr>
         <w:t>再代回上式</w:t>
       </w:r>
@@ -6651,7 +6582,7 @@
       </w:pPr>
       <w:r>
         <w:rPr>
-          <w:rFonts w:hint="eastAsia" w:ascii="Times New Roman" w:hAnsi="Times New Roman" w:eastAsia="SimSun" w:cs="Times New Roman"/>
+          <w:rFonts w:hint="eastAsia" w:ascii="Times New Roman" w:hAnsi="Times New Roman" w:eastAsia="FangSong" w:cs="Times New Roman"/>
         </w:rPr>
         <w:t xml:space="preserve">与</w:t>
       </w:r>
@@ -6663,7 +6594,7 @@
       </w:r>
       <w:r>
         <w:rPr>
-          <w:rFonts w:hint="eastAsia" w:ascii="Times New Roman" w:hAnsi="Times New Roman" w:eastAsia="SimSun" w:cs="Times New Roman"/>
+          <w:rFonts w:hint="eastAsia" w:ascii="Times New Roman" w:hAnsi="Times New Roman" w:eastAsia="FangSong" w:cs="Times New Roman"/>
         </w:rPr>
         <w:t>的关系</w:t>
       </w:r>
@@ -6686,7 +6617,7 @@
       </w:r>
       <w:r>
         <w:rPr>
-          <w:rFonts w:hint="eastAsia" w:ascii="Times New Roman" w:hAnsi="Times New Roman" w:eastAsia="SimSun" w:cs="Times New Roman"/>
+          <w:rFonts w:hint="eastAsia" w:ascii="Times New Roman" w:hAnsi="Times New Roman" w:eastAsia="FangSong" w:cs="Times New Roman"/>
         </w:rPr>
         <w:t xml:space="preserve">随温度由</w:t>
       </w:r>
@@ -6724,7 +6655,7 @@
       </w:r>
       <w:r>
         <w:rPr>
-          <w:rFonts w:hint="eastAsia" w:ascii="Times New Roman" w:hAnsi="Times New Roman" w:eastAsia="SimSun" w:cs="Times New Roman"/>
+          <w:rFonts w:hint="eastAsia" w:ascii="Times New Roman" w:hAnsi="Times New Roman" w:eastAsia="FangSong" w:cs="Times New Roman"/>
         </w:rPr>
         <w:t>决定</w:t>
       </w:r>
@@ -6736,7 +6667,7 @@
       </w:r>
       <w:r>
         <w:rPr>
-          <w:rFonts w:hint="eastAsia" w:ascii="Times New Roman" w:hAnsi="Times New Roman" w:eastAsia="SimSun" w:cs="Times New Roman"/>
+          <w:rFonts w:hint="eastAsia" w:ascii="Times New Roman" w:hAnsi="Times New Roman" w:eastAsia="FangSong" w:cs="Times New Roman"/>
         </w:rPr>
         <w:t>物化综合计算</w:t>
       </w:r>
@@ -6748,7 +6679,7 @@
       </w:r>
       <w:r>
         <w:rPr>
-          <w:rFonts w:hint="eastAsia" w:ascii="Times New Roman" w:hAnsi="Times New Roman" w:eastAsia="SimSun" w:cs="Times New Roman"/>
+          <w:rFonts w:hint="eastAsia" w:ascii="Times New Roman" w:hAnsi="Times New Roman" w:eastAsia="FangSong" w:cs="Times New Roman"/>
         </w:rPr>
         <w:t>已讲</w:t>
       </w:r>
@@ -6760,13 +6691,13 @@
       </w:r>
       <w:r>
         <w:rPr>
-          <w:rFonts w:hint="eastAsia" w:ascii="Times New Roman" w:hAnsi="Times New Roman" w:eastAsia="SimSun" w:cs="Times New Roman"/>
+          <w:rFonts w:hint="eastAsia" w:ascii="Times New Roman" w:hAnsi="Times New Roman" w:eastAsia="FangSong" w:cs="Times New Roman"/>
         </w:rPr>
         <w:t>两者是</w:t>
       </w:r>
       <w:r>
         <w:rPr>
-          <w:rFonts w:hint="eastAsia" w:ascii="Times New Roman" w:hAnsi="Times New Roman" w:eastAsia="SimSun" w:cs="Times New Roman"/>
+          <w:rFonts w:hint="eastAsia" w:ascii="Times New Roman" w:hAnsi="Times New Roman" w:eastAsia="FangSong" w:cs="Times New Roman"/>
           <w:b/>
           <w:bCs/>
         </w:rPr>
@@ -6774,7 +6705,7 @@
       </w:r>
       <w:r>
         <w:rPr>
-          <w:rFonts w:hint="eastAsia" w:ascii="Times New Roman" w:hAnsi="Times New Roman" w:eastAsia="SimSun" w:cs="Times New Roman"/>
+          <w:rFonts w:hint="eastAsia" w:ascii="Times New Roman" w:hAnsi="Times New Roman" w:eastAsia="FangSong" w:cs="Times New Roman"/>
         </w:rPr>
         <w:t>在</w:t>
       </w:r>
@@ -6786,7 +6717,7 @@
       </w:r>
       <w:r>
         <w:rPr>
-          <w:rFonts w:hint="eastAsia" w:ascii="Times New Roman" w:hAnsi="Times New Roman" w:eastAsia="SimSun" w:cs="Times New Roman"/>
+          <w:rFonts w:hint="eastAsia" w:ascii="Times New Roman" w:hAnsi="Times New Roman" w:eastAsia="FangSong" w:cs="Times New Roman"/>
         </w:rPr>
         <w:t>自由能语言</w:t>
       </w:r>
@@ -6798,7 +6729,7 @@
       </w:r>
       <w:r>
         <w:rPr>
-          <w:rFonts w:hint="eastAsia" w:ascii="Times New Roman" w:hAnsi="Times New Roman" w:eastAsia="SimSun" w:cs="Times New Roman"/>
+          <w:rFonts w:hint="eastAsia" w:ascii="Times New Roman" w:hAnsi="Times New Roman" w:eastAsia="FangSong" w:cs="Times New Roman"/>
         </w:rPr>
         <w:t>与</w:t>
       </w:r>
@@ -6810,7 +6741,7 @@
       </w:r>
       <w:r>
         <w:rPr>
-          <w:rFonts w:hint="eastAsia" w:ascii="Times New Roman" w:hAnsi="Times New Roman" w:eastAsia="SimSun" w:cs="Times New Roman"/>
+          <w:rFonts w:hint="eastAsia" w:ascii="Times New Roman" w:hAnsi="Times New Roman" w:eastAsia="FangSong" w:cs="Times New Roman"/>
         </w:rPr>
         <w:t>平衡常数语言</w:t>
       </w:r>
@@ -6822,7 +6753,7 @@
       </w:r>
       <w:r>
         <w:rPr>
-          <w:rFonts w:hint="eastAsia" w:ascii="Times New Roman" w:hAnsi="Times New Roman" w:eastAsia="SimSun" w:cs="Times New Roman"/>
+          <w:rFonts w:hint="eastAsia" w:ascii="Times New Roman" w:hAnsi="Times New Roman" w:eastAsia="FangSong" w:cs="Times New Roman"/>
         </w:rPr>
         <w:t>下的表达</w:t>
       </w:r>
@@ -6843,9 +6774,9 @@
         </w:pict>
       </w:r>
     </w:p>
-    <w:bookmarkEnd w:id="23"/>
-    <w:bookmarkEnd w:id="24"/>
-    <w:bookmarkStart w:id="30" w:name="四boltzmann-分布与配分函数"/>
+    <w:bookmarkEnd w:id="20"/>
+    <w:bookmarkEnd w:id="21"/>
+    <w:bookmarkStart w:id="24" w:name="四boltzmann-分布与配分函数"/>
     <w:p>
       <w:pPr>
         <w:pStyle w:val="Heading2"/>
@@ -6876,7 +6807,7 @@
         <w:t xml:space="preserve">分布与配分函数</w:t>
       </w:r>
     </w:p>
-    <w:bookmarkStart w:id="28" w:name="boltzmann-分布"/>
+    <w:bookmarkStart w:id="22" w:name="boltzmann-分布"/>
     <w:p>
       <w:pPr>
         <w:pStyle w:val="Heading3"/>
@@ -7066,7 +6997,7 @@
       </w:r>
       <w:r>
         <w:rPr>
-          <w:rFonts w:hint="eastAsia" w:ascii="Times New Roman" w:hAnsi="Times New Roman" w:eastAsia="SimSun" w:cs="Times New Roman"/>
+          <w:rFonts w:hint="eastAsia" w:ascii="Times New Roman" w:hAnsi="Times New Roman" w:eastAsia="FangSong" w:cs="Times New Roman"/>
         </w:rPr>
         <w:t>处于能级</w:t>
       </w:r>
@@ -7098,7 +7029,7 @@
       </w:r>
       <w:r>
         <w:rPr>
-          <w:rFonts w:hint="eastAsia" w:ascii="Times New Roman" w:hAnsi="Times New Roman" w:eastAsia="SimSun" w:cs="Times New Roman"/>
+          <w:rFonts w:hint="eastAsia" w:ascii="Times New Roman" w:hAnsi="Times New Roman" w:eastAsia="FangSong" w:cs="Times New Roman"/>
         </w:rPr>
         <w:t>简并度</w:t>
       </w:r>
@@ -7130,7 +7061,7 @@
       </w:r>
       <w:r>
         <w:rPr>
-          <w:rFonts w:hint="eastAsia" w:ascii="Times New Roman" w:hAnsi="Times New Roman" w:eastAsia="SimSun" w:cs="Times New Roman"/>
+          <w:rFonts w:hint="eastAsia" w:ascii="Times New Roman" w:hAnsi="Times New Roman" w:eastAsia="FangSong" w:cs="Times New Roman"/>
         </w:rPr>
         <w:t>的分子数</w:t>
       </w:r>
@@ -7162,7 +7093,7 @@
       </w:r>
       <w:r>
         <w:rPr>
-          <w:rFonts w:hint="eastAsia" w:ascii="Times New Roman" w:hAnsi="Times New Roman" w:eastAsia="SimSun" w:cs="Times New Roman"/>
+          <w:rFonts w:hint="eastAsia" w:ascii="Times New Roman" w:hAnsi="Times New Roman" w:eastAsia="FangSong" w:cs="Times New Roman"/>
           <w:b/>
           <w:bCs/>
         </w:rPr>
@@ -7176,7 +7107,7 @@
       </w:r>
       <w:r>
         <w:rPr>
-          <w:rFonts w:hint="eastAsia" w:ascii="Times New Roman" w:hAnsi="Times New Roman" w:eastAsia="SimSun" w:cs="Times New Roman"/>
+          <w:rFonts w:hint="eastAsia" w:ascii="Times New Roman" w:hAnsi="Times New Roman" w:eastAsia="FangSong" w:cs="Times New Roman"/>
         </w:rPr>
         <w:t>归一化因子</w:t>
       </w:r>
@@ -7284,7 +7215,7 @@
       </w:pPr>
       <w:r>
         <w:rPr>
-          <w:rFonts w:hint="eastAsia" w:ascii="Times New Roman" w:hAnsi="Times New Roman" w:eastAsia="SimSun" w:cs="Times New Roman"/>
+          <w:rFonts w:hint="eastAsia" w:ascii="Times New Roman" w:hAnsi="Times New Roman" w:eastAsia="FangSong" w:cs="Times New Roman"/>
         </w:rPr>
         <w:t>物理意义</w:t>
       </w:r>
@@ -7296,7 +7227,7 @@
       </w:r>
       <w:r>
         <w:rPr>
-          <w:rFonts w:hint="eastAsia" w:ascii="Times New Roman" w:hAnsi="Times New Roman" w:eastAsia="SimSun" w:cs="Times New Roman"/>
+          <w:rFonts w:hint="eastAsia" w:ascii="Times New Roman" w:hAnsi="Times New Roman" w:eastAsia="FangSong" w:cs="Times New Roman"/>
         </w:rPr>
         <w:t>低温</w:t>
       </w:r>
@@ -7308,7 +7239,7 @@
       </w:r>
       <w:r>
         <w:rPr>
-          <w:rFonts w:hint="eastAsia" w:ascii="Times New Roman" w:hAnsi="Times New Roman" w:eastAsia="SimSun" w:cs="Times New Roman"/>
+          <w:rFonts w:hint="eastAsia" w:ascii="Times New Roman" w:hAnsi="Times New Roman" w:eastAsia="FangSong" w:cs="Times New Roman"/>
         </w:rPr>
         <w:t>高能级</w:t>
       </w:r>
@@ -7320,7 +7251,7 @@
       </w:r>
       <w:r>
         <w:rPr>
-          <w:rFonts w:hint="eastAsia" w:ascii="Times New Roman" w:hAnsi="Times New Roman" w:eastAsia="SimSun" w:cs="Times New Roman"/>
+          <w:rFonts w:hint="eastAsia" w:ascii="Times New Roman" w:hAnsi="Times New Roman" w:eastAsia="FangSong" w:cs="Times New Roman"/>
         </w:rPr>
         <w:t>占据数指数衰减</w:t>
       </w:r>
@@ -7332,7 +7263,7 @@
       </w:r>
       <w:r>
         <w:rPr>
-          <w:rFonts w:hint="eastAsia" w:ascii="Times New Roman" w:hAnsi="Times New Roman" w:eastAsia="SimSun" w:cs="Times New Roman"/>
+          <w:rFonts w:hint="eastAsia" w:ascii="Times New Roman" w:hAnsi="Times New Roman" w:eastAsia="FangSong" w:cs="Times New Roman"/>
         </w:rPr>
         <w:t>高温</w:t>
       </w:r>
@@ -7344,7 +7275,7 @@
       </w:r>
       <w:r>
         <w:rPr>
-          <w:rFonts w:hint="eastAsia" w:ascii="Times New Roman" w:hAnsi="Times New Roman" w:eastAsia="SimSun" w:cs="Times New Roman"/>
+          <w:rFonts w:hint="eastAsia" w:ascii="Times New Roman" w:hAnsi="Times New Roman" w:eastAsia="FangSong" w:cs="Times New Roman"/>
         </w:rPr>
         <w:t>各能级趋于均匀</w:t>
       </w:r>
@@ -7361,7 +7292,7 @@
       </w:pPr>
       <w:r>
         <w:rPr>
-          <w:rFonts w:hint="eastAsia" w:ascii="Times New Roman" w:hAnsi="Times New Roman" w:eastAsia="SimSun" w:cs="Times New Roman"/>
+          <w:rFonts w:hint="eastAsia" w:ascii="Times New Roman" w:hAnsi="Times New Roman" w:eastAsia="FangSong" w:cs="Times New Roman"/>
           <w:b/>
           <w:bCs/>
         </w:rPr>
@@ -7377,7 +7308,7 @@
       </w:r>
       <w:r>
         <w:rPr>
-          <w:rFonts w:hint="eastAsia" w:ascii="Times New Roman" w:hAnsi="Times New Roman" w:eastAsia="SimSun" w:cs="Times New Roman"/>
+          <w:rFonts w:hint="eastAsia" w:ascii="Times New Roman" w:hAnsi="Times New Roman" w:eastAsia="FangSong" w:cs="Times New Roman"/>
           <w:b/>
           <w:bCs/>
         </w:rPr>
@@ -7393,7 +7324,7 @@
       </w:r>
       <w:r>
         <w:rPr>
-          <w:rFonts w:hint="eastAsia" w:ascii="Times New Roman" w:hAnsi="Times New Roman" w:eastAsia="SimSun" w:cs="Times New Roman"/>
+          <w:rFonts w:hint="eastAsia" w:ascii="Times New Roman" w:hAnsi="Times New Roman" w:eastAsia="FangSong" w:cs="Times New Roman"/>
           <w:b/>
           <w:bCs/>
         </w:rPr>
@@ -7424,7 +7355,7 @@
       </w:pPr>
       <w:r>
         <w:rPr>
-          <w:rFonts w:hint="eastAsia" w:ascii="Times New Roman" w:hAnsi="Times New Roman" w:eastAsia="SimSun" w:cs="Times New Roman"/>
+          <w:rFonts w:hint="eastAsia" w:ascii="Times New Roman" w:hAnsi="Times New Roman" w:eastAsia="FangSong" w:cs="Times New Roman"/>
           <w:b/>
           <w:bCs/>
         </w:rPr>
@@ -7438,7 +7369,7 @@
       </w:r>
       <w:r>
         <w:rPr>
-          <w:rFonts w:hint="eastAsia" w:ascii="Times New Roman" w:hAnsi="Times New Roman" w:eastAsia="SimSun" w:cs="Times New Roman"/>
+          <w:rFonts w:hint="eastAsia" w:ascii="Times New Roman" w:hAnsi="Times New Roman" w:eastAsia="FangSong" w:cs="Times New Roman"/>
         </w:rPr>
         <w:t>把</w:t>
       </w:r>
@@ -7461,7 +7392,7 @@
       </w:r>
       <w:r>
         <w:rPr>
-          <w:rFonts w:hint="eastAsia" w:ascii="Times New Roman" w:hAnsi="Times New Roman" w:eastAsia="SimSun" w:cs="Times New Roman"/>
+          <w:rFonts w:hint="eastAsia" w:ascii="Times New Roman" w:hAnsi="Times New Roman" w:eastAsia="FangSong" w:cs="Times New Roman"/>
         </w:rPr>
         <w:t xml:space="preserve">个分子分配到能级</w:t>
       </w:r>
@@ -7543,7 +7474,7 @@
       </w:r>
       <w:r>
         <w:rPr>
-          <w:rFonts w:hint="eastAsia" w:ascii="Times New Roman" w:hAnsi="Times New Roman" w:eastAsia="SimSun" w:cs="Times New Roman"/>
+          <w:rFonts w:hint="eastAsia" w:ascii="Times New Roman" w:hAnsi="Times New Roman" w:eastAsia="FangSong" w:cs="Times New Roman"/>
         </w:rPr>
         <w:t>占据数</w:t>
       </w:r>
@@ -7625,13 +7556,13 @@
       </w:r>
       <w:r>
         <w:rPr>
-          <w:rFonts w:hint="eastAsia" w:ascii="Times New Roman" w:hAnsi="Times New Roman" w:eastAsia="SimSun" w:cs="Times New Roman"/>
+          <w:rFonts w:hint="eastAsia" w:ascii="Times New Roman" w:hAnsi="Times New Roman" w:eastAsia="FangSong" w:cs="Times New Roman"/>
         </w:rPr>
         <w:t xml:space="preserve">称为一个</w:t>
       </w:r>
       <w:r>
         <w:rPr>
-          <w:rFonts w:hint="eastAsia" w:ascii="Times New Roman" w:hAnsi="Times New Roman" w:eastAsia="SimSun" w:cs="Times New Roman"/>
+          <w:rFonts w:hint="eastAsia" w:ascii="Times New Roman" w:hAnsi="Times New Roman" w:eastAsia="FangSong" w:cs="Times New Roman"/>
           <w:b/>
           <w:bCs/>
         </w:rPr>
@@ -7645,13 +7576,13 @@
       </w:r>
       <w:r>
         <w:rPr>
-          <w:rFonts w:hint="eastAsia" w:ascii="Times New Roman" w:hAnsi="Times New Roman" w:eastAsia="SimSun" w:cs="Times New Roman"/>
+          <w:rFonts w:hint="eastAsia" w:ascii="Times New Roman" w:hAnsi="Times New Roman" w:eastAsia="FangSong" w:cs="Times New Roman"/>
         </w:rPr>
         <w:t>该构型的</w:t>
       </w:r>
       <w:r>
         <w:rPr>
-          <w:rFonts w:hint="eastAsia" w:ascii="Times New Roman" w:hAnsi="Times New Roman" w:eastAsia="SimSun" w:cs="Times New Roman"/>
+          <w:rFonts w:hint="eastAsia" w:ascii="Times New Roman" w:hAnsi="Times New Roman" w:eastAsia="FangSong" w:cs="Times New Roman"/>
           <w:b/>
           <w:bCs/>
         </w:rPr>
@@ -7665,7 +7596,7 @@
       </w:r>
       <w:r>
         <w:rPr>
-          <w:rFonts w:hint="eastAsia" w:ascii="Times New Roman" w:hAnsi="Times New Roman" w:eastAsia="SimSun" w:cs="Times New Roman"/>
+          <w:rFonts w:hint="eastAsia" w:ascii="Times New Roman" w:hAnsi="Times New Roman" w:eastAsia="FangSong" w:cs="Times New Roman"/>
         </w:rPr>
         <w:t>微观状态数</w:t>
       </w:r>
@@ -7785,7 +7716,7 @@
       </w:r>
       <w:r>
         <w:rPr>
-          <w:rFonts w:hint="eastAsia" w:ascii="Times New Roman" w:hAnsi="Times New Roman" w:eastAsia="SimSun" w:cs="Times New Roman"/>
+          <w:rFonts w:hint="eastAsia" w:ascii="Times New Roman" w:hAnsi="Times New Roman" w:eastAsia="FangSong" w:cs="Times New Roman"/>
           <w:b/>
           <w:bCs/>
         </w:rPr>
@@ -7857,7 +7788,7 @@
       </w:r>
       <w:r>
         <w:rPr>
-          <w:rFonts w:hint="eastAsia" w:ascii="Times New Roman" w:hAnsi="Times New Roman" w:eastAsia="SimSun" w:cs="Times New Roman"/>
+          <w:rFonts w:hint="eastAsia" w:ascii="Times New Roman" w:hAnsi="Times New Roman" w:eastAsia="FangSong" w:cs="Times New Roman"/>
         </w:rPr>
         <w:t>故</w:t>
       </w:r>
@@ -7977,7 +7908,7 @@
       </w:pPr>
       <w:r>
         <w:rPr>
-          <w:rFonts w:hint="eastAsia" w:ascii="Times New Roman" w:hAnsi="Times New Roman" w:eastAsia="SimSun" w:cs="Times New Roman"/>
+          <w:rFonts w:hint="eastAsia" w:ascii="Times New Roman" w:hAnsi="Times New Roman" w:eastAsia="FangSong" w:cs="Times New Roman"/>
           <w:b/>
           <w:bCs/>
         </w:rPr>
@@ -7991,7 +7922,7 @@
       </w:r>
       <w:r>
         <w:rPr>
-          <w:rFonts w:hint="eastAsia" w:ascii="Times New Roman" w:hAnsi="Times New Roman" w:eastAsia="SimSun" w:cs="Times New Roman"/>
+          <w:rFonts w:hint="eastAsia" w:ascii="Times New Roman" w:hAnsi="Times New Roman" w:eastAsia="FangSong" w:cs="Times New Roman"/>
         </w:rPr>
         <w:t>等概率原理</w:t>
       </w:r>
@@ -8003,13 +7934,13 @@
       </w:r>
       <w:r>
         <w:rPr>
-          <w:rFonts w:hint="eastAsia" w:ascii="Times New Roman" w:hAnsi="Times New Roman" w:eastAsia="SimSun" w:cs="Times New Roman"/>
+          <w:rFonts w:hint="eastAsia" w:ascii="Times New Roman" w:hAnsi="Times New Roman" w:eastAsia="FangSong" w:cs="Times New Roman"/>
         </w:rPr>
         <w:t xml:space="preserve">宏观平衡态对应</w:t>
       </w:r>
       <w:r>
         <w:rPr>
-          <w:rFonts w:hint="eastAsia" w:ascii="Times New Roman" w:hAnsi="Times New Roman" w:eastAsia="SimSun" w:cs="Times New Roman"/>
+          <w:rFonts w:hint="eastAsia" w:ascii="Times New Roman" w:hAnsi="Times New Roman" w:eastAsia="FangSong" w:cs="Times New Roman"/>
           <w:b/>
           <w:bCs/>
         </w:rPr>
@@ -8017,7 +7948,7 @@
       </w:r>
       <w:r>
         <w:rPr>
-          <w:rFonts w:hint="eastAsia" w:ascii="Times New Roman" w:hAnsi="Times New Roman" w:eastAsia="SimSun" w:cs="Times New Roman"/>
+          <w:rFonts w:hint="eastAsia" w:ascii="Times New Roman" w:hAnsi="Times New Roman" w:eastAsia="FangSong" w:cs="Times New Roman"/>
         </w:rPr>
         <w:t>的构型</w:t>
       </w:r>
@@ -8040,7 +7971,7 @@
       </w:r>
       <w:r>
         <w:rPr>
-          <w:rFonts w:hint="eastAsia" w:ascii="Times New Roman" w:hAnsi="Times New Roman" w:eastAsia="SimSun" w:cs="Times New Roman"/>
+          <w:rFonts w:hint="eastAsia" w:ascii="Times New Roman" w:hAnsi="Times New Roman" w:eastAsia="FangSong" w:cs="Times New Roman"/>
         </w:rPr>
         <w:t>极大时最概然分布几乎必然出现</w:t>
       </w:r>
@@ -8052,7 +7983,7 @@
       </w:r>
       <w:r>
         <w:rPr>
-          <w:rFonts w:hint="eastAsia" w:ascii="Times New Roman" w:hAnsi="Times New Roman" w:eastAsia="SimSun" w:cs="Times New Roman"/>
+          <w:rFonts w:hint="eastAsia" w:ascii="Times New Roman" w:hAnsi="Times New Roman" w:eastAsia="FangSong" w:cs="Times New Roman"/>
         </w:rPr>
         <w:t>即观测分布</w:t>
       </w:r>
@@ -8064,7 +7995,7 @@
       </w:r>
       <w:r>
         <w:rPr>
-          <w:rFonts w:hint="eastAsia" w:ascii="Times New Roman" w:hAnsi="Times New Roman" w:eastAsia="SimSun" w:cs="Times New Roman"/>
+          <w:rFonts w:hint="eastAsia" w:ascii="Times New Roman" w:hAnsi="Times New Roman" w:eastAsia="FangSong" w:cs="Times New Roman"/>
         </w:rPr>
         <w:t xml:space="preserve">使</w:t>
       </w:r>
@@ -8087,7 +8018,7 @@
       </w:r>
       <w:r>
         <w:rPr>
-          <w:rFonts w:hint="eastAsia" w:ascii="Times New Roman" w:hAnsi="Times New Roman" w:eastAsia="SimSun" w:cs="Times New Roman"/>
+          <w:rFonts w:hint="eastAsia" w:ascii="Times New Roman" w:hAnsi="Times New Roman" w:eastAsia="FangSong" w:cs="Times New Roman"/>
         </w:rPr>
         <w:t>最大的分布</w:t>
       </w:r>
@@ -8116,7 +8047,7 @@
       </w:r>
       <w:r>
         <w:rPr>
-          <w:rFonts w:hint="eastAsia" w:ascii="Times New Roman" w:hAnsi="Times New Roman" w:eastAsia="SimSun" w:cs="Times New Roman"/>
+          <w:rFonts w:hint="eastAsia" w:ascii="Times New Roman" w:hAnsi="Times New Roman" w:eastAsia="FangSong" w:cs="Times New Roman"/>
           <w:b/>
           <w:bCs/>
         </w:rPr>
@@ -8130,7 +8061,7 @@
       </w:r>
       <w:r>
         <w:rPr>
-          <w:rFonts w:hint="eastAsia" w:ascii="Times New Roman" w:hAnsi="Times New Roman" w:eastAsia="SimSun" w:cs="Times New Roman"/>
+          <w:rFonts w:hint="eastAsia" w:ascii="Times New Roman" w:hAnsi="Times New Roman" w:eastAsia="FangSong" w:cs="Times New Roman"/>
         </w:rPr>
         <w:t>在约束</w:t>
       </w:r>
@@ -8199,7 +8130,7 @@
       </w:r>
       <w:r>
         <w:rPr>
-          <w:rFonts w:hint="eastAsia" w:ascii="Times New Roman" w:hAnsi="Times New Roman" w:eastAsia="SimSun" w:cs="Times New Roman"/>
+          <w:rFonts w:hint="eastAsia" w:ascii="Times New Roman" w:hAnsi="Times New Roman" w:eastAsia="FangSong" w:cs="Times New Roman"/>
         </w:rPr>
         <w:t>粒子守恒</w:t>
       </w:r>
@@ -8280,7 +8211,7 @@
       </w:r>
       <w:r>
         <w:rPr>
-          <w:rFonts w:hint="eastAsia" w:ascii="Times New Roman" w:hAnsi="Times New Roman" w:eastAsia="SimSun" w:cs="Times New Roman"/>
+          <w:rFonts w:hint="eastAsia" w:ascii="Times New Roman" w:hAnsi="Times New Roman" w:eastAsia="FangSong" w:cs="Times New Roman"/>
         </w:rPr>
         <w:t>能量守恒</w:t>
       </w:r>
@@ -8292,7 +8223,7 @@
       </w:r>
       <w:r>
         <w:rPr>
-          <w:rFonts w:hint="eastAsia" w:ascii="Times New Roman" w:hAnsi="Times New Roman" w:eastAsia="SimSun" w:cs="Times New Roman"/>
+          <w:rFonts w:hint="eastAsia" w:ascii="Times New Roman" w:hAnsi="Times New Roman" w:eastAsia="FangSong" w:cs="Times New Roman"/>
         </w:rPr>
         <w:t>下最大化</w:t>
       </w:r>
@@ -8321,7 +8252,7 @@
       </w:r>
       <w:r>
         <w:rPr>
-          <w:rFonts w:hint="eastAsia" w:ascii="Times New Roman" w:hAnsi="Times New Roman" w:eastAsia="SimSun" w:cs="Times New Roman"/>
+          <w:rFonts w:hint="eastAsia" w:ascii="Times New Roman" w:hAnsi="Times New Roman" w:eastAsia="FangSong" w:cs="Times New Roman"/>
         </w:rPr>
         <w:t>引入乘子</w:t>
       </w:r>
@@ -8669,7 +8600,7 @@
       </w:pPr>
       <w:r>
         <w:rPr>
-          <w:rFonts w:hint="eastAsia" w:ascii="Times New Roman" w:hAnsi="Times New Roman" w:eastAsia="SimSun" w:cs="Times New Roman"/>
+          <w:rFonts w:hint="eastAsia" w:ascii="Times New Roman" w:hAnsi="Times New Roman" w:eastAsia="FangSong" w:cs="Times New Roman"/>
           <w:b/>
           <w:bCs/>
         </w:rPr>
@@ -8683,7 +8614,7 @@
       </w:r>
       <w:r>
         <w:rPr>
-          <w:rFonts w:hint="eastAsia" w:ascii="Times New Roman" w:hAnsi="Times New Roman" w:eastAsia="SimSun" w:cs="Times New Roman"/>
+          <w:rFonts w:hint="eastAsia" w:ascii="Times New Roman" w:hAnsi="Times New Roman" w:eastAsia="FangSong" w:cs="Times New Roman"/>
         </w:rPr>
         <w:t>能级</w:t>
       </w:r>
@@ -8715,7 +8646,7 @@
       </w:r>
       <w:r>
         <w:rPr>
-          <w:rFonts w:hint="eastAsia" w:ascii="Times New Roman" w:hAnsi="Times New Roman" w:eastAsia="SimSun" w:cs="Times New Roman"/>
+          <w:rFonts w:hint="eastAsia" w:ascii="Times New Roman" w:hAnsi="Times New Roman" w:eastAsia="FangSong" w:cs="Times New Roman"/>
         </w:rPr>
         <w:t xml:space="preserve">若有简并度</w:t>
       </w:r>
@@ -8747,7 +8678,7 @@
       </w:r>
       <w:r>
         <w:rPr>
-          <w:rFonts w:hint="eastAsia" w:ascii="Times New Roman" w:hAnsi="Times New Roman" w:eastAsia="SimSun" w:cs="Times New Roman"/>
+          <w:rFonts w:hint="eastAsia" w:ascii="Times New Roman" w:hAnsi="Times New Roman" w:eastAsia="FangSong" w:cs="Times New Roman"/>
         </w:rPr>
         <w:t>其微观状态数扩</w:t>
       </w:r>
@@ -8779,7 +8710,7 @@
       </w:r>
       <w:r>
         <w:rPr>
-          <w:rFonts w:hint="eastAsia" w:ascii="Times New Roman" w:hAnsi="Times New Roman" w:eastAsia="SimSun" w:cs="Times New Roman"/>
+          <w:rFonts w:hint="eastAsia" w:ascii="Times New Roman" w:hAnsi="Times New Roman" w:eastAsia="FangSong" w:cs="Times New Roman"/>
         </w:rPr>
         <w:t xml:space="preserve">倍</w:t>
       </w:r>
@@ -8873,7 +8804,7 @@
       </w:r>
       <w:r>
         <w:rPr>
-          <w:rFonts w:hint="eastAsia" w:ascii="Times New Roman" w:hAnsi="Times New Roman" w:eastAsia="SimSun" w:cs="Times New Roman"/>
+          <w:rFonts w:hint="eastAsia" w:ascii="Times New Roman" w:hAnsi="Times New Roman" w:eastAsia="FangSong" w:cs="Times New Roman"/>
         </w:rPr>
         <w:t>即</w:t>
       </w:r>
@@ -9128,7 +9059,7 @@
       </w:r>
       <w:r>
         <w:rPr>
-          <w:rFonts w:hint="eastAsia" w:ascii="Times New Roman" w:hAnsi="Times New Roman" w:eastAsia="SimSun" w:cs="Times New Roman"/>
+          <w:rFonts w:hint="eastAsia" w:ascii="Times New Roman" w:hAnsi="Times New Roman" w:eastAsia="FangSong" w:cs="Times New Roman"/>
           <w:b/>
           <w:bCs/>
         </w:rPr>
@@ -9142,7 +9073,7 @@
       </w:r>
       <w:r>
         <w:rPr>
-          <w:rFonts w:hint="eastAsia" w:ascii="Times New Roman" w:hAnsi="Times New Roman" w:eastAsia="SimSun" w:cs="Times New Roman"/>
+          <w:rFonts w:hint="eastAsia" w:ascii="Times New Roman" w:hAnsi="Times New Roman" w:eastAsia="FangSong" w:cs="Times New Roman"/>
         </w:rPr>
         <w:t>对比</w:t>
       </w:r>
@@ -9273,7 +9204,7 @@
       </w:r>
       <w:r>
         <w:rPr>
-          <w:rFonts w:hint="eastAsia" w:ascii="Times New Roman" w:hAnsi="Times New Roman" w:eastAsia="SimSun" w:cs="Times New Roman"/>
+          <w:rFonts w:hint="eastAsia" w:ascii="Times New Roman" w:hAnsi="Times New Roman" w:eastAsia="FangSong" w:cs="Times New Roman"/>
         </w:rPr>
         <w:t xml:space="preserve">与</w:t>
       </w:r>
@@ -9322,7 +9253,7 @@
       </w:r>
       <w:r>
         <w:rPr>
-          <w:rFonts w:hint="eastAsia" w:ascii="Times New Roman" w:hAnsi="Times New Roman" w:eastAsia="SimSun" w:cs="Times New Roman"/>
+          <w:rFonts w:hint="eastAsia" w:ascii="Times New Roman" w:hAnsi="Times New Roman" w:eastAsia="FangSong" w:cs="Times New Roman"/>
         </w:rPr>
         <w:t xml:space="preserve">可证</w:t>
       </w:r>
@@ -9386,7 +9317,7 @@
       </w:r>
       <w:r>
         <w:rPr>
-          <w:rFonts w:hint="eastAsia" w:ascii="Times New Roman" w:hAnsi="Times New Roman" w:eastAsia="SimSun" w:cs="Times New Roman"/>
+          <w:rFonts w:hint="eastAsia" w:ascii="Times New Roman" w:hAnsi="Times New Roman" w:eastAsia="FangSong" w:cs="Times New Roman"/>
           <w:b/>
           <w:bCs/>
         </w:rPr>
@@ -9400,7 +9331,7 @@
       </w:r>
       <w:r>
         <w:rPr>
-          <w:rFonts w:hint="eastAsia" w:ascii="Times New Roman" w:hAnsi="Times New Roman" w:eastAsia="SimSun" w:cs="Times New Roman"/>
+          <w:rFonts w:hint="eastAsia" w:ascii="Times New Roman" w:hAnsi="Times New Roman" w:eastAsia="FangSong" w:cs="Times New Roman"/>
         </w:rPr>
         <w:t>温度的统计本质</w:t>
       </w:r>
@@ -9417,7 +9348,7 @@
       </w:pPr>
       <w:r>
         <w:rPr>
-          <w:rFonts w:hint="eastAsia" w:ascii="Times New Roman" w:hAnsi="Times New Roman" w:eastAsia="SimSun" w:cs="Times New Roman"/>
+          <w:rFonts w:hint="eastAsia" w:ascii="Times New Roman" w:hAnsi="Times New Roman" w:eastAsia="FangSong" w:cs="Times New Roman"/>
         </w:rPr>
         <w:t xml:space="preserve">记忆锚</w:t>
       </w:r>
@@ -9429,7 +9360,7 @@
       </w:r>
       <w:r>
         <w:rPr>
-          <w:rFonts w:hint="eastAsia" w:ascii="Times New Roman" w:hAnsi="Times New Roman" w:eastAsia="SimSun" w:cs="Times New Roman"/>
+          <w:rFonts w:hint="eastAsia" w:ascii="Times New Roman" w:hAnsi="Times New Roman" w:eastAsia="FangSong" w:cs="Times New Roman"/>
         </w:rPr>
         <w:t>三个数</w:t>
       </w:r>
@@ -9662,7 +9593,7 @@
       </w:r>
       <w:r>
         <w:rPr>
-          <w:rFonts w:hint="eastAsia" w:ascii="Times New Roman" w:hAnsi="Times New Roman" w:eastAsia="SimSun" w:cs="Times New Roman"/>
+          <w:rFonts w:hint="eastAsia" w:ascii="Times New Roman" w:hAnsi="Times New Roman" w:eastAsia="FangSong" w:cs="Times New Roman"/>
         </w:rPr>
         <w:t>推导只考思路</w:t>
       </w:r>
@@ -9674,7 +9605,7 @@
       </w:r>
       <w:r>
         <w:rPr>
-          <w:rFonts w:hint="eastAsia" w:ascii="Times New Roman" w:hAnsi="Times New Roman" w:eastAsia="SimSun" w:cs="Times New Roman"/>
+          <w:rFonts w:hint="eastAsia" w:ascii="Times New Roman" w:hAnsi="Times New Roman" w:eastAsia="FangSong" w:cs="Times New Roman"/>
         </w:rPr>
         <w:t>构型</w:t>
       </w:r>
@@ -9686,7 +9617,7 @@
       </w:r>
       <w:r>
         <w:rPr>
-          <w:rFonts w:hint="eastAsia" w:ascii="Times New Roman" w:hAnsi="Times New Roman" w:eastAsia="SimSun" w:cs="Times New Roman"/>
+          <w:rFonts w:hint="eastAsia" w:ascii="Times New Roman" w:hAnsi="Times New Roman" w:eastAsia="FangSong" w:cs="Times New Roman"/>
         </w:rPr>
         <w:t xml:space="preserve">最概然</w:t>
       </w:r>
@@ -9698,7 +9629,7 @@
       </w:r>
       <w:r>
         <w:rPr>
-          <w:rFonts w:hint="eastAsia" w:ascii="Times New Roman" w:hAnsi="Times New Roman" w:eastAsia="SimSun" w:cs="Times New Roman"/>
+          <w:rFonts w:hint="eastAsia" w:ascii="Times New Roman" w:hAnsi="Times New Roman" w:eastAsia="FangSong" w:cs="Times New Roman"/>
         </w:rPr>
         <w:t>乘子</w:t>
       </w:r>
@@ -9710,7 +9641,7 @@
       </w:r>
       <w:r>
         <w:rPr>
-          <w:rFonts w:hint="eastAsia" w:ascii="Times New Roman" w:hAnsi="Times New Roman" w:eastAsia="SimSun" w:cs="Times New Roman"/>
+          <w:rFonts w:hint="eastAsia" w:ascii="Times New Roman" w:hAnsi="Times New Roman" w:eastAsia="FangSong" w:cs="Times New Roman"/>
         </w:rPr>
         <w:t>不要求背</w:t>
       </w:r>
@@ -9722,7 +9653,7 @@
       </w:r>
       <w:r>
         <w:rPr>
-          <w:rFonts w:hint="eastAsia" w:ascii="Times New Roman" w:hAnsi="Times New Roman" w:eastAsia="SimSun" w:cs="Times New Roman"/>
+          <w:rFonts w:hint="eastAsia" w:ascii="Times New Roman" w:hAnsi="Times New Roman" w:eastAsia="FangSong" w:cs="Times New Roman"/>
         </w:rPr>
         <w:t>细节</w:t>
       </w:r>
@@ -9739,7 +9670,7 @@
       </w:pPr>
       <w:r>
         <w:rPr>
-          <w:rFonts w:hint="eastAsia" w:ascii="Times New Roman" w:hAnsi="Times New Roman" w:eastAsia="SimSun" w:cs="Times New Roman"/>
+          <w:rFonts w:hint="eastAsia" w:ascii="Times New Roman" w:hAnsi="Times New Roman" w:eastAsia="FangSong" w:cs="Times New Roman"/>
         </w:rPr>
         <w:t xml:space="preserve">分子能量近似可分解为平动</w:t>
       </w:r>
@@ -9751,7 +9682,7 @@
       </w:r>
       <w:r>
         <w:rPr>
-          <w:rFonts w:hint="eastAsia" w:ascii="Times New Roman" w:hAnsi="Times New Roman" w:eastAsia="SimSun" w:cs="Times New Roman"/>
+          <w:rFonts w:hint="eastAsia" w:ascii="Times New Roman" w:hAnsi="Times New Roman" w:eastAsia="FangSong" w:cs="Times New Roman"/>
         </w:rPr>
         <w:t xml:space="preserve">转动</w:t>
       </w:r>
@@ -9763,7 +9694,7 @@
       </w:r>
       <w:r>
         <w:rPr>
-          <w:rFonts w:hint="eastAsia" w:ascii="Times New Roman" w:hAnsi="Times New Roman" w:eastAsia="SimSun" w:cs="Times New Roman"/>
+          <w:rFonts w:hint="eastAsia" w:ascii="Times New Roman" w:hAnsi="Times New Roman" w:eastAsia="FangSong" w:cs="Times New Roman"/>
         </w:rPr>
         <w:t xml:space="preserve">振动</w:t>
       </w:r>
@@ -9775,7 +9706,7 @@
       </w:r>
       <w:r>
         <w:rPr>
-          <w:rFonts w:hint="eastAsia" w:ascii="Times New Roman" w:hAnsi="Times New Roman" w:eastAsia="SimSun" w:cs="Times New Roman"/>
+          <w:rFonts w:hint="eastAsia" w:ascii="Times New Roman" w:hAnsi="Times New Roman" w:eastAsia="FangSong" w:cs="Times New Roman"/>
         </w:rPr>
         <w:t>电子</w:t>
       </w:r>
@@ -9885,7 +9816,7 @@
       </w:pPr>
       <w:r>
         <w:rPr>
-          <w:rFonts w:hint="eastAsia" w:ascii="Times New Roman" w:hAnsi="Times New Roman" w:eastAsia="SimSun" w:cs="Times New Roman"/>
+          <w:rFonts w:hint="eastAsia" w:ascii="Times New Roman" w:hAnsi="Times New Roman" w:eastAsia="FangSong" w:cs="Times New Roman"/>
           <w:b/>
           <w:bCs/>
         </w:rPr>
@@ -9907,7 +9838,7 @@
       </w:r>
       <w:r>
         <w:rPr>
-          <w:rFonts w:hint="eastAsia" w:ascii="Times New Roman" w:hAnsi="Times New Roman" w:eastAsia="SimSun" w:cs="Times New Roman"/>
+          <w:rFonts w:hint="eastAsia" w:ascii="Times New Roman" w:hAnsi="Times New Roman" w:eastAsia="FangSong" w:cs="Times New Roman"/>
         </w:rPr>
         <w:t xml:space="preserve">能量可加</w:t>
       </w:r>
@@ -10016,7 +9947,7 @@
       </w:r>
       <w:r>
         <w:rPr>
-          <w:rFonts w:hint="eastAsia" w:ascii="Times New Roman" w:hAnsi="Times New Roman" w:eastAsia="SimSun" w:cs="Times New Roman"/>
+          <w:rFonts w:hint="eastAsia" w:ascii="Times New Roman" w:hAnsi="Times New Roman" w:eastAsia="FangSong" w:cs="Times New Roman"/>
         </w:rPr>
         <w:t>指数相乘</w:t>
       </w:r>
@@ -10209,7 +10140,7 @@
       </w:r>
       <w:r>
         <w:rPr>
-          <w:rFonts w:hint="eastAsia" w:ascii="Times New Roman" w:hAnsi="Times New Roman" w:eastAsia="SimSun" w:cs="Times New Roman"/>
+          <w:rFonts w:hint="eastAsia" w:ascii="Times New Roman" w:hAnsi="Times New Roman" w:eastAsia="FangSong" w:cs="Times New Roman"/>
         </w:rPr>
         <w:t>对全部能级求和后交叉项完全分离</w:t>
       </w:r>
@@ -10232,13 +10163,13 @@
       </w:r>
       <w:r>
         <w:rPr>
-          <w:rFonts w:hint="eastAsia" w:ascii="Times New Roman" w:hAnsi="Times New Roman" w:eastAsia="SimSun" w:cs="Times New Roman"/>
+          <w:rFonts w:hint="eastAsia" w:ascii="Times New Roman" w:hAnsi="Times New Roman" w:eastAsia="FangSong" w:cs="Times New Roman"/>
         </w:rPr>
         <w:t xml:space="preserve">分解为四支</w:t>
       </w:r>
       <w:r>
         <w:rPr>
-          <w:rFonts w:hint="eastAsia" w:ascii="Times New Roman" w:hAnsi="Times New Roman" w:eastAsia="SimSun" w:cs="Times New Roman"/>
+          <w:rFonts w:hint="eastAsia" w:ascii="Times New Roman" w:hAnsi="Times New Roman" w:eastAsia="FangSong" w:cs="Times New Roman"/>
           <w:b/>
           <w:bCs/>
         </w:rPr>
@@ -10252,7 +10183,7 @@
       </w:r>
       <w:r>
         <w:rPr>
-          <w:rFonts w:hint="eastAsia" w:ascii="Times New Roman" w:hAnsi="Times New Roman" w:eastAsia="SimSun" w:cs="Times New Roman"/>
+          <w:rFonts w:hint="eastAsia" w:ascii="Times New Roman" w:hAnsi="Times New Roman" w:eastAsia="FangSong" w:cs="Times New Roman"/>
         </w:rPr>
         <w:t>每支只需知道该模式的</w:t>
       </w:r>
@@ -10264,7 +10195,7 @@
       </w:r>
       <w:r>
         <w:rPr>
-          <w:rFonts w:hint="eastAsia" w:ascii="Times New Roman" w:hAnsi="Times New Roman" w:eastAsia="SimSun" w:cs="Times New Roman"/>
+          <w:rFonts w:hint="eastAsia" w:ascii="Times New Roman" w:hAnsi="Times New Roman" w:eastAsia="FangSong" w:cs="Times New Roman"/>
         </w:rPr>
         <w:t>能量量子化方式</w:t>
       </w:r>
@@ -10276,7 +10207,7 @@
       </w:r>
       <w:r>
         <w:rPr>
-          <w:rFonts w:hint="eastAsia" w:ascii="Times New Roman" w:hAnsi="Times New Roman" w:eastAsia="SimSun" w:cs="Times New Roman"/>
+          <w:rFonts w:hint="eastAsia" w:ascii="Times New Roman" w:hAnsi="Times New Roman" w:eastAsia="FangSong" w:cs="Times New Roman"/>
         </w:rPr>
         <w:t>平动靠容器</w:t>
       </w:r>
@@ -10299,7 +10230,7 @@
       </w:r>
       <w:r>
         <w:rPr>
-          <w:rFonts w:hint="eastAsia" w:ascii="Times New Roman" w:hAnsi="Times New Roman" w:eastAsia="SimSun" w:cs="Times New Roman"/>
+          <w:rFonts w:hint="eastAsia" w:ascii="Times New Roman" w:hAnsi="Times New Roman" w:eastAsia="FangSong" w:cs="Times New Roman"/>
         </w:rPr>
         <w:t>转动靠转动常数</w:t>
       </w:r>
@@ -10329,7 +10260,7 @@
       </w:r>
       <w:r>
         <w:rPr>
-          <w:rFonts w:hint="eastAsia" w:ascii="Times New Roman" w:hAnsi="Times New Roman" w:eastAsia="SimSun" w:cs="Times New Roman"/>
+          <w:rFonts w:hint="eastAsia" w:ascii="Times New Roman" w:hAnsi="Times New Roman" w:eastAsia="FangSong" w:cs="Times New Roman"/>
         </w:rPr>
         <w:t>振动靠波数</w:t>
       </w:r>
@@ -10359,7 +10290,7 @@
       </w:r>
       <w:r>
         <w:rPr>
-          <w:rFonts w:hint="eastAsia" w:ascii="Times New Roman" w:hAnsi="Times New Roman" w:eastAsia="SimSun" w:cs="Times New Roman"/>
+          <w:rFonts w:hint="eastAsia" w:ascii="Times New Roman" w:hAnsi="Times New Roman" w:eastAsia="FangSong" w:cs="Times New Roman"/>
         </w:rPr>
         <w:t>电子靠基态简并度与激发态能差</w:t>
       </w:r>
@@ -10372,318 +10303,278 @@
     </w:p>
     <w:p>
       <w:pPr>
-        <w:pStyle w:val="BlockText"/>
-        <w:spacing w:before="160" w:after="80"/>
-        <w:jc w:val="center"/>
+        <w:pStyle w:val="BodyText"/>
       </w:pPr>
       <w:r>
         <w:rPr>
-          <w:rFonts w:ascii="Times New Roman" w:hAnsi="Times New Roman" w:eastAsia="FangSong" w:cs="Times New Roman"/>
-          <w:b w:val="0"/>
-          <w:i w:val="0"/>
-          <w:sz w:val="21"/>
-        </w:rPr>
-        <w:drawing>
-          <wp:inline>
-            <wp:extent cx="2520000" cy="4354458"/>
-            <wp:effectExtent b="0" l="0" r="0" t="0"/>
-            <wp:docPr descr="" title="" id="26" name="Picture"/>
-            <a:graphic>
-              <a:graphicData uri="http://schemas.openxmlformats.org/drawingml/2006/picture">
-                <pic:pic>
-                  <pic:nvPicPr>
-                    <pic:cNvPr descr="55b591c48a387bf35292cc9de8a74c38ed5e9f7a5a22d1df7c1d1f05f19fd13d.jpg" id="27" name="Picture"/>
-                    <pic:cNvPicPr>
-                      <a:picLocks noChangeArrowheads="1" noChangeAspect="1"/>
-                    </pic:cNvPicPr>
-                  </pic:nvPicPr>
-                  <pic:blipFill>
-                    <a:blip r:embed="rId25"/>
-                    <a:stretch>
-                      <a:fillRect/>
-                    </a:stretch>
-                  </pic:blipFill>
-                  <pic:spPr bwMode="auto">
-                    <a:xfrm>
-                      <a:off x="0" y="0"/>
-                      <a:ext cx="2520000" cy="4354458"/>
-                    </a:xfrm>
-                    <a:prstGeom prst="rect">
-                      <a:avLst/>
-                    </a:prstGeom>
-                    <a:noFill/>
-                    <a:ln w="9525">
-                      <a:noFill/>
-                      <a:headEnd/>
-                      <a:tailEnd/>
-                    </a:ln>
-                  </pic:spPr>
-                </pic:pic>
-              </a:graphicData>
-            </a:graphic>
-          </wp:inline>
-        </w:drawing>
-      </w:r>
-      <w:r>
-        <w:rPr>
-          <w:rFonts w:ascii="Times New Roman" w:hAnsi="Times New Roman" w:eastAsia="FangSong" w:cs="Times New Roman"/>
-          <w:b w:val="0"/>
-          <w:i w:val="0"/>
-          <w:sz w:val="21"/>
+          <w:rFonts w:hint="eastAsia" w:ascii="Times New Roman" w:hAnsi="Times New Roman" w:eastAsia="FangSong" w:cs="Times New Roman"/>
+        </w:rPr>
+        <w:t xml:space="preserve">分子配分函数</w:t>
+      </w:r>
+      <w:r>
+        <w:rPr>
+          <w:rFonts w:ascii="Times New Roman" w:hAnsi="Times New Roman" w:eastAsia="Times New Roman" w:cs="Times New Roman"/>
+        </w:rPr>
+        <w:t xml:space="preserve"> q </w:t>
+      </w:r>
+      <w:r>
+        <w:rPr>
+          <w:rFonts w:hint="eastAsia" w:ascii="Times New Roman" w:hAnsi="Times New Roman" w:eastAsia="FangSong" w:cs="Times New Roman"/>
+        </w:rPr>
+        <w:t xml:space="preserve">的分解与依赖变量</w:t>
+      </w:r>
+      <w:r>
+        <w:rPr>
+          <w:rFonts w:ascii="Times New Roman" w:hAnsi="Times New Roman" w:eastAsia="Times New Roman" w:cs="Times New Roman"/>
         </w:rPr>
         <w:t xml:space="preserve"> </w:t>
       </w:r>
       <w:r>
         <w:rPr>
-          <w:rFonts w:hint="eastAsia" w:ascii="Times New Roman" w:hAnsi="Times New Roman" w:eastAsia="FangSong" w:cs="Times New Roman"/>
-          <w:b w:val="0"/>
-          <w:i w:val="0"/>
-          <w:iCs/>
-          <w:sz w:val="21"/>
-        </w:rPr>
-        <w:t xml:space="preserve">图</w:t>
-      </w:r>
-      <w:r>
-        <w:rPr>
-          <w:rFonts w:ascii="Times New Roman" w:hAnsi="Times New Roman" w:eastAsia="FangSong" w:cs="Times New Roman"/>
-          <w:b w:val="0"/>
-          <w:i w:val="0"/>
-          <w:iCs/>
-          <w:sz w:val="21"/>
-        </w:rPr>
-        <w:t xml:space="preserve"> 2 </w:t>
-      </w:r>
-      <w:r>
-        <w:rPr>
-          <w:rFonts w:hint="eastAsia" w:ascii="Times New Roman" w:hAnsi="Times New Roman" w:eastAsia="FangSong" w:cs="Times New Roman"/>
-          <w:b w:val="0"/>
-          <w:i w:val="0"/>
-          <w:iCs/>
-          <w:sz w:val="21"/>
-        </w:rPr>
-        <w:t xml:space="preserve">分子配分函数</w:t>
-      </w:r>
-      <w:r>
-        <w:rPr>
-          <w:rFonts w:ascii="Times New Roman" w:hAnsi="Times New Roman" w:eastAsia="FangSong" w:cs="Times New Roman"/>
-          <w:b w:val="0"/>
-          <w:i w:val="0"/>
-          <w:iCs/>
-          <w:sz w:val="21"/>
-        </w:rPr>
-        <w:t xml:space="preserve"> q </w:t>
-      </w:r>
-      <w:r>
-        <w:rPr>
-          <w:rFonts w:hint="eastAsia" w:ascii="Times New Roman" w:hAnsi="Times New Roman" w:eastAsia="FangSong" w:cs="Times New Roman"/>
-          <w:b w:val="0"/>
-          <w:i w:val="0"/>
-          <w:iCs/>
-          <w:sz w:val="21"/>
-        </w:rPr>
-        <w:t xml:space="preserve">的分解与依赖变量关系图</w:t>
-      </w:r>
-      <w:r>
-        <w:rPr>
-          <w:rFonts w:hint="eastAsia" w:ascii="Times New Roman" w:hAnsi="Times New Roman" w:eastAsia="FangSong" w:cs="Times New Roman"/>
-          <w:b w:val="0"/>
-          <w:i w:val="0"/>
-          <w:sz w:val="21"/>
-        </w:rPr>
-        <w:t>：</w:t>
-      </w:r>
-      <w:r>
-        <w:rPr>
-          <w:rFonts w:hint="eastAsia" w:ascii="Times New Roman" w:hAnsi="Times New Roman" w:eastAsia="FangSong" w:cs="Times New Roman"/>
-          <w:b w:val="0"/>
-          <w:i w:val="0"/>
-          <w:sz w:val="21"/>
-        </w:rPr>
-        <w:t>配分函数分解树</w:t>
-      </w:r>
-      <w:r>
-        <w:rPr>
-          <w:rFonts w:hint="eastAsia" w:ascii="Times New Roman" w:hAnsi="Times New Roman" w:eastAsia="FangSong" w:cs="Times New Roman"/>
-          <w:b w:val="0"/>
-          <w:i w:val="0"/>
-          <w:sz w:val="21"/>
-        </w:rPr>
-        <w:t>——</w:t>
-      </w:r>
-      <w:r>
-        <w:rPr>
-          <w:rFonts w:hint="eastAsia" w:ascii="Times New Roman" w:hAnsi="Times New Roman" w:eastAsia="FangSong" w:cs="Times New Roman"/>
-          <w:b w:val="0"/>
-          <w:i w:val="0"/>
-          <w:sz w:val="21"/>
-        </w:rPr>
-        <w:t>分子</w:t>
-      </w:r>
-      <w:r>
-        <w:rPr>
-          <w:rFonts w:ascii="Times New Roman" w:hAnsi="Times New Roman" w:eastAsia="FangSong" w:cs="Times New Roman"/>
-          <w:b w:val="0"/>
-          <w:i w:val="0"/>
-          <w:sz w:val="21"/>
-        </w:rPr>
-        <w:t xml:space="preserve"> q </w:t>
-      </w:r>
-      <w:r>
-        <w:rPr>
-          <w:rFonts w:hint="eastAsia" w:ascii="Times New Roman" w:hAnsi="Times New Roman" w:eastAsia="FangSong" w:cs="Times New Roman"/>
-          <w:b w:val="0"/>
-          <w:i w:val="0"/>
-          <w:sz w:val="21"/>
-        </w:rPr>
-        <w:t xml:space="preserve">分为</w:t>
-      </w:r>
-      <w:r>
-        <w:rPr>
-          <w:rFonts w:ascii="Times New Roman" w:hAnsi="Times New Roman" w:eastAsia="FangSong" w:cs="Times New Roman"/>
-          <w:b w:val="0"/>
-          <w:i w:val="0"/>
-          <w:sz w:val="21"/>
+          <w:rFonts w:ascii="Times New Roman" w:hAnsi="Times New Roman" w:eastAsia="Times New Roman" w:cs="Times New Roman"/>
+        </w:rPr>
+        <w:t xml:space="preserve">q = q</w:t>
+      </w:r>
+      <w:r>
+        <w:rPr>
+          <w:rFonts w:ascii="Times New Roman" w:hAnsi="Times New Roman" w:eastAsia="Times New Roman" w:cs="Times New Roman"/>
+          <w:vertAlign w:val="superscript"/>
+        </w:rPr>
+        <w:t xml:space="preserve">T·q</w:t>
+      </w:r>
+      <w:r>
+        <w:rPr>
+          <w:rFonts w:ascii="Times New Roman" w:hAnsi="Times New Roman" w:eastAsia="Times New Roman" w:cs="Times New Roman"/>
+        </w:rPr>
+        <w:t xml:space="preserve">R·q</w:t>
+      </w:r>
+      <w:r>
+        <w:rPr>
+          <w:rFonts w:ascii="Times New Roman" w:hAnsi="Times New Roman" w:eastAsia="Times New Roman" w:cs="Times New Roman"/>
+          <w:vertAlign w:val="superscript"/>
+        </w:rPr>
+        <w:t xml:space="preserve">V·q</w:t>
+      </w:r>
+      <w:r>
+        <w:rPr>
+          <w:rFonts w:hint="eastAsia" w:ascii="Times New Roman" w:hAnsi="Times New Roman" w:eastAsia="Times New Roman" w:cs="Times New Roman"/>
+        </w:rPr>
+        <w:t>E（</w:t>
+      </w:r>
+      <w:r>
+        <w:rPr>
+          <w:rFonts w:hint="eastAsia" w:ascii="Times New Roman" w:hAnsi="Times New Roman" w:eastAsia="FangSong" w:cs="Times New Roman"/>
+        </w:rPr>
+        <w:t>四支独立相乘</w:t>
+      </w:r>
+      <w:r>
+        <w:rPr>
+          <w:rFonts w:hint="eastAsia" w:ascii="Times New Roman" w:hAnsi="Times New Roman" w:eastAsia="Times New Roman" w:cs="Times New Roman"/>
+        </w:rPr>
+        <w:t>）</w:t>
+      </w:r>
+      <w:r>
+        <w:rPr>
+          <w:rFonts w:ascii="Times New Roman" w:hAnsi="Times New Roman" w:eastAsia="Times New Roman" w:cs="Times New Roman"/>
         </w:rPr>
         <w:t xml:space="preserve"> </w:t>
       </w:r>
       <w:r>
         <w:rPr>
-          <w:rFonts w:hint="eastAsia" w:ascii="Times New Roman" w:hAnsi="Times New Roman" w:eastAsia="FangSong" w:cs="Times New Roman"/>
-          <w:b w:val="0"/>
-          <w:i w:val="0"/>
-          <w:sz w:val="21"/>
-        </w:rPr>
-        <w:t>平动</w:t>
-      </w:r>
-      <w:r>
-        <w:rPr>
-          <w:rFonts w:hint="eastAsia" w:ascii="Times New Roman" w:hAnsi="Times New Roman" w:eastAsia="FangSong" w:cs="Times New Roman"/>
-          <w:b w:val="0"/>
-          <w:i w:val="0"/>
-          <w:sz w:val="21"/>
-        </w:rPr>
-        <w:t>/</w:t>
-      </w:r>
-      <w:r>
-        <w:rPr>
-          <w:rFonts w:hint="eastAsia" w:ascii="Times New Roman" w:hAnsi="Times New Roman" w:eastAsia="FangSong" w:cs="Times New Roman"/>
-          <w:b w:val="0"/>
-          <w:i w:val="0"/>
-          <w:sz w:val="21"/>
-        </w:rPr>
-        <w:t>转动</w:t>
-      </w:r>
-      <w:r>
-        <w:rPr>
-          <w:rFonts w:hint="eastAsia" w:ascii="Times New Roman" w:hAnsi="Times New Roman" w:eastAsia="FangSong" w:cs="Times New Roman"/>
-          <w:b w:val="0"/>
-          <w:i w:val="0"/>
-          <w:sz w:val="21"/>
-        </w:rPr>
-        <w:t>/</w:t>
-      </w:r>
-      <w:r>
-        <w:rPr>
-          <w:rFonts w:hint="eastAsia" w:ascii="Times New Roman" w:hAnsi="Times New Roman" w:eastAsia="FangSong" w:cs="Times New Roman"/>
-          <w:b w:val="0"/>
-          <w:i w:val="0"/>
-          <w:sz w:val="21"/>
-        </w:rPr>
-        <w:t>振动</w:t>
-      </w:r>
-      <w:r>
-        <w:rPr>
-          <w:rFonts w:hint="eastAsia" w:ascii="Times New Roman" w:hAnsi="Times New Roman" w:eastAsia="FangSong" w:cs="Times New Roman"/>
-          <w:b w:val="0"/>
-          <w:i w:val="0"/>
-          <w:sz w:val="21"/>
-        </w:rPr>
-        <w:t>/</w:t>
-      </w:r>
-      <w:r>
-        <w:rPr>
-          <w:rFonts w:hint="eastAsia" w:ascii="Times New Roman" w:hAnsi="Times New Roman" w:eastAsia="FangSong" w:cs="Times New Roman"/>
-          <w:b w:val="0"/>
-          <w:i w:val="0"/>
-          <w:sz w:val="21"/>
-        </w:rPr>
-        <w:t>电子</w:t>
-      </w:r>
-      <w:r>
-        <w:rPr>
-          <w:rFonts w:ascii="Times New Roman" w:hAnsi="Times New Roman" w:eastAsia="FangSong" w:cs="Times New Roman"/>
-          <w:b w:val="0"/>
-          <w:i w:val="0"/>
-          <w:sz w:val="21"/>
+          <w:rFonts w:ascii="Times New Roman" w:hAnsi="Times New Roman" w:eastAsia="Times New Roman" w:cs="Times New Roman"/>
+        </w:rPr>
+        <w:t xml:space="preserve">- </w:t>
+      </w:r>
+      <w:r>
+        <w:rPr>
+          <w:rFonts w:hint="eastAsia" w:ascii="Times New Roman" w:hAnsi="Times New Roman" w:eastAsia="FangSong" w:cs="Times New Roman"/>
+        </w:rPr>
+        <w:t xml:space="preserve">平动</w:t>
+      </w:r>
+      <w:r>
+        <w:rPr>
+          <w:rFonts w:ascii="Times New Roman" w:hAnsi="Times New Roman" w:eastAsia="Times New Roman" w:cs="Times New Roman"/>
         </w:rPr>
         <w:t xml:space="preserve"> </w:t>
       </w:r>
       <w:r>
         <w:rPr>
-          <w:rFonts w:hint="eastAsia" w:ascii="Times New Roman" w:hAnsi="Times New Roman" w:eastAsia="FangSong" w:cs="Times New Roman"/>
-          <w:b w:val="0"/>
-          <w:i w:val="0"/>
-          <w:sz w:val="21"/>
-        </w:rPr>
-        <w:t>四支</w:t>
-      </w:r>
-      <w:r>
-        <w:rPr>
-          <w:rFonts w:hint="eastAsia" w:ascii="Times New Roman" w:hAnsi="Times New Roman" w:eastAsia="FangSong" w:cs="Times New Roman"/>
-          <w:b w:val="0"/>
-          <w:i w:val="0"/>
-          <w:sz w:val="21"/>
-        </w:rPr>
-        <w:t>，</w:t>
-      </w:r>
-      <w:r>
-        <w:rPr>
-          <w:rFonts w:hint="eastAsia" w:ascii="Times New Roman" w:hAnsi="Times New Roman" w:eastAsia="FangSong" w:cs="Times New Roman"/>
-          <w:b w:val="0"/>
-          <w:i w:val="0"/>
-          <w:sz w:val="21"/>
-        </w:rPr>
-        <w:t>每支标注其依赖的量</w:t>
-      </w:r>
-      <w:r>
-        <w:rPr>
-          <w:rFonts w:hint="eastAsia" w:ascii="Times New Roman" w:hAnsi="Times New Roman" w:eastAsia="FangSong" w:cs="Times New Roman"/>
-          <w:b w:val="0"/>
-          <w:i w:val="0"/>
-          <w:sz w:val="21"/>
-        </w:rPr>
-        <w:t>（T、σ、ν̃</w:t>
-      </w:r>
-      <w:r>
-        <w:rPr>
-          <w:rFonts w:ascii="Times New Roman" w:hAnsi="Times New Roman" w:eastAsia="FangSong" w:cs="Times New Roman"/>
-          <w:b w:val="0"/>
-          <w:i w:val="0"/>
-          <w:sz w:val="21"/>
+          <w:rFonts w:hint="eastAsia" w:ascii="Times New Roman" w:hAnsi="Times New Roman" w:eastAsia="Times New Roman" w:cs="Times New Roman"/>
+        </w:rPr>
+        <w:t>q^T：</w:t>
+      </w:r>
+      <w:r>
+        <w:rPr>
+          <w:rFonts w:hint="eastAsia" w:ascii="Times New Roman" w:hAnsi="Times New Roman" w:eastAsia="FangSong" w:cs="Times New Roman"/>
+        </w:rPr>
+        <w:t>依赖</w:t>
+      </w:r>
+      <w:r>
+        <w:rPr>
+          <w:rFonts w:ascii="Times New Roman" w:hAnsi="Times New Roman" w:eastAsia="Times New Roman" w:cs="Times New Roman"/>
         </w:rPr>
         <w:t xml:space="preserve"> </w:t>
       </w:r>
       <w:r>
         <w:rPr>
-          <w:rFonts w:hint="eastAsia" w:ascii="Times New Roman" w:hAnsi="Times New Roman" w:eastAsia="FangSong" w:cs="Times New Roman"/>
-          <w:b w:val="0"/>
-          <w:i w:val="0"/>
-          <w:sz w:val="21"/>
-        </w:rPr>
-        <w:t>等</w:t>
-      </w:r>
-      <w:r>
-        <w:rPr>
-          <w:rFonts w:hint="eastAsia" w:ascii="Times New Roman" w:hAnsi="Times New Roman" w:eastAsia="FangSong" w:cs="Times New Roman"/>
-          <w:b w:val="0"/>
-          <w:i w:val="0"/>
-          <w:sz w:val="21"/>
-        </w:rPr>
-        <w:t>）。</w:t>
+          <w:rFonts w:hint="eastAsia" w:ascii="Times New Roman" w:hAnsi="Times New Roman" w:eastAsia="Times New Roman" w:cs="Times New Roman"/>
+        </w:rPr>
+        <w:t>V、T（</w:t>
+      </w:r>
+      <w:r>
+        <w:rPr>
+          <w:rFonts w:hint="eastAsia" w:ascii="Times New Roman" w:hAnsi="Times New Roman" w:eastAsia="FangSong" w:cs="Times New Roman"/>
+        </w:rPr>
+        <w:t>热波长</w:t>
+      </w:r>
+      <w:r>
+        <w:rPr>
+          <w:rFonts w:ascii="Times New Roman" w:hAnsi="Times New Roman" w:eastAsia="Times New Roman" w:cs="Times New Roman"/>
+        </w:rPr>
+        <w:t xml:space="preserve"> </w:t>
+      </w:r>
+      <w:r>
+        <w:rPr>
+          <w:rFonts w:hint="eastAsia" w:ascii="Times New Roman" w:hAnsi="Times New Roman" w:eastAsia="Times New Roman" w:cs="Times New Roman"/>
+        </w:rPr>
+        <w:t xml:space="preserve">Λ）</w:t>
+      </w:r>
+      <w:r>
+        <w:rPr>
+          <w:rFonts w:ascii="Times New Roman" w:hAnsi="Times New Roman" w:eastAsia="Times New Roman" w:cs="Times New Roman"/>
+        </w:rPr>
+        <w:t xml:space="preserve"> </w:t>
+      </w:r>
+      <w:r>
+        <w:rPr>
+          <w:rFonts w:ascii="Times New Roman" w:hAnsi="Times New Roman" w:eastAsia="Times New Roman" w:cs="Times New Roman"/>
+        </w:rPr>
+        <w:t xml:space="preserve">- </w:t>
+      </w:r>
+      <w:r>
+        <w:rPr>
+          <w:rFonts w:hint="eastAsia" w:ascii="Times New Roman" w:hAnsi="Times New Roman" w:eastAsia="FangSong" w:cs="Times New Roman"/>
+        </w:rPr>
+        <w:t xml:space="preserve">转动</w:t>
+      </w:r>
+      <w:r>
+        <w:rPr>
+          <w:rFonts w:ascii="Times New Roman" w:hAnsi="Times New Roman" w:eastAsia="Times New Roman" w:cs="Times New Roman"/>
+        </w:rPr>
+        <w:t xml:space="preserve"> </w:t>
+      </w:r>
+      <w:r>
+        <w:rPr>
+          <w:rFonts w:hint="eastAsia" w:ascii="Times New Roman" w:hAnsi="Times New Roman" w:eastAsia="Times New Roman" w:cs="Times New Roman"/>
+        </w:rPr>
+        <w:t>q^R：</w:t>
+      </w:r>
+      <w:r>
+        <w:rPr>
+          <w:rFonts w:hint="eastAsia" w:ascii="Times New Roman" w:hAnsi="Times New Roman" w:eastAsia="FangSong" w:cs="Times New Roman"/>
+        </w:rPr>
+        <w:t>依赖</w:t>
+      </w:r>
+      <w:r>
+        <w:rPr>
+          <w:rFonts w:ascii="Times New Roman" w:hAnsi="Times New Roman" w:eastAsia="Times New Roman" w:cs="Times New Roman"/>
+        </w:rPr>
+        <w:t xml:space="preserve"> T、σ、B̃</w:t>
+      </w:r>
+      <w:r>
+        <w:rPr>
+          <w:rFonts w:ascii="Times New Roman" w:hAnsi="Times New Roman" w:eastAsia="Times New Roman" w:cs="Times New Roman"/>
+        </w:rPr>
+        <w:t xml:space="preserve"> </w:t>
+      </w:r>
+      <w:r>
+        <w:rPr>
+          <w:rFonts w:ascii="Times New Roman" w:hAnsi="Times New Roman" w:eastAsia="Times New Roman" w:cs="Times New Roman"/>
+        </w:rPr>
+        <w:t xml:space="preserve">- </w:t>
+      </w:r>
+      <w:r>
+        <w:rPr>
+          <w:rFonts w:hint="eastAsia" w:ascii="Times New Roman" w:hAnsi="Times New Roman" w:eastAsia="FangSong" w:cs="Times New Roman"/>
+        </w:rPr>
+        <w:t xml:space="preserve">振动</w:t>
+      </w:r>
+      <w:r>
+        <w:rPr>
+          <w:rFonts w:ascii="Times New Roman" w:hAnsi="Times New Roman" w:eastAsia="Times New Roman" w:cs="Times New Roman"/>
+        </w:rPr>
+        <w:t xml:space="preserve"> </w:t>
+      </w:r>
+      <w:r>
+        <w:rPr>
+          <w:rFonts w:hint="eastAsia" w:ascii="Times New Roman" w:hAnsi="Times New Roman" w:eastAsia="Times New Roman" w:cs="Times New Roman"/>
+        </w:rPr>
+        <w:t>q^V：</w:t>
+      </w:r>
+      <w:r>
+        <w:rPr>
+          <w:rFonts w:hint="eastAsia" w:ascii="Times New Roman" w:hAnsi="Times New Roman" w:eastAsia="FangSong" w:cs="Times New Roman"/>
+        </w:rPr>
+        <w:t>依赖</w:t>
+      </w:r>
+      <w:r>
+        <w:rPr>
+          <w:rFonts w:ascii="Times New Roman" w:hAnsi="Times New Roman" w:eastAsia="Times New Roman" w:cs="Times New Roman"/>
+        </w:rPr>
+        <w:t xml:space="preserve"> T、ν̃</w:t>
+      </w:r>
+      <w:r>
+        <w:rPr>
+          <w:rFonts w:ascii="Times New Roman" w:hAnsi="Times New Roman" w:eastAsia="Times New Roman" w:cs="Times New Roman"/>
+        </w:rPr>
+        <w:t xml:space="preserve"> </w:t>
+      </w:r>
+      <w:r>
+        <w:rPr>
+          <w:rFonts w:ascii="Times New Roman" w:hAnsi="Times New Roman" w:eastAsia="Times New Roman" w:cs="Times New Roman"/>
+        </w:rPr>
+        <w:t xml:space="preserve">- </w:t>
+      </w:r>
+      <w:r>
+        <w:rPr>
+          <w:rFonts w:hint="eastAsia" w:ascii="Times New Roman" w:hAnsi="Times New Roman" w:eastAsia="FangSong" w:cs="Times New Roman"/>
+        </w:rPr>
+        <w:t xml:space="preserve">电子</w:t>
+      </w:r>
+      <w:r>
+        <w:rPr>
+          <w:rFonts w:ascii="Times New Roman" w:hAnsi="Times New Roman" w:eastAsia="Times New Roman" w:cs="Times New Roman"/>
+        </w:rPr>
+        <w:t xml:space="preserve"> </w:t>
+      </w:r>
+      <w:r>
+        <w:rPr>
+          <w:rFonts w:hint="eastAsia" w:ascii="Times New Roman" w:hAnsi="Times New Roman" w:eastAsia="Times New Roman" w:cs="Times New Roman"/>
+        </w:rPr>
+        <w:t>q^E：</w:t>
+      </w:r>
+      <w:r>
+        <w:rPr>
+          <w:rFonts w:hint="eastAsia" w:ascii="Times New Roman" w:hAnsi="Times New Roman" w:eastAsia="FangSong" w:cs="Times New Roman"/>
+        </w:rPr>
+        <w:t>依赖基态简并度</w:t>
+      </w:r>
+      <w:r>
+        <w:rPr>
+          <w:rFonts w:ascii="Times New Roman" w:hAnsi="Times New Roman" w:eastAsia="Times New Roman" w:cs="Times New Roman"/>
+        </w:rPr>
+        <w:t xml:space="preserve"> g</w:t>
+      </w:r>
+      <w:r>
+        <w:rPr>
+          <w:rFonts w:ascii="Times New Roman" w:hAnsi="Times New Roman" w:eastAsia="Times New Roman" w:cs="Times New Roman"/>
+          <w:vertAlign w:val="subscript"/>
+        </w:rPr>
+        <w:t>0</w:t>
       </w:r>
     </w:p>
-    <w:bookmarkEnd w:id="28"/>
-    <w:bookmarkStart w:id="29" w:name="各模式配分函数了解会用"/>
+    <w:bookmarkEnd w:id="22"/>
+    <w:bookmarkStart w:id="23" w:name="各模式配分函数了解会用"/>
     <w:p>
       <w:pPr>
         <w:pStyle w:val="Heading3"/>
@@ -10795,7 +10686,7 @@
             </w:pPr>
             <w:r>
               <w:rPr>
-                <w:rFonts w:hint="eastAsia" w:ascii="Times New Roman" w:hAnsi="Times New Roman" w:eastAsia="SimSun" w:cs="Times New Roman"/>
+                <w:rFonts w:hint="eastAsia" w:ascii="Times New Roman" w:hAnsi="Times New Roman" w:eastAsia="FangSong" w:cs="Times New Roman"/>
               </w:rPr>
               <w:t xml:space="preserve">平动</w:t>
             </w:r>
@@ -10943,7 +10834,7 @@
             </w:pPr>
             <w:r>
               <w:rPr>
-                <w:rFonts w:hint="eastAsia" w:ascii="Times New Roman" w:hAnsi="Times New Roman" w:eastAsia="SimSun" w:cs="Times New Roman"/>
+                <w:rFonts w:hint="eastAsia" w:ascii="Times New Roman" w:hAnsi="Times New Roman" w:eastAsia="FangSong" w:cs="Times New Roman"/>
               </w:rPr>
               <w:t xml:space="preserve">热波长</w:t>
             </w:r>
@@ -10966,7 +10857,7 @@
             </w:pPr>
             <w:r>
               <w:rPr>
-                <w:rFonts w:hint="eastAsia" w:ascii="Times New Roman" w:hAnsi="Times New Roman" w:eastAsia="SimSun" w:cs="Times New Roman"/>
+                <w:rFonts w:hint="eastAsia" w:ascii="Times New Roman" w:hAnsi="Times New Roman" w:eastAsia="FangSong" w:cs="Times New Roman"/>
               </w:rPr>
               <w:t xml:space="preserve">转动</w:t>
             </w:r>
@@ -11050,7 +10941,7 @@
             </w:pPr>
             <w:r>
               <w:rPr>
-                <w:rFonts w:hint="eastAsia" w:ascii="Times New Roman" w:hAnsi="Times New Roman" w:eastAsia="SimSun" w:cs="Times New Roman"/>
+                <w:rFonts w:hint="eastAsia" w:ascii="Times New Roman" w:hAnsi="Times New Roman" w:eastAsia="FangSong" w:cs="Times New Roman"/>
               </w:rPr>
               <w:t xml:space="preserve">对称数</w:t>
             </w:r>
@@ -11068,7 +10959,7 @@
             </w:r>
             <w:r>
               <w:rPr>
-                <w:rFonts w:hint="eastAsia" w:ascii="Times New Roman" w:hAnsi="Times New Roman" w:eastAsia="SimSun" w:cs="Times New Roman"/>
+                <w:rFonts w:hint="eastAsia" w:ascii="Times New Roman" w:hAnsi="Times New Roman" w:eastAsia="FangSong" w:cs="Times New Roman"/>
               </w:rPr>
               <w:t>转动常数</w:t>
             </w:r>
@@ -11103,7 +10994,7 @@
             </w:pPr>
             <w:r>
               <w:rPr>
-                <w:rFonts w:hint="eastAsia" w:ascii="Times New Roman" w:hAnsi="Times New Roman" w:eastAsia="SimSun" w:cs="Times New Roman"/>
+                <w:rFonts w:hint="eastAsia" w:ascii="Times New Roman" w:hAnsi="Times New Roman" w:eastAsia="FangSong" w:cs="Times New Roman"/>
               </w:rPr>
               <w:t xml:space="preserve">振动</w:t>
             </w:r>
@@ -11208,7 +11099,7 @@
             </w:pPr>
             <w:r>
               <w:rPr>
-                <w:rFonts w:hint="eastAsia" w:ascii="Times New Roman" w:hAnsi="Times New Roman" w:eastAsia="SimSun" w:cs="Times New Roman"/>
+                <w:rFonts w:hint="eastAsia" w:ascii="Times New Roman" w:hAnsi="Times New Roman" w:eastAsia="FangSong" w:cs="Times New Roman"/>
               </w:rPr>
               <w:t xml:space="preserve">振动波数</w:t>
             </w:r>
@@ -11243,7 +11134,7 @@
             </w:pPr>
             <w:r>
               <w:rPr>
-                <w:rFonts w:hint="eastAsia" w:ascii="Times New Roman" w:hAnsi="Times New Roman" w:eastAsia="SimSun" w:cs="Times New Roman"/>
+                <w:rFonts w:hint="eastAsia" w:ascii="Times New Roman" w:hAnsi="Times New Roman" w:eastAsia="FangSong" w:cs="Times New Roman"/>
               </w:rPr>
               <w:t xml:space="preserve">电子</w:t>
             </w:r>
@@ -11350,7 +11241,7 @@
             </w:pPr>
             <w:r>
               <w:rPr>
-                <w:rFonts w:hint="eastAsia" w:ascii="Times New Roman" w:hAnsi="Times New Roman" w:eastAsia="SimSun" w:cs="Times New Roman"/>
+                <w:rFonts w:hint="eastAsia" w:ascii="Times New Roman" w:hAnsi="Times New Roman" w:eastAsia="FangSong" w:cs="Times New Roman"/>
               </w:rPr>
               <w:t xml:space="preserve">基态简并度</w:t>
             </w:r>
@@ -11378,13 +11269,13 @@
       </w:pPr>
       <w:r>
         <w:rPr>
-          <w:rFonts w:hint="eastAsia" w:ascii="Times New Roman" w:hAnsi="Times New Roman" w:eastAsia="SimSun" w:cs="Times New Roman"/>
+          <w:rFonts w:hint="eastAsia" w:ascii="Times New Roman" w:hAnsi="Times New Roman" w:eastAsia="FangSong" w:cs="Times New Roman"/>
         </w:rPr>
         <w:t xml:space="preserve">竞赛只需</w:t>
       </w:r>
       <w:r>
         <w:rPr>
-          <w:rFonts w:hint="eastAsia" w:ascii="Times New Roman" w:hAnsi="Times New Roman" w:eastAsia="SimSun" w:cs="Times New Roman"/>
+          <w:rFonts w:hint="eastAsia" w:ascii="Times New Roman" w:hAnsi="Times New Roman" w:eastAsia="FangSong" w:cs="Times New Roman"/>
           <w:b/>
           <w:bCs/>
         </w:rPr>
@@ -11398,7 +11289,7 @@
       </w:r>
       <w:r>
         <w:rPr>
-          <w:rFonts w:hint="eastAsia" w:ascii="Times New Roman" w:hAnsi="Times New Roman" w:eastAsia="SimSun" w:cs="Times New Roman"/>
+          <w:rFonts w:hint="eastAsia" w:ascii="Times New Roman" w:hAnsi="Times New Roman" w:eastAsia="FangSong" w:cs="Times New Roman"/>
         </w:rPr>
         <w:t>知道平动</w:t>
       </w:r>
@@ -11410,7 +11301,7 @@
       </w:r>
       <w:r>
         <w:rPr>
-          <w:rFonts w:hint="eastAsia" w:ascii="Times New Roman" w:hAnsi="Times New Roman" w:eastAsia="SimSun" w:cs="Times New Roman"/>
+          <w:rFonts w:hint="eastAsia" w:ascii="Times New Roman" w:hAnsi="Times New Roman" w:eastAsia="FangSong" w:cs="Times New Roman"/>
         </w:rPr>
         <w:t xml:space="preserve">与</w:t>
       </w:r>
@@ -11422,7 +11313,7 @@
       </w:r>
       <w:r>
         <w:rPr>
-          <w:rFonts w:hint="eastAsia" w:ascii="Times New Roman" w:hAnsi="Times New Roman" w:eastAsia="SimSun" w:cs="Times New Roman"/>
+          <w:rFonts w:hint="eastAsia" w:ascii="Times New Roman" w:hAnsi="Times New Roman" w:eastAsia="FangSong" w:cs="Times New Roman"/>
         </w:rPr>
         <w:t>的关系</w:t>
       </w:r>
@@ -11434,7 +11325,7 @@
       </w:r>
       <w:r>
         <w:rPr>
-          <w:rFonts w:hint="eastAsia" w:ascii="Times New Roman" w:hAnsi="Times New Roman" w:eastAsia="SimSun" w:cs="Times New Roman"/>
+          <w:rFonts w:hint="eastAsia" w:ascii="Times New Roman" w:hAnsi="Times New Roman" w:eastAsia="FangSong" w:cs="Times New Roman"/>
         </w:rPr>
         <w:t>振动</w:t>
       </w:r>
@@ -11446,7 +11337,7 @@
       </w:r>
       <w:r>
         <w:rPr>
-          <w:rFonts w:hint="eastAsia" w:ascii="Times New Roman" w:hAnsi="Times New Roman" w:eastAsia="SimSun" w:cs="Times New Roman"/>
+          <w:rFonts w:hint="eastAsia" w:ascii="Times New Roman" w:hAnsi="Times New Roman" w:eastAsia="FangSong" w:cs="Times New Roman"/>
         </w:rPr>
         <w:t xml:space="preserve">在高温时趋于</w:t>
       </w:r>
@@ -11464,7 +11355,7 @@
       </w:r>
       <w:r>
         <w:rPr>
-          <w:rFonts w:hint="eastAsia" w:ascii="Times New Roman" w:hAnsi="Times New Roman" w:eastAsia="SimSun" w:cs="Times New Roman"/>
+          <w:rFonts w:hint="eastAsia" w:ascii="Times New Roman" w:hAnsi="Times New Roman" w:eastAsia="FangSong" w:cs="Times New Roman"/>
         </w:rPr>
         <w:t>转动</w:t>
       </w:r>
@@ -11476,7 +11367,7 @@
       </w:r>
       <w:r>
         <w:rPr>
-          <w:rFonts w:hint="eastAsia" w:ascii="Times New Roman" w:hAnsi="Times New Roman" w:eastAsia="SimSun" w:cs="Times New Roman"/>
+          <w:rFonts w:hint="eastAsia" w:ascii="Times New Roman" w:hAnsi="Times New Roman" w:eastAsia="FangSong" w:cs="Times New Roman"/>
         </w:rPr>
         <w:t xml:space="preserve">与</w:t>
       </w:r>
@@ -11488,7 +11379,7 @@
       </w:r>
       <w:r>
         <w:rPr>
-          <w:rFonts w:hint="eastAsia" w:ascii="Times New Roman" w:hAnsi="Times New Roman" w:eastAsia="SimSun" w:cs="Times New Roman"/>
+          <w:rFonts w:hint="eastAsia" w:ascii="Times New Roman" w:hAnsi="Times New Roman" w:eastAsia="FangSong" w:cs="Times New Roman"/>
         </w:rPr>
         <w:t>成正比</w:t>
       </w:r>
@@ -11509,9 +11400,9 @@
         </w:pict>
       </w:r>
     </w:p>
-    <w:bookmarkEnd w:id="29"/>
-    <w:bookmarkEnd w:id="30"/>
-    <w:bookmarkStart w:id="34" w:name="五从配分函数到热力学量"/>
+    <w:bookmarkEnd w:id="23"/>
+    <w:bookmarkEnd w:id="24"/>
+    <w:bookmarkStart w:id="28" w:name="五从配分函数到热力学量"/>
     <w:p>
       <w:pPr>
         <w:pStyle w:val="Heading2"/>
@@ -11536,7 +11427,7 @@
         <w:t>从配分函数到热力学量</w:t>
       </w:r>
     </w:p>
-    <w:bookmarkStart w:id="31" w:name="内能"/>
+    <w:bookmarkStart w:id="25" w:name="内能"/>
     <w:p>
       <w:pPr>
         <w:pStyle w:val="Heading3"/>
@@ -11686,7 +11577,7 @@
       </w:pPr>
       <w:r>
         <w:rPr>
-          <w:rFonts w:hint="eastAsia" w:ascii="Times New Roman" w:hAnsi="Times New Roman" w:eastAsia="SimSun" w:cs="Times New Roman"/>
+          <w:rFonts w:hint="eastAsia" w:ascii="Times New Roman" w:hAnsi="Times New Roman" w:eastAsia="FangSong" w:cs="Times New Roman"/>
         </w:rPr>
         <w:t>每个自由度贡献</w:t>
       </w:r>
@@ -11698,7 +11589,7 @@
       </w:r>
       <w:r>
         <w:rPr>
-          <w:rFonts w:hint="eastAsia" w:ascii="Times New Roman" w:hAnsi="Times New Roman" w:eastAsia="SimSun" w:cs="Times New Roman"/>
+          <w:rFonts w:hint="eastAsia" w:ascii="Times New Roman" w:hAnsi="Times New Roman" w:eastAsia="FangSong" w:cs="Times New Roman"/>
         </w:rPr>
         <w:t>平动</w:t>
       </w:r>
@@ -11739,7 +11630,7 @@
       </w:r>
       <w:r>
         <w:rPr>
-          <w:rFonts w:hint="eastAsia" w:ascii="Times New Roman" w:hAnsi="Times New Roman" w:eastAsia="SimSun" w:cs="Times New Roman"/>
+          <w:rFonts w:hint="eastAsia" w:ascii="Times New Roman" w:hAnsi="Times New Roman" w:eastAsia="FangSong" w:cs="Times New Roman"/>
         </w:rPr>
         <w:t>转动</w:t>
       </w:r>
@@ -11765,7 +11656,7 @@
       </w:r>
       <w:r>
         <w:rPr>
-          <w:rFonts w:hint="eastAsia" w:ascii="Times New Roman" w:hAnsi="Times New Roman" w:eastAsia="SimSun" w:cs="Times New Roman"/>
+          <w:rFonts w:hint="eastAsia" w:ascii="Times New Roman" w:hAnsi="Times New Roman" w:eastAsia="FangSong" w:cs="Times New Roman"/>
         </w:rPr>
         <w:t>线性分子</w:t>
       </w:r>
@@ -11777,7 +11668,7 @@
       </w:r>
       <w:r>
         <w:rPr>
-          <w:rFonts w:hint="eastAsia" w:ascii="Times New Roman" w:hAnsi="Times New Roman" w:eastAsia="SimSun" w:cs="Times New Roman"/>
+          <w:rFonts w:hint="eastAsia" w:ascii="Times New Roman" w:hAnsi="Times New Roman" w:eastAsia="FangSong" w:cs="Times New Roman"/>
         </w:rPr>
         <w:t>振动高温极限</w:t>
       </w:r>
@@ -11812,7 +11703,7 @@
       </w:pPr>
       <w:r>
         <w:rPr>
-          <w:rFonts w:hint="eastAsia" w:ascii="Times New Roman" w:hAnsi="Times New Roman" w:eastAsia="SimSun" w:cs="Times New Roman"/>
+          <w:rFonts w:hint="eastAsia" w:ascii="Times New Roman" w:hAnsi="Times New Roman" w:eastAsia="FangSong" w:cs="Times New Roman"/>
         </w:rPr>
         <w:t>记忆</w:t>
       </w:r>
@@ -11824,7 +11715,7 @@
       </w:r>
       <w:r>
         <w:rPr>
-          <w:rFonts w:hint="eastAsia" w:ascii="Times New Roman" w:hAnsi="Times New Roman" w:eastAsia="SimSun" w:cs="Times New Roman"/>
+          <w:rFonts w:hint="eastAsia" w:ascii="Times New Roman" w:hAnsi="Times New Roman" w:eastAsia="FangSong" w:cs="Times New Roman"/>
           <w:b/>
           <w:bCs/>
         </w:rPr>
@@ -11840,7 +11731,7 @@
       </w:r>
       <w:r>
         <w:rPr>
-          <w:rFonts w:hint="eastAsia" w:ascii="Times New Roman" w:hAnsi="Times New Roman" w:eastAsia="SimSun" w:cs="Times New Roman"/>
+          <w:rFonts w:hint="eastAsia" w:ascii="Times New Roman" w:hAnsi="Times New Roman" w:eastAsia="FangSong" w:cs="Times New Roman"/>
           <w:b/>
           <w:bCs/>
         </w:rPr>
@@ -11856,7 +11747,7 @@
       </w:r>
       <w:r>
         <w:rPr>
-          <w:rFonts w:hint="eastAsia" w:ascii="Times New Roman" w:hAnsi="Times New Roman" w:eastAsia="SimSun" w:cs="Times New Roman"/>
+          <w:rFonts w:hint="eastAsia" w:ascii="Times New Roman" w:hAnsi="Times New Roman" w:eastAsia="FangSong" w:cs="Times New Roman"/>
           <w:b/>
           <w:bCs/>
         </w:rPr>
@@ -11872,7 +11763,7 @@
       </w:r>
       <w:r>
         <w:rPr>
-          <w:rFonts w:hint="eastAsia" w:ascii="Times New Roman" w:hAnsi="Times New Roman" w:eastAsia="SimSun" w:cs="Times New Roman"/>
+          <w:rFonts w:hint="eastAsia" w:ascii="Times New Roman" w:hAnsi="Times New Roman" w:eastAsia="FangSong" w:cs="Times New Roman"/>
           <w:b/>
           <w:bCs/>
         </w:rPr>
@@ -11885,8 +11776,8 @@
         <w:t xml:space="preserve">。</w:t>
       </w:r>
     </w:p>
-    <w:bookmarkEnd w:id="31"/>
-    <w:bookmarkStart w:id="32" w:name="熵定域-vs-离域"/>
+    <w:bookmarkEnd w:id="25"/>
+    <w:bookmarkStart w:id="26" w:name="熵定域-vs-离域"/>
     <w:p>
       <w:pPr>
         <w:pStyle w:val="Heading3"/>
@@ -12139,7 +12030,7 @@
       </w:pPr>
       <w:r>
         <w:rPr>
-          <w:rFonts w:hint="eastAsia" w:ascii="Times New Roman" w:hAnsi="Times New Roman" w:eastAsia="SimSun" w:cs="Times New Roman"/>
+          <w:rFonts w:hint="eastAsia" w:ascii="Times New Roman" w:hAnsi="Times New Roman" w:eastAsia="FangSong" w:cs="Times New Roman"/>
         </w:rPr>
         <w:t xml:space="preserve">差项</w:t>
       </w:r>
@@ -12203,7 +12094,7 @@
       </w:r>
       <w:r>
         <w:rPr>
-          <w:rFonts w:hint="eastAsia" w:ascii="Times New Roman" w:hAnsi="Times New Roman" w:eastAsia="SimSun" w:cs="Times New Roman"/>
+          <w:rFonts w:hint="eastAsia" w:ascii="Times New Roman" w:hAnsi="Times New Roman" w:eastAsia="FangSong" w:cs="Times New Roman"/>
         </w:rPr>
         <w:t xml:space="preserve">来自全同粒子的</w:t>
       </w:r>
@@ -12232,7 +12123,7 @@
       </w:r>
       <w:r>
         <w:rPr>
-          <w:rFonts w:hint="eastAsia" w:ascii="Times New Roman" w:hAnsi="Times New Roman" w:eastAsia="SimSun" w:cs="Times New Roman"/>
+          <w:rFonts w:hint="eastAsia" w:ascii="Times New Roman" w:hAnsi="Times New Roman" w:eastAsia="FangSong" w:cs="Times New Roman"/>
         </w:rPr>
         <w:t>校正</w:t>
       </w:r>
@@ -12250,7 +12141,7 @@
       </w:r>
       <w:r>
         <w:rPr>
-          <w:rFonts w:hint="eastAsia" w:ascii="Times New Roman" w:hAnsi="Times New Roman" w:eastAsia="SimSun" w:cs="Times New Roman"/>
+          <w:rFonts w:hint="eastAsia" w:ascii="Times New Roman" w:hAnsi="Times New Roman" w:eastAsia="FangSong" w:cs="Times New Roman"/>
         </w:rPr>
         <w:t>悖论解法</w:t>
       </w:r>
@@ -12271,7 +12162,7 @@
       </w:pPr>
       <w:r>
         <w:rPr>
-          <w:rFonts w:hint="eastAsia" w:ascii="Times New Roman" w:hAnsi="Times New Roman" w:eastAsia="SimSun" w:cs="Times New Roman"/>
+          <w:rFonts w:hint="eastAsia" w:ascii="Times New Roman" w:hAnsi="Times New Roman" w:eastAsia="FangSong" w:cs="Times New Roman"/>
         </w:rPr>
         <w:t>定域子</w:t>
       </w:r>
@@ -12283,7 +12174,7 @@
       </w:r>
       <w:r>
         <w:rPr>
-          <w:rFonts w:hint="eastAsia" w:ascii="Times New Roman" w:hAnsi="Times New Roman" w:eastAsia="SimSun" w:cs="Times New Roman"/>
+          <w:rFonts w:hint="eastAsia" w:ascii="Times New Roman" w:hAnsi="Times New Roman" w:eastAsia="FangSong" w:cs="Times New Roman"/>
         </w:rPr>
         <w:t>晶体中原子的可分辨位点</w:t>
       </w:r>
@@ -12295,7 +12186,7 @@
       </w:r>
       <w:r>
         <w:rPr>
-          <w:rFonts w:hint="eastAsia" w:ascii="Times New Roman" w:hAnsi="Times New Roman" w:eastAsia="SimSun" w:cs="Times New Roman"/>
+          <w:rFonts w:hint="eastAsia" w:ascii="Times New Roman" w:hAnsi="Times New Roman" w:eastAsia="FangSong" w:cs="Times New Roman"/>
         </w:rPr>
         <w:t>用前式</w:t>
       </w:r>
@@ -12307,7 +12198,7 @@
       </w:r>
       <w:r>
         <w:rPr>
-          <w:rFonts w:hint="eastAsia" w:ascii="Times New Roman" w:hAnsi="Times New Roman" w:eastAsia="SimSun" w:cs="Times New Roman"/>
+          <w:rFonts w:hint="eastAsia" w:ascii="Times New Roman" w:hAnsi="Times New Roman" w:eastAsia="FangSong" w:cs="Times New Roman"/>
         </w:rPr>
         <w:t>离域子</w:t>
       </w:r>
@@ -12319,7 +12210,7 @@
       </w:r>
       <w:r>
         <w:rPr>
-          <w:rFonts w:hint="eastAsia" w:ascii="Times New Roman" w:hAnsi="Times New Roman" w:eastAsia="SimSun" w:cs="Times New Roman"/>
+          <w:rFonts w:hint="eastAsia" w:ascii="Times New Roman" w:hAnsi="Times New Roman" w:eastAsia="FangSong" w:cs="Times New Roman"/>
         </w:rPr>
         <w:t>气体分子不可区分</w:t>
       </w:r>
@@ -12331,7 +12222,7 @@
       </w:r>
       <w:r>
         <w:rPr>
-          <w:rFonts w:hint="eastAsia" w:ascii="Times New Roman" w:hAnsi="Times New Roman" w:eastAsia="SimSun" w:cs="Times New Roman"/>
+          <w:rFonts w:hint="eastAsia" w:ascii="Times New Roman" w:hAnsi="Times New Roman" w:eastAsia="FangSong" w:cs="Times New Roman"/>
         </w:rPr>
         <w:t>用后式</w:t>
       </w:r>
@@ -12342,8 +12233,8 @@
         <w:t>。</w:t>
       </w:r>
     </w:p>
-    <w:bookmarkEnd w:id="32"/>
-    <w:bookmarkStart w:id="33" w:name="helmholtz-自由能"/>
+    <w:bookmarkEnd w:id="26"/>
+    <w:bookmarkStart w:id="27" w:name="helmholtz-自由能"/>
     <w:p>
       <w:pPr>
         <w:pStyle w:val="Heading3"/>
@@ -12447,7 +12338,7 @@
       </w:pPr>
       <w:r>
         <w:rPr>
-          <w:rFonts w:hint="eastAsia" w:ascii="Times New Roman" w:hAnsi="Times New Roman" w:eastAsia="SimSun" w:cs="Times New Roman"/>
+          <w:rFonts w:hint="eastAsia" w:ascii="Times New Roman" w:hAnsi="Times New Roman" w:eastAsia="FangSong" w:cs="Times New Roman"/>
         </w:rPr>
         <w:t xml:space="preserve">由</w:t>
       </w:r>
@@ -12470,7 +12361,7 @@
       </w:r>
       <w:r>
         <w:rPr>
-          <w:rFonts w:hint="eastAsia" w:ascii="Times New Roman" w:hAnsi="Times New Roman" w:eastAsia="SimSun" w:cs="Times New Roman"/>
+          <w:rFonts w:hint="eastAsia" w:ascii="Times New Roman" w:hAnsi="Times New Roman" w:eastAsia="FangSong" w:cs="Times New Roman"/>
         </w:rPr>
         <w:t xml:space="preserve">可再得</w:t>
       </w:r>
@@ -12634,7 +12525,7 @@
       </w:r>
       <w:r>
         <w:rPr>
-          <w:rFonts w:hint="eastAsia" w:ascii="Times New Roman" w:hAnsi="Times New Roman" w:eastAsia="SimSun" w:cs="Times New Roman"/>
+          <w:rFonts w:hint="eastAsia" w:ascii="Times New Roman" w:hAnsi="Times New Roman" w:eastAsia="FangSong" w:cs="Times New Roman"/>
           <w:b/>
           <w:bCs/>
         </w:rPr>
@@ -12650,7 +12541,7 @@
       </w:r>
       <w:r>
         <w:rPr>
-          <w:rFonts w:hint="eastAsia" w:ascii="Times New Roman" w:hAnsi="Times New Roman" w:eastAsia="SimSun" w:cs="Times New Roman"/>
+          <w:rFonts w:hint="eastAsia" w:ascii="Times New Roman" w:hAnsi="Times New Roman" w:eastAsia="FangSong" w:cs="Times New Roman"/>
           <w:b/>
           <w:bCs/>
         </w:rPr>
@@ -12664,7 +12555,7 @@
       </w:r>
       <w:r>
         <w:rPr>
-          <w:rFonts w:hint="eastAsia" w:ascii="Times New Roman" w:hAnsi="Times New Roman" w:eastAsia="SimSun" w:cs="Times New Roman"/>
+          <w:rFonts w:hint="eastAsia" w:ascii="Times New Roman" w:hAnsi="Times New Roman" w:eastAsia="FangSong" w:cs="Times New Roman"/>
         </w:rPr>
         <w:t>这就是</w:t>
       </w:r>
@@ -12676,7 +12567,7 @@
       </w:r>
       <w:r>
         <w:rPr>
-          <w:rFonts w:hint="eastAsia" w:ascii="Times New Roman" w:hAnsi="Times New Roman" w:eastAsia="SimSun" w:cs="Times New Roman"/>
+          <w:rFonts w:hint="eastAsia" w:ascii="Times New Roman" w:hAnsi="Times New Roman" w:eastAsia="FangSong" w:cs="Times New Roman"/>
         </w:rPr>
         <w:t>宝典</w:t>
       </w:r>
@@ -12697,9 +12588,9 @@
         </w:pict>
       </w:r>
     </w:p>
-    <w:bookmarkEnd w:id="33"/>
-    <w:bookmarkEnd w:id="34"/>
-    <w:bookmarkStart w:id="40" w:name="六统计熵的应用"/>
+    <w:bookmarkEnd w:id="27"/>
+    <w:bookmarkEnd w:id="28"/>
+    <w:bookmarkStart w:id="31" w:name="六统计熵的应用"/>
     <w:p>
       <w:pPr>
         <w:pStyle w:val="Heading2"/>
@@ -12724,7 +12615,7 @@
         <w:t>统计熵的应用</w:t>
       </w:r>
     </w:p>
-    <w:bookmarkStart w:id="35" w:name="sackur-tetrode-方程单原子理想气体绝对熵"/>
+    <w:bookmarkStart w:id="29" w:name="sackur-tetrode-方程单原子理想气体绝对熵"/>
     <w:p>
       <w:pPr>
         <w:pStyle w:val="Heading3"/>
@@ -12767,7 +12658,7 @@
       </w:pPr>
       <w:r>
         <w:rPr>
-          <w:rFonts w:hint="eastAsia" w:ascii="Times New Roman" w:hAnsi="Times New Roman" w:eastAsia="SimSun" w:cs="Times New Roman"/>
+          <w:rFonts w:hint="eastAsia" w:ascii="Times New Roman" w:hAnsi="Times New Roman" w:eastAsia="FangSong" w:cs="Times New Roman"/>
         </w:rPr>
         <w:t xml:space="preserve">将</w:t>
       </w:r>
@@ -12799,7 +12690,7 @@
       </w:r>
       <w:r>
         <w:rPr>
-          <w:rFonts w:hint="eastAsia" w:ascii="Times New Roman" w:hAnsi="Times New Roman" w:eastAsia="SimSun" w:cs="Times New Roman"/>
+          <w:rFonts w:hint="eastAsia" w:ascii="Times New Roman" w:hAnsi="Times New Roman" w:eastAsia="FangSong" w:cs="Times New Roman"/>
         </w:rPr>
         <w:t>代入离域子熵公式</w:t>
       </w:r>
@@ -13017,7 +12908,7 @@
       </w:pPr>
       <w:r>
         <w:rPr>
-          <w:rFonts w:hint="eastAsia" w:ascii="Times New Roman" w:hAnsi="Times New Roman" w:eastAsia="SimSun" w:cs="Times New Roman"/>
+          <w:rFonts w:hint="eastAsia" w:ascii="Times New Roman" w:hAnsi="Times New Roman" w:eastAsia="FangSong" w:cs="Times New Roman"/>
         </w:rPr>
         <w:t>用途</w:t>
       </w:r>
@@ -13029,7 +12920,7 @@
       </w:r>
       <w:r>
         <w:rPr>
-          <w:rFonts w:hint="eastAsia" w:ascii="Times New Roman" w:hAnsi="Times New Roman" w:eastAsia="SimSun" w:cs="Times New Roman"/>
+          <w:rFonts w:hint="eastAsia" w:ascii="Times New Roman" w:hAnsi="Times New Roman" w:eastAsia="FangSong" w:cs="Times New Roman"/>
           <w:b/>
           <w:bCs/>
         </w:rPr>
@@ -13043,7 +12934,7 @@
       </w:r>
       <w:r>
         <w:rPr>
-          <w:rFonts w:hint="eastAsia" w:ascii="Times New Roman" w:hAnsi="Times New Roman" w:eastAsia="SimSun" w:cs="Times New Roman"/>
+          <w:rFonts w:hint="eastAsia" w:ascii="Times New Roman" w:hAnsi="Times New Roman" w:eastAsia="FangSong" w:cs="Times New Roman"/>
         </w:rPr>
         <w:t>无需量热实验</w:t>
       </w:r>
@@ -13064,7 +12955,7 @@
       </w:pPr>
       <w:r>
         <w:rPr>
-          <w:rFonts w:hint="eastAsia" w:ascii="Times New Roman" w:hAnsi="Times New Roman" w:eastAsia="SimSun" w:cs="Times New Roman"/>
+          <w:rFonts w:hint="eastAsia" w:ascii="Times New Roman" w:hAnsi="Times New Roman" w:eastAsia="FangSong" w:cs="Times New Roman"/>
         </w:rPr>
         <w:t>竞赛只要会代入</w:t>
       </w:r>
@@ -13076,7 +12967,7 @@
       </w:r>
       <w:r>
         <w:rPr>
-          <w:rFonts w:hint="eastAsia" w:ascii="Times New Roman" w:hAnsi="Times New Roman" w:eastAsia="SimSun" w:cs="Times New Roman"/>
+          <w:rFonts w:hint="eastAsia" w:ascii="Times New Roman" w:hAnsi="Times New Roman" w:eastAsia="FangSong" w:cs="Times New Roman"/>
         </w:rPr>
         <w:t>已知</w:t>
       </w:r>
@@ -13099,7 +12990,7 @@
       </w:r>
       <w:r>
         <w:rPr>
-          <w:rFonts w:hint="eastAsia" w:ascii="Times New Roman" w:hAnsi="Times New Roman" w:eastAsia="SimSun" w:cs="Times New Roman"/>
+          <w:rFonts w:hint="eastAsia" w:ascii="Times New Roman" w:hAnsi="Times New Roman" w:eastAsia="FangSong" w:cs="Times New Roman"/>
         </w:rPr>
         <w:t>原子质量</w:t>
       </w:r>
@@ -13150,7 +13041,7 @@
       </w:r>
       <w:r>
         <w:rPr>
-          <w:rFonts w:hint="eastAsia" w:ascii="Times New Roman" w:hAnsi="Times New Roman" w:eastAsia="SimSun" w:cs="Times New Roman"/>
+          <w:rFonts w:hint="eastAsia" w:ascii="Times New Roman" w:hAnsi="Times New Roman" w:eastAsia="FangSong" w:cs="Times New Roman"/>
         </w:rPr>
         <w:t xml:space="preserve">求</w:t>
       </w:r>
@@ -13172,8 +13063,8 @@
         <w:t xml:space="preserve">。</w:t>
       </w:r>
     </w:p>
-    <w:bookmarkEnd w:id="35"/>
-    <w:bookmarkStart w:id="39" w:name="残余熵"/>
+    <w:bookmarkEnd w:id="29"/>
+    <w:bookmarkStart w:id="30" w:name="残余熵"/>
     <w:p>
       <w:pPr>
         <w:pStyle w:val="Heading3"/>
@@ -13202,7 +13093,7 @@
       </w:pPr>
       <w:r>
         <w:rPr>
-          <w:rFonts w:hint="eastAsia" w:ascii="Times New Roman" w:hAnsi="Times New Roman" w:eastAsia="SimSun" w:cs="Times New Roman"/>
+          <w:rFonts w:hint="eastAsia" w:ascii="Times New Roman" w:hAnsi="Times New Roman" w:eastAsia="FangSong" w:cs="Times New Roman"/>
         </w:rPr>
         <w:t xml:space="preserve">第三定律说</w:t>
       </w:r>
@@ -13214,7 +13105,7 @@
       </w:r>
       <w:r>
         <w:rPr>
-          <w:rFonts w:hint="eastAsia" w:ascii="Times New Roman" w:hAnsi="Times New Roman" w:eastAsia="SimSun" w:cs="Times New Roman"/>
+          <w:rFonts w:hint="eastAsia" w:ascii="Times New Roman" w:hAnsi="Times New Roman" w:eastAsia="FangSong" w:cs="Times New Roman"/>
         </w:rPr>
         <w:t xml:space="preserve">时完美晶体熵为</w:t>
       </w:r>
@@ -13232,7 +13123,7 @@
       </w:r>
       <w:r>
         <w:rPr>
-          <w:rFonts w:hint="eastAsia" w:ascii="Times New Roman" w:hAnsi="Times New Roman" w:eastAsia="SimSun" w:cs="Times New Roman"/>
+          <w:rFonts w:hint="eastAsia" w:ascii="Times New Roman" w:hAnsi="Times New Roman" w:eastAsia="FangSong" w:cs="Times New Roman"/>
         </w:rPr>
         <w:t>但实际晶体</w:t>
       </w:r>
@@ -13244,7 +13135,7 @@
       </w:r>
       <w:r>
         <w:rPr>
-          <w:rFonts w:hint="eastAsia" w:ascii="Times New Roman" w:hAnsi="Times New Roman" w:eastAsia="SimSun" w:cs="Times New Roman"/>
+          <w:rFonts w:hint="eastAsia" w:ascii="Times New Roman" w:hAnsi="Times New Roman" w:eastAsia="FangSong" w:cs="Times New Roman"/>
         </w:rPr>
         <w:t>如</w:t>
       </w:r>
@@ -13262,7 +13153,7 @@
       </w:r>
       <w:r>
         <w:rPr>
-          <w:rFonts w:hint="eastAsia" w:ascii="Times New Roman" w:hAnsi="Times New Roman" w:eastAsia="SimSun" w:cs="Times New Roman"/>
+          <w:rFonts w:hint="eastAsia" w:ascii="Times New Roman" w:hAnsi="Times New Roman" w:eastAsia="FangSong" w:cs="Times New Roman"/>
         </w:rPr>
         <w:t>冰</w:t>
       </w:r>
@@ -13287,7 +13178,7 @@
       </w:r>
       <w:r>
         <w:rPr>
-          <w:rFonts w:hint="eastAsia" w:ascii="Times New Roman" w:hAnsi="Times New Roman" w:eastAsia="SimSun" w:cs="Times New Roman"/>
+          <w:rFonts w:hint="eastAsia" w:ascii="Times New Roman" w:hAnsi="Times New Roman" w:eastAsia="FangSong" w:cs="Times New Roman"/>
         </w:rPr>
         <w:t>在</w:t>
       </w:r>
@@ -13299,7 +13190,7 @@
       </w:r>
       <w:r>
         <w:rPr>
-          <w:rFonts w:hint="eastAsia" w:ascii="Times New Roman" w:hAnsi="Times New Roman" w:eastAsia="SimSun" w:cs="Times New Roman"/>
+          <w:rFonts w:hint="eastAsia" w:ascii="Times New Roman" w:hAnsi="Times New Roman" w:eastAsia="FangSong" w:cs="Times New Roman"/>
         </w:rPr>
         <w:t xml:space="preserve">仍有</w:t>
       </w:r>
@@ -13311,7 +13202,7 @@
       </w:r>
       <w:r>
         <w:rPr>
-          <w:rFonts w:hint="eastAsia" w:ascii="Times New Roman" w:hAnsi="Times New Roman" w:eastAsia="SimSun" w:cs="Times New Roman"/>
+          <w:rFonts w:hint="eastAsia" w:ascii="Times New Roman" w:hAnsi="Times New Roman" w:eastAsia="FangSong" w:cs="Times New Roman"/>
           <w:b/>
           <w:bCs/>
         </w:rPr>
@@ -13325,7 +13216,7 @@
       </w:r>
       <w:r>
         <w:rPr>
-          <w:rFonts w:hint="eastAsia" w:ascii="Times New Roman" w:hAnsi="Times New Roman" w:eastAsia="SimSun" w:cs="Times New Roman"/>
+          <w:rFonts w:hint="eastAsia" w:ascii="Times New Roman" w:hAnsi="Times New Roman" w:eastAsia="FangSong" w:cs="Times New Roman"/>
         </w:rPr>
         <w:t>因为分子取向</w:t>
       </w:r>
@@ -13337,7 +13228,7 @@
       </w:r>
       <w:r>
         <w:rPr>
-          <w:rFonts w:hint="eastAsia" w:ascii="Times New Roman" w:hAnsi="Times New Roman" w:eastAsia="SimSun" w:cs="Times New Roman"/>
+          <w:rFonts w:hint="eastAsia" w:ascii="Times New Roman" w:hAnsi="Times New Roman" w:eastAsia="FangSong" w:cs="Times New Roman"/>
         </w:rPr>
         <w:t>位置无序冻结</w:t>
       </w:r>
@@ -13358,7 +13249,7 @@
       </w:pPr>
       <w:r>
         <w:rPr>
-          <w:rFonts w:hint="eastAsia" w:ascii="Times New Roman" w:hAnsi="Times New Roman" w:eastAsia="SimSun" w:cs="Times New Roman"/>
+          <w:rFonts w:hint="eastAsia" w:ascii="Times New Roman" w:hAnsi="Times New Roman" w:eastAsia="FangSong" w:cs="Times New Roman"/>
         </w:rPr>
         <w:t xml:space="preserve">残余熵</w:t>
       </w:r>
@@ -13438,7 +13329,7 @@
       </w:r>
       <w:r>
         <w:rPr>
-          <w:rFonts w:hint="eastAsia" w:ascii="Times New Roman" w:hAnsi="Times New Roman" w:eastAsia="SimSun" w:cs="Times New Roman"/>
+          <w:rFonts w:hint="eastAsia" w:ascii="Times New Roman" w:hAnsi="Times New Roman" w:eastAsia="FangSong" w:cs="Times New Roman"/>
         </w:rPr>
         <w:t xml:space="preserve">为</w:t>
       </w:r>
@@ -13450,7 +13341,7 @@
       </w:r>
       <w:r>
         <w:rPr>
-          <w:rFonts w:hint="eastAsia" w:ascii="Times New Roman" w:hAnsi="Times New Roman" w:eastAsia="SimSun" w:cs="Times New Roman"/>
+          <w:rFonts w:hint="eastAsia" w:ascii="Times New Roman" w:hAnsi="Times New Roman" w:eastAsia="FangSong" w:cs="Times New Roman"/>
         </w:rPr>
         <w:t>时的微观状态数</w:t>
       </w:r>
@@ -13471,7 +13362,7 @@
       </w:pPr>
       <w:r>
         <w:rPr>
-          <w:rFonts w:hint="eastAsia" w:ascii="Times New Roman" w:hAnsi="Times New Roman" w:eastAsia="SimSun" w:cs="Times New Roman"/>
+          <w:rFonts w:hint="eastAsia" w:ascii="Times New Roman" w:hAnsi="Times New Roman" w:eastAsia="FangSong" w:cs="Times New Roman"/>
         </w:rPr>
         <w:t>例</w:t>
       </w:r>
@@ -13489,7 +13380,7 @@
       </w:r>
       <w:r>
         <w:rPr>
-          <w:rFonts w:hint="eastAsia" w:ascii="Times New Roman" w:hAnsi="Times New Roman" w:eastAsia="SimSun" w:cs="Times New Roman"/>
+          <w:rFonts w:hint="eastAsia" w:ascii="Times New Roman" w:hAnsi="Times New Roman" w:eastAsia="FangSong" w:cs="Times New Roman"/>
         </w:rPr>
         <w:t xml:space="preserve">晶体每个分子有</w:t>
       </w:r>
@@ -13501,7 +13392,7 @@
       </w:r>
       <w:r>
         <w:rPr>
-          <w:rFonts w:hint="eastAsia" w:ascii="Times New Roman" w:hAnsi="Times New Roman" w:eastAsia="SimSun" w:cs="Times New Roman"/>
+          <w:rFonts w:hint="eastAsia" w:ascii="Times New Roman" w:hAnsi="Times New Roman" w:eastAsia="FangSong" w:cs="Times New Roman"/>
         </w:rPr>
         <w:t xml:space="preserve">种取向</w:t>
       </w:r>
@@ -13645,7 +13536,7 @@
       </w:pPr>
       <w:r>
         <w:rPr>
-          <w:rFonts w:hint="eastAsia" w:ascii="Times New Roman" w:hAnsi="Times New Roman" w:eastAsia="SimSun" w:cs="Times New Roman"/>
+          <w:rFonts w:hint="eastAsia" w:ascii="Times New Roman" w:hAnsi="Times New Roman" w:eastAsia="FangSong" w:cs="Times New Roman"/>
         </w:rPr>
         <w:t>意义</w:t>
       </w:r>
@@ -13657,7 +13548,7 @@
       </w:r>
       <w:r>
         <w:rPr>
-          <w:rFonts w:hint="eastAsia" w:ascii="Times New Roman" w:hAnsi="Times New Roman" w:eastAsia="SimSun" w:cs="Times New Roman"/>
+          <w:rFonts w:hint="eastAsia" w:ascii="Times New Roman" w:hAnsi="Times New Roman" w:eastAsia="FangSong" w:cs="Times New Roman"/>
           <w:b/>
           <w:bCs/>
         </w:rPr>
@@ -13673,7 +13564,7 @@
       </w:r>
       <w:r>
         <w:rPr>
-          <w:rFonts w:hint="eastAsia" w:ascii="Times New Roman" w:hAnsi="Times New Roman" w:eastAsia="SimSun" w:cs="Times New Roman"/>
+          <w:rFonts w:hint="eastAsia" w:ascii="Times New Roman" w:hAnsi="Times New Roman" w:eastAsia="FangSong" w:cs="Times New Roman"/>
           <w:b/>
           <w:bCs/>
         </w:rPr>
@@ -13687,7 +13578,7 @@
       </w:r>
       <w:r>
         <w:rPr>
-          <w:rFonts w:hint="eastAsia" w:ascii="Times New Roman" w:hAnsi="Times New Roman" w:eastAsia="SimSun" w:cs="Times New Roman"/>
+          <w:rFonts w:hint="eastAsia" w:ascii="Times New Roman" w:hAnsi="Times New Roman" w:eastAsia="FangSong" w:cs="Times New Roman"/>
         </w:rPr>
         <w:t>认知冲突三的落点</w:t>
       </w:r>
@@ -13708,7 +13599,7 @@
       </w:pPr>
       <w:r>
         <w:rPr>
-          <w:rFonts w:hint="eastAsia" w:ascii="Times New Roman" w:hAnsi="Times New Roman" w:eastAsia="SimSun" w:cs="Times New Roman"/>
+          <w:rFonts w:hint="eastAsia" w:ascii="Times New Roman" w:hAnsi="Times New Roman" w:eastAsia="FangSong" w:cs="Times New Roman"/>
         </w:rPr>
         <w:t>微观解释</w:t>
       </w:r>
@@ -13726,7 +13617,7 @@
       </w:r>
       <w:r>
         <w:rPr>
-          <w:rFonts w:hint="eastAsia" w:ascii="Times New Roman" w:hAnsi="Times New Roman" w:eastAsia="SimSun" w:cs="Times New Roman"/>
+          <w:rFonts w:hint="eastAsia" w:ascii="Times New Roman" w:hAnsi="Times New Roman" w:eastAsia="FangSong" w:cs="Times New Roman"/>
         </w:rPr>
         <w:t xml:space="preserve">附近晶格热容服从</w:t>
       </w:r>
@@ -13763,7 +13654,7 @@
       </w:r>
       <w:r>
         <w:rPr>
-          <w:rFonts w:hint="eastAsia" w:ascii="Times New Roman" w:hAnsi="Times New Roman" w:eastAsia="SimSun" w:cs="Times New Roman"/>
+          <w:rFonts w:hint="eastAsia" w:ascii="Times New Roman" w:hAnsi="Times New Roman" w:eastAsia="FangSong" w:cs="Times New Roman"/>
           <w:b/>
           <w:bCs/>
         </w:rPr>
@@ -13815,7 +13706,7 @@
       </w:r>
       <w:r>
         <w:rPr>
-          <w:rFonts w:hint="eastAsia" w:ascii="Times New Roman" w:hAnsi="Times New Roman" w:eastAsia="SimSun" w:cs="Times New Roman"/>
+          <w:rFonts w:hint="eastAsia" w:ascii="Times New Roman" w:hAnsi="Times New Roman" w:eastAsia="FangSong" w:cs="Times New Roman"/>
         </w:rPr>
         <w:t>温度越低振动自由度冻结越彻底</w:t>
       </w:r>
@@ -13827,7 +13718,7 @@
       </w:r>
       <w:r>
         <w:rPr>
-          <w:rFonts w:hint="eastAsia" w:ascii="Times New Roman" w:hAnsi="Times New Roman" w:eastAsia="SimSun" w:cs="Times New Roman"/>
+          <w:rFonts w:hint="eastAsia" w:ascii="Times New Roman" w:hAnsi="Times New Roman" w:eastAsia="FangSong" w:cs="Times New Roman"/>
         </w:rPr>
         <w:t>故完美晶体</w:t>
       </w:r>
@@ -13839,7 +13730,7 @@
       </w:r>
       <w:r>
         <w:rPr>
-          <w:rFonts w:hint="eastAsia" w:ascii="Times New Roman" w:hAnsi="Times New Roman" w:eastAsia="SimSun" w:cs="Times New Roman"/>
+          <w:rFonts w:hint="eastAsia" w:ascii="Times New Roman" w:hAnsi="Times New Roman" w:eastAsia="FangSong" w:cs="Times New Roman"/>
         </w:rPr>
         <w:t xml:space="preserve">熵趋于</w:t>
       </w:r>
@@ -13857,7 +13748,7 @@
       </w:r>
       <w:r>
         <w:rPr>
-          <w:rFonts w:hint="eastAsia" w:ascii="Times New Roman" w:hAnsi="Times New Roman" w:eastAsia="SimSun" w:cs="Times New Roman"/>
+          <w:rFonts w:hint="eastAsia" w:ascii="Times New Roman" w:hAnsi="Times New Roman" w:eastAsia="FangSong" w:cs="Times New Roman"/>
         </w:rPr>
         <w:t>取向无序不受此限</w:t>
       </w:r>
@@ -13869,7 +13760,7 @@
       </w:r>
       <w:r>
         <w:rPr>
-          <w:rFonts w:hint="eastAsia" w:ascii="Times New Roman" w:hAnsi="Times New Roman" w:eastAsia="SimSun" w:cs="Times New Roman"/>
+          <w:rFonts w:hint="eastAsia" w:ascii="Times New Roman" w:hAnsi="Times New Roman" w:eastAsia="FangSong" w:cs="Times New Roman"/>
         </w:rPr>
         <w:t>留下残余熵</w:t>
       </w:r>
@@ -13882,255 +13773,272 @@
     </w:p>
     <w:p>
       <w:pPr>
-        <w:pStyle w:val="BlockText"/>
-        <w:spacing w:before="160" w:after="80"/>
-        <w:jc w:val="center"/>
+        <w:pStyle w:val="BodyText"/>
       </w:pPr>
       <w:r>
         <w:rPr>
-          <w:rFonts w:ascii="Times New Roman" w:hAnsi="Times New Roman" w:eastAsia="FangSong" w:cs="Times New Roman"/>
-          <w:b w:val="0"/>
-          <w:i w:val="0"/>
-          <w:sz w:val="21"/>
-        </w:rPr>
-        <w:drawing>
-          <wp:inline>
-            <wp:extent cx="3600000" cy="551524"/>
-            <wp:effectExtent b="0" l="0" r="0" t="0"/>
-            <wp:docPr descr="" title="" id="37" name="Picture"/>
-            <a:graphic>
-              <a:graphicData uri="http://schemas.openxmlformats.org/drawingml/2006/picture">
-                <pic:pic>
-                  <pic:nvPicPr>
-                    <pic:cNvPr descr="126fa04ad01b7940961ac90eff61f58a5fc39c1b9d03988f7b788ab5b0ea90f2.jpg" id="38" name="Picture"/>
-                    <pic:cNvPicPr>
-                      <a:picLocks noChangeArrowheads="1" noChangeAspect="1"/>
-                    </pic:cNvPicPr>
-                  </pic:nvPicPr>
-                  <pic:blipFill>
-                    <a:blip r:embed="rId36"/>
-                    <a:stretch>
-                      <a:fillRect/>
-                    </a:stretch>
-                  </pic:blipFill>
-                  <pic:spPr bwMode="auto">
-                    <a:xfrm>
-                      <a:off x="0" y="0"/>
-                      <a:ext cx="3600000" cy="551524"/>
-                    </a:xfrm>
-                    <a:prstGeom prst="rect">
-                      <a:avLst/>
-                    </a:prstGeom>
-                    <a:noFill/>
-                    <a:ln w="9525">
-                      <a:noFill/>
-                      <a:headEnd/>
-                      <a:tailEnd/>
-                    </a:ln>
-                  </pic:spPr>
-                </pic:pic>
-              </a:graphicData>
-            </a:graphic>
-          </wp:inline>
-        </w:drawing>
-      </w:r>
-      <w:r>
-        <w:rPr>
-          <w:rFonts w:ascii="Times New Roman" w:hAnsi="Times New Roman" w:eastAsia="FangSong" w:cs="Times New Roman"/>
-          <w:b w:val="0"/>
-          <w:i w:val="0"/>
-          <w:sz w:val="21"/>
+          <w:rFonts w:ascii="Times New Roman" w:hAnsi="Times New Roman" w:eastAsia="Times New Roman" w:cs="Times New Roman"/>
+        </w:rPr>
+        <w:t xml:space="preserve">Sackur-Tetrode </w:t>
+      </w:r>
+      <w:r>
+        <w:rPr>
+          <w:rFonts w:hint="eastAsia" w:ascii="Times New Roman" w:hAnsi="Times New Roman" w:eastAsia="FangSong" w:cs="Times New Roman"/>
+        </w:rPr>
+        <w:t xml:space="preserve">方程与残余熵</w:t>
+      </w:r>
+      <w:r>
+        <w:rPr>
+          <w:rFonts w:ascii="Times New Roman" w:hAnsi="Times New Roman" w:eastAsia="Times New Roman" w:cs="Times New Roman"/>
         </w:rPr>
         <w:t xml:space="preserve"> </w:t>
       </w:r>
       <w:r>
         <w:rPr>
           <w:rFonts w:hint="eastAsia" w:ascii="Times New Roman" w:hAnsi="Times New Roman" w:eastAsia="FangSong" w:cs="Times New Roman"/>
-          <w:b w:val="0"/>
-          <w:i w:val="0"/>
-          <w:iCs/>
-          <w:sz w:val="21"/>
-        </w:rPr>
-        <w:t xml:space="preserve">图</w:t>
-      </w:r>
-      <w:r>
-        <w:rPr>
-          <w:rFonts w:ascii="Times New Roman" w:hAnsi="Times New Roman" w:eastAsia="FangSong" w:cs="Times New Roman"/>
-          <w:b w:val="0"/>
-          <w:i w:val="0"/>
-          <w:iCs/>
-          <w:sz w:val="21"/>
-        </w:rPr>
-        <w:t xml:space="preserve"> 3 Sackur-Tetrode </w:t>
-      </w:r>
-      <w:r>
-        <w:rPr>
-          <w:rFonts w:hint="eastAsia" w:ascii="Times New Roman" w:hAnsi="Times New Roman" w:eastAsia="FangSong" w:cs="Times New Roman"/>
-          <w:b w:val="0"/>
-          <w:i w:val="0"/>
-          <w:iCs/>
-          <w:sz w:val="21"/>
-        </w:rPr>
-        <w:t>方程</w:t>
-      </w:r>
-      <w:r>
-        <w:rPr>
-          <w:rFonts w:hint="eastAsia" w:ascii="Times New Roman" w:hAnsi="Times New Roman" w:eastAsia="FangSong" w:cs="Times New Roman"/>
-          <w:b w:val="0"/>
-          <w:i w:val="0"/>
-          <w:iCs/>
-          <w:sz w:val="21"/>
+        </w:rPr>
+        <w:t>离域子平动熵</w:t>
+      </w:r>
+      <w:r>
+        <w:rPr>
+          <w:rFonts w:hint="eastAsia" w:ascii="Times New Roman" w:hAnsi="Times New Roman" w:eastAsia="Times New Roman" w:cs="Times New Roman"/>
         </w:rPr>
         <w:t>：</w:t>
       </w:r>
-      <w:r>
-        <w:rPr>
-          <w:rFonts w:hint="eastAsia" w:ascii="Times New Roman" w:hAnsi="Times New Roman" w:eastAsia="FangSong" w:cs="Times New Roman"/>
-          <w:b w:val="0"/>
-          <w:i w:val="0"/>
-          <w:iCs/>
-          <w:sz w:val="21"/>
-        </w:rPr>
-        <w:t>平动熵随</w:t>
-      </w:r>
-      <w:r>
-        <w:rPr>
-          <w:rFonts w:ascii="Times New Roman" w:hAnsi="Times New Roman" w:eastAsia="FangSong" w:cs="Times New Roman"/>
-          <w:b w:val="0"/>
-          <w:i w:val="0"/>
-          <w:iCs/>
-          <w:sz w:val="21"/>
-        </w:rPr>
-        <w:t xml:space="preserve"> T </w:t>
-      </w:r>
-      <w:r>
-        <w:rPr>
-          <w:rFonts w:hint="eastAsia" w:ascii="Times New Roman" w:hAnsi="Times New Roman" w:eastAsia="FangSong" w:cs="Times New Roman"/>
-          <w:b w:val="0"/>
-          <w:i w:val="0"/>
-          <w:iCs/>
-          <w:sz w:val="21"/>
-        </w:rPr>
-        <w:t xml:space="preserve">和</w:t>
-      </w:r>
-      <w:r>
-        <w:rPr>
-          <w:rFonts w:ascii="Times New Roman" w:hAnsi="Times New Roman" w:eastAsia="FangSong" w:cs="Times New Roman"/>
-          <w:b w:val="0"/>
-          <w:i w:val="0"/>
-          <w:iCs/>
-          <w:sz w:val="21"/>
-        </w:rPr>
-        <w:t xml:space="preserve"> V </w:t>
-      </w:r>
-      <w:r>
-        <w:rPr>
-          <w:rFonts w:hint="eastAsia" w:ascii="Times New Roman" w:hAnsi="Times New Roman" w:eastAsia="FangSong" w:cs="Times New Roman"/>
-          <w:b w:val="0"/>
-          <w:i w:val="0"/>
-          <w:iCs/>
-          <w:sz w:val="21"/>
-        </w:rPr>
-        <w:t xml:space="preserve">变化关系</w:t>
-      </w:r>
-      <w:r>
-        <w:rPr>
-          <w:rFonts w:hint="eastAsia" w:ascii="Times New Roman" w:hAnsi="Times New Roman" w:eastAsia="FangSong" w:cs="Times New Roman"/>
-          <w:b w:val="0"/>
-          <w:i w:val="0"/>
-          <w:sz w:val="21"/>
-        </w:rPr>
-        <w:t xml:space="preserve">：Sackur-Tetrode</w:t>
-      </w:r>
-      <w:r>
-        <w:rPr>
-          <w:rFonts w:ascii="Times New Roman" w:hAnsi="Times New Roman" w:eastAsia="FangSong" w:cs="Times New Roman"/>
-          <w:b w:val="0"/>
-          <w:i w:val="0"/>
-          <w:sz w:val="21"/>
+      <m:oMath>
+        <m:oMathPr>
+          <m:ctrlPr>
+            <w:rPr>
+              <w:sz w:val="28"/>
+              <w:szCs w:val="28"/>
+            </w:rPr>
+          </m:ctrlPr>
+        </m:oMathPr>
+        <m:r>
+          <m:t>S</m:t>
+        </m:r>
+        <m:r>
+          <m:rPr>
+            <m:sty m:val="p"/>
+          </m:rPr>
+          <m:t>=</m:t>
+        </m:r>
+        <m:r>
+          <m:t>n</m:t>
+        </m:r>
+        <m:r>
+          <m:t>R</m:t>
+        </m:r>
+        <m:r>
+          <m:rPr>
+            <m:sty m:val="p"/>
+          </m:rPr>
+          <m:t>ln</m:t>
+        </m:r>
+        <m:r>
+          <m:t>​</m:t>
+        </m:r>
+        <m:d>
+          <m:dPr>
+            <m:begChr m:val="("/>
+            <m:sepChr m:val=""/>
+            <m:endChr m:val=")"/>
+            <m:grow/>
+          </m:dPr>
+          <m:e>
+            <m:sSub>
+              <m:e>
+                <m:r>
+                  <m:t>V</m:t>
+                </m:r>
+              </m:e>
+              <m:sub>
+                <m:r>
+                  <m:rPr>
+                    <m:sty m:val="p"/>
+                  </m:rPr>
+                  <m:t>m</m:t>
+                </m:r>
+              </m:sub>
+            </m:sSub>
+            <m:r>
+              <m:t> </m:t>
+            </m:r>
+            <m:sSup>
+              <m:e>
+                <m:r>
+                  <m:t>e</m:t>
+                </m:r>
+              </m:e>
+              <m:sup>
+                <m:r>
+                  <m:t>5</m:t>
+                </m:r>
+                <m:r>
+                  <m:rPr>
+                    <m:sty m:val="p"/>
+                  </m:rPr>
+                  <m:t>/</m:t>
+                </m:r>
+                <m:r>
+                  <m:t>2</m:t>
+                </m:r>
+              </m:sup>
+            </m:sSup>
+            <m:r>
+              <m:t> </m:t>
+            </m:r>
+            <m:r>
+              <m:rPr>
+                <m:sty m:val="p"/>
+              </m:rPr>
+              <m:t>/</m:t>
+            </m:r>
+            <m:r>
+              <m:t> </m:t>
+            </m:r>
+            <m:sSub>
+              <m:e>
+                <m:r>
+                  <m:t>N</m:t>
+                </m:r>
+              </m:e>
+              <m:sub>
+                <m:r>
+                  <m:rPr>
+                    <m:sty m:val="p"/>
+                  </m:rPr>
+                  <m:t>A</m:t>
+                </m:r>
+              </m:sub>
+            </m:sSub>
+            <m:sSup>
+              <m:e>
+                <m:r>
+                  <m:rPr>
+                    <m:sty m:val="p"/>
+                  </m:rPr>
+                  <m:t>Λ</m:t>
+                </m:r>
+              </m:e>
+              <m:sup>
+                <m:r>
+                  <m:t>3</m:t>
+                </m:r>
+              </m:sup>
+            </m:sSup>
+          </m:e>
+        </m:d>
+      </m:oMath>
+      <w:r>
+        <w:rPr>
+          <w:rFonts w:ascii="Times New Roman" w:hAnsi="Times New Roman" w:eastAsia="Times New Roman" w:cs="Times New Roman"/>
         </w:rPr>
         <w:t xml:space="preserve"> </w:t>
       </w:r>
       <w:r>
         <w:rPr>
           <w:rFonts w:hint="eastAsia" w:ascii="Times New Roman" w:hAnsi="Times New Roman" w:eastAsia="FangSong" w:cs="Times New Roman"/>
-          <w:b w:val="0"/>
-          <w:i w:val="0"/>
-          <w:sz w:val="21"/>
-        </w:rPr>
-        <w:t>熵随温度</w:t>
-      </w:r>
-      <w:r>
-        <w:rPr>
-          <w:rFonts w:hint="eastAsia" w:ascii="Times New Roman" w:hAnsi="Times New Roman" w:eastAsia="FangSong" w:cs="Times New Roman"/>
-          <w:b w:val="0"/>
-          <w:i w:val="0"/>
-          <w:sz w:val="21"/>
-        </w:rPr>
-        <w:t>/</w:t>
-      </w:r>
-      <w:r>
-        <w:rPr>
-          <w:rFonts w:hint="eastAsia" w:ascii="Times New Roman" w:hAnsi="Times New Roman" w:eastAsia="FangSong" w:cs="Times New Roman"/>
-          <w:b w:val="0"/>
-          <w:i w:val="0"/>
-          <w:sz w:val="21"/>
-        </w:rPr>
-        <w:t>体积变化示意</w:t>
-      </w:r>
-      <w:r>
-        <w:rPr>
-          <w:rFonts w:hint="eastAsia" w:ascii="Times New Roman" w:hAnsi="Times New Roman" w:eastAsia="FangSong" w:cs="Times New Roman"/>
-          <w:b w:val="0"/>
-          <w:i w:val="0"/>
-          <w:sz w:val="21"/>
-        </w:rPr>
-        <w:t>；</w:t>
-      </w:r>
-      <w:r>
-        <w:rPr>
-          <w:rFonts w:hint="eastAsia" w:ascii="Times New Roman" w:hAnsi="Times New Roman" w:eastAsia="FangSong" w:cs="Times New Roman"/>
-          <w:b w:val="0"/>
-          <w:i w:val="0"/>
-          <w:sz w:val="21"/>
-        </w:rPr>
-        <w:t>或残余熵示意</w:t>
-      </w:r>
-      <w:r>
-        <w:rPr>
-          <w:rFonts w:hint="eastAsia" w:ascii="Times New Roman" w:hAnsi="Times New Roman" w:eastAsia="FangSong" w:cs="Times New Roman"/>
-          <w:b w:val="0"/>
-          <w:i w:val="0"/>
-          <w:sz w:val="21"/>
-        </w:rPr>
-        <w:t>（CO</w:t>
-      </w:r>
-      <w:r>
-        <w:rPr>
-          <w:rFonts w:ascii="Times New Roman" w:hAnsi="Times New Roman" w:eastAsia="FangSong" w:cs="Times New Roman"/>
-          <w:b w:val="0"/>
-          <w:i w:val="0"/>
-          <w:sz w:val="21"/>
+        </w:rPr>
+        <w:t>残余熵</w:t>
+      </w:r>
+      <w:r>
+        <w:rPr>
+          <w:rFonts w:hint="eastAsia" w:ascii="Times New Roman" w:hAnsi="Times New Roman" w:eastAsia="Times New Roman" w:cs="Times New Roman"/>
+        </w:rPr>
+        <w:t>：CO</w:t>
+      </w:r>
+      <w:r>
+        <w:rPr>
+          <w:rFonts w:ascii="Times New Roman" w:hAnsi="Times New Roman" w:eastAsia="Times New Roman" w:cs="Times New Roman"/>
         </w:rPr>
         <w:t xml:space="preserve"> </w:t>
       </w:r>
       <w:r>
         <w:rPr>
           <w:rFonts w:hint="eastAsia" w:ascii="Times New Roman" w:hAnsi="Times New Roman" w:eastAsia="FangSong" w:cs="Times New Roman"/>
-          <w:b w:val="0"/>
-          <w:i w:val="0"/>
-          <w:sz w:val="21"/>
-        </w:rPr>
-        <w:t>分子取向无序</w:t>
-      </w:r>
-      <w:r>
-        <w:rPr>
-          <w:rFonts w:hint="eastAsia" w:ascii="Times New Roman" w:hAnsi="Times New Roman" w:eastAsia="FangSong" w:cs="Times New Roman"/>
-          <w:b w:val="0"/>
-          <w:i w:val="0"/>
-          <w:sz w:val="21"/>
-        </w:rPr>
-        <w:t>）。</w:t>
+        </w:rPr>
+        <w:t xml:space="preserve">晶体</w:t>
+      </w:r>
+      <w:r>
+        <w:rPr>
+          <w:rFonts w:ascii="Times New Roman" w:hAnsi="Times New Roman" w:eastAsia="Times New Roman" w:cs="Times New Roman"/>
+        </w:rPr>
+        <w:t xml:space="preserve"> 0K </w:t>
+      </w:r>
+      <w:r>
+        <w:rPr>
+          <w:rFonts w:hint="eastAsia" w:ascii="Times New Roman" w:hAnsi="Times New Roman" w:eastAsia="FangSong" w:cs="Times New Roman"/>
+        </w:rPr>
+        <w:t xml:space="preserve">下</w:t>
+      </w:r>
+      <w:r>
+        <w:rPr>
+          <w:rFonts w:ascii="Times New Roman" w:hAnsi="Times New Roman" w:eastAsia="Times New Roman" w:cs="Times New Roman"/>
+        </w:rPr>
+        <w:t xml:space="preserve"> S</w:t>
+      </w:r>
+      <w:r>
+        <w:rPr>
+          <w:rFonts w:ascii="Times New Roman" w:hAnsi="Times New Roman" w:eastAsia="Times New Roman" w:cs="Times New Roman"/>
+          <w:vertAlign w:val="subscript"/>
+        </w:rPr>
+        <w:t>0</w:t>
+      </w:r>
+      <w:r>
+        <w:rPr>
+          <w:rFonts w:ascii="Times New Roman" w:hAnsi="Times New Roman" w:eastAsia="Times New Roman" w:cs="Times New Roman"/>
+        </w:rPr>
+        <w:t xml:space="preserve"> = k·ln(2^N) = R·ln2</w:t>
+      </w:r>
+      <w:r>
+        <w:rPr>
+          <w:rFonts w:ascii="Times New Roman" w:hAnsi="Times New Roman" w:eastAsia="Times New Roman" w:cs="Times New Roman"/>
+        </w:rPr>
+        <w:t xml:space="preserve"> </w:t>
+      </w:r>
+      <w:r>
+        <w:rPr>
+          <w:rFonts w:ascii="Times New Roman" w:hAnsi="Times New Roman" w:eastAsia="Times New Roman" w:cs="Times New Roman"/>
+        </w:rPr>
+        <w:t>Debye T</w:t>
+      </w:r>
+      <w:r>
+        <w:rPr>
+          <w:rFonts w:ascii="Times New Roman" w:hAnsi="Times New Roman" w:eastAsia="Times New Roman" w:cs="Times New Roman"/>
+          <w:vertAlign w:val="superscript"/>
+        </w:rPr>
+        <w:t>3</w:t>
+      </w:r>
+      <w:r>
+        <w:rPr>
+          <w:rFonts w:ascii="Times New Roman" w:hAnsi="Times New Roman" w:eastAsia="Times New Roman" w:cs="Times New Roman"/>
+        </w:rPr>
+        <w:t xml:space="preserve"> </w:t>
+      </w:r>
+      <w:r>
+        <w:rPr>
+          <w:rFonts w:hint="eastAsia" w:ascii="Times New Roman" w:hAnsi="Times New Roman" w:eastAsia="FangSong" w:cs="Times New Roman"/>
+        </w:rPr>
+        <w:t xml:space="preserve">定律解释完美晶体</w:t>
+      </w:r>
+      <w:r>
+        <w:rPr>
+          <w:rFonts w:ascii="Times New Roman" w:hAnsi="Times New Roman" w:eastAsia="Times New Roman" w:cs="Times New Roman"/>
+        </w:rPr>
+        <w:t xml:space="preserve"> 0K </w:t>
+      </w:r>
+      <w:r>
+        <w:rPr>
+          <w:rFonts w:hint="eastAsia" w:ascii="Times New Roman" w:hAnsi="Times New Roman" w:eastAsia="FangSong" w:cs="Times New Roman"/>
+        </w:rPr>
+        <w:t>熵</w:t>
+      </w:r>
+      <w:r>
+        <w:rPr>
+          <w:rFonts w:hint="eastAsia" w:ascii="Times New Roman" w:hAnsi="Times New Roman" w:eastAsia="Times New Roman" w:cs="Times New Roman"/>
+        </w:rPr>
+        <w:t>→0</w:t>
       </w:r>
     </w:p>
     <w:p>
@@ -14143,9 +14051,9 @@
         </w:pict>
       </w:r>
     </w:p>
-    <w:bookmarkEnd w:id="39"/>
-    <w:bookmarkEnd w:id="40"/>
-    <w:bookmarkStart w:id="41" w:name="七竞赛级综合视角"/>
+    <w:bookmarkEnd w:id="30"/>
+    <w:bookmarkEnd w:id="31"/>
+    <w:bookmarkStart w:id="32" w:name="七竞赛级综合视角"/>
     <w:p>
       <w:pPr>
         <w:pStyle w:val="Heading2"/>
@@ -14177,7 +14085,7 @@
       </w:pPr>
       <w:r>
         <w:rPr>
-          <w:rFonts w:hint="eastAsia" w:ascii="Times New Roman" w:hAnsi="Times New Roman" w:eastAsia="SimSun" w:cs="Times New Roman"/>
+          <w:rFonts w:hint="eastAsia" w:ascii="Times New Roman" w:hAnsi="Times New Roman" w:eastAsia="FangSong" w:cs="Times New Roman"/>
         </w:rPr>
         <w:t>本讲把</w:t>
       </w:r>
@@ -14189,7 +14097,7 @@
       </w:r>
       <w:r>
         <w:rPr>
-          <w:rFonts w:hint="eastAsia" w:ascii="Times New Roman" w:hAnsi="Times New Roman" w:eastAsia="SimSun" w:cs="Times New Roman"/>
+          <w:rFonts w:hint="eastAsia" w:ascii="Times New Roman" w:hAnsi="Times New Roman" w:eastAsia="FangSong" w:cs="Times New Roman"/>
         </w:rPr>
         <w:t>宏观热力学</w:t>
       </w:r>
@@ -14201,7 +14109,7 @@
       </w:r>
       <w:r>
         <w:rPr>
-          <w:rFonts w:hint="eastAsia" w:ascii="Times New Roman" w:hAnsi="Times New Roman" w:eastAsia="SimSun" w:cs="Times New Roman"/>
+          <w:rFonts w:hint="eastAsia" w:ascii="Times New Roman" w:hAnsi="Times New Roman" w:eastAsia="FangSong" w:cs="Times New Roman"/>
         </w:rPr>
         <w:t>与</w:t>
       </w:r>
@@ -14213,7 +14121,7 @@
       </w:r>
       <w:r>
         <w:rPr>
-          <w:rFonts w:hint="eastAsia" w:ascii="Times New Roman" w:hAnsi="Times New Roman" w:eastAsia="SimSun" w:cs="Times New Roman"/>
+          <w:rFonts w:hint="eastAsia" w:ascii="Times New Roman" w:hAnsi="Times New Roman" w:eastAsia="FangSong" w:cs="Times New Roman"/>
         </w:rPr>
         <w:t>微观统计</w:t>
       </w:r>
@@ -14225,7 +14133,7 @@
       </w:r>
       <w:r>
         <w:rPr>
-          <w:rFonts w:hint="eastAsia" w:ascii="Times New Roman" w:hAnsi="Times New Roman" w:eastAsia="SimSun" w:cs="Times New Roman"/>
+          <w:rFonts w:hint="eastAsia" w:ascii="Times New Roman" w:hAnsi="Times New Roman" w:eastAsia="FangSong" w:cs="Times New Roman"/>
         </w:rPr>
         <w:t>缝合在一起</w:t>
       </w:r>
@@ -14310,7 +14218,7 @@
             </w:pPr>
             <w:r>
               <w:rPr>
-                <w:rFonts w:hint="eastAsia" w:ascii="Times New Roman" w:hAnsi="Times New Roman" w:eastAsia="SimSun" w:cs="Times New Roman"/>
+                <w:rFonts w:hint="eastAsia" w:ascii="Times New Roman" w:hAnsi="Times New Roman" w:eastAsia="FangSong" w:cs="Times New Roman"/>
               </w:rPr>
               <w:t xml:space="preserve">热力学熵</w:t>
             </w:r>
@@ -14389,7 +14297,7 @@
             </w:pPr>
             <w:r>
               <w:rPr>
-                <w:rFonts w:hint="eastAsia" w:ascii="Times New Roman" w:hAnsi="Times New Roman" w:eastAsia="SimSun" w:cs="Times New Roman"/>
+                <w:rFonts w:hint="eastAsia" w:ascii="Times New Roman" w:hAnsi="Times New Roman" w:eastAsia="FangSong" w:cs="Times New Roman"/>
               </w:rPr>
               <w:t xml:space="preserve">内能</w:t>
             </w:r>
@@ -14505,7 +14413,7 @@
             </w:pPr>
             <w:r>
               <w:rPr>
-                <w:rFonts w:hint="eastAsia" w:ascii="Times New Roman" w:hAnsi="Times New Roman" w:eastAsia="SimSun" w:cs="Times New Roman"/>
+                <w:rFonts w:hint="eastAsia" w:ascii="Times New Roman" w:hAnsi="Times New Roman" w:eastAsia="FangSong" w:cs="Times New Roman"/>
               </w:rPr>
               <w:t xml:space="preserve">配分函数</w:t>
             </w:r>
@@ -14522,7 +14430,7 @@
             </w:pPr>
             <w:r>
               <w:rPr>
-                <w:rFonts w:hint="eastAsia" w:ascii="Times New Roman" w:hAnsi="Times New Roman" w:eastAsia="SimSun" w:cs="Times New Roman"/>
+                <w:rFonts w:hint="eastAsia" w:ascii="Times New Roman" w:hAnsi="Times New Roman" w:eastAsia="FangSong" w:cs="Times New Roman"/>
               </w:rPr>
               <w:t xml:space="preserve">自由能</w:t>
             </w:r>
@@ -14593,7 +14501,7 @@
             </w:pPr>
             <w:r>
               <w:rPr>
-                <w:rFonts w:hint="eastAsia" w:ascii="Times New Roman" w:hAnsi="Times New Roman" w:eastAsia="SimSun" w:cs="Times New Roman"/>
+                <w:rFonts w:hint="eastAsia" w:ascii="Times New Roman" w:hAnsi="Times New Roman" w:eastAsia="FangSong" w:cs="Times New Roman"/>
               </w:rPr>
               <w:t xml:space="preserve">配分函数</w:t>
             </w:r>
@@ -14610,7 +14518,7 @@
             </w:pPr>
             <w:r>
               <w:rPr>
-                <w:rFonts w:hint="eastAsia" w:ascii="Times New Roman" w:hAnsi="Times New Roman" w:eastAsia="SimSun" w:cs="Times New Roman"/>
+                <w:rFonts w:hint="eastAsia" w:ascii="Times New Roman" w:hAnsi="Times New Roman" w:eastAsia="FangSong" w:cs="Times New Roman"/>
               </w:rPr>
               <w:t xml:space="preserve">热容</w:t>
             </w:r>
@@ -14672,7 +14580,7 @@
             </w:pPr>
             <w:r>
               <w:rPr>
-                <w:rFonts w:hint="eastAsia" w:ascii="Times New Roman" w:hAnsi="Times New Roman" w:eastAsia="SimSun" w:cs="Times New Roman"/>
+                <w:rFonts w:hint="eastAsia" w:ascii="Times New Roman" w:hAnsi="Times New Roman" w:eastAsia="FangSong" w:cs="Times New Roman"/>
               </w:rPr>
               <w:t xml:space="preserve">配分函数</w:t>
             </w:r>
@@ -14689,7 +14597,7 @@
             </w:pPr>
             <w:r>
               <w:rPr>
-                <w:rFonts w:hint="eastAsia" w:ascii="Times New Roman" w:hAnsi="Times New Roman" w:eastAsia="SimSun" w:cs="Times New Roman"/>
+                <w:rFonts w:hint="eastAsia" w:ascii="Times New Roman" w:hAnsi="Times New Roman" w:eastAsia="FangSong" w:cs="Times New Roman"/>
               </w:rPr>
               <w:t xml:space="preserve">平衡常数</w:t>
             </w:r>
@@ -14772,7 +14680,7 @@
             </w:pPr>
             <w:r>
               <w:rPr>
-                <w:rFonts w:hint="eastAsia" w:ascii="Times New Roman" w:hAnsi="Times New Roman" w:eastAsia="SimSun" w:cs="Times New Roman"/>
+                <w:rFonts w:hint="eastAsia" w:ascii="Times New Roman" w:hAnsi="Times New Roman" w:eastAsia="FangSong" w:cs="Times New Roman"/>
               </w:rPr>
               <w:t xml:space="preserve">配分函数</w:t>
             </w:r>
@@ -14784,7 +14692,7 @@
             </w:r>
             <w:r>
               <w:rPr>
-                <w:rFonts w:hint="eastAsia" w:ascii="Times New Roman" w:hAnsi="Times New Roman" w:eastAsia="SimSun" w:cs="Times New Roman"/>
+                <w:rFonts w:hint="eastAsia" w:ascii="Times New Roman" w:hAnsi="Times New Roman" w:eastAsia="FangSong" w:cs="Times New Roman"/>
               </w:rPr>
               <w:t xml:space="preserve">平衡常数</w:t>
             </w:r>
@@ -14799,7 +14707,7 @@
       </w:pPr>
       <w:r>
         <w:rPr>
-          <w:rFonts w:hint="eastAsia" w:ascii="Times New Roman" w:hAnsi="Times New Roman" w:eastAsia="SimSun" w:cs="Times New Roman"/>
+          <w:rFonts w:hint="eastAsia" w:ascii="Times New Roman" w:hAnsi="Times New Roman" w:eastAsia="FangSong" w:cs="Times New Roman"/>
           <w:b/>
           <w:bCs/>
         </w:rPr>
@@ -14813,7 +14721,7 @@
       </w:r>
       <w:r>
         <w:rPr>
-          <w:rFonts w:hint="eastAsia" w:ascii="Times New Roman" w:hAnsi="Times New Roman" w:eastAsia="SimSun" w:cs="Times New Roman"/>
+          <w:rFonts w:hint="eastAsia" w:ascii="Times New Roman" w:hAnsi="Times New Roman" w:eastAsia="FangSong" w:cs="Times New Roman"/>
         </w:rPr>
         <w:t>宏观热力学解决</w:t>
       </w:r>
@@ -14825,7 +14733,7 @@
       </w:r>
       <w:r>
         <w:rPr>
-          <w:rFonts w:hint="eastAsia" w:ascii="Times New Roman" w:hAnsi="Times New Roman" w:eastAsia="SimSun" w:cs="Times New Roman"/>
+          <w:rFonts w:hint="eastAsia" w:ascii="Times New Roman" w:hAnsi="Times New Roman" w:eastAsia="FangSong" w:cs="Times New Roman"/>
         </w:rPr>
         <w:t>能发生什么</w:t>
       </w:r>
@@ -14837,7 +14745,7 @@
       </w:r>
       <w:r>
         <w:rPr>
-          <w:rFonts w:hint="eastAsia" w:ascii="Times New Roman" w:hAnsi="Times New Roman" w:eastAsia="SimSun" w:cs="Times New Roman"/>
+          <w:rFonts w:hint="eastAsia" w:ascii="Times New Roman" w:hAnsi="Times New Roman" w:eastAsia="FangSong" w:cs="Times New Roman"/>
         </w:rPr>
         <w:t>判据</w:t>
       </w:r>
@@ -14849,7 +14757,7 @@
       </w:r>
       <w:r>
         <w:rPr>
-          <w:rFonts w:hint="eastAsia" w:ascii="Times New Roman" w:hAnsi="Times New Roman" w:eastAsia="SimSun" w:cs="Times New Roman"/>
+          <w:rFonts w:hint="eastAsia" w:ascii="Times New Roman" w:hAnsi="Times New Roman" w:eastAsia="FangSong" w:cs="Times New Roman"/>
         </w:rPr>
         <w:t>统计热力学解释</w:t>
       </w:r>
@@ -14861,7 +14769,7 @@
       </w:r>
       <w:r>
         <w:rPr>
-          <w:rFonts w:hint="eastAsia" w:ascii="Times New Roman" w:hAnsi="Times New Roman" w:eastAsia="SimSun" w:cs="Times New Roman"/>
+          <w:rFonts w:hint="eastAsia" w:ascii="Times New Roman" w:hAnsi="Times New Roman" w:eastAsia="FangSong" w:cs="Times New Roman"/>
         </w:rPr>
         <w:t>为什么</w:t>
       </w:r>
@@ -14873,7 +14781,7 @@
       </w:r>
       <w:r>
         <w:rPr>
-          <w:rFonts w:hint="eastAsia" w:ascii="Times New Roman" w:hAnsi="Times New Roman" w:eastAsia="SimSun" w:cs="Times New Roman"/>
+          <w:rFonts w:hint="eastAsia" w:ascii="Times New Roman" w:hAnsi="Times New Roman" w:eastAsia="FangSong" w:cs="Times New Roman"/>
         </w:rPr>
         <w:t>微观起源</w:t>
       </w:r>
@@ -14891,7 +14799,7 @@
       </w:r>
       <w:r>
         <w:rPr>
-          <w:rFonts w:hint="eastAsia" w:ascii="Times New Roman" w:hAnsi="Times New Roman" w:eastAsia="SimSun" w:cs="Times New Roman"/>
+          <w:rFonts w:hint="eastAsia" w:ascii="Times New Roman" w:hAnsi="Times New Roman" w:eastAsia="FangSong" w:cs="Times New Roman"/>
         </w:rPr>
         <w:t>关系是热力学内部的</w:t>
       </w:r>
@@ -14903,7 +14811,7 @@
       </w:r>
       <w:r>
         <w:rPr>
-          <w:rFonts w:hint="eastAsia" w:ascii="Times New Roman" w:hAnsi="Times New Roman" w:eastAsia="SimSun" w:cs="Times New Roman"/>
+          <w:rFonts w:hint="eastAsia" w:ascii="Times New Roman" w:hAnsi="Times New Roman" w:eastAsia="FangSong" w:cs="Times New Roman"/>
         </w:rPr>
         <w:t>变形金刚</w:t>
       </w:r>
@@ -14915,7 +14823,7 @@
       </w:r>
       <w:r>
         <w:rPr>
-          <w:rFonts w:hint="eastAsia" w:ascii="Times New Roman" w:hAnsi="Times New Roman" w:eastAsia="SimSun" w:cs="Times New Roman"/>
+          <w:rFonts w:hint="eastAsia" w:ascii="Times New Roman" w:hAnsi="Times New Roman" w:eastAsia="FangSong" w:cs="Times New Roman"/>
         </w:rPr>
         <w:t>配分函数是宏观</w:t>
       </w:r>
@@ -14927,7 +14835,7 @@
       </w:r>
       <w:r>
         <w:rPr>
-          <w:rFonts w:hint="eastAsia" w:ascii="Times New Roman" w:hAnsi="Times New Roman" w:eastAsia="SimSun" w:cs="Times New Roman"/>
+          <w:rFonts w:hint="eastAsia" w:ascii="Times New Roman" w:hAnsi="Times New Roman" w:eastAsia="FangSong" w:cs="Times New Roman"/>
         </w:rPr>
         <w:t>微观的</w:t>
       </w:r>
@@ -14939,7 +14847,7 @@
       </w:r>
       <w:r>
         <w:rPr>
-          <w:rFonts w:hint="eastAsia" w:ascii="Times New Roman" w:hAnsi="Times New Roman" w:eastAsia="SimSun" w:cs="Times New Roman"/>
+          <w:rFonts w:hint="eastAsia" w:ascii="Times New Roman" w:hAnsi="Times New Roman" w:eastAsia="FangSong" w:cs="Times New Roman"/>
         </w:rPr>
         <w:t>翻译机</w:t>
       </w:r>
@@ -14960,8 +14868,8 @@
         </w:pict>
       </w:r>
     </w:p>
-    <w:bookmarkEnd w:id="41"/>
-    <w:bookmarkStart w:id="42" w:name="本讲速查"/>
+    <w:bookmarkEnd w:id="32"/>
+    <w:bookmarkStart w:id="33" w:name="本讲速查"/>
     <w:p>
       <w:pPr>
         <w:pStyle w:val="Heading2"/>
@@ -15049,7 +14957,7 @@
             </w:pPr>
             <w:r>
               <w:rPr>
-                <w:rFonts w:hint="eastAsia" w:ascii="Times New Roman" w:hAnsi="Times New Roman" w:eastAsia="SimSun" w:cs="Times New Roman"/>
+                <w:rFonts w:hint="eastAsia" w:ascii="Times New Roman" w:hAnsi="Times New Roman" w:eastAsia="FangSong" w:cs="Times New Roman"/>
               </w:rPr>
               <w:t xml:space="preserve">母方程</w:t>
             </w:r>
@@ -15117,7 +15025,7 @@
             </w:pPr>
             <w:r>
               <w:rPr>
-                <w:rFonts w:hint="eastAsia" w:ascii="Times New Roman" w:hAnsi="Times New Roman" w:eastAsia="SimSun" w:cs="Times New Roman"/>
+                <w:rFonts w:hint="eastAsia" w:ascii="Times New Roman" w:hAnsi="Times New Roman" w:eastAsia="FangSong" w:cs="Times New Roman"/>
               </w:rPr>
               <w:t xml:space="preserve">其余三个方程由</w:t>
             </w:r>
@@ -15129,7 +15037,7 @@
             </w:r>
             <w:r>
               <w:rPr>
-                <w:rFonts w:hint="eastAsia" w:ascii="Times New Roman" w:hAnsi="Times New Roman" w:eastAsia="SimSun" w:cs="Times New Roman"/>
+                <w:rFonts w:hint="eastAsia" w:ascii="Times New Roman" w:hAnsi="Times New Roman" w:eastAsia="FangSong" w:cs="Times New Roman"/>
               </w:rPr>
               <w:t xml:space="preserve">变换得</w:t>
             </w:r>
@@ -15146,7 +15054,7 @@
             </w:pPr>
             <w:r>
               <w:rPr>
-                <w:rFonts w:hint="eastAsia" w:ascii="Times New Roman" w:hAnsi="Times New Roman" w:eastAsia="SimSun" w:cs="Times New Roman"/>
+                <w:rFonts w:hint="eastAsia" w:ascii="Times New Roman" w:hAnsi="Times New Roman" w:eastAsia="FangSong" w:cs="Times New Roman"/>
               </w:rPr>
               <w:t xml:space="preserve">四大基本方程</w:t>
             </w:r>
@@ -15176,7 +15084,7 @@
             </w:pPr>
             <w:r>
               <w:rPr>
-                <w:rFonts w:hint="eastAsia" w:ascii="Times New Roman" w:hAnsi="Times New Roman" w:eastAsia="SimSun" w:cs="Times New Roman"/>
+                <w:rFonts w:hint="eastAsia" w:ascii="Times New Roman" w:hAnsi="Times New Roman" w:eastAsia="FangSong" w:cs="Times New Roman"/>
               </w:rPr>
               <w:t xml:space="preserve">直接读偏导数</w:t>
             </w:r>
@@ -15199,7 +15107,7 @@
             </w:r>
             <w:r>
               <w:rPr>
-                <w:rFonts w:hint="eastAsia" w:ascii="Times New Roman" w:hAnsi="Times New Roman" w:eastAsia="SimSun" w:cs="Times New Roman"/>
+                <w:rFonts w:hint="eastAsia" w:ascii="Times New Roman" w:hAnsi="Times New Roman" w:eastAsia="FangSong" w:cs="Times New Roman"/>
               </w:rPr>
               <w:t xml:space="preserve">口诀</w:t>
             </w:r>
@@ -15214,7 +15122,7 @@
             </w:pPr>
             <w:r>
               <w:rPr>
-                <w:rFonts w:hint="eastAsia" w:ascii="Times New Roman" w:hAnsi="Times New Roman" w:eastAsia="SimSun" w:cs="Times New Roman"/>
+                <w:rFonts w:hint="eastAsia" w:ascii="Times New Roman" w:hAnsi="Times New Roman" w:eastAsia="FangSong" w:cs="Times New Roman"/>
               </w:rPr>
               <w:t>同侧同号</w:t>
             </w:r>
@@ -15226,7 +15134,7 @@
             </w:r>
             <w:r>
               <w:rPr>
-                <w:rFonts w:hint="eastAsia" w:ascii="Times New Roman" w:hAnsi="Times New Roman" w:eastAsia="SimSun" w:cs="Times New Roman"/>
+                <w:rFonts w:hint="eastAsia" w:ascii="Times New Roman" w:hAnsi="Times New Roman" w:eastAsia="FangSong" w:cs="Times New Roman"/>
               </w:rPr>
               <w:t>异侧异号</w:t>
             </w:r>
@@ -15241,7 +15149,7 @@
             </w:pPr>
             <w:r>
               <w:rPr>
-                <w:rFonts w:hint="eastAsia" w:ascii="Times New Roman" w:hAnsi="Times New Roman" w:eastAsia="SimSun" w:cs="Times New Roman"/>
+                <w:rFonts w:hint="eastAsia" w:ascii="Times New Roman" w:hAnsi="Times New Roman" w:eastAsia="FangSong" w:cs="Times New Roman"/>
               </w:rPr>
               <w:t xml:space="preserve">最常用第</w:t>
             </w:r>
@@ -15253,7 +15161,7 @@
             </w:r>
             <w:r>
               <w:rPr>
-                <w:rFonts w:hint="eastAsia" w:ascii="Times New Roman" w:hAnsi="Times New Roman" w:eastAsia="SimSun" w:cs="Times New Roman"/>
+                <w:rFonts w:hint="eastAsia" w:ascii="Times New Roman" w:hAnsi="Times New Roman" w:eastAsia="FangSong" w:cs="Times New Roman"/>
               </w:rPr>
               <w:t xml:space="preserve">条</w:t>
             </w:r>
@@ -15270,7 +15178,7 @@
             </w:pPr>
             <w:r>
               <w:rPr>
-                <w:rFonts w:hint="eastAsia" w:ascii="Times New Roman" w:hAnsi="Times New Roman" w:eastAsia="SimSun" w:cs="Times New Roman"/>
+                <w:rFonts w:hint="eastAsia" w:ascii="Times New Roman" w:hAnsi="Times New Roman" w:eastAsia="FangSong" w:cs="Times New Roman"/>
               </w:rPr>
               <w:t xml:space="preserve">热容差</w:t>
             </w:r>
@@ -15374,7 +15282,7 @@
             </w:pPr>
             <w:r>
               <w:rPr>
-                <w:rFonts w:hint="eastAsia" w:ascii="Times New Roman" w:hAnsi="Times New Roman" w:eastAsia="SimSun" w:cs="Times New Roman"/>
+                <w:rFonts w:hint="eastAsia" w:ascii="Times New Roman" w:hAnsi="Times New Roman" w:eastAsia="FangSong" w:cs="Times New Roman"/>
               </w:rPr>
               <w:t xml:space="preserve">理想气体</w:t>
             </w:r>
@@ -15528,7 +15436,7 @@
             </w:pPr>
             <w:r>
               <w:rPr>
-                <w:rFonts w:hint="eastAsia" w:ascii="Times New Roman" w:hAnsi="Times New Roman" w:eastAsia="SimSun" w:cs="Times New Roman"/>
+                <w:rFonts w:hint="eastAsia" w:ascii="Times New Roman" w:hAnsi="Times New Roman" w:eastAsia="FangSong" w:cs="Times New Roman"/>
               </w:rPr>
               <w:t xml:space="preserve">变温求</w:t>
             </w:r>
@@ -15698,7 +15606,7 @@
             </w:pPr>
             <w:r>
               <w:rPr>
-                <w:rFonts w:hint="eastAsia" w:ascii="Times New Roman" w:hAnsi="Times New Roman" w:eastAsia="SimSun" w:cs="Times New Roman"/>
+                <w:rFonts w:hint="eastAsia" w:ascii="Times New Roman" w:hAnsi="Times New Roman" w:eastAsia="FangSong" w:cs="Times New Roman"/>
               </w:rPr>
               <w:t xml:space="preserve">配分函数</w:t>
             </w:r>
@@ -15769,7 +15677,7 @@
             </w:pPr>
             <w:r>
               <w:rPr>
-                <w:rFonts w:hint="eastAsia" w:ascii="Times New Roman" w:hAnsi="Times New Roman" w:eastAsia="SimSun" w:cs="Times New Roman"/>
+                <w:rFonts w:hint="eastAsia" w:ascii="Times New Roman" w:hAnsi="Times New Roman" w:eastAsia="FangSong" w:cs="Times New Roman"/>
               </w:rPr>
               <w:t xml:space="preserve">分解</w:t>
             </w:r>
@@ -15818,7 +15726,7 @@
             </w:pPr>
             <w:r>
               <w:rPr>
-                <w:rFonts w:hint="eastAsia" w:ascii="Times New Roman" w:hAnsi="Times New Roman" w:eastAsia="SimSun" w:cs="Times New Roman"/>
+                <w:rFonts w:hint="eastAsia" w:ascii="Times New Roman" w:hAnsi="Times New Roman" w:eastAsia="FangSong" w:cs="Times New Roman"/>
               </w:rPr>
               <w:t xml:space="preserve">内能</w:t>
             </w:r>
@@ -15952,7 +15860,7 @@
             </w:pPr>
             <w:r>
               <w:rPr>
-                <w:rFonts w:hint="eastAsia" w:ascii="Times New Roman" w:hAnsi="Times New Roman" w:eastAsia="SimSun" w:cs="Times New Roman"/>
+                <w:rFonts w:hint="eastAsia" w:ascii="Times New Roman" w:hAnsi="Times New Roman" w:eastAsia="FangSong" w:cs="Times New Roman"/>
               </w:rPr>
               <w:t xml:space="preserve">各自由度能量加和</w:t>
             </w:r>
@@ -15969,7 +15877,7 @@
             </w:pPr>
             <w:r>
               <w:rPr>
-                <w:rFonts w:hint="eastAsia" w:ascii="Times New Roman" w:hAnsi="Times New Roman" w:eastAsia="SimSun" w:cs="Times New Roman"/>
+                <w:rFonts w:hint="eastAsia" w:ascii="Times New Roman" w:hAnsi="Times New Roman" w:eastAsia="FangSong" w:cs="Times New Roman"/>
               </w:rPr>
               <w:t xml:space="preserve">熵</w:t>
             </w:r>
@@ -15984,7 +15892,7 @@
             </w:pPr>
             <w:r>
               <w:rPr>
-                <w:rFonts w:hint="eastAsia" w:ascii="Times New Roman" w:hAnsi="Times New Roman" w:eastAsia="SimSun" w:cs="Times New Roman"/>
+                <w:rFonts w:hint="eastAsia" w:ascii="Times New Roman" w:hAnsi="Times New Roman" w:eastAsia="FangSong" w:cs="Times New Roman"/>
               </w:rPr>
               <w:t xml:space="preserve">定域</w:t>
             </w:r>
@@ -16082,7 +15990,7 @@
             </w:r>
             <w:r>
               <w:rPr>
-                <w:rFonts w:hint="eastAsia" w:ascii="Times New Roman" w:hAnsi="Times New Roman" w:eastAsia="SimSun" w:cs="Times New Roman"/>
+                <w:rFonts w:hint="eastAsia" w:ascii="Times New Roman" w:hAnsi="Times New Roman" w:eastAsia="FangSong" w:cs="Times New Roman"/>
               </w:rPr>
               <w:t>离域</w:t>
             </w:r>
@@ -16103,7 +16011,7 @@
             </w:pPr>
             <w:r>
               <w:rPr>
-                <w:rFonts w:hint="eastAsia" w:ascii="Times New Roman" w:hAnsi="Times New Roman" w:eastAsia="SimSun" w:cs="Times New Roman"/>
+                <w:rFonts w:hint="eastAsia" w:ascii="Times New Roman" w:hAnsi="Times New Roman" w:eastAsia="FangSong" w:cs="Times New Roman"/>
               </w:rPr>
               <w:t xml:space="preserve">差</w:t>
             </w:r>
@@ -16164,7 +16072,7 @@
             </w:pPr>
             <w:r>
               <w:rPr>
-                <w:rFonts w:hint="eastAsia" w:ascii="Times New Roman" w:hAnsi="Times New Roman" w:eastAsia="SimSun" w:cs="Times New Roman"/>
+                <w:rFonts w:hint="eastAsia" w:ascii="Times New Roman" w:hAnsi="Times New Roman" w:eastAsia="FangSong" w:cs="Times New Roman"/>
               </w:rPr>
               <w:t xml:space="preserve">自由能</w:t>
             </w:r>
@@ -16253,7 +16161,7 @@
             </w:pPr>
             <w:r>
               <w:rPr>
-                <w:rFonts w:hint="eastAsia" w:ascii="Times New Roman" w:hAnsi="Times New Roman" w:eastAsia="SimSun" w:cs="Times New Roman"/>
+                <w:rFonts w:hint="eastAsia" w:ascii="Times New Roman" w:hAnsi="Times New Roman" w:eastAsia="FangSong" w:cs="Times New Roman"/>
               </w:rPr>
               <w:t xml:space="preserve">母函数</w:t>
             </w:r>
@@ -16401,7 +16309,7 @@
             </w:pPr>
             <w:r>
               <w:rPr>
-                <w:rFonts w:hint="eastAsia" w:ascii="Times New Roman" w:hAnsi="Times New Roman" w:eastAsia="SimSun" w:cs="Times New Roman"/>
+                <w:rFonts w:hint="eastAsia" w:ascii="Times New Roman" w:hAnsi="Times New Roman" w:eastAsia="FangSong" w:cs="Times New Roman"/>
               </w:rPr>
               <w:t xml:space="preserve">单原子理想气体绝对熵</w:t>
             </w:r>
@@ -16418,7 +16326,7 @@
             </w:pPr>
             <w:r>
               <w:rPr>
-                <w:rFonts w:hint="eastAsia" w:ascii="Times New Roman" w:hAnsi="Times New Roman" w:eastAsia="SimSun" w:cs="Times New Roman"/>
+                <w:rFonts w:hint="eastAsia" w:ascii="Times New Roman" w:hAnsi="Times New Roman" w:eastAsia="FangSong" w:cs="Times New Roman"/>
               </w:rPr>
               <w:t xml:space="preserve">残余熵</w:t>
             </w:r>
@@ -16495,7 +16403,7 @@
             </w:r>
             <w:r>
               <w:rPr>
-                <w:rFonts w:hint="eastAsia" w:ascii="Times New Roman" w:hAnsi="Times New Roman" w:eastAsia="SimSun" w:cs="Times New Roman"/>
+                <w:rFonts w:hint="eastAsia" w:ascii="Times New Roman" w:hAnsi="Times New Roman" w:eastAsia="FangSong" w:cs="Times New Roman"/>
               </w:rPr>
               <w:t xml:space="preserve">晶体</w:t>
             </w:r>
@@ -16519,8 +16427,8 @@
         </w:pict>
       </w:r>
     </w:p>
-    <w:bookmarkEnd w:id="42"/>
-    <w:bookmarkStart w:id="43" w:name="小结"/>
+    <w:bookmarkEnd w:id="33"/>
+    <w:bookmarkStart w:id="34" w:name="小结"/>
     <w:p>
       <w:pPr>
         <w:pStyle w:val="Heading2"/>
@@ -16543,7 +16451,7 @@
       </w:pPr>
       <w:r>
         <w:rPr>
-          <w:rFonts w:hint="eastAsia" w:ascii="Times New Roman" w:hAnsi="Times New Roman" w:eastAsia="SimSun" w:cs="Times New Roman"/>
+          <w:rFonts w:hint="eastAsia" w:ascii="Times New Roman" w:hAnsi="Times New Roman" w:eastAsia="FangSong" w:cs="Times New Roman"/>
           <w:b/>
           <w:bCs/>
         </w:rPr>
@@ -16551,7 +16459,7 @@
       </w:r>
       <w:r>
         <w:rPr>
-          <w:rFonts w:hint="eastAsia" w:ascii="Times New Roman" w:hAnsi="Times New Roman" w:eastAsia="SimSun" w:cs="Times New Roman"/>
+          <w:rFonts w:hint="eastAsia" w:ascii="Times New Roman" w:hAnsi="Times New Roman" w:eastAsia="FangSong" w:cs="Times New Roman"/>
         </w:rPr>
         <w:t xml:space="preserve">全由</w:t>
       </w:r>
@@ -16563,7 +16471,7 @@
       </w:r>
       <w:r>
         <w:rPr>
-          <w:rFonts w:hint="eastAsia" w:ascii="Times New Roman" w:hAnsi="Times New Roman" w:eastAsia="SimSun" w:cs="Times New Roman"/>
+          <w:rFonts w:hint="eastAsia" w:ascii="Times New Roman" w:hAnsi="Times New Roman" w:eastAsia="FangSong" w:cs="Times New Roman"/>
         </w:rPr>
         <w:t xml:space="preserve">经</w:t>
       </w:r>
@@ -16575,7 +16483,7 @@
       </w:r>
       <w:r>
         <w:rPr>
-          <w:rFonts w:hint="eastAsia" w:ascii="Times New Roman" w:hAnsi="Times New Roman" w:eastAsia="SimSun" w:cs="Times New Roman"/>
+          <w:rFonts w:hint="eastAsia" w:ascii="Times New Roman" w:hAnsi="Times New Roman" w:eastAsia="FangSong" w:cs="Times New Roman"/>
         </w:rPr>
         <w:t>变换而来</w:t>
       </w:r>
@@ -16604,7 +16512,7 @@
       </w:r>
       <w:r>
         <w:rPr>
-          <w:rFonts w:hint="eastAsia" w:ascii="Times New Roman" w:hAnsi="Times New Roman" w:eastAsia="SimSun" w:cs="Times New Roman"/>
+          <w:rFonts w:hint="eastAsia" w:ascii="Times New Roman" w:hAnsi="Times New Roman" w:eastAsia="FangSong" w:cs="Times New Roman"/>
           <w:b/>
           <w:bCs/>
         </w:rPr>
@@ -16624,7 +16532,7 @@
       </w:r>
       <w:r>
         <w:rPr>
-          <w:rFonts w:hint="eastAsia" w:ascii="Times New Roman" w:hAnsi="Times New Roman" w:eastAsia="SimSun" w:cs="Times New Roman"/>
+          <w:rFonts w:hint="eastAsia" w:ascii="Times New Roman" w:hAnsi="Times New Roman" w:eastAsia="FangSong" w:cs="Times New Roman"/>
         </w:rPr>
         <w:t xml:space="preserve">二阶混合偏导相等</w:t>
       </w:r>
@@ -16636,7 +16544,7 @@
       </w:r>
       <w:r>
         <w:rPr>
-          <w:rFonts w:hint="eastAsia" w:ascii="Times New Roman" w:hAnsi="Times New Roman" w:eastAsia="SimSun" w:cs="Times New Roman"/>
+          <w:rFonts w:hint="eastAsia" w:ascii="Times New Roman" w:hAnsi="Times New Roman" w:eastAsia="FangSong" w:cs="Times New Roman"/>
         </w:rPr>
         <w:t>把不可测偏导换成可测偏导</w:t>
       </w:r>
@@ -16657,7 +16565,7 @@
       </w:pPr>
       <w:r>
         <w:rPr>
-          <w:rFonts w:hint="eastAsia" w:ascii="Times New Roman" w:hAnsi="Times New Roman" w:eastAsia="SimSun" w:cs="Times New Roman"/>
+          <w:rFonts w:hint="eastAsia" w:ascii="Times New Roman" w:hAnsi="Times New Roman" w:eastAsia="FangSong" w:cs="Times New Roman"/>
           <w:b/>
           <w:bCs/>
         </w:rPr>
@@ -16679,7 +16587,7 @@
       </w:r>
       <w:r>
         <w:rPr>
-          <w:rFonts w:hint="eastAsia" w:ascii="Times New Roman" w:hAnsi="Times New Roman" w:eastAsia="SimSun" w:cs="Times New Roman"/>
+          <w:rFonts w:hint="eastAsia" w:ascii="Times New Roman" w:hAnsi="Times New Roman" w:eastAsia="FangSong" w:cs="Times New Roman"/>
         </w:rPr>
         <w:t>是统计热力学的母函数</w:t>
       </w:r>
@@ -16697,7 +16605,7 @@
       </w:r>
       <w:r>
         <w:rPr>
-          <w:rFonts w:hint="eastAsia" w:ascii="Times New Roman" w:hAnsi="Times New Roman" w:eastAsia="SimSun" w:cs="Times New Roman"/>
+          <w:rFonts w:hint="eastAsia" w:ascii="Times New Roman" w:hAnsi="Times New Roman" w:eastAsia="FangSong" w:cs="Times New Roman"/>
         </w:rPr>
         <w:t>都能从它求</w:t>
       </w:r>
@@ -16718,7 +16626,7 @@
       </w:pPr>
       <w:r>
         <w:rPr>
-          <w:rFonts w:hint="eastAsia" w:ascii="Times New Roman" w:hAnsi="Times New Roman" w:eastAsia="SimSun" w:cs="Times New Roman"/>
+          <w:rFonts w:hint="eastAsia" w:ascii="Times New Roman" w:hAnsi="Times New Roman" w:eastAsia="FangSong" w:cs="Times New Roman"/>
           <w:b/>
           <w:bCs/>
         </w:rPr>
@@ -16734,7 +16642,7 @@
       </w:r>
       <w:r>
         <w:rPr>
-          <w:rFonts w:hint="eastAsia" w:ascii="Times New Roman" w:hAnsi="Times New Roman" w:eastAsia="SimSun" w:cs="Times New Roman"/>
+          <w:rFonts w:hint="eastAsia" w:ascii="Times New Roman" w:hAnsi="Times New Roman" w:eastAsia="FangSong" w:cs="Times New Roman"/>
           <w:b/>
           <w:bCs/>
         </w:rPr>
@@ -16754,7 +16662,7 @@
       </w:r>
       <w:r>
         <w:rPr>
-          <w:rFonts w:hint="eastAsia" w:ascii="Times New Roman" w:hAnsi="Times New Roman" w:eastAsia="SimSun" w:cs="Times New Roman"/>
+          <w:rFonts w:hint="eastAsia" w:ascii="Times New Roman" w:hAnsi="Times New Roman" w:eastAsia="FangSong" w:cs="Times New Roman"/>
         </w:rPr>
         <w:t>来自全同粒子</w:t>
       </w:r>
@@ -16783,7 +16691,7 @@
       </w:r>
       <w:r>
         <w:rPr>
-          <w:rFonts w:hint="eastAsia" w:ascii="Times New Roman" w:hAnsi="Times New Roman" w:eastAsia="SimSun" w:cs="Times New Roman"/>
+          <w:rFonts w:hint="eastAsia" w:ascii="Times New Roman" w:hAnsi="Times New Roman" w:eastAsia="FangSong" w:cs="Times New Roman"/>
           <w:b/>
           <w:bCs/>
         </w:rPr>
@@ -16791,7 +16699,7 @@
       </w:r>
       <w:r>
         <w:rPr>
-          <w:rFonts w:hint="eastAsia" w:ascii="Times New Roman" w:hAnsi="Times New Roman" w:eastAsia="SimSun" w:cs="Times New Roman"/>
+          <w:rFonts w:hint="eastAsia" w:ascii="Times New Roman" w:hAnsi="Times New Roman" w:eastAsia="FangSong" w:cs="Times New Roman"/>
         </w:rPr>
         <w:t>把统计熵与热力学熵</w:t>
       </w:r>
@@ -16803,7 +16711,7 @@
       </w:r>
       <w:r>
         <w:rPr>
-          <w:rFonts w:hint="eastAsia" w:ascii="Times New Roman" w:hAnsi="Times New Roman" w:eastAsia="SimSun" w:cs="Times New Roman"/>
+          <w:rFonts w:hint="eastAsia" w:ascii="Times New Roman" w:hAnsi="Times New Roman" w:eastAsia="FangSong" w:cs="Times New Roman"/>
         </w:rPr>
         <w:t>第三定律</w:t>
       </w:r>
@@ -16815,7 +16723,7 @@
       </w:r>
       <w:r>
         <w:rPr>
-          <w:rFonts w:hint="eastAsia" w:ascii="Times New Roman" w:hAnsi="Times New Roman" w:eastAsia="SimSun" w:cs="Times New Roman"/>
+          <w:rFonts w:hint="eastAsia" w:ascii="Times New Roman" w:hAnsi="Times New Roman" w:eastAsia="FangSong" w:cs="Times New Roman"/>
         </w:rPr>
         <w:t>缝合</w:t>
       </w:r>
@@ -16832,7 +16740,7 @@
       </w:pPr>
       <w:r>
         <w:rPr>
-          <w:rFonts w:hint="eastAsia" w:ascii="Times New Roman" w:hAnsi="Times New Roman" w:eastAsia="SimSun" w:cs="Times New Roman"/>
+          <w:rFonts w:hint="eastAsia" w:ascii="Times New Roman" w:hAnsi="Times New Roman" w:eastAsia="FangSong" w:cs="Times New Roman"/>
           <w:b/>
           <w:bCs/>
         </w:rPr>
@@ -16846,7 +16754,7 @@
       </w:r>
       <w:r>
         <w:rPr>
-          <w:rFonts w:hint="eastAsia" w:ascii="Times New Roman" w:hAnsi="Times New Roman" w:eastAsia="SimSun" w:cs="Times New Roman"/>
+          <w:rFonts w:hint="eastAsia" w:ascii="Times New Roman" w:hAnsi="Times New Roman" w:eastAsia="FangSong" w:cs="Times New Roman"/>
         </w:rPr>
         <w:t>先背</w:t>
       </w:r>
@@ -16864,7 +16772,7 @@
       </w:r>
       <w:r>
         <w:rPr>
-          <w:rFonts w:hint="eastAsia" w:ascii="Times New Roman" w:hAnsi="Times New Roman" w:eastAsia="SimSun" w:cs="Times New Roman"/>
+          <w:rFonts w:hint="eastAsia" w:ascii="Times New Roman" w:hAnsi="Times New Roman" w:eastAsia="FangSong" w:cs="Times New Roman"/>
         </w:rPr>
         <w:t>其余全靠</w:t>
       </w:r>
@@ -16876,7 +16784,7 @@
       </w:r>
       <w:r>
         <w:rPr>
-          <w:rFonts w:hint="eastAsia" w:ascii="Times New Roman" w:hAnsi="Times New Roman" w:eastAsia="SimSun" w:cs="Times New Roman"/>
+          <w:rFonts w:hint="eastAsia" w:ascii="Times New Roman" w:hAnsi="Times New Roman" w:eastAsia="FangSong" w:cs="Times New Roman"/>
         </w:rPr>
         <w:t>变换</w:t>
       </w:r>
@@ -16888,7 +16796,7 @@
       </w:r>
       <w:r>
         <w:rPr>
-          <w:rFonts w:hint="eastAsia" w:ascii="Times New Roman" w:hAnsi="Times New Roman" w:eastAsia="SimSun" w:cs="Times New Roman"/>
+          <w:rFonts w:hint="eastAsia" w:ascii="Times New Roman" w:hAnsi="Times New Roman" w:eastAsia="FangSong" w:cs="Times New Roman"/>
         </w:rPr>
         <w:t>求导</w:t>
       </w:r>
@@ -16900,7 +16808,7 @@
       </w:r>
       <w:r>
         <w:rPr>
-          <w:rFonts w:hint="eastAsia" w:ascii="Times New Roman" w:hAnsi="Times New Roman" w:eastAsia="SimSun" w:cs="Times New Roman"/>
+          <w:rFonts w:hint="eastAsia" w:ascii="Times New Roman" w:hAnsi="Times New Roman" w:eastAsia="FangSong" w:cs="Times New Roman"/>
         </w:rPr>
         <w:t>统计侧只需</w:t>
       </w:r>
@@ -16918,7 +16826,7 @@
       </w:r>
       <w:r>
         <w:rPr>
-          <w:rFonts w:hint="eastAsia" w:ascii="Times New Roman" w:hAnsi="Times New Roman" w:eastAsia="SimSun" w:cs="Times New Roman"/>
+          <w:rFonts w:hint="eastAsia" w:ascii="Times New Roman" w:hAnsi="Times New Roman" w:eastAsia="FangSong" w:cs="Times New Roman"/>
         </w:rPr>
         <w:t>一出</w:t>
       </w:r>
@@ -16936,7 +16844,7 @@
       </w:r>
       <w:r>
         <w:rPr>
-          <w:rFonts w:hint="eastAsia" w:ascii="Times New Roman" w:hAnsi="Times New Roman" w:eastAsia="SimSun" w:cs="Times New Roman"/>
+          <w:rFonts w:hint="eastAsia" w:ascii="Times New Roman" w:hAnsi="Times New Roman" w:eastAsia="FangSong" w:cs="Times New Roman"/>
         </w:rPr>
         <w:t>全有</w:t>
       </w:r>
@@ -16957,8 +16865,8 @@
         </w:pict>
       </w:r>
     </w:p>
-    <w:bookmarkEnd w:id="43"/>
-    <w:bookmarkStart w:id="47" w:name="核心公式速查"/>
+    <w:bookmarkEnd w:id="34"/>
+    <w:bookmarkStart w:id="38" w:name="核心公式速查"/>
     <w:p>
       <w:pPr>
         <w:pStyle w:val="Heading2"/>
@@ -16977,7 +16885,7 @@
       </w:pPr>
       <w:r>
         <w:rPr>
-          <w:rFonts w:hint="eastAsia" w:ascii="Times New Roman" w:hAnsi="Times New Roman" w:eastAsia="SimSun" w:cs="Times New Roman"/>
+          <w:rFonts w:hint="eastAsia" w:ascii="Times New Roman" w:hAnsi="Times New Roman" w:eastAsia="FangSong" w:cs="Times New Roman"/>
         </w:rPr>
         <w:t>考前一张纸</w:t>
       </w:r>
@@ -16989,7 +16897,7 @@
       </w:r>
       <w:r>
         <w:rPr>
-          <w:rFonts w:hint="eastAsia" w:ascii="Times New Roman" w:hAnsi="Times New Roman" w:eastAsia="SimSun" w:cs="Times New Roman"/>
+          <w:rFonts w:hint="eastAsia" w:ascii="Times New Roman" w:hAnsi="Times New Roman" w:eastAsia="FangSong" w:cs="Times New Roman"/>
         </w:rPr>
         <w:t>按模块查公式</w:t>
       </w:r>
@@ -17000,7 +16908,7 @@
         <w:t>。</w:t>
       </w:r>
     </w:p>
-    <w:bookmarkStart w:id="44" w:name="热力学关系"/>
+    <w:bookmarkStart w:id="35" w:name="热力学关系"/>
     <w:p>
       <w:pPr>
         <w:pStyle w:val="Heading3"/>
@@ -17122,7 +17030,7 @@
             </w:r>
             <w:r>
               <w:rPr>
-                <w:rFonts w:hint="eastAsia" w:ascii="Times New Roman" w:hAnsi="Times New Roman" w:eastAsia="SimSun" w:cs="Times New Roman"/>
+                <w:rFonts w:hint="eastAsia" w:ascii="Times New Roman" w:hAnsi="Times New Roman" w:eastAsia="FangSong" w:cs="Times New Roman"/>
               </w:rPr>
               <w:t xml:space="preserve">关系</w:t>
             </w:r>
@@ -17137,7 +17045,7 @@
             </w:pPr>
             <w:r>
               <w:rPr>
-                <w:rFonts w:hint="eastAsia" w:ascii="Times New Roman" w:hAnsi="Times New Roman" w:eastAsia="SimSun" w:cs="Times New Roman"/>
+                <w:rFonts w:hint="eastAsia" w:ascii="Times New Roman" w:hAnsi="Times New Roman" w:eastAsia="FangSong" w:cs="Times New Roman"/>
               </w:rPr>
               <w:t xml:space="preserve">由四大基本方程二阶混合偏导推出</w:t>
             </w:r>
@@ -17152,7 +17060,7 @@
             </w:pPr>
             <w:r>
               <w:rPr>
-                <w:rFonts w:hint="eastAsia" w:ascii="Times New Roman" w:hAnsi="Times New Roman" w:eastAsia="SimSun" w:cs="Times New Roman"/>
+                <w:rFonts w:hint="eastAsia" w:ascii="Times New Roman" w:hAnsi="Times New Roman" w:eastAsia="FangSong" w:cs="Times New Roman"/>
               </w:rPr>
               <w:t>当成独立新公式背是错的</w:t>
             </w:r>
@@ -17164,7 +17072,7 @@
             </w:r>
             <w:r>
               <w:rPr>
-                <w:rFonts w:hint="eastAsia" w:ascii="Times New Roman" w:hAnsi="Times New Roman" w:eastAsia="SimSun" w:cs="Times New Roman"/>
+                <w:rFonts w:hint="eastAsia" w:ascii="Times New Roman" w:hAnsi="Times New Roman" w:eastAsia="FangSong" w:cs="Times New Roman"/>
               </w:rPr>
               <w:t>同侧同号</w:t>
             </w:r>
@@ -17176,7 +17084,7 @@
             </w:r>
             <w:r>
               <w:rPr>
-                <w:rFonts w:hint="eastAsia" w:ascii="Times New Roman" w:hAnsi="Times New Roman" w:eastAsia="SimSun" w:cs="Times New Roman"/>
+                <w:rFonts w:hint="eastAsia" w:ascii="Times New Roman" w:hAnsi="Times New Roman" w:eastAsia="FangSong" w:cs="Times New Roman"/>
               </w:rPr>
               <w:t>异侧异号</w:t>
             </w:r>
@@ -17288,7 +17196,7 @@
             </w:pPr>
             <w:r>
               <w:rPr>
-                <w:rFonts w:hint="eastAsia" w:ascii="Times New Roman" w:hAnsi="Times New Roman" w:eastAsia="SimSun" w:cs="Times New Roman"/>
+                <w:rFonts w:hint="eastAsia" w:ascii="Times New Roman" w:hAnsi="Times New Roman" w:eastAsia="FangSong" w:cs="Times New Roman"/>
               </w:rPr>
               <w:t xml:space="preserve">理想气体</w:t>
             </w:r>
@@ -17309,7 +17217,7 @@
             </w:pPr>
             <w:r>
               <w:rPr>
-                <w:rFonts w:hint="eastAsia" w:ascii="Times New Roman" w:hAnsi="Times New Roman" w:eastAsia="SimSun" w:cs="Times New Roman"/>
+                <w:rFonts w:hint="eastAsia" w:ascii="Times New Roman" w:hAnsi="Times New Roman" w:eastAsia="FangSong" w:cs="Times New Roman"/>
               </w:rPr>
               <w:t xml:space="preserve">忘除以</w:t>
             </w:r>
@@ -17462,7 +17370,7 @@
             </w:pPr>
             <w:r>
               <w:rPr>
-                <w:rFonts w:hint="eastAsia" w:ascii="Times New Roman" w:hAnsi="Times New Roman" w:eastAsia="SimSun" w:cs="Times New Roman"/>
+                <w:rFonts w:hint="eastAsia" w:ascii="Times New Roman" w:hAnsi="Times New Roman" w:eastAsia="FangSong" w:cs="Times New Roman"/>
               </w:rPr>
               <w:t xml:space="preserve">变温求</w:t>
             </w:r>
@@ -17503,7 +17411,7 @@
             </w:pPr>
             <w:r>
               <w:rPr>
-                <w:rFonts w:hint="eastAsia" w:ascii="Times New Roman" w:hAnsi="Times New Roman" w:eastAsia="SimSun" w:cs="Times New Roman"/>
+                <w:rFonts w:hint="eastAsia" w:ascii="Times New Roman" w:hAnsi="Times New Roman" w:eastAsia="FangSong" w:cs="Times New Roman"/>
               </w:rPr>
               <w:t xml:space="preserve">分子是</w:t>
             </w:r>
@@ -17515,7 +17423,7 @@
             </w:r>
             <w:r>
               <w:rPr>
-                <w:rFonts w:hint="eastAsia" w:ascii="Times New Roman" w:hAnsi="Times New Roman" w:eastAsia="SimSun" w:cs="Times New Roman"/>
+                <w:rFonts w:hint="eastAsia" w:ascii="Times New Roman" w:hAnsi="Times New Roman" w:eastAsia="FangSong" w:cs="Times New Roman"/>
               </w:rPr>
               <w:t xml:space="preserve">不是</w:t>
             </w:r>
@@ -17529,8 +17437,8 @@
         </w:tc>
       </w:tr>
     </w:tbl>
-    <w:bookmarkEnd w:id="44"/>
-    <w:bookmarkStart w:id="45" w:name="配分函数与统计熵"/>
+    <w:bookmarkEnd w:id="35"/>
+    <w:bookmarkStart w:id="36" w:name="配分函数与统计熵"/>
     <w:p>
       <w:pPr>
         <w:pStyle w:val="Heading3"/>
@@ -17747,7 +17655,7 @@
             </w:r>
             <w:r>
               <w:rPr>
-                <w:rFonts w:hint="eastAsia" w:ascii="Times New Roman" w:hAnsi="Times New Roman" w:eastAsia="SimSun" w:cs="Times New Roman"/>
+                <w:rFonts w:hint="eastAsia" w:ascii="Times New Roman" w:hAnsi="Times New Roman" w:eastAsia="FangSong" w:cs="Times New Roman"/>
               </w:rPr>
               <w:t>是分母</w:t>
             </w:r>
@@ -17759,7 +17667,7 @@
             </w:r>
             <w:r>
               <w:rPr>
-                <w:rFonts w:hint="eastAsia" w:ascii="Times New Roman" w:hAnsi="Times New Roman" w:eastAsia="SimSun" w:cs="Times New Roman"/>
+                <w:rFonts w:hint="eastAsia" w:ascii="Times New Roman" w:hAnsi="Times New Roman" w:eastAsia="FangSong" w:cs="Times New Roman"/>
               </w:rPr>
               <w:t>归一化</w:t>
             </w:r>
@@ -17780,7 +17688,7 @@
             </w:pPr>
             <w:r>
               <w:rPr>
-                <w:rFonts w:hint="eastAsia" w:ascii="Times New Roman" w:hAnsi="Times New Roman" w:eastAsia="SimSun" w:cs="Times New Roman"/>
+                <w:rFonts w:hint="eastAsia" w:ascii="Times New Roman" w:hAnsi="Times New Roman" w:eastAsia="FangSong" w:cs="Times New Roman"/>
               </w:rPr>
               <w:t xml:space="preserve">与</w:t>
             </w:r>
@@ -17792,7 +17700,7 @@
             </w:r>
             <w:r>
               <w:rPr>
-                <w:rFonts w:hint="eastAsia" w:ascii="Times New Roman" w:hAnsi="Times New Roman" w:eastAsia="SimSun" w:cs="Times New Roman"/>
+                <w:rFonts w:hint="eastAsia" w:ascii="Times New Roman" w:hAnsi="Times New Roman" w:eastAsia="FangSong" w:cs="Times New Roman"/>
               </w:rPr>
               <w:t>混淆</w:t>
             </w:r>
@@ -17804,7 +17712,7 @@
             </w:r>
             <w:r>
               <w:rPr>
-                <w:rFonts w:hint="eastAsia" w:ascii="Times New Roman" w:hAnsi="Times New Roman" w:eastAsia="SimSun" w:cs="Times New Roman"/>
+                <w:rFonts w:hint="eastAsia" w:ascii="Times New Roman" w:hAnsi="Times New Roman" w:eastAsia="FangSong" w:cs="Times New Roman"/>
               </w:rPr>
               <w:t>忘乘简并度</w:t>
             </w:r>
@@ -17924,7 +17832,7 @@
             </w:pPr>
             <w:r>
               <w:rPr>
-                <w:rFonts w:hint="eastAsia" w:ascii="Times New Roman" w:hAnsi="Times New Roman" w:eastAsia="SimSun" w:cs="Times New Roman"/>
+                <w:rFonts w:hint="eastAsia" w:ascii="Times New Roman" w:hAnsi="Times New Roman" w:eastAsia="FangSong" w:cs="Times New Roman"/>
               </w:rPr>
               <w:t xml:space="preserve">平动</w:t>
             </w:r>
@@ -17945,7 +17853,7 @@
             </w:pPr>
             <w:r>
               <w:rPr>
-                <w:rFonts w:hint="eastAsia" w:ascii="Times New Roman" w:hAnsi="Times New Roman" w:eastAsia="SimSun" w:cs="Times New Roman"/>
+                <w:rFonts w:hint="eastAsia" w:ascii="Times New Roman" w:hAnsi="Times New Roman" w:eastAsia="FangSong" w:cs="Times New Roman"/>
               </w:rPr>
               <w:t xml:space="preserve">用错</w:t>
             </w:r>
@@ -18063,7 +17971,7 @@
             </w:pPr>
             <w:r>
               <w:rPr>
-                <w:rFonts w:hint="eastAsia" w:ascii="Times New Roman" w:hAnsi="Times New Roman" w:eastAsia="SimSun" w:cs="Times New Roman"/>
+                <w:rFonts w:hint="eastAsia" w:ascii="Times New Roman" w:hAnsi="Times New Roman" w:eastAsia="FangSong" w:cs="Times New Roman"/>
               </w:rPr>
               <w:t xml:space="preserve">各自由度能量加和</w:t>
             </w:r>
@@ -18078,7 +17986,7 @@
             </w:pPr>
             <w:r>
               <w:rPr>
-                <w:rFonts w:hint="eastAsia" w:ascii="Times New Roman" w:hAnsi="Times New Roman" w:eastAsia="SimSun" w:cs="Times New Roman"/>
+                <w:rFonts w:hint="eastAsia" w:ascii="Times New Roman" w:hAnsi="Times New Roman" w:eastAsia="FangSong" w:cs="Times New Roman"/>
               </w:rPr>
               <w:t xml:space="preserve">忘乘</w:t>
             </w:r>
@@ -18101,7 +18009,7 @@
             </w:pPr>
             <w:r>
               <w:rPr>
-                <w:rFonts w:hint="eastAsia" w:ascii="Times New Roman" w:hAnsi="Times New Roman" w:eastAsia="SimSun" w:cs="Times New Roman"/>
+                <w:rFonts w:hint="eastAsia" w:ascii="Times New Roman" w:hAnsi="Times New Roman" w:eastAsia="FangSong" w:cs="Times New Roman"/>
               </w:rPr>
               <w:t>定域</w:t>
             </w:r>
@@ -18113,7 +18021,7 @@
             </w:r>
             <w:r>
               <w:rPr>
-                <w:rFonts w:hint="eastAsia" w:ascii="Times New Roman" w:hAnsi="Times New Roman" w:eastAsia="SimSun" w:cs="Times New Roman"/>
+                <w:rFonts w:hint="eastAsia" w:ascii="Times New Roman" w:hAnsi="Times New Roman" w:eastAsia="FangSong" w:cs="Times New Roman"/>
               </w:rPr>
               <w:t>离域熵差</w:t>
             </w:r>
@@ -18172,7 +18080,7 @@
             </w:pPr>
             <w:r>
               <w:rPr>
-                <w:rFonts w:hint="eastAsia" w:ascii="Times New Roman" w:hAnsi="Times New Roman" w:eastAsia="SimSun" w:cs="Times New Roman"/>
+                <w:rFonts w:hint="eastAsia" w:ascii="Times New Roman" w:hAnsi="Times New Roman" w:eastAsia="FangSong" w:cs="Times New Roman"/>
               </w:rPr>
               <w:t xml:space="preserve">气体离域必须</w:t>
             </w:r>
@@ -18216,7 +18124,7 @@
             </w:pPr>
             <w:r>
               <w:rPr>
-                <w:rFonts w:hint="eastAsia" w:ascii="Times New Roman" w:hAnsi="Times New Roman" w:eastAsia="SimSun" w:cs="Times New Roman"/>
+                <w:rFonts w:hint="eastAsia" w:ascii="Times New Roman" w:hAnsi="Times New Roman" w:eastAsia="FangSong" w:cs="Times New Roman"/>
               </w:rPr>
               <w:t>定域</w:t>
             </w:r>
@@ -18228,7 +18136,7 @@
             </w:r>
             <w:r>
               <w:rPr>
-                <w:rFonts w:hint="eastAsia" w:ascii="Times New Roman" w:hAnsi="Times New Roman" w:eastAsia="SimSun" w:cs="Times New Roman"/>
+                <w:rFonts w:hint="eastAsia" w:ascii="Times New Roman" w:hAnsi="Times New Roman" w:eastAsia="FangSong" w:cs="Times New Roman"/>
               </w:rPr>
               <w:t>离域用错</w:t>
             </w:r>
@@ -18236,8 +18144,8 @@
         </w:tc>
       </w:tr>
     </w:tbl>
-    <w:bookmarkEnd w:id="45"/>
-    <w:bookmarkStart w:id="46" w:name="熵的两种来源"/>
+    <w:bookmarkEnd w:id="36"/>
+    <w:bookmarkStart w:id="37" w:name="熵的两种来源"/>
     <w:p>
       <w:pPr>
         <w:pStyle w:val="Heading3"/>
@@ -18469,7 +18377,7 @@
             </w:pPr>
             <w:r>
               <w:rPr>
-                <w:rFonts w:hint="eastAsia" w:ascii="Times New Roman" w:hAnsi="Times New Roman" w:eastAsia="SimSun" w:cs="Times New Roman"/>
+                <w:rFonts w:hint="eastAsia" w:ascii="Times New Roman" w:hAnsi="Times New Roman" w:eastAsia="FangSong" w:cs="Times New Roman"/>
               </w:rPr>
               <w:t xml:space="preserve">单原子理想气体绝对熵</w:t>
             </w:r>
@@ -18484,7 +18392,7 @@
             </w:pPr>
             <w:r>
               <w:rPr>
-                <w:rFonts w:hint="eastAsia" w:ascii="Times New Roman" w:hAnsi="Times New Roman" w:eastAsia="SimSun" w:cs="Times New Roman"/>
+                <w:rFonts w:hint="eastAsia" w:ascii="Times New Roman" w:hAnsi="Times New Roman" w:eastAsia="FangSong" w:cs="Times New Roman"/>
               </w:rPr>
               <w:t xml:space="preserve">忘</w:t>
             </w:r>
@@ -18525,7 +18433,7 @@
             </w:r>
             <w:r>
               <w:rPr>
-                <w:rFonts w:hint="eastAsia" w:ascii="Times New Roman" w:hAnsi="Times New Roman" w:eastAsia="SimSun" w:cs="Times New Roman"/>
+                <w:rFonts w:hint="eastAsia" w:ascii="Times New Roman" w:hAnsi="Times New Roman" w:eastAsia="FangSong" w:cs="Times New Roman"/>
               </w:rPr>
               <w:t xml:space="preserve">因子</w:t>
             </w:r>
@@ -18542,7 +18450,7 @@
             </w:pPr>
             <w:r>
               <w:rPr>
-                <w:rFonts w:hint="eastAsia" w:ascii="Times New Roman" w:hAnsi="Times New Roman" w:eastAsia="SimSun" w:cs="Times New Roman"/>
+                <w:rFonts w:hint="eastAsia" w:ascii="Times New Roman" w:hAnsi="Times New Roman" w:eastAsia="FangSong" w:cs="Times New Roman"/>
               </w:rPr>
               <w:t>残余熵</w:t>
             </w:r>
@@ -18610,7 +18518,7 @@
             </w:r>
             <w:r>
               <w:rPr>
-                <w:rFonts w:hint="eastAsia" w:ascii="Times New Roman" w:hAnsi="Times New Roman" w:eastAsia="SimSun" w:cs="Times New Roman"/>
+                <w:rFonts w:hint="eastAsia" w:ascii="Times New Roman" w:hAnsi="Times New Roman" w:eastAsia="FangSong" w:cs="Times New Roman"/>
               </w:rPr>
               <w:t>非完美晶体</w:t>
             </w:r>
@@ -18643,7 +18551,7 @@
             </w:pPr>
             <w:r>
               <w:rPr>
-                <w:rFonts w:hint="eastAsia" w:ascii="Times New Roman" w:hAnsi="Times New Roman" w:eastAsia="SimSun" w:cs="Times New Roman"/>
+                <w:rFonts w:hint="eastAsia" w:ascii="Times New Roman" w:hAnsi="Times New Roman" w:eastAsia="FangSong" w:cs="Times New Roman"/>
               </w:rPr>
               <w:t xml:space="preserve">忽略残余熵</w:t>
             </w:r>
@@ -18660,7 +18568,7 @@
             </w:pPr>
             <w:r>
               <w:rPr>
-                <w:rFonts w:hint="eastAsia" w:ascii="Times New Roman" w:hAnsi="Times New Roman" w:eastAsia="SimSun" w:cs="Times New Roman"/>
+                <w:rFonts w:hint="eastAsia" w:ascii="Times New Roman" w:hAnsi="Times New Roman" w:eastAsia="FangSong" w:cs="Times New Roman"/>
               </w:rPr>
               <w:t xml:space="preserve">统计熵</w:t>
             </w:r>
@@ -18672,7 +18580,7 @@
             </w:r>
             <w:r>
               <w:rPr>
-                <w:rFonts w:hint="eastAsia" w:ascii="Times New Roman" w:hAnsi="Times New Roman" w:eastAsia="SimSun" w:cs="Times New Roman"/>
+                <w:rFonts w:hint="eastAsia" w:ascii="Times New Roman" w:hAnsi="Times New Roman" w:eastAsia="FangSong" w:cs="Times New Roman"/>
               </w:rPr>
               <w:t xml:space="preserve">热力学熵</w:t>
             </w:r>
@@ -18687,7 +18595,7 @@
             </w:pPr>
             <w:r>
               <w:rPr>
-                <w:rFonts w:hint="eastAsia" w:ascii="Times New Roman" w:hAnsi="Times New Roman" w:eastAsia="SimSun" w:cs="Times New Roman"/>
+                <w:rFonts w:hint="eastAsia" w:ascii="Times New Roman" w:hAnsi="Times New Roman" w:eastAsia="FangSong" w:cs="Times New Roman"/>
               </w:rPr>
               <w:t>同一熵的微观</w:t>
             </w:r>
@@ -18699,7 +18607,7 @@
             </w:r>
             <w:r>
               <w:rPr>
-                <w:rFonts w:hint="eastAsia" w:ascii="Times New Roman" w:hAnsi="Times New Roman" w:eastAsia="SimSun" w:cs="Times New Roman"/>
+                <w:rFonts w:hint="eastAsia" w:ascii="Times New Roman" w:hAnsi="Times New Roman" w:eastAsia="FangSong" w:cs="Times New Roman"/>
               </w:rPr>
               <w:t>宏观两面</w:t>
             </w:r>
@@ -18714,7 +18622,7 @@
             </w:pPr>
             <w:r>
               <w:rPr>
-                <w:rFonts w:hint="eastAsia" w:ascii="Times New Roman" w:hAnsi="Times New Roman" w:eastAsia="SimSun" w:cs="Times New Roman"/>
+                <w:rFonts w:hint="eastAsia" w:ascii="Times New Roman" w:hAnsi="Times New Roman" w:eastAsia="FangSong" w:cs="Times New Roman"/>
               </w:rPr>
               <w:t xml:space="preserve">视为两个不同概念是错的</w:t>
             </w:r>
@@ -18732,9 +18640,9 @@
         </w:pict>
       </w:r>
     </w:p>
-    <w:bookmarkEnd w:id="46"/>
-    <w:bookmarkEnd w:id="47"/>
-    <w:bookmarkStart w:id="51" w:name="三级练习15-题"/>
+    <w:bookmarkEnd w:id="37"/>
+    <w:bookmarkEnd w:id="38"/>
+    <w:bookmarkStart w:id="42" w:name="三级练习15-题"/>
     <w:p>
       <w:pPr>
         <w:pStyle w:val="Heading2"/>
@@ -18771,7 +18679,7 @@
         <w:t>）</w:t>
       </w:r>
     </w:p>
-    <w:bookmarkStart w:id="48" w:name="基础巩固5-题"/>
+    <w:bookmarkStart w:id="39" w:name="基础巩固5-题"/>
     <w:p>
       <w:pPr>
         <w:pStyle w:val="Heading3"/>
@@ -18818,7 +18726,7 @@
       </w:pPr>
       <w:r>
         <w:rPr>
-          <w:rFonts w:hint="eastAsia" w:ascii="Times New Roman" w:hAnsi="Times New Roman" w:eastAsia="SimSun" w:cs="Times New Roman"/>
+          <w:rFonts w:hint="eastAsia" w:ascii="Times New Roman" w:hAnsi="Times New Roman" w:eastAsia="FangSong" w:cs="Times New Roman"/>
         </w:rPr>
         <w:t>写出四大基本方程</w:t>
       </w:r>
@@ -18830,7 +18738,7 @@
       </w:r>
       <w:r>
         <w:rPr>
-          <w:rFonts w:hint="eastAsia" w:ascii="Times New Roman" w:hAnsi="Times New Roman" w:eastAsia="SimSun" w:cs="Times New Roman"/>
+          <w:rFonts w:hint="eastAsia" w:ascii="Times New Roman" w:hAnsi="Times New Roman" w:eastAsia="FangSong" w:cs="Times New Roman"/>
         </w:rPr>
         <w:t>并直接从</w:t>
       </w:r>
@@ -18842,7 +18750,7 @@
       </w:r>
       <w:r>
         <w:rPr>
-          <w:rFonts w:hint="eastAsia" w:ascii="Times New Roman" w:hAnsi="Times New Roman" w:eastAsia="SimSun" w:cs="Times New Roman"/>
+          <w:rFonts w:hint="eastAsia" w:ascii="Times New Roman" w:hAnsi="Times New Roman" w:eastAsia="FangSong" w:cs="Times New Roman"/>
         </w:rPr>
         <w:t xml:space="preserve">读出</w:t>
       </w:r>
@@ -18915,7 +18823,7 @@
       </w:r>
       <w:r>
         <w:rPr>
-          <w:rFonts w:hint="eastAsia" w:ascii="Times New Roman" w:hAnsi="Times New Roman" w:eastAsia="SimSun" w:cs="Times New Roman"/>
+          <w:rFonts w:hint="eastAsia" w:ascii="Times New Roman" w:hAnsi="Times New Roman" w:eastAsia="FangSong" w:cs="Times New Roman"/>
         </w:rPr>
         <w:t xml:space="preserve">和</w:t>
       </w:r>
@@ -18997,7 +18905,7 @@
       </w:pPr>
       <w:r>
         <w:rPr>
-          <w:rFonts w:hint="eastAsia" w:ascii="Times New Roman" w:hAnsi="Times New Roman" w:eastAsia="SimSun" w:cs="Times New Roman"/>
+          <w:rFonts w:hint="eastAsia" w:ascii="Times New Roman" w:hAnsi="Times New Roman" w:eastAsia="FangSong" w:cs="Times New Roman"/>
         </w:rPr>
         <w:t xml:space="preserve">由</w:t>
       </w:r>
@@ -19009,7 +18917,7 @@
       </w:r>
       <w:r>
         <w:rPr>
-          <w:rFonts w:hint="eastAsia" w:ascii="Times New Roman" w:hAnsi="Times New Roman" w:eastAsia="SimSun" w:cs="Times New Roman"/>
+          <w:rFonts w:hint="eastAsia" w:ascii="Times New Roman" w:hAnsi="Times New Roman" w:eastAsia="FangSong" w:cs="Times New Roman"/>
         </w:rPr>
         <w:t xml:space="preserve">用二阶混合偏导推导</w:t>
       </w:r>
@@ -19021,7 +18929,7 @@
       </w:r>
       <w:r>
         <w:rPr>
-          <w:rFonts w:hint="eastAsia" w:ascii="Times New Roman" w:hAnsi="Times New Roman" w:eastAsia="SimSun" w:cs="Times New Roman"/>
+          <w:rFonts w:hint="eastAsia" w:ascii="Times New Roman" w:hAnsi="Times New Roman" w:eastAsia="FangSong" w:cs="Times New Roman"/>
         </w:rPr>
         <w:t xml:space="preserve">第</w:t>
       </w:r>
@@ -19033,7 +18941,7 @@
       </w:r>
       <w:r>
         <w:rPr>
-          <w:rFonts w:hint="eastAsia" w:ascii="Times New Roman" w:hAnsi="Times New Roman" w:eastAsia="SimSun" w:cs="Times New Roman"/>
+          <w:rFonts w:hint="eastAsia" w:ascii="Times New Roman" w:hAnsi="Times New Roman" w:eastAsia="FangSong" w:cs="Times New Roman"/>
         </w:rPr>
         <w:t>条</w:t>
       </w:r>
@@ -19166,7 +19074,7 @@
       </w:pPr>
       <w:r>
         <w:rPr>
-          <w:rFonts w:hint="eastAsia" w:ascii="Times New Roman" w:hAnsi="Times New Roman" w:eastAsia="SimSun" w:cs="Times New Roman"/>
+          <w:rFonts w:hint="eastAsia" w:ascii="Times New Roman" w:hAnsi="Times New Roman" w:eastAsia="FangSong" w:cs="Times New Roman"/>
         </w:rPr>
         <w:t xml:space="preserve">写出</w:t>
       </w:r>
@@ -19178,7 +19086,7 @@
       </w:r>
       <w:r>
         <w:rPr>
-          <w:rFonts w:hint="eastAsia" w:ascii="Times New Roman" w:hAnsi="Times New Roman" w:eastAsia="SimSun" w:cs="Times New Roman"/>
+          <w:rFonts w:hint="eastAsia" w:ascii="Times New Roman" w:hAnsi="Times New Roman" w:eastAsia="FangSong" w:cs="Times New Roman"/>
         </w:rPr>
         <w:t xml:space="preserve">分布与分子配分函数</w:t>
       </w:r>
@@ -19190,7 +19098,7 @@
       </w:r>
       <w:r>
         <w:rPr>
-          <w:rFonts w:hint="eastAsia" w:ascii="Times New Roman" w:hAnsi="Times New Roman" w:eastAsia="SimSun" w:cs="Times New Roman"/>
+          <w:rFonts w:hint="eastAsia" w:ascii="Times New Roman" w:hAnsi="Times New Roman" w:eastAsia="FangSong" w:cs="Times New Roman"/>
         </w:rPr>
         <w:t>的定义式</w:t>
       </w:r>
@@ -19202,7 +19110,7 @@
       </w:r>
       <w:r>
         <w:rPr>
-          <w:rFonts w:hint="eastAsia" w:ascii="Times New Roman" w:hAnsi="Times New Roman" w:eastAsia="SimSun" w:cs="Times New Roman"/>
+          <w:rFonts w:hint="eastAsia" w:ascii="Times New Roman" w:hAnsi="Times New Roman" w:eastAsia="FangSong" w:cs="Times New Roman"/>
         </w:rPr>
         <w:t>说明</w:t>
       </w:r>
@@ -19214,7 +19122,7 @@
       </w:r>
       <w:r>
         <w:rPr>
-          <w:rFonts w:hint="eastAsia" w:ascii="Times New Roman" w:hAnsi="Times New Roman" w:eastAsia="SimSun" w:cs="Times New Roman"/>
+          <w:rFonts w:hint="eastAsia" w:ascii="Times New Roman" w:hAnsi="Times New Roman" w:eastAsia="FangSong" w:cs="Times New Roman"/>
         </w:rPr>
         <w:t>的物理意义</w:t>
       </w:r>
@@ -19235,7 +19143,7 @@
       </w:pPr>
       <w:r>
         <w:rPr>
-          <w:rFonts w:hint="eastAsia" w:ascii="Times New Roman" w:hAnsi="Times New Roman" w:eastAsia="SimSun" w:cs="Times New Roman"/>
+          <w:rFonts w:hint="eastAsia" w:ascii="Times New Roman" w:hAnsi="Times New Roman" w:eastAsia="FangSong" w:cs="Times New Roman"/>
         </w:rPr>
         <w:t>单原子理想气体</w:t>
       </w:r>
@@ -19403,7 +19311,7 @@
       </w:r>
       <w:r>
         <w:rPr>
-          <w:rFonts w:hint="eastAsia" w:ascii="Times New Roman" w:hAnsi="Times New Roman" w:eastAsia="SimSun" w:cs="Times New Roman"/>
+          <w:rFonts w:hint="eastAsia" w:ascii="Times New Roman" w:hAnsi="Times New Roman" w:eastAsia="FangSong" w:cs="Times New Roman"/>
         </w:rPr>
         <w:t>求热波长</w:t>
       </w:r>
@@ -19415,7 +19323,7 @@
       </w:r>
       <w:r>
         <w:rPr>
-          <w:rFonts w:hint="eastAsia" w:ascii="Times New Roman" w:hAnsi="Times New Roman" w:eastAsia="SimSun" w:cs="Times New Roman"/>
+          <w:rFonts w:hint="eastAsia" w:ascii="Times New Roman" w:hAnsi="Times New Roman" w:eastAsia="FangSong" w:cs="Times New Roman"/>
         </w:rPr>
         <w:t xml:space="preserve">与平动配分函数</w:t>
       </w:r>
@@ -19436,7 +19344,7 @@
       </w:pPr>
       <w:r>
         <w:rPr>
-          <w:rFonts w:hint="eastAsia" w:ascii="Times New Roman" w:hAnsi="Times New Roman" w:eastAsia="SimSun" w:cs="Times New Roman"/>
+          <w:rFonts w:hint="eastAsia" w:ascii="Times New Roman" w:hAnsi="Times New Roman" w:eastAsia="FangSong" w:cs="Times New Roman"/>
         </w:rPr>
         <w:t xml:space="preserve">理想气体</w:t>
       </w:r>
@@ -19500,7 +19408,7 @@
       </w:r>
       <w:r>
         <w:rPr>
-          <w:rFonts w:hint="eastAsia" w:ascii="Times New Roman" w:hAnsi="Times New Roman" w:eastAsia="SimSun" w:cs="Times New Roman"/>
+          <w:rFonts w:hint="eastAsia" w:ascii="Times New Roman" w:hAnsi="Times New Roman" w:eastAsia="FangSong" w:cs="Times New Roman"/>
         </w:rPr>
         <w:t>用</w:t>
       </w:r>
@@ -19587,7 +19495,7 @@
       </w:r>
       <w:r>
         <w:rPr>
-          <w:rFonts w:hint="eastAsia" w:ascii="Times New Roman" w:hAnsi="Times New Roman" w:eastAsia="SimSun" w:cs="Times New Roman"/>
+          <w:rFonts w:hint="eastAsia" w:ascii="Times New Roman" w:hAnsi="Times New Roman" w:eastAsia="FangSong" w:cs="Times New Roman"/>
         </w:rPr>
         <w:t>代入热容差公式验证</w:t>
       </w:r>
@@ -19598,8 +19506,8 @@
         <w:t>。</w:t>
       </w:r>
     </w:p>
-    <w:bookmarkEnd w:id="48"/>
-    <w:bookmarkStart w:id="49" w:name="竞赛入门5-题"/>
+    <w:bookmarkEnd w:id="39"/>
+    <w:bookmarkStart w:id="40" w:name="竞赛入门5-题"/>
     <w:p>
       <w:pPr>
         <w:pStyle w:val="Heading3"/>
@@ -19646,7 +19554,7 @@
       </w:pPr>
       <w:r>
         <w:rPr>
-          <w:rFonts w:hint="eastAsia" w:ascii="Times New Roman" w:hAnsi="Times New Roman" w:eastAsia="SimSun" w:cs="Times New Roman"/>
+          <w:rFonts w:hint="eastAsia" w:ascii="Times New Roman" w:hAnsi="Times New Roman" w:eastAsia="FangSong" w:cs="Times New Roman"/>
         </w:rPr>
         <w:t xml:space="preserve">用</w:t>
       </w:r>
@@ -19658,7 +19566,7 @@
       </w:r>
       <w:r>
         <w:rPr>
-          <w:rFonts w:hint="eastAsia" w:ascii="Times New Roman" w:hAnsi="Times New Roman" w:eastAsia="SimSun" w:cs="Times New Roman"/>
+          <w:rFonts w:hint="eastAsia" w:ascii="Times New Roman" w:hAnsi="Times New Roman" w:eastAsia="FangSong" w:cs="Times New Roman"/>
         </w:rPr>
         <w:t xml:space="preserve">第</w:t>
       </w:r>
@@ -19670,7 +19578,7 @@
       </w:r>
       <w:r>
         <w:rPr>
-          <w:rFonts w:hint="eastAsia" w:ascii="Times New Roman" w:hAnsi="Times New Roman" w:eastAsia="SimSun" w:cs="Times New Roman"/>
+          <w:rFonts w:hint="eastAsia" w:ascii="Times New Roman" w:hAnsi="Times New Roman" w:eastAsia="FangSong" w:cs="Times New Roman"/>
         </w:rPr>
         <w:t xml:space="preserve">条</w:t>
       </w:r>
@@ -19800,7 +19708,7 @@
       </w:r>
       <w:r>
         <w:rPr>
-          <w:rFonts w:hint="eastAsia" w:ascii="Times New Roman" w:hAnsi="Times New Roman" w:eastAsia="SimSun" w:cs="Times New Roman"/>
+          <w:rFonts w:hint="eastAsia" w:ascii="Times New Roman" w:hAnsi="Times New Roman" w:eastAsia="FangSong" w:cs="Times New Roman"/>
         </w:rPr>
         <w:t>由状态方程</w:t>
       </w:r>
@@ -19849,7 +19757,7 @@
       </w:r>
       <w:r>
         <w:rPr>
-          <w:rFonts w:hint="eastAsia" w:ascii="Times New Roman" w:hAnsi="Times New Roman" w:eastAsia="SimSun" w:cs="Times New Roman"/>
+          <w:rFonts w:hint="eastAsia" w:ascii="Times New Roman" w:hAnsi="Times New Roman" w:eastAsia="FangSong" w:cs="Times New Roman"/>
         </w:rPr>
         <w:t xml:space="preserve">求</w:t>
       </w:r>
@@ -19931,7 +19839,7 @@
       </w:pPr>
       <w:r>
         <w:rPr>
-          <w:rFonts w:hint="eastAsia" w:ascii="Times New Roman" w:hAnsi="Times New Roman" w:eastAsia="SimSun" w:cs="Times New Roman"/>
+          <w:rFonts w:hint="eastAsia" w:ascii="Times New Roman" w:hAnsi="Times New Roman" w:eastAsia="FangSong" w:cs="Times New Roman"/>
         </w:rPr>
         <w:t xml:space="preserve">已知</w:t>
       </w:r>
@@ -19943,7 +19851,7 @@
       </w:r>
       <w:r>
         <w:rPr>
-          <w:rFonts w:hint="eastAsia" w:ascii="Times New Roman" w:hAnsi="Times New Roman" w:eastAsia="SimSun" w:cs="Times New Roman"/>
+          <w:rFonts w:hint="eastAsia" w:ascii="Times New Roman" w:hAnsi="Times New Roman" w:eastAsia="FangSong" w:cs="Times New Roman"/>
         </w:rPr>
         <w:t xml:space="preserve">某反应</w:t>
       </w:r>
@@ -20065,7 +19973,7 @@
       </w:r>
       <w:r>
         <w:rPr>
-          <w:rFonts w:hint="eastAsia" w:ascii="Times New Roman" w:hAnsi="Times New Roman" w:eastAsia="SimSun" w:cs="Times New Roman"/>
+          <w:rFonts w:hint="eastAsia" w:ascii="Times New Roman" w:hAnsi="Times New Roman" w:eastAsia="FangSong" w:cs="Times New Roman"/>
         </w:rPr>
         <w:t>不随温度变</w:t>
       </w:r>
@@ -20077,7 +19985,7 @@
       </w:r>
       <w:r>
         <w:rPr>
-          <w:rFonts w:hint="eastAsia" w:ascii="Times New Roman" w:hAnsi="Times New Roman" w:eastAsia="SimSun" w:cs="Times New Roman"/>
+          <w:rFonts w:hint="eastAsia" w:ascii="Times New Roman" w:hAnsi="Times New Roman" w:eastAsia="FangSong" w:cs="Times New Roman"/>
         </w:rPr>
         <w:t>用</w:t>
       </w:r>
@@ -20089,7 +19997,7 @@
       </w:r>
       <w:r>
         <w:rPr>
-          <w:rFonts w:hint="eastAsia" w:ascii="Times New Roman" w:hAnsi="Times New Roman" w:eastAsia="SimSun" w:cs="Times New Roman"/>
+          <w:rFonts w:hint="eastAsia" w:ascii="Times New Roman" w:hAnsi="Times New Roman" w:eastAsia="FangSong" w:cs="Times New Roman"/>
         </w:rPr>
         <w:t xml:space="preserve">求</w:t>
       </w:r>
@@ -20101,7 +20009,7 @@
       </w:r>
       <w:r>
         <w:rPr>
-          <w:rFonts w:hint="eastAsia" w:ascii="Times New Roman" w:hAnsi="Times New Roman" w:eastAsia="SimSun" w:cs="Times New Roman"/>
+          <w:rFonts w:hint="eastAsia" w:ascii="Times New Roman" w:hAnsi="Times New Roman" w:eastAsia="FangSong" w:cs="Times New Roman"/>
         </w:rPr>
         <w:t xml:space="preserve">的</w:t>
       </w:r>
@@ -20148,7 +20056,7 @@
       </w:pPr>
       <w:r>
         <w:rPr>
-          <w:rFonts w:hint="eastAsia" w:ascii="Times New Roman" w:hAnsi="Times New Roman" w:eastAsia="SimSun" w:cs="Times New Roman"/>
+          <w:rFonts w:hint="eastAsia" w:ascii="Times New Roman" w:hAnsi="Times New Roman" w:eastAsia="FangSong" w:cs="Times New Roman"/>
         </w:rPr>
         <w:t xml:space="preserve">双原子分子</w:t>
       </w:r>
@@ -20220,7 +20128,7 @@
       </w:r>
       <w:r>
         <w:rPr>
-          <w:rFonts w:hint="eastAsia" w:ascii="Times New Roman" w:hAnsi="Times New Roman" w:eastAsia="SimSun" w:cs="Times New Roman"/>
+          <w:rFonts w:hint="eastAsia" w:ascii="Times New Roman" w:hAnsi="Times New Roman" w:eastAsia="FangSong" w:cs="Times New Roman"/>
         </w:rPr>
         <w:t>对称数</w:t>
       </w:r>
@@ -20264,7 +20172,7 @@
       </w:r>
       <w:r>
         <w:rPr>
-          <w:rFonts w:hint="eastAsia" w:ascii="Times New Roman" w:hAnsi="Times New Roman" w:eastAsia="SimSun" w:cs="Times New Roman"/>
+          <w:rFonts w:hint="eastAsia" w:ascii="Times New Roman" w:hAnsi="Times New Roman" w:eastAsia="FangSong" w:cs="Times New Roman"/>
         </w:rPr>
         <w:t>求转动配分函数</w:t>
       </w:r>
@@ -20306,7 +20214,7 @@
       </w:r>
       <w:r>
         <w:rPr>
-          <w:rFonts w:hint="eastAsia" w:ascii="Times New Roman" w:hAnsi="Times New Roman" w:eastAsia="SimSun" w:cs="Times New Roman"/>
+          <w:rFonts w:hint="eastAsia" w:ascii="Times New Roman" w:hAnsi="Times New Roman" w:eastAsia="FangSong" w:cs="Times New Roman"/>
         </w:rPr>
         <w:t>单位换算</w:t>
       </w:r>
@@ -20383,7 +20291,7 @@
       </w:pPr>
       <w:r>
         <w:rPr>
-          <w:rFonts w:hint="eastAsia" w:ascii="Times New Roman" w:hAnsi="Times New Roman" w:eastAsia="SimSun" w:cs="Times New Roman"/>
+          <w:rFonts w:hint="eastAsia" w:ascii="Times New Roman" w:hAnsi="Times New Roman" w:eastAsia="FangSong" w:cs="Times New Roman"/>
         </w:rPr>
         <w:t>由配分函数求内能</w:t>
       </w:r>
@@ -20395,7 +20303,7 @@
       </w:r>
       <w:r>
         <w:rPr>
-          <w:rFonts w:hint="eastAsia" w:ascii="Times New Roman" w:hAnsi="Times New Roman" w:eastAsia="SimSun" w:cs="Times New Roman"/>
+          <w:rFonts w:hint="eastAsia" w:ascii="Times New Roman" w:hAnsi="Times New Roman" w:eastAsia="FangSong" w:cs="Times New Roman"/>
         </w:rPr>
         <w:t>某分子在</w:t>
       </w:r>
@@ -20407,7 +20315,7 @@
       </w:r>
       <w:r>
         <w:rPr>
-          <w:rFonts w:hint="eastAsia" w:ascii="Times New Roman" w:hAnsi="Times New Roman" w:eastAsia="SimSun" w:cs="Times New Roman"/>
+          <w:rFonts w:hint="eastAsia" w:ascii="Times New Roman" w:hAnsi="Times New Roman" w:eastAsia="FangSong" w:cs="Times New Roman"/>
         </w:rPr>
         <w:t xml:space="preserve">时</w:t>
       </w:r>
@@ -20540,7 +20448,7 @@
       </w:r>
       <w:r>
         <w:rPr>
-          <w:rFonts w:hint="eastAsia" w:ascii="Times New Roman" w:hAnsi="Times New Roman" w:eastAsia="SimSun" w:cs="Times New Roman"/>
+          <w:rFonts w:hint="eastAsia" w:ascii="Times New Roman" w:hAnsi="Times New Roman" w:eastAsia="FangSong" w:cs="Times New Roman"/>
         </w:rPr>
         <w:t>求</w:t>
       </w:r>
@@ -20604,7 +20512,7 @@
       </w:pPr>
       <w:r>
         <w:rPr>
-          <w:rFonts w:hint="eastAsia" w:ascii="Times New Roman" w:hAnsi="Times New Roman" w:eastAsia="SimSun" w:cs="Times New Roman"/>
+          <w:rFonts w:hint="eastAsia" w:ascii="Times New Roman" w:hAnsi="Times New Roman" w:eastAsia="FangSong" w:cs="Times New Roman"/>
         </w:rPr>
         <w:t>比较</w:t>
       </w:r>
@@ -20616,7 +20524,7 @@
       </w:r>
       <w:r>
         <w:rPr>
-          <w:rFonts w:hint="eastAsia" w:ascii="Times New Roman" w:hAnsi="Times New Roman" w:eastAsia="SimSun" w:cs="Times New Roman"/>
+          <w:rFonts w:hint="eastAsia" w:ascii="Times New Roman" w:hAnsi="Times New Roman" w:eastAsia="FangSong" w:cs="Times New Roman"/>
         </w:rPr>
         <w:t>同温同压下</w:t>
       </w:r>
@@ -20634,7 +20542,7 @@
       </w:r>
       <w:r>
         <w:rPr>
-          <w:rFonts w:hint="eastAsia" w:ascii="Times New Roman" w:hAnsi="Times New Roman" w:eastAsia="SimSun" w:cs="Times New Roman"/>
+          <w:rFonts w:hint="eastAsia" w:ascii="Times New Roman" w:hAnsi="Times New Roman" w:eastAsia="FangSong" w:cs="Times New Roman"/>
         </w:rPr>
         <w:t>离域理想气体的熵比</w:t>
       </w:r>
@@ -20646,7 +20554,7 @@
       </w:r>
       <w:r>
         <w:rPr>
-          <w:rFonts w:hint="eastAsia" w:ascii="Times New Roman" w:hAnsi="Times New Roman" w:eastAsia="SimSun" w:cs="Times New Roman"/>
+          <w:rFonts w:hint="eastAsia" w:ascii="Times New Roman" w:hAnsi="Times New Roman" w:eastAsia="FangSong" w:cs="Times New Roman"/>
         </w:rPr>
         <w:t>把同样</w:t>
       </w:r>
@@ -20658,7 +20566,7 @@
       </w:r>
       <w:r>
         <w:rPr>
-          <w:rFonts w:hint="eastAsia" w:ascii="Times New Roman" w:hAnsi="Times New Roman" w:eastAsia="SimSun" w:cs="Times New Roman"/>
+          <w:rFonts w:hint="eastAsia" w:ascii="Times New Roman" w:hAnsi="Times New Roman" w:eastAsia="FangSong" w:cs="Times New Roman"/>
         </w:rPr>
         <w:t>个粒子当定域处理</w:t>
       </w:r>
@@ -20670,7 +20578,7 @@
       </w:r>
       <w:r>
         <w:rPr>
-          <w:rFonts w:hint="eastAsia" w:ascii="Times New Roman" w:hAnsi="Times New Roman" w:eastAsia="SimSun" w:cs="Times New Roman"/>
+          <w:rFonts w:hint="eastAsia" w:ascii="Times New Roman" w:hAnsi="Times New Roman" w:eastAsia="FangSong" w:cs="Times New Roman"/>
         </w:rPr>
         <w:t>的熵小多少</w:t>
       </w:r>
@@ -20682,7 +20590,7 @@
       </w:r>
       <w:r>
         <w:rPr>
-          <w:rFonts w:hint="eastAsia" w:ascii="Times New Roman" w:hAnsi="Times New Roman" w:eastAsia="SimSun" w:cs="Times New Roman"/>
+          <w:rFonts w:hint="eastAsia" w:ascii="Times New Roman" w:hAnsi="Times New Roman" w:eastAsia="FangSong" w:cs="Times New Roman"/>
         </w:rPr>
         <w:t>用公式说明</w:t>
       </w:r>
@@ -20693,8 +20601,8 @@
         <w:t>）</w:t>
       </w:r>
     </w:p>
-    <w:bookmarkEnd w:id="49"/>
-    <w:bookmarkStart w:id="50" w:name="真题挑战5-题"/>
+    <w:bookmarkEnd w:id="40"/>
+    <w:bookmarkStart w:id="41" w:name="真题挑战5-题"/>
     <w:p>
       <w:pPr>
         <w:pStyle w:val="Heading3"/>
@@ -20789,7 +20697,7 @@
       </w:r>
       <w:r>
         <w:rPr>
-          <w:rFonts w:hint="eastAsia" w:ascii="Times New Roman" w:hAnsi="Times New Roman" w:eastAsia="SimSun" w:cs="Times New Roman"/>
+          <w:rFonts w:hint="eastAsia" w:ascii="Times New Roman" w:hAnsi="Times New Roman" w:eastAsia="FangSong" w:cs="Times New Roman"/>
         </w:rPr>
         <w:t>单原子</w:t>
       </w:r>
@@ -20813,7 +20721,7 @@
       </w:r>
       <w:r>
         <w:rPr>
-          <w:rFonts w:hint="eastAsia" w:ascii="Times New Roman" w:hAnsi="Times New Roman" w:eastAsia="SimSun" w:cs="Times New Roman"/>
+          <w:rFonts w:hint="eastAsia" w:ascii="Times New Roman" w:hAnsi="Times New Roman" w:eastAsia="FangSong" w:cs="Times New Roman"/>
         </w:rPr>
         <w:t>求摩尔绝对熵</w:t>
       </w:r>
@@ -20845,7 +20753,7 @@
       </w:r>
       <w:r>
         <w:rPr>
-          <w:rFonts w:hint="eastAsia" w:ascii="Times New Roman" w:hAnsi="Times New Roman" w:eastAsia="SimSun" w:cs="Times New Roman"/>
+          <w:rFonts w:hint="eastAsia" w:ascii="Times New Roman" w:hAnsi="Times New Roman" w:eastAsia="FangSong" w:cs="Times New Roman"/>
         </w:rPr>
         <w:t>已知</w:t>
       </w:r>
@@ -20918,7 +20826,7 @@
       </w:r>
       <w:r>
         <w:rPr>
-          <w:rFonts w:hint="eastAsia" w:ascii="Times New Roman" w:hAnsi="Times New Roman" w:eastAsia="SimSun" w:cs="Times New Roman"/>
+          <w:rFonts w:hint="eastAsia" w:ascii="Times New Roman" w:hAnsi="Times New Roman" w:eastAsia="FangSong" w:cs="Times New Roman"/>
         </w:rPr>
         <w:t>计算结果</w:t>
       </w:r>
@@ -20930,7 +20838,7 @@
       </w:r>
       <w:r>
         <w:rPr>
-          <w:rFonts w:hint="eastAsia" w:ascii="Times New Roman" w:hAnsi="Times New Roman" w:eastAsia="SimSun" w:cs="Times New Roman"/>
+          <w:rFonts w:hint="eastAsia" w:ascii="Times New Roman" w:hAnsi="Times New Roman" w:eastAsia="FangSong" w:cs="Times New Roman"/>
         </w:rPr>
         <w:t>代入公式</w:t>
       </w:r>
@@ -20951,7 +20859,7 @@
       </w:pPr>
       <w:r>
         <w:rPr>
-          <w:rFonts w:hint="eastAsia" w:ascii="Times New Roman" w:hAnsi="Times New Roman" w:eastAsia="SimSun" w:cs="Times New Roman"/>
+          <w:rFonts w:hint="eastAsia" w:ascii="Times New Roman" w:hAnsi="Times New Roman" w:eastAsia="FangSong" w:cs="Times New Roman"/>
           <w:b/>
           <w:bCs/>
         </w:rPr>
@@ -20971,7 +20879,7 @@
       </w:r>
       <w:r>
         <w:rPr>
-          <w:rFonts w:hint="eastAsia" w:ascii="Times New Roman" w:hAnsi="Times New Roman" w:eastAsia="SimSun" w:cs="Times New Roman"/>
+          <w:rFonts w:hint="eastAsia" w:ascii="Times New Roman" w:hAnsi="Times New Roman" w:eastAsia="FangSong" w:cs="Times New Roman"/>
         </w:rPr>
         <w:t xml:space="preserve">晶体在</w:t>
       </w:r>
@@ -20983,7 +20891,7 @@
       </w:r>
       <w:r>
         <w:rPr>
-          <w:rFonts w:hint="eastAsia" w:ascii="Times New Roman" w:hAnsi="Times New Roman" w:eastAsia="SimSun" w:cs="Times New Roman"/>
+          <w:rFonts w:hint="eastAsia" w:ascii="Times New Roman" w:hAnsi="Times New Roman" w:eastAsia="FangSong" w:cs="Times New Roman"/>
         </w:rPr>
         <w:t xml:space="preserve">每个分子</w:t>
       </w:r>
@@ -20995,7 +20903,7 @@
       </w:r>
       <w:r>
         <w:rPr>
-          <w:rFonts w:hint="eastAsia" w:ascii="Times New Roman" w:hAnsi="Times New Roman" w:eastAsia="SimSun" w:cs="Times New Roman"/>
+          <w:rFonts w:hint="eastAsia" w:ascii="Times New Roman" w:hAnsi="Times New Roman" w:eastAsia="FangSong" w:cs="Times New Roman"/>
         </w:rPr>
         <w:t>种取向无序</w:t>
       </w:r>
@@ -21007,7 +20915,7 @@
       </w:r>
       <w:r>
         <w:rPr>
-          <w:rFonts w:hint="eastAsia" w:ascii="Times New Roman" w:hAnsi="Times New Roman" w:eastAsia="SimSun" w:cs="Times New Roman"/>
+          <w:rFonts w:hint="eastAsia" w:ascii="Times New Roman" w:hAnsi="Times New Roman" w:eastAsia="FangSong" w:cs="Times New Roman"/>
         </w:rPr>
         <w:t>求</w:t>
       </w:r>
@@ -21019,7 +20927,7 @@
       </w:r>
       <w:r>
         <w:rPr>
-          <w:rFonts w:hint="eastAsia" w:ascii="Times New Roman" w:hAnsi="Times New Roman" w:eastAsia="SimSun" w:cs="Times New Roman"/>
+          <w:rFonts w:hint="eastAsia" w:ascii="Times New Roman" w:hAnsi="Times New Roman" w:eastAsia="FangSong" w:cs="Times New Roman"/>
         </w:rPr>
         <w:t>晶体的残余熵</w:t>
       </w:r>
@@ -21031,7 +20939,7 @@
       </w:r>
       <w:r>
         <w:rPr>
-          <w:rFonts w:hint="eastAsia" w:ascii="Times New Roman" w:hAnsi="Times New Roman" w:eastAsia="SimSun" w:cs="Times New Roman"/>
+          <w:rFonts w:hint="eastAsia" w:ascii="Times New Roman" w:hAnsi="Times New Roman" w:eastAsia="FangSong" w:cs="Times New Roman"/>
         </w:rPr>
         <w:t>用</w:t>
       </w:r>
@@ -21109,7 +21017,7 @@
       </w:r>
       <w:r>
         <w:rPr>
-          <w:rFonts w:hint="eastAsia" w:ascii="Times New Roman" w:hAnsi="Times New Roman" w:eastAsia="SimSun" w:cs="Times New Roman"/>
+          <w:rFonts w:hint="eastAsia" w:ascii="Times New Roman" w:hAnsi="Times New Roman" w:eastAsia="FangSong" w:cs="Times New Roman"/>
           <w:b/>
           <w:bCs/>
         </w:rPr>
@@ -21123,7 +21031,7 @@
       </w:r>
       <w:r>
         <w:rPr>
-          <w:rFonts w:hint="eastAsia" w:ascii="Times New Roman" w:hAnsi="Times New Roman" w:eastAsia="SimSun" w:cs="Times New Roman"/>
+          <w:rFonts w:hint="eastAsia" w:ascii="Times New Roman" w:hAnsi="Times New Roman" w:eastAsia="FangSong" w:cs="Times New Roman"/>
         </w:rPr>
         <w:t>某分子基态简并度</w:t>
       </w:r>
@@ -21141,7 +21049,7 @@
       </w:r>
       <w:r>
         <w:rPr>
-          <w:rFonts w:hint="eastAsia" w:ascii="Times New Roman" w:hAnsi="Times New Roman" w:eastAsia="SimSun" w:cs="Times New Roman"/>
+          <w:rFonts w:hint="eastAsia" w:ascii="Times New Roman" w:hAnsi="Times New Roman" w:eastAsia="FangSong" w:cs="Times New Roman"/>
         </w:rPr>
         <w:t>第一激发态</w:t>
       </w:r>
@@ -21211,7 +21119,7 @@
       </w:r>
       <w:r>
         <w:rPr>
-          <w:rFonts w:hint="eastAsia" w:ascii="Times New Roman" w:hAnsi="Times New Roman" w:eastAsia="SimSun" w:cs="Times New Roman"/>
+          <w:rFonts w:hint="eastAsia" w:ascii="Times New Roman" w:hAnsi="Times New Roman" w:eastAsia="FangSong" w:cs="Times New Roman"/>
         </w:rPr>
         <w:t>简并度</w:t>
       </w:r>
@@ -21223,7 +21131,7 @@
       </w:r>
       <w:r>
         <w:rPr>
-          <w:rFonts w:hint="eastAsia" w:ascii="Times New Roman" w:hAnsi="Times New Roman" w:eastAsia="SimSun" w:cs="Times New Roman"/>
+          <w:rFonts w:hint="eastAsia" w:ascii="Times New Roman" w:hAnsi="Times New Roman" w:eastAsia="FangSong" w:cs="Times New Roman"/>
         </w:rPr>
         <w:t>时求激发态占据比例</w:t>
       </w:r>
@@ -21252,7 +21160,7 @@
       </w:r>
       <w:r>
         <w:rPr>
-          <w:rFonts w:hint="eastAsia" w:ascii="Times New Roman" w:hAnsi="Times New Roman" w:eastAsia="SimSun" w:cs="Times New Roman"/>
+          <w:rFonts w:hint="eastAsia" w:ascii="Times New Roman" w:hAnsi="Times New Roman" w:eastAsia="FangSong" w:cs="Times New Roman"/>
           <w:b/>
           <w:bCs/>
         </w:rPr>
@@ -21266,7 +21174,7 @@
       </w:r>
       <w:r>
         <w:rPr>
-          <w:rFonts w:hint="eastAsia" w:ascii="Times New Roman" w:hAnsi="Times New Roman" w:eastAsia="SimSun" w:cs="Times New Roman"/>
+          <w:rFonts w:hint="eastAsia" w:ascii="Times New Roman" w:hAnsi="Times New Roman" w:eastAsia="FangSong" w:cs="Times New Roman"/>
         </w:rPr>
         <w:t>证明理想气体</w:t>
       </w:r>
@@ -21336,7 +21244,7 @@
       </w:r>
       <w:r>
         <w:rPr>
-          <w:rFonts w:hint="eastAsia" w:ascii="Times New Roman" w:hAnsi="Times New Roman" w:eastAsia="SimSun" w:cs="Times New Roman"/>
+          <w:rFonts w:hint="eastAsia" w:ascii="Times New Roman" w:hAnsi="Times New Roman" w:eastAsia="FangSong" w:cs="Times New Roman"/>
         </w:rPr>
         <w:t xml:space="preserve">用热容差公式</w:t>
       </w:r>
@@ -21348,7 +21256,7 @@
       </w:r>
       <w:r>
         <w:rPr>
-          <w:rFonts w:hint="eastAsia" w:ascii="Times New Roman" w:hAnsi="Times New Roman" w:eastAsia="SimSun" w:cs="Times New Roman"/>
+          <w:rFonts w:hint="eastAsia" w:ascii="Times New Roman" w:hAnsi="Times New Roman" w:eastAsia="FangSong" w:cs="Times New Roman"/>
         </w:rPr>
         <w:t>理想气体状态方程</w:t>
       </w:r>
@@ -21369,7 +21277,7 @@
       </w:pPr>
       <w:r>
         <w:rPr>
-          <w:rFonts w:hint="eastAsia" w:ascii="Times New Roman" w:hAnsi="Times New Roman" w:eastAsia="SimSun" w:cs="Times New Roman"/>
+          <w:rFonts w:hint="eastAsia" w:ascii="Times New Roman" w:hAnsi="Times New Roman" w:eastAsia="FangSong" w:cs="Times New Roman"/>
           <w:b/>
           <w:bCs/>
         </w:rPr>
@@ -21383,7 +21291,7 @@
       </w:r>
       <w:r>
         <w:rPr>
-          <w:rFonts w:hint="eastAsia" w:ascii="Times New Roman" w:hAnsi="Times New Roman" w:eastAsia="SimSun" w:cs="Times New Roman"/>
+          <w:rFonts w:hint="eastAsia" w:ascii="Times New Roman" w:hAnsi="Times New Roman" w:eastAsia="FangSong" w:cs="Times New Roman"/>
         </w:rPr>
         <w:t>说明为何配分函数能求平衡常数</w:t>
       </w:r>
@@ -21459,7 +21367,7 @@
       </w:r>
       <w:r>
         <w:rPr>
-          <w:rFonts w:hint="eastAsia" w:ascii="Times New Roman" w:hAnsi="Times New Roman" w:eastAsia="SimSun" w:cs="Times New Roman"/>
+          <w:rFonts w:hint="eastAsia" w:ascii="Times New Roman" w:hAnsi="Times New Roman" w:eastAsia="FangSong" w:cs="Times New Roman"/>
         </w:rPr>
         <w:t>并指出其适用条件</w:t>
       </w:r>
@@ -21471,7 +21379,7 @@
       </w:r>
       <w:r>
         <w:rPr>
-          <w:rFonts w:hint="eastAsia" w:ascii="Times New Roman" w:hAnsi="Times New Roman" w:eastAsia="SimSun" w:cs="Times New Roman"/>
+          <w:rFonts w:hint="eastAsia" w:ascii="Times New Roman" w:hAnsi="Times New Roman" w:eastAsia="FangSong" w:cs="Times New Roman"/>
         </w:rPr>
         <w:t>理想气体</w:t>
       </w:r>
@@ -21483,7 +21391,7 @@
       </w:r>
       <w:r>
         <w:rPr>
-          <w:rFonts w:hint="eastAsia" w:ascii="Times New Roman" w:hAnsi="Times New Roman" w:eastAsia="SimSun" w:cs="Times New Roman"/>
+          <w:rFonts w:hint="eastAsia" w:ascii="Times New Roman" w:hAnsi="Times New Roman" w:eastAsia="FangSong" w:cs="Times New Roman"/>
         </w:rPr>
         <w:t>独立粒子</w:t>
       </w:r>
@@ -21504,7 +21412,7 @@
       </w:pPr>
       <w:r>
         <w:rPr>
-          <w:rFonts w:hint="eastAsia" w:ascii="Times New Roman" w:hAnsi="Times New Roman" w:eastAsia="SimSun" w:cs="Times New Roman"/>
+          <w:rFonts w:hint="eastAsia" w:ascii="Times New Roman" w:hAnsi="Times New Roman" w:eastAsia="FangSong" w:cs="Times New Roman"/>
         </w:rPr>
         <w:t>参考完整式</w:t>
       </w:r>
@@ -21745,7 +21653,7 @@
       </w:r>
       <w:r>
         <w:rPr>
-          <w:rFonts w:hint="eastAsia" w:ascii="Times New Roman" w:hAnsi="Times New Roman" w:eastAsia="SimSun" w:cs="Times New Roman"/>
+          <w:rFonts w:hint="eastAsia" w:ascii="Times New Roman" w:hAnsi="Times New Roman" w:eastAsia="FangSong" w:cs="Times New Roman"/>
         </w:rPr>
         <w:t>为产物计量数之和减反应物计量数之和</w:t>
       </w:r>
@@ -21766,9 +21674,9 @@
         </w:pict>
       </w:r>
     </w:p>
-    <w:bookmarkEnd w:id="50"/>
-    <w:bookmarkEnd w:id="51"/>
-    <w:bookmarkStart w:id="52" w:name="延伸阅读"/>
+    <w:bookmarkEnd w:id="41"/>
+    <w:bookmarkEnd w:id="42"/>
+    <w:bookmarkStart w:id="43" w:name="延伸阅读"/>
     <w:p>
       <w:pPr>
         <w:pStyle w:val="Heading2"/>
@@ -21797,7 +21705,7 @@
       </w:r>
       <w:r>
         <w:rPr>
-          <w:rFonts w:hint="eastAsia" w:ascii="Times New Roman" w:hAnsi="Times New Roman" w:eastAsia="SimSun" w:cs="Times New Roman"/>
+          <w:rFonts w:hint="eastAsia" w:ascii="Times New Roman" w:hAnsi="Times New Roman" w:eastAsia="FangSong" w:cs="Times New Roman"/>
         </w:rPr>
         <w:t>知识点</w:t>
       </w:r>
@@ -21809,7 +21717,7 @@
       </w:r>
       <w:r>
         <w:rPr>
-          <w:rFonts w:hint="eastAsia" w:ascii="Times New Roman" w:hAnsi="Times New Roman" w:eastAsia="SimSun" w:cs="Times New Roman"/>
+          <w:rFonts w:hint="eastAsia" w:ascii="Times New Roman" w:hAnsi="Times New Roman" w:eastAsia="FangSong" w:cs="Times New Roman"/>
         </w:rPr>
         <w:t>决赛要求</w:t>
       </w:r>
@@ -21821,7 +21729,7 @@
       </w:r>
       <w:r>
         <w:rPr>
-          <w:rFonts w:hint="eastAsia" w:ascii="Times New Roman" w:hAnsi="Times New Roman" w:eastAsia="SimSun" w:cs="Times New Roman"/>
+          <w:rFonts w:hint="eastAsia" w:ascii="Times New Roman" w:hAnsi="Times New Roman" w:eastAsia="FangSong" w:cs="Times New Roman"/>
         </w:rPr>
         <w:t>物理化学深化</w:t>
       </w:r>
@@ -21833,7 +21741,7 @@
       </w:r>
       <w:r>
         <w:rPr>
-          <w:rFonts w:hint="eastAsia" w:ascii="Times New Roman" w:hAnsi="Times New Roman" w:eastAsia="SimSun" w:cs="Times New Roman"/>
+          <w:rFonts w:hint="eastAsia" w:ascii="Times New Roman" w:hAnsi="Times New Roman" w:eastAsia="FangSong" w:cs="Times New Roman"/>
         </w:rPr>
         <w:t>统计初步</w:t>
       </w:r>
@@ -21845,7 +21753,7 @@
       </w:r>
       <w:r>
         <w:rPr>
-          <w:rFonts w:hint="eastAsia" w:ascii="Times New Roman" w:hAnsi="Times New Roman" w:eastAsia="SimSun" w:cs="Times New Roman"/>
+          <w:rFonts w:hint="eastAsia" w:ascii="Times New Roman" w:hAnsi="Times New Roman" w:eastAsia="FangSong" w:cs="Times New Roman"/>
         </w:rPr>
         <w:t>配分函数</w:t>
       </w:r>
@@ -21857,7 +21765,7 @@
       </w:r>
       <w:r>
         <w:rPr>
-          <w:rFonts w:hint="eastAsia" w:ascii="Times New Roman" w:hAnsi="Times New Roman" w:eastAsia="SimSun" w:cs="Times New Roman"/>
+          <w:rFonts w:hint="eastAsia" w:ascii="Times New Roman" w:hAnsi="Times New Roman" w:eastAsia="FangSong" w:cs="Times New Roman"/>
         </w:rPr>
         <w:t>统计熵完整</w:t>
       </w:r>
@@ -21875,7 +21783,7 @@
       </w:r>
       <w:r>
         <w:rPr>
-          <w:rFonts w:hint="eastAsia" w:ascii="Times New Roman" w:hAnsi="Times New Roman" w:eastAsia="SimSun" w:cs="Times New Roman"/>
+          <w:rFonts w:hint="eastAsia" w:ascii="Times New Roman" w:hAnsi="Times New Roman" w:eastAsia="FangSong" w:cs="Times New Roman"/>
         </w:rPr>
         <w:t>含</w:t>
       </w:r>
@@ -21887,7 +21795,7 @@
       </w:r>
       <w:r>
         <w:rPr>
-          <w:rFonts w:hint="eastAsia" w:ascii="Times New Roman" w:hAnsi="Times New Roman" w:eastAsia="SimSun" w:cs="Times New Roman"/>
+          <w:rFonts w:hint="eastAsia" w:ascii="Times New Roman" w:hAnsi="Times New Roman" w:eastAsia="FangSong" w:cs="Times New Roman"/>
         </w:rPr>
         <w:t>道例题解答</w:t>
       </w:r>
@@ -21914,7 +21822,7 @@
       </w:r>
       <w:r>
         <w:rPr>
-          <w:rFonts w:hint="eastAsia" w:ascii="Times New Roman" w:hAnsi="Times New Roman" w:eastAsia="SimSun" w:cs="Times New Roman"/>
+          <w:rFonts w:hint="eastAsia" w:ascii="Times New Roman" w:hAnsi="Times New Roman" w:eastAsia="FangSong" w:cs="Times New Roman"/>
         </w:rPr>
         <w:t>知识点</w:t>
       </w:r>
@@ -21926,7 +21834,7 @@
       </w:r>
       <w:r>
         <w:rPr>
-          <w:rFonts w:hint="eastAsia" w:ascii="Times New Roman" w:hAnsi="Times New Roman" w:eastAsia="SimSun" w:cs="Times New Roman"/>
+          <w:rFonts w:hint="eastAsia" w:ascii="Times New Roman" w:hAnsi="Times New Roman" w:eastAsia="FangSong" w:cs="Times New Roman"/>
         </w:rPr>
         <w:t>决赛要求</w:t>
       </w:r>
@@ -21938,7 +21846,7 @@
       </w:r>
       <w:r>
         <w:rPr>
-          <w:rFonts w:hint="eastAsia" w:ascii="Times New Roman" w:hAnsi="Times New Roman" w:eastAsia="SimSun" w:cs="Times New Roman"/>
+          <w:rFonts w:hint="eastAsia" w:ascii="Times New Roman" w:hAnsi="Times New Roman" w:eastAsia="FangSong" w:cs="Times New Roman"/>
         </w:rPr>
         <w:t>物理化学深化</w:t>
       </w:r>
@@ -21950,7 +21858,7 @@
       </w:r>
       <w:r>
         <w:rPr>
-          <w:rFonts w:hint="eastAsia" w:ascii="Times New Roman" w:hAnsi="Times New Roman" w:eastAsia="SimSun" w:cs="Times New Roman"/>
+          <w:rFonts w:hint="eastAsia" w:ascii="Times New Roman" w:hAnsi="Times New Roman" w:eastAsia="FangSong" w:cs="Times New Roman"/>
         </w:rPr>
         <w:t>麦克斯韦关系式</w:t>
       </w:r>
@@ -21962,7 +21870,7 @@
       </w:r>
       <w:r>
         <w:rPr>
-          <w:rFonts w:hint="eastAsia" w:ascii="Times New Roman" w:hAnsi="Times New Roman" w:eastAsia="SimSun" w:cs="Times New Roman"/>
+          <w:rFonts w:hint="eastAsia" w:ascii="Times New Roman" w:hAnsi="Times New Roman" w:eastAsia="FangSong" w:cs="Times New Roman"/>
         </w:rPr>
         <w:t xml:space="preserve">四条</w:t>
       </w:r>
@@ -21974,7 +21882,7 @@
       </w:r>
       <w:r>
         <w:rPr>
-          <w:rFonts w:hint="eastAsia" w:ascii="Times New Roman" w:hAnsi="Times New Roman" w:eastAsia="SimSun" w:cs="Times New Roman"/>
+          <w:rFonts w:hint="eastAsia" w:ascii="Times New Roman" w:hAnsi="Times New Roman" w:eastAsia="FangSong" w:cs="Times New Roman"/>
         </w:rPr>
         <w:t xml:space="preserve">记忆口诀</w:t>
       </w:r>
@@ -21986,7 +21894,7 @@
       </w:r>
       <w:r>
         <w:rPr>
-          <w:rFonts w:hint="eastAsia" w:ascii="Times New Roman" w:hAnsi="Times New Roman" w:eastAsia="SimSun" w:cs="Times New Roman"/>
+          <w:rFonts w:hint="eastAsia" w:ascii="Times New Roman" w:hAnsi="Times New Roman" w:eastAsia="FangSong" w:cs="Times New Roman"/>
         </w:rPr>
         <w:t xml:space="preserve">热容差</w:t>
       </w:r>
@@ -22013,7 +21921,7 @@
       </w:r>
       <w:r>
         <w:rPr>
-          <w:rFonts w:hint="eastAsia" w:ascii="Times New Roman" w:hAnsi="Times New Roman" w:eastAsia="SimSun" w:cs="Times New Roman"/>
+          <w:rFonts w:hint="eastAsia" w:ascii="Times New Roman" w:hAnsi="Times New Roman" w:eastAsia="FangSong" w:cs="Times New Roman"/>
         </w:rPr>
         <w:t>知识点</w:t>
       </w:r>
@@ -22025,7 +21933,7 @@
       </w:r>
       <w:r>
         <w:rPr>
-          <w:rFonts w:hint="eastAsia" w:ascii="Times New Roman" w:hAnsi="Times New Roman" w:eastAsia="SimSun" w:cs="Times New Roman"/>
+          <w:rFonts w:hint="eastAsia" w:ascii="Times New Roman" w:hAnsi="Times New Roman" w:eastAsia="FangSong" w:cs="Times New Roman"/>
         </w:rPr>
         <w:t>决赛要求</w:t>
       </w:r>
@@ -22037,7 +21945,7 @@
       </w:r>
       <w:r>
         <w:rPr>
-          <w:rFonts w:hint="eastAsia" w:ascii="Times New Roman" w:hAnsi="Times New Roman" w:eastAsia="SimSun" w:cs="Times New Roman"/>
+          <w:rFonts w:hint="eastAsia" w:ascii="Times New Roman" w:hAnsi="Times New Roman" w:eastAsia="FangSong" w:cs="Times New Roman"/>
         </w:rPr>
         <w:t>物理化学深化</w:t>
       </w:r>
@@ -22049,7 +21957,7 @@
       </w:r>
       <w:r>
         <w:rPr>
-          <w:rFonts w:hint="eastAsia" w:ascii="Times New Roman" w:hAnsi="Times New Roman" w:eastAsia="SimSun" w:cs="Times New Roman"/>
+          <w:rFonts w:hint="eastAsia" w:ascii="Times New Roman" w:hAnsi="Times New Roman" w:eastAsia="FangSong" w:cs="Times New Roman"/>
         </w:rPr>
         <w:t>热力学四大基本方程</w:t>
       </w:r>
@@ -22061,7 +21969,7 @@
       </w:r>
       <w:r>
         <w:rPr>
-          <w:rFonts w:hint="eastAsia" w:ascii="Times New Roman" w:hAnsi="Times New Roman" w:eastAsia="SimSun" w:cs="Times New Roman"/>
+          <w:rFonts w:hint="eastAsia" w:ascii="Times New Roman" w:hAnsi="Times New Roman" w:eastAsia="FangSong" w:cs="Times New Roman"/>
         </w:rPr>
         <w:t>知识点</w:t>
       </w:r>
@@ -22073,7 +21981,7 @@
       </w:r>
       <w:r>
         <w:rPr>
-          <w:rFonts w:hint="eastAsia" w:ascii="Times New Roman" w:hAnsi="Times New Roman" w:eastAsia="SimSun" w:cs="Times New Roman"/>
+          <w:rFonts w:hint="eastAsia" w:ascii="Times New Roman" w:hAnsi="Times New Roman" w:eastAsia="FangSong" w:cs="Times New Roman"/>
         </w:rPr>
         <w:t>决赛要求</w:t>
       </w:r>
@@ -22085,7 +21993,7 @@
       </w:r>
       <w:r>
         <w:rPr>
-          <w:rFonts w:hint="eastAsia" w:ascii="Times New Roman" w:hAnsi="Times New Roman" w:eastAsia="SimSun" w:cs="Times New Roman"/>
+          <w:rFonts w:hint="eastAsia" w:ascii="Times New Roman" w:hAnsi="Times New Roman" w:eastAsia="FangSong" w:cs="Times New Roman"/>
         </w:rPr>
         <w:t>物理化学深化</w:t>
       </w:r>
@@ -22097,7 +22005,7 @@
       </w:r>
       <w:r>
         <w:rPr>
-          <w:rFonts w:hint="eastAsia" w:ascii="Times New Roman" w:hAnsi="Times New Roman" w:eastAsia="SimSun" w:cs="Times New Roman"/>
+          <w:rFonts w:hint="eastAsia" w:ascii="Times New Roman" w:hAnsi="Times New Roman" w:eastAsia="FangSong" w:cs="Times New Roman"/>
         </w:rPr>
         <w:t>吉布斯</w:t>
       </w:r>
@@ -22109,7 +22017,7 @@
       </w:r>
       <w:r>
         <w:rPr>
-          <w:rFonts w:hint="eastAsia" w:ascii="Times New Roman" w:hAnsi="Times New Roman" w:eastAsia="SimSun" w:cs="Times New Roman"/>
+          <w:rFonts w:hint="eastAsia" w:ascii="Times New Roman" w:hAnsi="Times New Roman" w:eastAsia="FangSong" w:cs="Times New Roman"/>
         </w:rPr>
         <w:t>亥姆霍兹方程</w:t>
       </w:r>
@@ -22130,7 +22038,7 @@
       </w:r>
       <w:r>
         <w:rPr>
-          <w:rFonts w:hint="eastAsia" w:ascii="Times New Roman" w:hAnsi="Times New Roman" w:eastAsia="SimSun" w:cs="Times New Roman"/>
+          <w:rFonts w:hint="eastAsia" w:ascii="Times New Roman" w:hAnsi="Times New Roman" w:eastAsia="FangSong" w:cs="Times New Roman"/>
         </w:rPr>
         <w:t>资料提炼</w:t>
       </w:r>
@@ -22142,7 +22050,7 @@
       </w:r>
       <w:r>
         <w:rPr>
-          <w:rFonts w:hint="eastAsia" w:ascii="Times New Roman" w:hAnsi="Times New Roman" w:eastAsia="SimSun" w:cs="Times New Roman"/>
+          <w:rFonts w:hint="eastAsia" w:ascii="Times New Roman" w:hAnsi="Times New Roman" w:eastAsia="FangSong" w:cs="Times New Roman"/>
         </w:rPr>
         <w:t>书籍提炼</w:t>
       </w:r>
@@ -22154,7 +22062,7 @@
       </w:r>
       <w:r>
         <w:rPr>
-          <w:rFonts w:hint="eastAsia" w:ascii="Times New Roman" w:hAnsi="Times New Roman" w:eastAsia="SimSun" w:cs="Times New Roman"/>
+          <w:rFonts w:hint="eastAsia" w:ascii="Times New Roman" w:hAnsi="Times New Roman" w:eastAsia="FangSong" w:cs="Times New Roman"/>
         </w:rPr>
         <w:t>提炼</w:t>
       </w:r>
@@ -22166,7 +22074,7 @@
       </w:r>
       <w:r>
         <w:rPr>
-          <w:rFonts w:hint="eastAsia" w:ascii="Times New Roman" w:hAnsi="Times New Roman" w:eastAsia="SimSun" w:cs="Times New Roman"/>
+          <w:rFonts w:hint="eastAsia" w:ascii="Times New Roman" w:hAnsi="Times New Roman" w:eastAsia="FangSong" w:cs="Times New Roman"/>
         </w:rPr>
         <w:t>物理化学</w:t>
       </w:r>
@@ -22178,7 +22086,7 @@
       </w:r>
       <w:r>
         <w:rPr>
-          <w:rFonts w:hint="eastAsia" w:ascii="Times New Roman" w:hAnsi="Times New Roman" w:eastAsia="SimSun" w:cs="Times New Roman"/>
+          <w:rFonts w:hint="eastAsia" w:ascii="Times New Roman" w:hAnsi="Times New Roman" w:eastAsia="FangSong" w:cs="Times New Roman"/>
         </w:rPr>
         <w:t>主题</w:t>
       </w:r>
@@ -22190,7 +22098,7 @@
       </w:r>
       <w:r>
         <w:rPr>
-          <w:rFonts w:hint="eastAsia" w:ascii="Times New Roman" w:hAnsi="Times New Roman" w:eastAsia="SimSun" w:cs="Times New Roman"/>
+          <w:rFonts w:hint="eastAsia" w:ascii="Times New Roman" w:hAnsi="Times New Roman" w:eastAsia="FangSong" w:cs="Times New Roman"/>
         </w:rPr>
         <w:t>热力学定律</w:t>
       </w:r>
@@ -22202,7 +22110,7 @@
       </w:r>
       <w:r>
         <w:rPr>
-          <w:rFonts w:hint="eastAsia" w:ascii="Times New Roman" w:hAnsi="Times New Roman" w:eastAsia="SimSun" w:cs="Times New Roman"/>
+          <w:rFonts w:hint="eastAsia" w:ascii="Times New Roman" w:hAnsi="Times New Roman" w:eastAsia="FangSong" w:cs="Times New Roman"/>
         </w:rPr>
         <w:t xml:space="preserve">提炼</w:t>
       </w:r>
@@ -22223,7 +22131,7 @@
       </w:r>
       <w:r>
         <w:rPr>
-          <w:rFonts w:hint="eastAsia" w:ascii="Times New Roman" w:hAnsi="Times New Roman" w:eastAsia="SimSun" w:cs="Times New Roman"/>
+          <w:rFonts w:hint="eastAsia" w:ascii="Times New Roman" w:hAnsi="Times New Roman" w:eastAsia="FangSong" w:cs="Times New Roman"/>
         </w:rPr>
         <w:t>资料提炼</w:t>
       </w:r>
@@ -22235,7 +22143,7 @@
       </w:r>
       <w:r>
         <w:rPr>
-          <w:rFonts w:hint="eastAsia" w:ascii="Times New Roman" w:hAnsi="Times New Roman" w:eastAsia="SimSun" w:cs="Times New Roman"/>
+          <w:rFonts w:hint="eastAsia" w:ascii="Times New Roman" w:hAnsi="Times New Roman" w:eastAsia="FangSong" w:cs="Times New Roman"/>
         </w:rPr>
         <w:t>书籍提炼</w:t>
       </w:r>
@@ -22247,7 +22155,7 @@
       </w:r>
       <w:r>
         <w:rPr>
-          <w:rFonts w:hint="eastAsia" w:ascii="Times New Roman" w:hAnsi="Times New Roman" w:eastAsia="SimSun" w:cs="Times New Roman"/>
+          <w:rFonts w:hint="eastAsia" w:ascii="Times New Roman" w:hAnsi="Times New Roman" w:eastAsia="FangSong" w:cs="Times New Roman"/>
         </w:rPr>
         <w:t>提炼</w:t>
       </w:r>
@@ -22259,7 +22167,7 @@
       </w:r>
       <w:r>
         <w:rPr>
-          <w:rFonts w:hint="eastAsia" w:ascii="Times New Roman" w:hAnsi="Times New Roman" w:eastAsia="SimSun" w:cs="Times New Roman"/>
+          <w:rFonts w:hint="eastAsia" w:ascii="Times New Roman" w:hAnsi="Times New Roman" w:eastAsia="FangSong" w:cs="Times New Roman"/>
         </w:rPr>
         <w:t>物理化学</w:t>
       </w:r>
@@ -22271,7 +22179,7 @@
       </w:r>
       <w:r>
         <w:rPr>
-          <w:rFonts w:hint="eastAsia" w:ascii="Times New Roman" w:hAnsi="Times New Roman" w:eastAsia="SimSun" w:cs="Times New Roman"/>
+          <w:rFonts w:hint="eastAsia" w:ascii="Times New Roman" w:hAnsi="Times New Roman" w:eastAsia="FangSong" w:cs="Times New Roman"/>
         </w:rPr>
         <w:t>主题</w:t>
       </w:r>
@@ -22283,7 +22191,7 @@
       </w:r>
       <w:r>
         <w:rPr>
-          <w:rFonts w:hint="eastAsia" w:ascii="Times New Roman" w:hAnsi="Times New Roman" w:eastAsia="SimSun" w:cs="Times New Roman"/>
+          <w:rFonts w:hint="eastAsia" w:ascii="Times New Roman" w:hAnsi="Times New Roman" w:eastAsia="FangSong" w:cs="Times New Roman"/>
         </w:rPr>
         <w:t>统计热力学与分子相互作用</w:t>
       </w:r>
@@ -22295,7 +22203,7 @@
       </w:r>
       <w:r>
         <w:rPr>
-          <w:rFonts w:hint="eastAsia" w:ascii="Times New Roman" w:hAnsi="Times New Roman" w:eastAsia="SimSun" w:cs="Times New Roman"/>
+          <w:rFonts w:hint="eastAsia" w:ascii="Times New Roman" w:hAnsi="Times New Roman" w:eastAsia="FangSong" w:cs="Times New Roman"/>
         </w:rPr>
         <w:t xml:space="preserve">统计热力学提炼</w:t>
       </w:r>
@@ -22316,7 +22224,7 @@
       </w:r>
       <w:r>
         <w:rPr>
-          <w:rFonts w:hint="eastAsia" w:ascii="Times New Roman" w:hAnsi="Times New Roman" w:eastAsia="SimSun" w:cs="Times New Roman"/>
+          <w:rFonts w:hint="eastAsia" w:ascii="Times New Roman" w:hAnsi="Times New Roman" w:eastAsia="FangSong" w:cs="Times New Roman"/>
         </w:rPr>
         <w:t>课件</w:t>
       </w:r>
@@ -22328,7 +22236,7 @@
       </w:r>
       <w:r>
         <w:rPr>
-          <w:rFonts w:hint="eastAsia" w:ascii="Times New Roman" w:hAnsi="Times New Roman" w:eastAsia="SimSun" w:cs="Times New Roman"/>
+          <w:rFonts w:hint="eastAsia" w:ascii="Times New Roman" w:hAnsi="Times New Roman" w:eastAsia="FangSong" w:cs="Times New Roman"/>
         </w:rPr>
         <w:t>学生讲义</w:t>
       </w:r>
@@ -22340,7 +22248,7 @@
       </w:r>
       <w:r>
         <w:rPr>
-          <w:rFonts w:hint="eastAsia" w:ascii="Times New Roman" w:hAnsi="Times New Roman" w:eastAsia="SimSun" w:cs="Times New Roman"/>
+          <w:rFonts w:hint="eastAsia" w:ascii="Times New Roman" w:hAnsi="Times New Roman" w:eastAsia="FangSong" w:cs="Times New Roman"/>
         </w:rPr>
         <w:t>物化综合计算</w:t>
       </w:r>
@@ -22352,7 +22260,7 @@
       </w:r>
       <w:r>
         <w:rPr>
-          <w:rFonts w:hint="eastAsia" w:ascii="Times New Roman" w:hAnsi="Times New Roman" w:eastAsia="SimSun" w:cs="Times New Roman"/>
+          <w:rFonts w:hint="eastAsia" w:ascii="Times New Roman" w:hAnsi="Times New Roman" w:eastAsia="FangSong" w:cs="Times New Roman"/>
         </w:rPr>
         <w:t>超级充实版</w:t>
       </w:r>
@@ -22364,7 +22272,7 @@
       </w:r>
       <w:r>
         <w:rPr>
-          <w:rFonts w:hint="eastAsia" w:ascii="Times New Roman" w:hAnsi="Times New Roman" w:eastAsia="SimSun" w:cs="Times New Roman"/>
+          <w:rFonts w:hint="eastAsia" w:ascii="Times New Roman" w:hAnsi="Times New Roman" w:eastAsia="FangSong" w:cs="Times New Roman"/>
         </w:rPr>
         <w:t>自学完整</w:t>
       </w:r>
@@ -22382,7 +22290,7 @@
       </w:r>
       <w:r>
         <w:rPr>
-          <w:rFonts w:hint="eastAsia" w:ascii="Times New Roman" w:hAnsi="Times New Roman" w:eastAsia="SimSun" w:cs="Times New Roman"/>
+          <w:rFonts w:hint="eastAsia" w:ascii="Times New Roman" w:hAnsi="Times New Roman" w:eastAsia="FangSong" w:cs="Times New Roman"/>
         </w:rPr>
         <w:t>物化线姊妹讲义</w:t>
       </w:r>
@@ -22400,7 +22308,7 @@
       </w:r>
       <w:r>
         <w:rPr>
-          <w:rFonts w:hint="eastAsia" w:ascii="Times New Roman" w:hAnsi="Times New Roman" w:eastAsia="SimSun" w:cs="Times New Roman"/>
+          <w:rFonts w:hint="eastAsia" w:ascii="Times New Roman" w:hAnsi="Times New Roman" w:eastAsia="FangSong" w:cs="Times New Roman"/>
         </w:rPr>
         <w:t>化学势</w:t>
       </w:r>
@@ -22418,7 +22326,7 @@
       </w:r>
       <w:r>
         <w:rPr>
-          <w:rFonts w:hint="eastAsia" w:ascii="Times New Roman" w:hAnsi="Times New Roman" w:eastAsia="SimSun" w:cs="Times New Roman"/>
+          <w:rFonts w:hint="eastAsia" w:ascii="Times New Roman" w:hAnsi="Times New Roman" w:eastAsia="FangSong" w:cs="Times New Roman"/>
         </w:rPr>
         <w:t>中段</w:t>
       </w:r>
@@ -22451,7 +22359,7 @@
       </w:r>
       <w:r>
         <w:rPr>
-          <w:rFonts w:hint="eastAsia" w:ascii="Times New Roman" w:hAnsi="Times New Roman" w:eastAsia="SimSun" w:cs="Times New Roman"/>
+          <w:rFonts w:hint="eastAsia" w:ascii="Times New Roman" w:hAnsi="Times New Roman" w:eastAsia="FangSong" w:cs="Times New Roman"/>
         </w:rPr>
         <w:t>第</w:t>
       </w:r>
@@ -22463,7 +22371,7 @@
       </w:r>
       <w:r>
         <w:rPr>
-          <w:rFonts w:hint="eastAsia" w:ascii="Times New Roman" w:hAnsi="Times New Roman" w:eastAsia="SimSun" w:cs="Times New Roman"/>
+          <w:rFonts w:hint="eastAsia" w:ascii="Times New Roman" w:hAnsi="Times New Roman" w:eastAsia="FangSong" w:cs="Times New Roman"/>
         </w:rPr>
         <w:t>版</w:t>
       </w:r>
@@ -22475,7 +22383,7 @@
       </w:r>
       <w:r>
         <w:rPr>
-          <w:rFonts w:hint="eastAsia" w:ascii="Times New Roman" w:hAnsi="Times New Roman" w:eastAsia="SimSun" w:cs="Times New Roman"/>
+          <w:rFonts w:hint="eastAsia" w:ascii="Times New Roman" w:hAnsi="Times New Roman" w:eastAsia="FangSong" w:cs="Times New Roman"/>
         </w:rPr>
         <w:t xml:space="preserve">主题</w:t>
       </w:r>
@@ -22493,7 +22401,7 @@
       </w:r>
       <w:r>
         <w:rPr>
-          <w:rFonts w:hint="eastAsia" w:ascii="Times New Roman" w:hAnsi="Times New Roman" w:eastAsia="SimSun" w:cs="Times New Roman"/>
+          <w:rFonts w:hint="eastAsia" w:ascii="Times New Roman" w:hAnsi="Times New Roman" w:eastAsia="FangSong" w:cs="Times New Roman"/>
         </w:rPr>
         <w:t>傅献彩</w:t>
       </w:r>
@@ -22505,7 +22413,7 @@
       </w:r>
       <w:r>
         <w:rPr>
-          <w:rFonts w:hint="eastAsia" w:ascii="Times New Roman" w:hAnsi="Times New Roman" w:eastAsia="SimSun" w:cs="Times New Roman"/>
+          <w:rFonts w:hint="eastAsia" w:ascii="Times New Roman" w:hAnsi="Times New Roman" w:eastAsia="FangSong" w:cs="Times New Roman"/>
         </w:rPr>
         <w:t>物理化学</w:t>
       </w:r>
@@ -22517,7 +22425,7 @@
       </w:r>
       <w:r>
         <w:rPr>
-          <w:rFonts w:hint="eastAsia" w:ascii="Times New Roman" w:hAnsi="Times New Roman" w:eastAsia="SimSun" w:cs="Times New Roman"/>
+          <w:rFonts w:hint="eastAsia" w:ascii="Times New Roman" w:hAnsi="Times New Roman" w:eastAsia="FangSong" w:cs="Times New Roman"/>
         </w:rPr>
         <w:t>下册</w:t>
       </w:r>
@@ -22535,7 +22443,7 @@
       </w:r>
       <w:r>
         <w:rPr>
-          <w:rFonts w:hint="eastAsia" w:ascii="Times New Roman" w:hAnsi="Times New Roman" w:eastAsia="SimSun" w:cs="Times New Roman"/>
+          <w:rFonts w:hint="eastAsia" w:ascii="Times New Roman" w:hAnsi="Times New Roman" w:eastAsia="FangSong" w:cs="Times New Roman"/>
         </w:rPr>
         <w:t>统计热力学</w:t>
       </w:r>
@@ -22550,8 +22458,8 @@
         </w:pict>
       </w:r>
     </w:p>
-    <w:bookmarkEnd w:id="52"/>
-    <w:bookmarkEnd w:id="53"/>
+    <w:bookmarkEnd w:id="43"/>
+    <w:bookmarkEnd w:id="44"/>
     <w:sectPr>
       <w:footerReference w:type="default" r:id="rId9"/>
       <w:footnotePr>
@@ -23239,7 +23147,7 @@
     <ns0:name ns0:val="Normal"/>
     <ns0:qFormat/>
     <ns0:rPr>
-      <ns0:rFonts ns0:ascii="Times New Roman" ns0:cs="Times New Roman" ns0:eastAsia="SimSun" ns0:hAnsi="Times New Roman"/>
+      <ns0:rFonts ns0:ascii="Times New Roman" ns0:cs="Times New Roman" ns0:eastAsia="FangSong" ns0:hAnsi="Times New Roman"/>
       <ns0:b ns0:val="0"/>
       <ns0:sz ns0:val="23"/>
     </ns0:rPr>
@@ -23253,7 +23161,7 @@
       <ns0:spacing ns0:after="180" ns0:before="180"/>
     </ns0:pPr>
     <ns0:rPr>
-      <ns0:rFonts ns0:ascii="Times New Roman" ns0:hAnsi="Times New Roman" ns0:eastAsia="SimSun" ns0:cs="Times New Roman"/>
+      <ns0:rFonts ns0:ascii="Times New Roman" ns0:hAnsi="Times New Roman" ns0:eastAsia="FangSong" ns0:cs="Times New Roman"/>
     </ns0:rPr>
   </ns0:style>
   <ns0:style ns0:customStyle="1" ns0:styleId="FirstParagraph" ns0:type="paragraph">
@@ -23262,7 +23170,7 @@
     <ns0:next ns0:val="BodyText"/>
     <ns0:qFormat/>
     <ns0:rPr>
-      <ns0:rFonts ns0:ascii="Times New Roman" ns0:hAnsi="Times New Roman" ns0:eastAsia="SimSun" ns0:cs="Times New Roman"/>
+      <ns0:rFonts ns0:ascii="Times New Roman" ns0:hAnsi="Times New Roman" ns0:eastAsia="FangSong" ns0:cs="Times New Roman"/>
     </ns0:rPr>
   </ns0:style>
   <ns0:style ns0:customStyle="1" ns0:styleId="Compact" ns0:type="paragraph">
@@ -23273,7 +23181,7 @@
       <ns0:spacing ns0:after="36" ns0:before="36"/>
     </ns0:pPr>
     <ns0:rPr>
-      <ns0:rFonts ns0:ascii="Times New Roman" ns0:hAnsi="Times New Roman" ns0:eastAsia="SimSun" ns0:cs="Times New Roman"/>
+      <ns0:rFonts ns0:ascii="Times New Roman" ns0:hAnsi="Times New Roman" ns0:eastAsia="FangSong" ns0:cs="Times New Roman"/>
     </ns0:rPr>
   </ns0:style>
   <ns0:style ns0:styleId="Title" ns0:type="paragraph">
@@ -23304,7 +23212,7 @@
     <ns0:uiPriority ns0:val="10"/>
     <ns0:rsid ns0:val="00A10FD9"/>
     <ns0:rPr>
-      <ns0:rFonts ns0:ascii="Times New Roman" ns0:hAnsi="Times New Roman" ns0:eastAsia="SimSun" ns0:cs="Times New Roman"/>
+      <ns0:rFonts ns0:ascii="Times New Roman" ns0:hAnsi="Times New Roman" ns0:eastAsia="FangSong" ns0:cs="Times New Roman"/>
       <ns0:sz ns0:val="56"/>
       <ns0:szCs ns0:val="56"/>
     </ns0:rPr>
@@ -23323,7 +23231,7 @@
       </ns0:numPr>
     </ns0:pPr>
     <ns0:rPr>
-      <ns0:rFonts ns0:ascii="Times New Roman" ns0:cs="Times New Roman" ns0:eastAsia="SimSun" ns0:hAnsi="Times New Roman"/>
+      <ns0:rFonts ns0:ascii="Times New Roman" ns0:cs="Times New Roman" ns0:eastAsia="SimHei" ns0:hAnsi="Times New Roman"/>
       <ns0:b ns0:val="0"/>
       <ns0:color ns0:val="5B6975"/>
       <ns0:sz ns0:val="24"/>
@@ -23337,7 +23245,7 @@
     <ns0:uiPriority ns0:val="11"/>
     <ns0:rsid ns0:val="00A10FD9"/>
     <ns0:rPr>
-      <ns0:rFonts ns0:ascii="Times New Roman" ns0:hAnsi="Times New Roman" ns0:eastAsia="SimSun" ns0:cs="Times New Roman"/>
+      <ns0:rFonts ns0:ascii="Times New Roman" ns0:hAnsi="Times New Roman" ns0:eastAsia="FangSong" ns0:cs="Times New Roman"/>
       <ns0:color ns0:themeColor="text1" ns0:themeTint="A6" ns0:val="595959"/>
       <ns0:sz ns0:val="28"/>
       <ns0:szCs ns0:val="28"/>
@@ -23353,7 +23261,7 @@
       <ns0:keepLines/>
     </ns0:pPr>
     <ns0:rPr>
-      <ns0:rFonts ns0:ascii="Times New Roman" ns0:hAnsi="Times New Roman" ns0:eastAsia="SimSun" ns0:cs="Times New Roman"/>
+      <ns0:rFonts ns0:ascii="Times New Roman" ns0:hAnsi="Times New Roman" ns0:eastAsia="FangSong" ns0:cs="Times New Roman"/>
       <ns0:sz ns0:val="24"/>
       <ns0:szCs ns0:val="24"/>
     </ns0:rPr>
@@ -23368,7 +23276,7 @@
       <ns0:keepLines/>
     </ns0:pPr>
     <ns0:rPr>
-      <ns0:rFonts ns0:ascii="Times New Roman" ns0:hAnsi="Times New Roman" ns0:eastAsia="SimSun" ns0:cs="Times New Roman"/>
+      <ns0:rFonts ns0:ascii="Times New Roman" ns0:hAnsi="Times New Roman" ns0:eastAsia="FangSong" ns0:cs="Times New Roman"/>
       <ns0:sz ns0:val="24"/>
       <ns0:szCs ns0:val="24"/>
     </ns0:rPr>
@@ -23385,7 +23293,7 @@
       <ns0:jc ns0:val="center"/>
     </ns0:pPr>
     <ns0:rPr>
-      <ns0:rFonts ns0:ascii="Times New Roman" ns0:hAnsi="Times New Roman" ns0:eastAsia="SimSun" ns0:cs="Times New Roman"/>
+      <ns0:rFonts ns0:ascii="Times New Roman" ns0:hAnsi="Times New Roman" ns0:eastAsia="FangSong" ns0:cs="Times New Roman"/>
       <ns0:b/>
       <ns0:sz ns0:val="20"/>
       <ns0:szCs ns0:val="20"/>
@@ -23402,7 +23310,7 @@
       <ns0:spacing ns0:after="300" ns0:before="100"/>
     </ns0:pPr>
     <ns0:rPr>
-      <ns0:rFonts ns0:ascii="Times New Roman" ns0:hAnsi="Times New Roman" ns0:eastAsia="SimSun" ns0:cs="Times New Roman"/>
+      <ns0:rFonts ns0:ascii="Times New Roman" ns0:hAnsi="Times New Roman" ns0:eastAsia="FangSong" ns0:cs="Times New Roman"/>
       <ns0:sz ns0:val="20"/>
       <ns0:szCs ns0:val="20"/>
     </ns0:rPr>
@@ -23414,7 +23322,7 @@
     <ns0:qFormat/>
     <ns0:pPr/>
     <ns0:rPr>
-      <ns0:rFonts ns0:ascii="Times New Roman" ns0:hAnsi="Times New Roman" ns0:eastAsia="SimSun" ns0:cs="Times New Roman"/>
+      <ns0:rFonts ns0:ascii="Times New Roman" ns0:hAnsi="Times New Roman" ns0:eastAsia="FangSong" ns0:cs="Times New Roman"/>
     </ns0:rPr>
   </ns0:style>
   <ns0:style ns0:styleId="Heading1" ns0:type="paragraph">
@@ -23750,7 +23658,7 @@
       <ns0:ind ns0:firstLine="0" ns0:left="480" ns0:right="480"/>
     </ns0:pPr>
     <ns0:rPr>
-      <ns0:rFonts ns0:ascii="Times New Roman" ns0:hAnsi="Times New Roman" ns0:eastAsia="SimSun" ns0:cs="Times New Roman"/>
+      <ns0:rFonts ns0:ascii="Times New Roman" ns0:hAnsi="Times New Roman" ns0:eastAsia="FangSong" ns0:cs="Times New Roman"/>
     </ns0:rPr>
   </ns0:style>
   <ns0:style ns0:styleId="FootnoteText" ns0:type="paragraph">
@@ -23761,7 +23669,7 @@
     <ns0:unhideWhenUsed/>
     <ns0:qFormat/>
     <ns0:rPr>
-      <ns0:rFonts ns0:ascii="Times New Roman" ns0:hAnsi="Times New Roman" ns0:eastAsia="SimSun" ns0:cs="Times New Roman"/>
+      <ns0:rFonts ns0:ascii="Times New Roman" ns0:hAnsi="Times New Roman" ns0:eastAsia="FangSong" ns0:cs="Times New Roman"/>
     </ns0:rPr>
   </ns0:style>
   <ns0:style ns0:styleId="FootnoteBlockText" ns0:type="paragraph">
@@ -23776,7 +23684,7 @@
       <ns0:ind ns0:firstLine="0" ns0:left="480" ns0:right="480"/>
     </ns0:pPr>
     <ns0:rPr>
-      <ns0:rFonts ns0:ascii="Times New Roman" ns0:hAnsi="Times New Roman" ns0:eastAsia="SimSun" ns0:cs="Times New Roman"/>
+      <ns0:rFonts ns0:ascii="Times New Roman" ns0:hAnsi="Times New Roman" ns0:eastAsia="FangSong" ns0:cs="Times New Roman"/>
     </ns0:rPr>
   </ns0:style>
   <ns0:style ns0:default="1" ns0:styleId="DefaultParagraphFont" ns0:type="character">
@@ -23784,7 +23692,7 @@
     <ns0:semiHidden/>
     <ns0:unhideWhenUsed/>
     <ns0:rPr>
-      <ns0:rFonts ns0:ascii="Times New Roman" ns0:hAnsi="Times New Roman" ns0:eastAsia="SimSun" ns0:cs="Times New Roman"/>
+      <ns0:rFonts ns0:ascii="Times New Roman" ns0:hAnsi="Times New Roman" ns0:eastAsia="FangSong" ns0:cs="Times New Roman"/>
     </ns0:rPr>
   </ns0:style>
   <ns0:style ns0:default="1" ns0:styleId="Table" ns0:type="table">
@@ -23794,7 +23702,7 @@
     <ns0:unhideWhenUsed/>
     <ns0:qFormat/>
     <ns0:rPr>
-      <ns0:rFonts ns0:ascii="Times New Roman" ns0:hAnsi="Times New Roman" ns0:eastAsia="SimSun" ns0:cs="Times New Roman"/>
+      <ns0:rFonts ns0:ascii="Times New Roman" ns0:hAnsi="Times New Roman" ns0:eastAsia="FangSong" ns0:cs="Times New Roman"/>
     </ns0:rPr>
     <ns0:tblPr>
       <ns0:tblInd ns0:type="dxa" ns0:w="0"/>
@@ -23824,7 +23732,7 @@
       <ns0:spacing ns0:after="0"/>
     </ns0:pPr>
     <ns0:rPr>
-      <ns0:rFonts ns0:ascii="Times New Roman" ns0:hAnsi="Times New Roman" ns0:eastAsia="SimSun" ns0:cs="Times New Roman"/>
+      <ns0:rFonts ns0:ascii="Times New Roman" ns0:hAnsi="Times New Roman" ns0:eastAsia="FangSong" ns0:cs="Times New Roman"/>
       <ns0:b/>
     </ns0:rPr>
   </ns0:style>
@@ -23832,7 +23740,7 @@
     <ns0:name ns0:val="Definition"/>
     <ns0:basedOn ns0:val="Normal"/>
     <ns0:rPr>
-      <ns0:rFonts ns0:ascii="Times New Roman" ns0:hAnsi="Times New Roman" ns0:eastAsia="SimSun" ns0:cs="Times New Roman"/>
+      <ns0:rFonts ns0:ascii="Times New Roman" ns0:hAnsi="Times New Roman" ns0:eastAsia="FangSong" ns0:cs="Times New Roman"/>
     </ns0:rPr>
   </ns0:style>
   <ns0:style ns0:styleId="Caption" ns0:type="paragraph">
@@ -23856,21 +23764,21 @@
       <ns0:keepNext/>
     </ns0:pPr>
     <ns0:rPr>
-      <ns0:rFonts ns0:ascii="Times New Roman" ns0:hAnsi="Times New Roman" ns0:eastAsia="SimSun" ns0:cs="Times New Roman"/>
+      <ns0:rFonts ns0:ascii="Times New Roman" ns0:hAnsi="Times New Roman" ns0:eastAsia="FangSong" ns0:cs="Times New Roman"/>
     </ns0:rPr>
   </ns0:style>
   <ns0:style ns0:customStyle="1" ns0:styleId="ImageCaption" ns0:type="paragraph">
     <ns0:name ns0:val="Image Caption"/>
     <ns0:basedOn ns0:val="Caption"/>
     <ns0:rPr>
-      <ns0:rFonts ns0:ascii="Times New Roman" ns0:hAnsi="Times New Roman" ns0:eastAsia="SimSun" ns0:cs="Times New Roman"/>
+      <ns0:rFonts ns0:ascii="Times New Roman" ns0:hAnsi="Times New Roman" ns0:eastAsia="FangSong" ns0:cs="Times New Roman"/>
     </ns0:rPr>
   </ns0:style>
   <ns0:style ns0:customStyle="1" ns0:styleId="Figure" ns0:type="paragraph">
     <ns0:name ns0:val="Figure"/>
     <ns0:basedOn ns0:val="Normal"/>
     <ns0:rPr>
-      <ns0:rFonts ns0:ascii="Times New Roman" ns0:hAnsi="Times New Roman" ns0:eastAsia="SimSun" ns0:cs="Times New Roman"/>
+      <ns0:rFonts ns0:ascii="Times New Roman" ns0:hAnsi="Times New Roman" ns0:eastAsia="FangSong" ns0:cs="Times New Roman"/>
     </ns0:rPr>
   </ns0:style>
   <ns0:style ns0:customStyle="1" ns0:styleId="CaptionedFigure" ns0:type="paragraph">
@@ -23880,7 +23788,7 @@
       <ns0:keepNext/>
     </ns0:pPr>
     <ns0:rPr>
-      <ns0:rFonts ns0:ascii="Times New Roman" ns0:hAnsi="Times New Roman" ns0:eastAsia="SimSun" ns0:cs="Times New Roman"/>
+      <ns0:rFonts ns0:ascii="Times New Roman" ns0:hAnsi="Times New Roman" ns0:eastAsia="FangSong" ns0:cs="Times New Roman"/>
     </ns0:rPr>
   </ns0:style>
   <ns0:style ns0:customStyle="1" ns0:styleId="BodyTextChar" ns0:type="character">
@@ -23888,14 +23796,14 @@
     <ns0:basedOn ns0:val="DefaultParagraphFont"/>
     <ns0:link ns0:val="BodyText"/>
     <ns0:rPr>
-      <ns0:rFonts ns0:ascii="Times New Roman" ns0:hAnsi="Times New Roman" ns0:eastAsia="SimSun" ns0:cs="Times New Roman"/>
+      <ns0:rFonts ns0:ascii="Times New Roman" ns0:hAnsi="Times New Roman" ns0:eastAsia="FangSong" ns0:cs="Times New Roman"/>
     </ns0:rPr>
   </ns0:style>
   <ns0:style ns0:customStyle="1" ns0:styleId="VerbatimChar" ns0:type="character">
     <ns0:name ns0:val="Verbatim Char"/>
     <ns0:basedOn ns0:val="BodyTextChar"/>
     <ns0:rPr>
-      <ns0:rFonts ns0:ascii="Times New Roman" ns0:cs="Times New Roman" ns0:eastAsia="SimSun" ns0:hAnsi="Times New Roman"/>
+      <ns0:rFonts ns0:ascii="Times New Roman" ns0:cs="Times New Roman" ns0:eastAsia="FangSong" ns0:hAnsi="Times New Roman"/>
       <ns0:b ns0:val="0"/>
       <ns0:sz ns0:val="20"/>
     </ns0:rPr>
@@ -23904,14 +23812,14 @@
     <ns0:name ns0:val="Section Number"/>
     <ns0:basedOn ns0:val="BodyTextChar"/>
     <ns0:rPr>
-      <ns0:rFonts ns0:ascii="Times New Roman" ns0:hAnsi="Times New Roman" ns0:eastAsia="SimSun" ns0:cs="Times New Roman"/>
+      <ns0:rFonts ns0:ascii="Times New Roman" ns0:hAnsi="Times New Roman" ns0:eastAsia="FangSong" ns0:cs="Times New Roman"/>
     </ns0:rPr>
   </ns0:style>
   <ns0:style ns0:styleId="FootnoteReference" ns0:type="character">
     <ns0:name ns0:val="Footnote Reference"/>
     <ns0:basedOn ns0:val="BodyTextChar"/>
     <ns0:rPr>
-      <ns0:rFonts ns0:ascii="Times New Roman" ns0:hAnsi="Times New Roman" ns0:eastAsia="SimSun" ns0:cs="Times New Roman"/>
+      <ns0:rFonts ns0:ascii="Times New Roman" ns0:hAnsi="Times New Roman" ns0:eastAsia="FangSong" ns0:cs="Times New Roman"/>
       <ns0:vertAlign ns0:val="superscript"/>
     </ns0:rPr>
   </ns0:style>
@@ -23919,7 +23827,7 @@
     <ns0:name ns0:val="Hyperlink"/>
     <ns0:basedOn ns0:val="BodyTextChar"/>
     <ns0:rPr>
-      <ns0:rFonts ns0:ascii="Times New Roman" ns0:hAnsi="Times New Roman" ns0:eastAsia="SimSun" ns0:cs="Times New Roman"/>
+      <ns0:rFonts ns0:ascii="Times New Roman" ns0:hAnsi="Times New Roman" ns0:eastAsia="FangSong" ns0:cs="Times New Roman"/>
       <ns0:color ns0:themeColor="accent1" ns0:val="4F81BD"/>
     </ns0:rPr>
   </ns0:style>
@@ -23946,7 +23854,7 @@
     <w:basedOn w:val="BodyText"/>
     <w:qFormat/>
     <ns0:rPr>
-      <w:rFonts ns0:ascii="Times New Roman" ns0:hAnsi="Times New Roman" ns0:eastAsia="SimSun" ns0:cs="Times New Roman"/>
+      <w:rFonts ns0:ascii="Times New Roman" ns0:hAnsi="Times New Roman" ns0:eastAsia="FangSong" ns0:cs="Times New Roman"/>
     </ns0:rPr>
   </w:style>
   <w:style w:type="paragraph" w:customStyle="1" w:styleId="MethodologyBlock">
@@ -23954,7 +23862,7 @@
     <w:basedOn w:val="BodyText"/>
     <w:qFormat/>
     <ns0:rPr>
-      <w:rFonts ns0:ascii="Times New Roman" ns0:hAnsi="Times New Roman" ns0:eastAsia="SimSun" ns0:cs="Times New Roman"/>
+      <w:rFonts ns0:ascii="Times New Roman" ns0:hAnsi="Times New Roman" ns0:eastAsia="FangSong" ns0:cs="Times New Roman"/>
     </ns0:rPr>
   </w:style>
   <w:style w:type="paragraph" w:customStyle="1" w:styleId="SourceCode">
@@ -23965,14 +23873,14 @@
       <w:wordWrap w:val="off"/>
     </w:pPr>
     <ns0:rPr>
-      <w:rFonts ns0:ascii="Times New Roman" ns0:hAnsi="Times New Roman" ns0:eastAsia="SimSun" ns0:cs="Times New Roman"/>
+      <w:rFonts ns0:ascii="Times New Roman" ns0:hAnsi="Times New Roman" ns0:eastAsia="FangSong" ns0:cs="Times New Roman"/>
     </ns0:rPr>
   </w:style>
   <w:style w:type="character" w:customStyle="1" w:styleId="KeywordTok">
     <w:name w:val="KeywordTok"/>
     <w:basedOn w:val="VerbatimChar"/>
     <w:rPr>
-      <w:rFonts w:ascii="Times New Roman" w:hAnsi="Times New Roman" w:eastAsia="SimSun" w:cs="Times New Roman"/>
+      <w:rFonts w:ascii="Times New Roman" w:hAnsi="Times New Roman" w:eastAsia="FangSong" w:cs="Times New Roman"/>
       <w:b/>
       <w:color w:val="007020"/>
     </w:rPr>
@@ -23981,7 +23889,7 @@
     <w:name w:val="DataTypeTok"/>
     <w:basedOn w:val="VerbatimChar"/>
     <w:rPr>
-      <w:rFonts w:ascii="Times New Roman" w:hAnsi="Times New Roman" w:eastAsia="SimSun" w:cs="Times New Roman"/>
+      <w:rFonts w:ascii="Times New Roman" w:hAnsi="Times New Roman" w:eastAsia="FangSong" w:cs="Times New Roman"/>
       <w:color w:val="902000"/>
     </w:rPr>
   </w:style>
@@ -23989,7 +23897,7 @@
     <w:name w:val="DecValTok"/>
     <w:basedOn w:val="VerbatimChar"/>
     <w:rPr>
-      <w:rFonts w:ascii="Times New Roman" w:hAnsi="Times New Roman" w:eastAsia="SimSun" w:cs="Times New Roman"/>
+      <w:rFonts w:ascii="Times New Roman" w:hAnsi="Times New Roman" w:eastAsia="FangSong" w:cs="Times New Roman"/>
       <w:color w:val="40a070"/>
     </w:rPr>
   </w:style>
@@ -23997,7 +23905,7 @@
     <w:name w:val="BaseNTok"/>
     <w:basedOn w:val="VerbatimChar"/>
     <w:rPr>
-      <w:rFonts w:ascii="Times New Roman" w:hAnsi="Times New Roman" w:eastAsia="SimSun" w:cs="Times New Roman"/>
+      <w:rFonts w:ascii="Times New Roman" w:hAnsi="Times New Roman" w:eastAsia="FangSong" w:cs="Times New Roman"/>
       <w:color w:val="40a070"/>
     </w:rPr>
   </w:style>
@@ -24005,7 +23913,7 @@
     <w:name w:val="FloatTok"/>
     <w:basedOn w:val="VerbatimChar"/>
     <w:rPr>
-      <w:rFonts w:ascii="Times New Roman" w:hAnsi="Times New Roman" w:eastAsia="SimSun" w:cs="Times New Roman"/>
+      <w:rFonts w:ascii="Times New Roman" w:hAnsi="Times New Roman" w:eastAsia="FangSong" w:cs="Times New Roman"/>
       <w:color w:val="40a070"/>
     </w:rPr>
   </w:style>
@@ -24013,7 +23921,7 @@
     <w:name w:val="ConstantTok"/>
     <w:basedOn w:val="VerbatimChar"/>
     <w:rPr>
-      <w:rFonts w:ascii="Times New Roman" w:hAnsi="Times New Roman" w:eastAsia="SimSun" w:cs="Times New Roman"/>
+      <w:rFonts w:ascii="Times New Roman" w:hAnsi="Times New Roman" w:eastAsia="FangSong" w:cs="Times New Roman"/>
       <w:color w:val="880000"/>
     </w:rPr>
   </w:style>
@@ -24021,7 +23929,7 @@
     <w:name w:val="CharTok"/>
     <w:basedOn w:val="VerbatimChar"/>
     <w:rPr>
-      <w:rFonts w:ascii="Times New Roman" w:hAnsi="Times New Roman" w:eastAsia="SimSun" w:cs="Times New Roman"/>
+      <w:rFonts w:ascii="Times New Roman" w:hAnsi="Times New Roman" w:eastAsia="FangSong" w:cs="Times New Roman"/>
       <w:color w:val="4070a0"/>
     </w:rPr>
   </w:style>
@@ -24029,7 +23937,7 @@
     <w:name w:val="SpecialCharTok"/>
     <w:basedOn w:val="VerbatimChar"/>
     <w:rPr>
-      <w:rFonts w:ascii="Times New Roman" w:hAnsi="Times New Roman" w:eastAsia="SimSun" w:cs="Times New Roman"/>
+      <w:rFonts w:ascii="Times New Roman" w:hAnsi="Times New Roman" w:eastAsia="FangSong" w:cs="Times New Roman"/>
       <w:color w:val="4070a0"/>
     </w:rPr>
   </w:style>
@@ -24037,7 +23945,7 @@
     <w:name w:val="StringTok"/>
     <w:basedOn w:val="VerbatimChar"/>
     <w:rPr>
-      <w:rFonts w:ascii="Times New Roman" w:hAnsi="Times New Roman" w:eastAsia="SimSun" w:cs="Times New Roman"/>
+      <w:rFonts w:ascii="Times New Roman" w:hAnsi="Times New Roman" w:eastAsia="FangSong" w:cs="Times New Roman"/>
       <w:color w:val="4070a0"/>
     </w:rPr>
   </w:style>
@@ -24045,7 +23953,7 @@
     <w:name w:val="VerbatimStringTok"/>
     <w:basedOn w:val="VerbatimChar"/>
     <w:rPr>
-      <w:rFonts w:ascii="Times New Roman" w:hAnsi="Times New Roman" w:eastAsia="SimSun" w:cs="Times New Roman"/>
+      <w:rFonts w:ascii="Times New Roman" w:hAnsi="Times New Roman" w:eastAsia="FangSong" w:cs="Times New Roman"/>
       <w:color w:val="4070a0"/>
     </w:rPr>
   </w:style>
@@ -24053,7 +23961,7 @@
     <w:name w:val="SpecialStringTok"/>
     <w:basedOn w:val="VerbatimChar"/>
     <w:rPr>
-      <w:rFonts w:ascii="Times New Roman" w:hAnsi="Times New Roman" w:eastAsia="SimSun" w:cs="Times New Roman"/>
+      <w:rFonts w:ascii="Times New Roman" w:hAnsi="Times New Roman" w:eastAsia="FangSong" w:cs="Times New Roman"/>
       <w:color w:val="bb6688"/>
     </w:rPr>
   </w:style>
@@ -24061,7 +23969,7 @@
     <w:name w:val="ImportTok"/>
     <w:basedOn w:val="VerbatimChar"/>
     <w:rPr>
-      <w:rFonts w:ascii="Times New Roman" w:hAnsi="Times New Roman" w:eastAsia="SimSun" w:cs="Times New Roman"/>
+      <w:rFonts w:ascii="Times New Roman" w:hAnsi="Times New Roman" w:eastAsia="FangSong" w:cs="Times New Roman"/>
       <w:b/>
       <w:color w:val="008000"/>
     </w:rPr>
@@ -24070,7 +23978,7 @@
     <w:name w:val="CommentTok"/>
     <w:basedOn w:val="VerbatimChar"/>
     <w:rPr>
-      <w:rFonts w:ascii="Times New Roman" w:hAnsi="Times New Roman" w:eastAsia="SimSun" w:cs="Times New Roman"/>
+      <w:rFonts w:ascii="Times New Roman" w:hAnsi="Times New Roman" w:eastAsia="FangSong" w:cs="Times New Roman"/>
       <w:i/>
       <w:color w:val="60a0b0"/>
     </w:rPr>
@@ -24079,7 +23987,7 @@
     <w:name w:val="DocumentationTok"/>
     <w:basedOn w:val="VerbatimChar"/>
     <w:rPr>
-      <w:rFonts w:ascii="Times New Roman" w:hAnsi="Times New Roman" w:eastAsia="SimSun" w:cs="Times New Roman"/>
+      <w:rFonts w:ascii="Times New Roman" w:hAnsi="Times New Roman" w:eastAsia="FangSong" w:cs="Times New Roman"/>
       <w:i/>
       <w:color w:val="ba2121"/>
     </w:rPr>
@@ -24088,7 +23996,7 @@
     <w:name w:val="AnnotationTok"/>
     <w:basedOn w:val="VerbatimChar"/>
     <w:rPr>
-      <w:rFonts w:ascii="Times New Roman" w:hAnsi="Times New Roman" w:eastAsia="SimSun" w:cs="Times New Roman"/>
+      <w:rFonts w:ascii="Times New Roman" w:hAnsi="Times New Roman" w:eastAsia="FangSong" w:cs="Times New Roman"/>
       <w:b/>
       <w:i/>
       <w:color w:val="60a0b0"/>
@@ -24098,7 +24006,7 @@
     <w:name w:val="CommentVarTok"/>
     <w:basedOn w:val="VerbatimChar"/>
     <w:rPr>
-      <w:rFonts w:ascii="Times New Roman" w:hAnsi="Times New Roman" w:eastAsia="SimSun" w:cs="Times New Roman"/>
+      <w:rFonts w:ascii="Times New Roman" w:hAnsi="Times New Roman" w:eastAsia="FangSong" w:cs="Times New Roman"/>
       <w:b/>
       <w:i/>
       <w:color w:val="60a0b0"/>
@@ -24108,7 +24016,7 @@
     <w:name w:val="OtherTok"/>
     <w:basedOn w:val="VerbatimChar"/>
     <w:rPr>
-      <w:rFonts w:ascii="Times New Roman" w:hAnsi="Times New Roman" w:eastAsia="SimSun" w:cs="Times New Roman"/>
+      <w:rFonts w:ascii="Times New Roman" w:hAnsi="Times New Roman" w:eastAsia="FangSong" w:cs="Times New Roman"/>
       <w:color w:val="007020"/>
     </w:rPr>
   </w:style>
@@ -24116,7 +24024,7 @@
     <w:name w:val="FunctionTok"/>
     <w:basedOn w:val="VerbatimChar"/>
     <w:rPr>
-      <w:rFonts w:ascii="Times New Roman" w:hAnsi="Times New Roman" w:eastAsia="SimSun" w:cs="Times New Roman"/>
+      <w:rFonts w:ascii="Times New Roman" w:hAnsi="Times New Roman" w:eastAsia="FangSong" w:cs="Times New Roman"/>
       <w:color w:val="06287e"/>
     </w:rPr>
   </w:style>
@@ -24124,7 +24032,7 @@
     <w:name w:val="VariableTok"/>
     <w:basedOn w:val="VerbatimChar"/>
     <w:rPr>
-      <w:rFonts w:ascii="Times New Roman" w:hAnsi="Times New Roman" w:eastAsia="SimSun" w:cs="Times New Roman"/>
+      <w:rFonts w:ascii="Times New Roman" w:hAnsi="Times New Roman" w:eastAsia="FangSong" w:cs="Times New Roman"/>
       <w:color w:val="19177c"/>
     </w:rPr>
   </w:style>
@@ -24132,7 +24040,7 @@
     <w:name w:val="ControlFlowTok"/>
     <w:basedOn w:val="VerbatimChar"/>
     <w:rPr>
-      <w:rFonts w:ascii="Times New Roman" w:hAnsi="Times New Roman" w:eastAsia="SimSun" w:cs="Times New Roman"/>
+      <w:rFonts w:ascii="Times New Roman" w:hAnsi="Times New Roman" w:eastAsia="FangSong" w:cs="Times New Roman"/>
       <w:b/>
       <w:color w:val="007020"/>
     </w:rPr>
@@ -24141,7 +24049,7 @@
     <w:name w:val="OperatorTok"/>
     <w:basedOn w:val="VerbatimChar"/>
     <w:rPr>
-      <w:rFonts w:ascii="Times New Roman" w:hAnsi="Times New Roman" w:eastAsia="SimSun" w:cs="Times New Roman"/>
+      <w:rFonts w:ascii="Times New Roman" w:hAnsi="Times New Roman" w:eastAsia="FangSong" w:cs="Times New Roman"/>
       <w:color w:val="666666"/>
     </w:rPr>
   </w:style>
@@ -24149,7 +24057,7 @@
     <w:name w:val="BuiltInTok"/>
     <w:basedOn w:val="VerbatimChar"/>
     <w:rPr>
-      <w:rFonts w:ascii="Times New Roman" w:hAnsi="Times New Roman" w:eastAsia="SimSun" w:cs="Times New Roman"/>
+      <w:rFonts w:ascii="Times New Roman" w:hAnsi="Times New Roman" w:eastAsia="FangSong" w:cs="Times New Roman"/>
       <w:color w:val="008000"/>
     </w:rPr>
   </w:style>
@@ -24157,14 +24065,14 @@
     <w:name w:val="ExtensionTok"/>
     <w:basedOn w:val="VerbatimChar"/>
     <w:rPr>
-      <w:rFonts w:ascii="Times New Roman" w:hAnsi="Times New Roman" w:eastAsia="SimSun" w:cs="Times New Roman"/>
+      <w:rFonts w:ascii="Times New Roman" w:hAnsi="Times New Roman" w:eastAsia="FangSong" w:cs="Times New Roman"/>
     </w:rPr>
   </w:style>
   <w:style w:type="character" w:customStyle="1" w:styleId="PreprocessorTok">
     <w:name w:val="PreprocessorTok"/>
     <w:basedOn w:val="VerbatimChar"/>
     <w:rPr>
-      <w:rFonts w:ascii="Times New Roman" w:hAnsi="Times New Roman" w:eastAsia="SimSun" w:cs="Times New Roman"/>
+      <w:rFonts w:ascii="Times New Roman" w:hAnsi="Times New Roman" w:eastAsia="FangSong" w:cs="Times New Roman"/>
       <w:color w:val="bc7a00"/>
     </w:rPr>
   </w:style>
@@ -24172,7 +24080,7 @@
     <w:name w:val="AttributeTok"/>
     <w:basedOn w:val="VerbatimChar"/>
     <w:rPr>
-      <w:rFonts w:ascii="Times New Roman" w:hAnsi="Times New Roman" w:eastAsia="SimSun" w:cs="Times New Roman"/>
+      <w:rFonts w:ascii="Times New Roman" w:hAnsi="Times New Roman" w:eastAsia="FangSong" w:cs="Times New Roman"/>
       <w:color w:val="7d9029"/>
     </w:rPr>
   </w:style>
@@ -24180,14 +24088,14 @@
     <w:name w:val="RegionMarkerTok"/>
     <w:basedOn w:val="VerbatimChar"/>
     <w:rPr>
-      <w:rFonts w:ascii="Times New Roman" w:hAnsi="Times New Roman" w:eastAsia="SimSun" w:cs="Times New Roman"/>
+      <w:rFonts w:ascii="Times New Roman" w:hAnsi="Times New Roman" w:eastAsia="FangSong" w:cs="Times New Roman"/>
     </w:rPr>
   </w:style>
   <w:style w:type="character" w:customStyle="1" w:styleId="InformationTok">
     <w:name w:val="InformationTok"/>
     <w:basedOn w:val="VerbatimChar"/>
     <w:rPr>
-      <w:rFonts w:ascii="Times New Roman" w:hAnsi="Times New Roman" w:eastAsia="SimSun" w:cs="Times New Roman"/>
+      <w:rFonts w:ascii="Times New Roman" w:hAnsi="Times New Roman" w:eastAsia="FangSong" w:cs="Times New Roman"/>
       <w:b/>
       <w:i/>
       <w:color w:val="60a0b0"/>
@@ -24197,7 +24105,7 @@
     <w:name w:val="WarningTok"/>
     <w:basedOn w:val="VerbatimChar"/>
     <w:rPr>
-      <w:rFonts w:ascii="Times New Roman" w:hAnsi="Times New Roman" w:eastAsia="SimSun" w:cs="Times New Roman"/>
+      <w:rFonts w:ascii="Times New Roman" w:hAnsi="Times New Roman" w:eastAsia="FangSong" w:cs="Times New Roman"/>
       <w:b/>
       <w:i/>
       <w:color w:val="60a0b0"/>
@@ -24207,7 +24115,7 @@
     <w:name w:val="AlertTok"/>
     <w:basedOn w:val="VerbatimChar"/>
     <w:rPr>
-      <w:rFonts w:ascii="Times New Roman" w:hAnsi="Times New Roman" w:eastAsia="SimSun" w:cs="Times New Roman"/>
+      <w:rFonts w:ascii="Times New Roman" w:hAnsi="Times New Roman" w:eastAsia="FangSong" w:cs="Times New Roman"/>
       <w:b/>
       <w:color w:val="ff0000"/>
     </w:rPr>
@@ -24216,7 +24124,7 @@
     <w:name w:val="ErrorTok"/>
     <w:basedOn w:val="VerbatimChar"/>
     <w:rPr>
-      <w:rFonts w:ascii="Times New Roman" w:hAnsi="Times New Roman" w:eastAsia="SimSun" w:cs="Times New Roman"/>
+      <w:rFonts w:ascii="Times New Roman" w:hAnsi="Times New Roman" w:eastAsia="FangSong" w:cs="Times New Roman"/>
       <w:b/>
       <w:color w:val="ff0000"/>
     </w:rPr>
@@ -24225,7 +24133,7 @@
     <w:name w:val="NormalTok"/>
     <w:basedOn w:val="VerbatimChar"/>
     <w:rPr>
-      <w:rFonts w:ascii="Times New Roman" w:hAnsi="Times New Roman" w:eastAsia="SimSun" w:cs="Times New Roman"/>
+      <w:rFonts w:ascii="Times New Roman" w:hAnsi="Times New Roman" w:eastAsia="FangSong" w:cs="Times New Roman"/>
     </w:rPr>
   </w:style>
 </ns0:styles>
